--- a/PM3000/agodic2025/exams/PM3000_Final Exam_V0.docx
+++ b/PM3000/agodic2025/exams/PM3000_Final Exam_V0.docx
@@ -19,6 +19,12 @@
           <w:szCs w:val="20"/>
         </w:rPr>
       </w:pPr>
+      <w:r>
+        <w:rPr>
+          <w:lang w:val="es-ES"/>
+        </w:rPr>
+        <w:t xml:space="preserve">j</w:t>
+      </w:r>
       <w:r>
         <mc:AlternateContent>
           <mc:Choice Requires="wpg">
@@ -328,7 +334,7 @@
     </w:p>
     <w:p>
       <w:pPr>
-        <w:pStyle w:val="973"/>
+        <w:pStyle w:val="1064"/>
         <w:pBdr/>
         <w:spacing w:after="0" w:afterAutospacing="0" w:before="0" w:beforeAutospacing="0"/>
         <w:ind/>
@@ -435,7 +441,7 @@
     </w:p>
     <w:p>
       <w:pPr>
-        <w:pStyle w:val="973"/>
+        <w:pStyle w:val="1064"/>
         <w:pBdr/>
         <w:spacing w:after="0" w:afterAutospacing="0" w:before="0" w:beforeAutospacing="0"/>
         <w:ind w:firstLine="0" w:left="720"/>
@@ -468,7 +474,6 @@
           <w:b/>
           <w:bCs/>
           <w:i/>
-          <w:iCs/>
           <w:color w:val="000000"/>
           <w:sz w:val="22"/>
           <w:szCs w:val="22"/>
@@ -489,7 +494,7 @@
     </w:p>
     <w:p>
       <w:pPr>
-        <w:pStyle w:val="973"/>
+        <w:pStyle w:val="1064"/>
         <w:pBdr/>
         <w:spacing w:after="0" w:afterAutospacing="0" w:before="0" w:beforeAutospacing="0"/>
         <w:ind w:firstLine="0" w:left="0"/>
@@ -529,7 +534,7 @@
     </w:p>
     <w:p>
       <w:pPr>
-        <w:pStyle w:val="917"/>
+        <w:pStyle w:val="1008"/>
         <w:pBdr/>
         <w:spacing/>
         <w:ind/>
@@ -548,25 +553,25 @@
       <w:r>
         <w:rPr>
           <w:rFonts w:ascii="Liberation Serif" w:hAnsi="Liberation Serif" w:eastAsia="Liberation Serif" w:cs="Liberation Serif"/>
-          <w:lang w:val="es-ES" w:bidi="es-ES"/>
+          <w:lang w:val="es-ES"/>
         </w:rPr>
       </w:r>
       <w:r>
         <w:rPr>
-          <w:rFonts w:ascii="Liberation Serif" w:hAnsi="Liberation Serif" w:eastAsia="Liberation Serif" w:cs="Liberation Serif"/>
-          <w:lang w:val="es-ES"/>
+          <w:rFonts w:ascii="Liberation Serif" w:hAnsi="Liberation Serif" w:cs="Liberation Serif"/>
+          <w14:ligatures w14:val="none"/>
         </w:rPr>
       </w:r>
     </w:p>
     <w:p>
       <w:pPr>
-        <w:pStyle w:val="970"/>
+        <w:pStyle w:val="1061"/>
         <w:numPr>
           <w:ilvl w:val="0"/>
           <w:numId w:val="52"/>
         </w:numPr>
         <w:pBdr/>
-        <w:shd w:val="nil"/>
+        <w:shd w:val="nil" w:color="auto"/>
         <w:spacing/>
         <w:ind/>
         <w:rPr>
@@ -590,10 +595,18 @@
           <w:lang w:val="es-ES"/>
         </w:rPr>
       </w:r>
+      <w:r>
+        <w:rPr>
+          <w:rFonts w:ascii="Liberation Serif" w:hAnsi="Liberation Serif" w:eastAsia="Liberation Serif" w:cs="Liberation Serif"/>
+          <w:highlight w:val="none"/>
+          <w:lang w:val="es-ES"/>
+          <w14:ligatures w14:val="none"/>
+        </w:rPr>
+      </w:r>
     </w:p>
     <w:tbl>
       <w:tblPr>
-        <w:tblStyle w:val="972"/>
+        <w:tblStyle w:val="1063"/>
         <w:tblW w:w="0" w:type="auto"/>
         <w:tblBorders/>
         <w:tblLook w:val="04A0" w:firstRow="1" w:lastRow="0" w:firstColumn="1" w:lastColumn="0" w:noHBand="0" w:noVBand="1"/>
@@ -641,39 +654,11 @@
                 <w:lang w:val="es-ES"/>
               </w:rPr>
             </w:r>
-          </w:p>
-        </w:tc>
-        <w:tc>
-          <w:tcPr>
-            <w:tcBorders/>
-            <w:tcW w:w="2340" w:type="dxa"/>
-            <w:textDirection w:val="lrTb"/>
-            <w:noWrap w:val="false"/>
-          </w:tcPr>
-          <w:p>
-            <w:pPr>
-              <w:pBdr/>
-              <w:shd w:val="nil" w:color="000000"/>
-              <w:spacing/>
-              <w:ind/>
-              <w:rPr>
-                <w:rFonts w:ascii="Liberation Serif" w:hAnsi="Liberation Serif" w:eastAsia="Liberation Serif" w:cs="Liberation Serif"/>
-                <w:highlight w:val="none"/>
-                <w:lang w:val="es-ES" w:bidi="es-ES"/>
-              </w:rPr>
-            </w:pPr>
             <w:r>
               <w:rPr>
                 <w:rFonts w:ascii="Liberation Serif" w:hAnsi="Liberation Serif" w:eastAsia="Liberation Serif" w:cs="Liberation Serif"/>
                 <w:highlight w:val="none"/>
                 <w:lang w:val="es-ES" w:bidi="es-ES"/>
-              </w:rPr>
-            </w:r>
-            <w:r>
-              <w:rPr>
-                <w:rFonts w:ascii="Liberation Serif" w:hAnsi="Liberation Serif" w:eastAsia="Liberation Serif" w:cs="Liberation Serif"/>
-                <w:highlight w:val="none"/>
-                <w:lang w:val="es-ES"/>
               </w:rPr>
             </w:r>
           </w:p>
@@ -711,6 +696,13 @@
                 <w:lang w:val="es-ES"/>
               </w:rPr>
             </w:r>
+            <w:r>
+              <w:rPr>
+                <w:rFonts w:ascii="Liberation Serif" w:hAnsi="Liberation Serif" w:eastAsia="Liberation Serif" w:cs="Liberation Serif"/>
+                <w:highlight w:val="none"/>
+                <w:lang w:val="es-ES" w:bidi="es-ES"/>
+              </w:rPr>
+            </w:r>
           </w:p>
         </w:tc>
         <w:tc>
@@ -746,6 +738,55 @@
                 <w:lang w:val="es-ES"/>
               </w:rPr>
             </w:r>
+            <w:r>
+              <w:rPr>
+                <w:rFonts w:ascii="Liberation Serif" w:hAnsi="Liberation Serif" w:eastAsia="Liberation Serif" w:cs="Liberation Serif"/>
+                <w:highlight w:val="none"/>
+                <w:lang w:val="es-ES" w:bidi="es-ES"/>
+              </w:rPr>
+            </w:r>
+          </w:p>
+        </w:tc>
+        <w:tc>
+          <w:tcPr>
+            <w:tcBorders/>
+            <w:tcW w:w="2340" w:type="dxa"/>
+            <w:textDirection w:val="lrTb"/>
+            <w:noWrap w:val="false"/>
+          </w:tcPr>
+          <w:p>
+            <w:pPr>
+              <w:pBdr/>
+              <w:shd w:val="nil" w:color="000000"/>
+              <w:spacing/>
+              <w:ind/>
+              <w:rPr>
+                <w:rFonts w:ascii="Liberation Serif" w:hAnsi="Liberation Serif" w:eastAsia="Liberation Serif" w:cs="Liberation Serif"/>
+                <w:highlight w:val="none"/>
+                <w:lang w:val="es-ES" w:bidi="es-ES"/>
+              </w:rPr>
+            </w:pPr>
+            <w:r>
+              <w:rPr>
+                <w:rFonts w:ascii="Liberation Serif" w:hAnsi="Liberation Serif" w:eastAsia="Liberation Serif" w:cs="Liberation Serif"/>
+                <w:highlight w:val="none"/>
+                <w:lang w:val="es-ES" w:bidi="es-ES"/>
+              </w:rPr>
+            </w:r>
+            <w:r>
+              <w:rPr>
+                <w:rFonts w:ascii="Liberation Serif" w:hAnsi="Liberation Serif" w:eastAsia="Liberation Serif" w:cs="Liberation Serif"/>
+                <w:highlight w:val="none"/>
+                <w:lang w:val="es-ES"/>
+              </w:rPr>
+            </w:r>
+            <w:r>
+              <w:rPr>
+                <w:rFonts w:ascii="Liberation Serif" w:hAnsi="Liberation Serif" w:eastAsia="Liberation Serif" w:cs="Liberation Serif"/>
+                <w:highlight w:val="none"/>
+                <w:lang w:val="es-ES" w:bidi="es-ES"/>
+              </w:rPr>
+            </w:r>
           </w:p>
         </w:tc>
       </w:tr>
@@ -775,16 +816,22 @@
           <w:lang w:val="es-ES"/>
         </w:rPr>
       </w:r>
+      <w:r>
+        <w:rPr>
+          <w:rFonts w:ascii="Liberation Serif" w:hAnsi="Liberation Serif" w:cs="Liberation Serif"/>
+          <w14:ligatures w14:val="none"/>
+        </w:rPr>
+      </w:r>
     </w:p>
     <w:p>
       <w:pPr>
-        <w:pStyle w:val="970"/>
+        <w:pStyle w:val="1061"/>
         <w:numPr>
           <w:ilvl w:val="0"/>
           <w:numId w:val="52"/>
         </w:numPr>
         <w:pBdr/>
-        <w:shd w:val="nil"/>
+        <w:shd w:val="nil" w:color="auto"/>
         <w:spacing/>
         <w:ind/>
         <w:rPr>
@@ -806,10 +853,18 @@
           <w:rFonts w:ascii="Liberation Serif" w:hAnsi="Liberation Serif" w:cs="Liberation Serif"/>
         </w:rPr>
       </w:r>
+      <w:r>
+        <w:rPr>
+          <w:rFonts w:ascii="Liberation Serif" w:hAnsi="Liberation Serif" w:eastAsia="Liberation Serif" w:cs="Liberation Serif"/>
+          <w:highlight w:val="none"/>
+          <w:lang w:val="es-ES"/>
+          <w14:ligatures w14:val="none"/>
+        </w:rPr>
+      </w:r>
     </w:p>
     <w:tbl>
       <w:tblPr>
-        <w:tblStyle w:val="972"/>
+        <w:tblStyle w:val="1063"/>
         <w:tblW w:w="0" w:type="auto"/>
         <w:tblBorders/>
         <w:tblLook w:val="04A0" w:firstRow="1" w:lastRow="0" w:firstColumn="1" w:lastColumn="0" w:noHBand="0" w:noVBand="1"/>
@@ -1021,21 +1076,20 @@
       </w:r>
       <w:r>
         <w:rPr>
-          <w:rFonts w:ascii="Liberation Serif" w:hAnsi="Liberation Serif" w:eastAsia="Liberation Serif" w:cs="Liberation Serif"/>
-          <w:highlight w:val="none"/>
-          <w:lang w:val="es-ES"/>
+          <w:rFonts w:ascii="Liberation Serif" w:hAnsi="Liberation Serif" w:cs="Liberation Serif"/>
+          <w14:ligatures w14:val="none"/>
         </w:rPr>
       </w:r>
     </w:p>
     <w:p>
       <w:pPr>
-        <w:pStyle w:val="970"/>
+        <w:pStyle w:val="1061"/>
         <w:numPr>
           <w:ilvl w:val="0"/>
           <w:numId w:val="52"/>
         </w:numPr>
         <w:pBdr/>
-        <w:shd w:val="nil"/>
+        <w:shd w:val="nil" w:color="auto"/>
         <w:spacing/>
         <w:ind/>
         <w:rPr>
@@ -1057,10 +1111,17 @@
           <w:lang w:val="es-ES"/>
         </w:rPr>
       </w:r>
+      <w:r>
+        <w:rPr>
+          <w:rFonts w:ascii="Liberation Serif" w:hAnsi="Liberation Serif" w:eastAsia="Liberation Serif" w:cs="Liberation Serif"/>
+          <w:lang w:val="es-ES"/>
+          <w14:ligatures w14:val="none"/>
+        </w:rPr>
+      </w:r>
     </w:p>
     <w:tbl>
       <w:tblPr>
-        <w:tblStyle w:val="972"/>
+        <w:tblStyle w:val="1063"/>
         <w:tblW w:w="0" w:type="auto"/>
         <w:tblBorders/>
         <w:tblLook w:val="04A0" w:firstRow="1" w:lastRow="0" w:firstColumn="1" w:lastColumn="0" w:noHBand="0" w:noVBand="1"/>
@@ -1274,20 +1335,20 @@
       <w:r>
         <w:rPr>
           <w:rFonts w:ascii="Liberation Serif" w:hAnsi="Liberation Serif" w:eastAsia="Liberation Serif" w:cs="Liberation Serif"/>
-          <w:highlight w:val="none"/>
           <w:lang w:val="es-ES"/>
+          <w14:ligatures w14:val="none"/>
         </w:rPr>
       </w:r>
     </w:p>
     <w:p>
       <w:pPr>
-        <w:pStyle w:val="970"/>
+        <w:pStyle w:val="1061"/>
         <w:numPr>
           <w:ilvl w:val="0"/>
           <w:numId w:val="52"/>
         </w:numPr>
         <w:pBdr/>
-        <w:shd w:val="nil"/>
+        <w:shd w:val="nil" w:color="auto"/>
         <w:spacing/>
         <w:ind/>
         <w:rPr>
@@ -1360,7 +1421,7 @@
             <m:degHide m:val="on"/>
             <m:ctrlPr>
               <w:rPr>
-                <w:rFonts w:hint="default" w:ascii="Cambria Math" w:hAnsi="Cambria Math" w:eastAsia="Cambria Math" w:cs="Cambria Math"/>
+                <w:rFonts w:ascii="Cambria Math" w:hAnsi="Cambria Math" w:eastAsia="Cambria Math" w:cs="Cambria Math"/>
                 <w:i/>
                 <w:lang w:val="es-ES" w:bidi="es-ES"/>
               </w:rPr>
@@ -1417,29 +1478,16 @@
       </w:r>
       <w:r>
         <w:rPr>
-          <w:rFonts w:ascii="Liberation Serif" w:hAnsi="Liberation Serif" w:cs="Liberation Serif"/>
-        </w:rPr>
-      </w:r>
-      <w:r>
-        <w:rPr>
-          <w:rFonts w:ascii="Liberation Serif" w:hAnsi="Liberation Serif" w:cs="Liberation Serif"/>
-        </w:rPr>
-      </w:r>
-      <w:r>
-        <w:rPr>
-          <w:rFonts w:ascii="Liberation Serif" w:hAnsi="Liberation Serif" w:cs="Liberation Serif"/>
-        </w:rPr>
-      </w:r>
-      <w:r>
-        <w:rPr>
           <w:rFonts w:ascii="Liberation Serif" w:hAnsi="Liberation Serif" w:eastAsia="Liberation Serif" w:cs="Liberation Serif"/>
+          <w:highlight w:val="none"/>
           <w:lang w:val="es-ES"/>
+          <w14:ligatures w14:val="none"/>
         </w:rPr>
       </w:r>
     </w:p>
     <w:tbl>
       <w:tblPr>
-        <w:tblStyle w:val="972"/>
+        <w:tblStyle w:val="1063"/>
         <w:tblW w:w="0" w:type="auto"/>
         <w:tblBorders/>
         <w:tblLook w:val="04A0" w:firstRow="1" w:lastRow="0" w:firstColumn="1" w:lastColumn="0" w:noHBand="0" w:noVBand="1"/>
@@ -1627,7 +1675,7 @@
     <w:p>
       <w:pPr>
         <w:pBdr/>
-        <w:shd w:val="nil"/>
+        <w:shd w:val="nil" w:color="auto"/>
         <w:spacing/>
         <w:ind/>
         <w:rPr>
@@ -1647,10 +1695,16 @@
           <w:lang w:val="es-ES"/>
         </w:rPr>
       </w:r>
+      <w:r>
+        <w:rPr>
+          <w:rFonts w:ascii="Liberation Serif" w:hAnsi="Liberation Serif" w:cs="Liberation Serif"/>
+          <w14:ligatures w14:val="none"/>
+        </w:rPr>
+      </w:r>
     </w:p>
     <w:p>
       <w:pPr>
-        <w:pStyle w:val="917"/>
+        <w:pStyle w:val="1008"/>
         <w:pBdr/>
         <w:spacing/>
         <w:ind/>
@@ -1672,16 +1726,22 @@
           <w:lang w:val="es-ES"/>
         </w:rPr>
       </w:r>
+      <w:r>
+        <w:rPr>
+          <w:rFonts w:ascii="Liberation Serif" w:hAnsi="Liberation Serif" w:cs="Liberation Serif"/>
+          <w14:ligatures w14:val="none"/>
+        </w:rPr>
+      </w:r>
     </w:p>
     <w:p>
       <w:pPr>
-        <w:pStyle w:val="970"/>
+        <w:pStyle w:val="1061"/>
         <w:numPr>
           <w:ilvl w:val="0"/>
           <w:numId w:val="61"/>
         </w:numPr>
         <w:pBdr/>
-        <w:shd w:val="nil"/>
+        <w:shd w:val="nil" w:color="auto"/>
         <w:spacing/>
         <w:ind/>
         <w:rPr>
@@ -1707,19 +1767,21 @@
       </w:r>
       <w:r>
         <w:rPr>
-          <w:rFonts w:ascii="Liberation Serif" w:hAnsi="Liberation Serif" w:eastAsia="Liberation Serif" w:cs="Liberation Serif"/>
-          <w:lang w:val="es-ES" w:bidi="es-ES"/>
+          <w:rFonts w:ascii="Liberation Serif" w:hAnsi="Liberation Serif" w:cs="Liberation Serif"/>
         </w:rPr>
       </w:r>
       <w:r>
         <w:rPr>
-          <w:rFonts w:ascii="Liberation Serif" w:hAnsi="Liberation Serif" w:cs="Liberation Serif"/>
+          <w:rFonts w:ascii="Liberation Serif" w:hAnsi="Liberation Serif" w:eastAsia="Liberation Serif" w:cs="Liberation Serif"/>
+          <w:highlight w:val="none"/>
+          <w:lang w:val="es-ES" w:bidi="es-ES"/>
+          <w14:ligatures w14:val="none"/>
         </w:rPr>
       </w:r>
     </w:p>
     <w:tbl>
       <w:tblPr>
-        <w:tblStyle w:val="972"/>
+        <w:tblStyle w:val="1063"/>
         <w:tblW w:w="0" w:type="auto"/>
         <w:tblBorders/>
         <w:tblLook w:val="04A0" w:firstRow="1" w:lastRow="0" w:firstColumn="1" w:lastColumn="0" w:noHBand="0" w:noVBand="1"/>
@@ -1741,7 +1803,7 @@
           </w:tcPr>
           <w:p>
             <w:pPr>
-              <w:pStyle w:val="970"/>
+              <w:pStyle w:val="1061"/>
               <w:numPr>
                 <w:ilvl w:val="0"/>
                 <w:numId w:val="63"/>
@@ -1756,6 +1818,7 @@
                 <w14:ligatures w14:val="none"/>
               </w:rPr>
             </w:pPr>
+            <w:r/>
             <m:oMath>
               <m:func>
                 <m:funcPr>
@@ -1855,26 +1918,6 @@
                 <w14:ligatures w14:val="none"/>
               </w:rPr>
             </w:r>
-            <w:r>
-              <w:rPr>
-                <w:rFonts w:ascii="Liberation Serif" w:hAnsi="Liberation Serif" w:eastAsia="Liberation Serif" w:cs="Liberation Serif"/>
-                <w:highlight w:val="none"/>
-                <w:lang w:val="es-ES" w:bidi="es-ES"/>
-              </w:rPr>
-            </w:r>
-            <w:r>
-              <w:rPr>
-                <w:rFonts w:ascii="Liberation Serif" w:hAnsi="Liberation Serif" w:eastAsia="Liberation Serif" w:cs="Liberation Serif"/>
-                <w:highlight w:val="none"/>
-                <w:lang w:val="es-ES"/>
-              </w:rPr>
-            </w:r>
-            <w:r>
-              <w:rPr>
-                <w:rFonts w:ascii="Liberation Serif" w:hAnsi="Liberation Serif" w:cs="Liberation Serif"/>
-                <w14:ligatures w14:val="none"/>
-              </w:rPr>
-            </w:r>
           </w:p>
         </w:tc>
         <w:tc>
@@ -1886,7 +1929,7 @@
           </w:tcPr>
           <w:p>
             <w:pPr>
-              <w:pStyle w:val="970"/>
+              <w:pStyle w:val="1061"/>
               <w:numPr>
                 <w:ilvl w:val="0"/>
                 <w:numId w:val="63"/>
@@ -1998,26 +2041,6 @@
                 <w14:ligatures w14:val="none"/>
               </w:rPr>
             </w:r>
-            <w:r>
-              <w:rPr>
-                <w:rFonts w:ascii="Liberation Serif" w:hAnsi="Liberation Serif" w:eastAsia="Liberation Serif" w:cs="Liberation Serif"/>
-                <w:highlight w:val="none"/>
-                <w:lang w:val="es-ES" w:bidi="es-ES"/>
-              </w:rPr>
-            </w:r>
-            <w:r>
-              <w:rPr>
-                <w:rFonts w:ascii="Liberation Serif" w:hAnsi="Liberation Serif" w:eastAsia="Liberation Serif" w:cs="Liberation Serif"/>
-                <w:highlight w:val="none"/>
-                <w:lang w:val="es-ES"/>
-              </w:rPr>
-            </w:r>
-            <w:r>
-              <w:rPr>
-                <w:rFonts w:ascii="Liberation Serif" w:hAnsi="Liberation Serif" w:cs="Liberation Serif"/>
-                <w14:ligatures w14:val="none"/>
-              </w:rPr>
-            </w:r>
           </w:p>
         </w:tc>
       </w:tr>
@@ -2045,16 +2068,22 @@
           <w:lang w:val="es-ES"/>
         </w:rPr>
       </w:r>
+      <w:r>
+        <w:rPr>
+          <w:rFonts w:ascii="Liberation Serif" w:hAnsi="Liberation Serif" w:cs="Liberation Serif"/>
+          <w14:ligatures w14:val="none"/>
+        </w:rPr>
+      </w:r>
     </w:p>
     <w:p>
       <w:pPr>
-        <w:pStyle w:val="970"/>
+        <w:pStyle w:val="1061"/>
         <w:numPr>
           <w:ilvl w:val="0"/>
           <w:numId w:val="61"/>
         </w:numPr>
         <w:pBdr/>
-        <w:shd w:val="nil"/>
+        <w:shd w:val="nil" w:color="auto"/>
         <w:spacing/>
         <w:ind/>
         <w:rPr>
@@ -2087,7 +2116,7 @@
           <m:funcPr>
             <m:ctrlPr>
               <w:rPr>
-                <w:rFonts w:hint="default" w:ascii="Cambria Math" w:hAnsi="Cambria Math" w:eastAsia="Cambria Math" w:cs="Cambria Math"/>
+                <w:rFonts w:ascii="Cambria Math" w:hAnsi="Cambria Math" w:eastAsia="Cambria Math" w:cs="Cambria Math"/>
                 <w:lang w:val="es-ES" w:bidi="es-ES"/>
               </w:rPr>
             </m:ctrlPr>
@@ -2097,7 +2126,7 @@
               <m:sSubPr>
                 <m:ctrlPr>
                   <w:rPr>
-                    <w:rFonts w:hint="default" w:ascii="Cambria Math" w:hAnsi="Cambria Math" w:eastAsia="Cambria Math" w:cs="Cambria Math"/>
+                    <w:rFonts w:ascii="Cambria Math" w:hAnsi="Cambria Math" w:eastAsia="Cambria Math" w:cs="Cambria Math"/>
                     <w:lang w:val="es-ES" w:bidi="es-ES"/>
                   </w:rPr>
                 </m:ctrlPr>
@@ -2129,7 +2158,7 @@
               <m:sSupPr>
                 <m:ctrlPr>
                   <w:rPr>
-                    <w:rFonts w:hint="default" w:ascii="Cambria Math" w:hAnsi="Cambria Math" w:eastAsia="Cambria Math" w:cs="Cambria Math"/>
+                    <w:rFonts w:ascii="Cambria Math" w:hAnsi="Cambria Math" w:eastAsia="Cambria Math" w:cs="Cambria Math"/>
                     <w:lang w:val="es-ES" w:bidi="es-ES"/>
                   </w:rPr>
                 </m:ctrlPr>
@@ -2168,19 +2197,20 @@
       <w:r>
         <w:rPr>
           <w:rFonts w:ascii="Liberation Serif" w:hAnsi="Liberation Serif" w:eastAsia="Liberation Serif" w:cs="Liberation Serif"/>
-          <w:lang w:val="es-ES" w:bidi="es-ES"/>
+          <w:lang w:val="es-ES"/>
         </w:rPr>
       </w:r>
       <w:r>
         <w:rPr>
           <w:rFonts w:ascii="Liberation Serif" w:hAnsi="Liberation Serif" w:eastAsia="Liberation Serif" w:cs="Liberation Serif"/>
-          <w:lang w:val="es-ES"/>
+          <w:lang w:val="es-ES" w:bidi="es-ES"/>
+          <w14:ligatures w14:val="none"/>
         </w:rPr>
       </w:r>
     </w:p>
     <w:tbl>
       <w:tblPr>
-        <w:tblStyle w:val="972"/>
+        <w:tblStyle w:val="1063"/>
         <w:tblW w:w="0" w:type="auto"/>
         <w:tblBorders/>
         <w:tblLook w:val="04A0" w:firstRow="1" w:lastRow="0" w:firstColumn="1" w:lastColumn="0" w:noHBand="0" w:noVBand="1"/>
@@ -2220,6 +2250,12 @@
                 <w:rFonts w:ascii="Liberation Serif" w:hAnsi="Liberation Serif" w:cs="Liberation Serif"/>
               </w:rPr>
             </w:r>
+            <w:r>
+              <w:rPr>
+                <w:rFonts w:ascii="Liberation Serif" w:hAnsi="Liberation Serif" w:cs="Liberation Serif"/>
+                <w14:ligatures w14:val="none"/>
+              </w:rPr>
+            </w:r>
           </w:p>
         </w:tc>
       </w:tr>
@@ -2227,7 +2263,7 @@
     <w:p>
       <w:pPr>
         <w:pBdr/>
-        <w:shd w:val="nil"/>
+        <w:shd w:val="nil" w:color="auto"/>
         <w:spacing/>
         <w:ind/>
         <w:rPr>
@@ -2245,16 +2281,22 @@
           <w:rFonts w:ascii="Liberation Serif" w:hAnsi="Liberation Serif" w:cs="Liberation Serif"/>
         </w:rPr>
       </w:r>
+      <w:r>
+        <w:rPr>
+          <w:rFonts w:ascii="Liberation Serif" w:hAnsi="Liberation Serif" w:cs="Liberation Serif"/>
+          <w14:ligatures w14:val="none"/>
+        </w:rPr>
+      </w:r>
     </w:p>
     <w:p>
       <w:pPr>
-        <w:pStyle w:val="970"/>
+        <w:pStyle w:val="1061"/>
         <w:numPr>
           <w:ilvl w:val="0"/>
           <w:numId w:val="61"/>
         </w:numPr>
         <w:pBdr/>
-        <w:shd w:val="nil"/>
+        <w:shd w:val="nil" w:color="auto"/>
         <w:spacing/>
         <w:ind/>
         <w:rPr>
@@ -2291,7 +2333,7 @@
             <m:endChr m:val=")"/>
             <m:ctrlPr>
               <w:rPr>
-                <w:rFonts w:hint="default" w:ascii="Cambria Math" w:hAnsi="Cambria Math" w:eastAsia="Cambria Math" w:cs="Cambria Math"/>
+                <w:rFonts w:ascii="Cambria Math" w:hAnsi="Cambria Math" w:eastAsia="Cambria Math" w:cs="Cambria Math"/>
                 <w:szCs w:val="22"/>
                 <w:lang w:val="en-US" w:bidi="en-US"/>
               </w:rPr>
@@ -2320,7 +2362,7 @@
           <m:fPr>
             <m:ctrlPr>
               <w:rPr>
-                <w:rFonts w:hint="default" w:ascii="Cambria Math" w:hAnsi="Cambria Math" w:eastAsia="Cambria Math" w:cs="Cambria Math"/>
+                <w:rFonts w:ascii="Cambria Math" w:hAnsi="Cambria Math" w:eastAsia="Cambria Math" w:cs="Cambria Math"/>
                 <w:szCs w:val="22"/>
                 <w:lang w:val="en-US" w:bidi="en-US"/>
               </w:rPr>
@@ -2370,7 +2412,7 @@
             <m:endChr m:val=")"/>
             <m:ctrlPr>
               <w:rPr>
-                <w:rFonts w:hint="default" w:ascii="Cambria Math" w:hAnsi="Cambria Math" w:eastAsia="Cambria Math" w:cs="Cambria Math"/>
+                <w:rFonts w:ascii="Cambria Math" w:hAnsi="Cambria Math" w:eastAsia="Cambria Math" w:cs="Cambria Math"/>
                 <w:szCs w:val="22"/>
                 <w:lang w:val="es-ES" w:bidi="es-ES"/>
               </w:rPr>
@@ -2399,7 +2441,7 @@
           <m:fPr>
             <m:ctrlPr>
               <w:rPr>
-                <w:rFonts w:hint="default" w:ascii="Cambria Math" w:hAnsi="Cambria Math" w:eastAsia="Cambria Math" w:cs="Cambria Math"/>
+                <w:rFonts w:ascii="Cambria Math" w:hAnsi="Cambria Math" w:eastAsia="Cambria Math" w:cs="Cambria Math"/>
                 <w:szCs w:val="22"/>
                 <w:lang w:val="es-ES" w:bidi="es-ES"/>
               </w:rPr>
@@ -2444,12 +2486,13 @@
         <w:rPr>
           <w:rFonts w:ascii="Liberation Serif" w:hAnsi="Liberation Serif" w:eastAsia="Liberation Serif" w:cs="Liberation Serif"/>
           <w:lang w:val="es-ES" w:bidi="es-ES"/>
+          <w14:ligatures w14:val="none"/>
         </w:rPr>
       </w:r>
     </w:p>
     <w:tbl>
       <w:tblPr>
-        <w:tblStyle w:val="972"/>
+        <w:tblStyle w:val="1063"/>
         <w:tblW w:w="0" w:type="auto"/>
         <w:tblBorders/>
         <w:tblLook w:val="04A0" w:firstRow="1" w:lastRow="0" w:firstColumn="1" w:lastColumn="0" w:noHBand="0" w:noVBand="1"/>
@@ -2472,7 +2515,7 @@
           </w:tcPr>
           <w:p>
             <w:pPr>
-              <w:pStyle w:val="970"/>
+              <w:pStyle w:val="1061"/>
               <w:numPr>
                 <w:ilvl w:val="0"/>
                 <w:numId w:val="64"/>
@@ -2495,7 +2538,6 @@
                 <w:lang w:val="es-ES" w:bidi="es-ES"/>
               </w:rPr>
             </w:r>
-            <w:r/>
             <m:oMath>
               <m:r>
                 <w:rPr>
@@ -2514,19 +2556,18 @@
                 <m:t>∘f)(x)</m:t>
               </m:r>
             </m:oMath>
-            <w:r/>
             <w:r>
               <w:rPr>
                 <w:rFonts w:ascii="Liberation Serif" w:hAnsi="Liberation Serif" w:eastAsia="Liberation Serif" w:cs="Liberation Serif"/>
                 <w:highlight w:val="none"/>
-                <w:lang w:val="es-ES" w:bidi="es-ES"/>
+                <w:lang w:val="es-ES"/>
               </w:rPr>
             </w:r>
             <w:r>
               <w:rPr>
                 <w:rFonts w:ascii="Liberation Serif" w:hAnsi="Liberation Serif" w:eastAsia="Liberation Serif" w:cs="Liberation Serif"/>
                 <w:highlight w:val="none"/>
-                <w:lang w:val="es-ES"/>
+                <w:lang w:val="es-ES" w:bidi="es-ES"/>
               </w:rPr>
             </w:r>
           </w:p>
@@ -2540,7 +2581,7 @@
           </w:tcPr>
           <w:p>
             <w:pPr>
-              <w:pStyle w:val="970"/>
+              <w:pStyle w:val="1061"/>
               <w:numPr>
                 <w:ilvl w:val="0"/>
                 <w:numId w:val="64"/>
@@ -2563,7 +2604,6 @@
                 <w:lang w:val="es-ES" w:bidi="es-ES"/>
               </w:rPr>
             </w:r>
-            <w:r/>
             <m:oMath>
               <m:r>
                 <w:rPr>
@@ -2582,19 +2622,18 @@
                 <m:t>∘f)(2)</m:t>
               </m:r>
             </m:oMath>
-            <w:r/>
             <w:r>
               <w:rPr>
                 <w:rFonts w:ascii="Liberation Serif" w:hAnsi="Liberation Serif" w:eastAsia="Liberation Serif" w:cs="Liberation Serif"/>
                 <w:highlight w:val="none"/>
-                <w:lang w:val="es-ES" w:bidi="es-ES"/>
+                <w:lang w:val="es-ES"/>
               </w:rPr>
             </w:r>
             <w:r>
               <w:rPr>
                 <w:rFonts w:ascii="Liberation Serif" w:hAnsi="Liberation Serif" w:eastAsia="Liberation Serif" w:cs="Liberation Serif"/>
                 <w:highlight w:val="none"/>
-                <w:lang w:val="es-ES"/>
+                <w:lang w:val="es-ES" w:bidi="es-ES"/>
               </w:rPr>
             </w:r>
           </w:p>
@@ -2608,7 +2647,7 @@
           </w:tcPr>
           <w:p>
             <w:pPr>
-              <w:pStyle w:val="970"/>
+              <w:pStyle w:val="1061"/>
               <w:numPr>
                 <w:ilvl w:val="0"/>
                 <w:numId w:val="64"/>
@@ -2631,7 +2670,6 @@
                 <w:lang w:val="es-ES" w:bidi="es-ES"/>
               </w:rPr>
             </w:r>
-            <w:r/>
             <m:oMath>
               <m:r>
                 <w:rPr>
@@ -2650,7 +2688,13 @@
                 <m:t>∘g)(x)</m:t>
               </m:r>
             </m:oMath>
-            <w:r/>
+            <w:r>
+              <w:rPr>
+                <w:rFonts w:ascii="Liberation Serif" w:hAnsi="Liberation Serif" w:eastAsia="Liberation Serif" w:cs="Liberation Serif"/>
+                <w:highlight w:val="none"/>
+                <w:lang w:val="es-ES"/>
+              </w:rPr>
+            </w:r>
             <w:r>
               <w:rPr>
                 <w:rFonts w:ascii="Liberation Serif" w:hAnsi="Liberation Serif" w:eastAsia="Liberation Serif" w:cs="Liberation Serif"/>
@@ -2658,13 +2702,6 @@
                 <w:lang w:val="es-ES" w:bidi="es-ES"/>
               </w:rPr>
             </w:r>
-            <w:r>
-              <w:rPr>
-                <w:rFonts w:ascii="Liberation Serif" w:hAnsi="Liberation Serif" w:eastAsia="Liberation Serif" w:cs="Liberation Serif"/>
-                <w:highlight w:val="none"/>
-                <w:lang w:val="es-ES"/>
-              </w:rPr>
-            </w:r>
           </w:p>
         </w:tc>
       </w:tr>
@@ -2672,7 +2709,7 @@
     <w:p>
       <w:pPr>
         <w:pBdr/>
-        <w:shd w:val="nil"/>
+        <w:shd w:val="nil" w:color="auto"/>
         <w:spacing/>
         <w:ind/>
         <w:rPr>
@@ -2692,16 +2729,22 @@
           <w:lang w:val="es-ES"/>
         </w:rPr>
       </w:r>
+      <w:r>
+        <w:rPr>
+          <w:rFonts w:ascii="Liberation Serif" w:hAnsi="Liberation Serif" w:cs="Liberation Serif"/>
+          <w14:ligatures w14:val="none"/>
+        </w:rPr>
+      </w:r>
     </w:p>
     <w:p>
       <w:pPr>
-        <w:pStyle w:val="970"/>
+        <w:pStyle w:val="1061"/>
         <w:numPr>
           <w:ilvl w:val="0"/>
           <w:numId w:val="61"/>
         </w:numPr>
         <w:pBdr/>
-        <w:shd w:val="nil"/>
+        <w:shd w:val="nil" w:color="auto"/>
         <w:spacing/>
         <w:ind/>
         <w:rPr>
@@ -2753,7 +2796,7 @@
             <m:endChr m:val=")"/>
             <m:ctrlPr>
               <w:rPr>
-                <w:rFonts w:hint="default" w:ascii="Cambria Math" w:hAnsi="Cambria Math" w:eastAsia="Cambria Math" w:cs="Cambria Math"/>
+                <w:rFonts w:ascii="Cambria Math" w:hAnsi="Cambria Math" w:eastAsia="Cambria Math" w:cs="Cambria Math"/>
                 <w:szCs w:val="22"/>
                 <w:lang w:val="en-US" w:bidi="en-US"/>
               </w:rPr>
@@ -2782,7 +2825,7 @@
           <m:sSupPr>
             <m:ctrlPr>
               <w:rPr>
-                <w:rFonts w:hint="default" w:ascii="Cambria Math" w:hAnsi="Cambria Math" w:eastAsia="Cambria Math" w:cs="Cambria Math"/>
+                <w:rFonts w:ascii="Cambria Math" w:hAnsi="Cambria Math" w:eastAsia="Cambria Math" w:cs="Cambria Math"/>
                 <w:szCs w:val="22"/>
                 <w:lang w:val="en-US" w:bidi="en-US"/>
               </w:rPr>
@@ -2840,7 +2883,7 @@
             <m:endChr m:val=")"/>
             <m:ctrlPr>
               <w:rPr>
-                <w:rFonts w:hint="default" w:ascii="Cambria Math" w:hAnsi="Cambria Math" w:eastAsia="Cambria Math" w:cs="Cambria Math"/>
+                <w:rFonts w:ascii="Cambria Math" w:hAnsi="Cambria Math" w:eastAsia="Cambria Math" w:cs="Cambria Math"/>
                 <w:szCs w:val="22"/>
                 <w:lang w:val="es-ES" w:bidi="es-ES"/>
               </w:rPr>
@@ -2876,19 +2919,20 @@
       <w:r>
         <w:rPr>
           <w:rFonts w:ascii="Liberation Serif" w:hAnsi="Liberation Serif" w:eastAsia="Liberation Serif" w:cs="Liberation Serif"/>
-          <w:lang w:val="es-ES" w:bidi="es-ES"/>
+          <w:lang w:val="es-ES"/>
         </w:rPr>
       </w:r>
       <w:r>
         <w:rPr>
           <w:rFonts w:ascii="Liberation Serif" w:hAnsi="Liberation Serif" w:eastAsia="Liberation Serif" w:cs="Liberation Serif"/>
           <w:lang w:val="es-ES"/>
+          <w14:ligatures w14:val="none"/>
         </w:rPr>
       </w:r>
     </w:p>
     <w:tbl>
       <w:tblPr>
-        <w:tblStyle w:val="972"/>
+        <w:tblStyle w:val="1063"/>
         <w:tblW w:w="0" w:type="auto"/>
         <w:tblBorders/>
         <w:tblLook w:val="04A0" w:firstRow="1" w:lastRow="0" w:firstColumn="1" w:lastColumn="0" w:noHBand="0" w:noVBand="1"/>
@@ -2911,7 +2955,7 @@
           </w:tcPr>
           <w:p>
             <w:pPr>
-              <w:pStyle w:val="970"/>
+              <w:pStyle w:val="1061"/>
               <w:numPr>
                 <w:ilvl w:val="0"/>
                 <w:numId w:val="75"/>
@@ -2933,7 +2977,6 @@
                 <w:lang w:val="es-ES" w:bidi="es-ES"/>
               </w:rPr>
             </w:r>
-            <w:r/>
             <m:oMath>
               <m:r>
                 <w:rPr>
@@ -2944,19 +2987,18 @@
                 <m:t>(f+g)(x)</m:t>
               </m:r>
             </m:oMath>
-            <w:r/>
             <w:r>
               <w:rPr>
                 <w:rFonts w:ascii="Liberation Serif" w:hAnsi="Liberation Serif" w:eastAsia="Liberation Serif" w:cs="Liberation Serif"/>
                 <w:highlight w:val="none"/>
-                <w:lang w:val="es-ES" w:bidi="es-ES"/>
+                <w:lang w:val="es-ES"/>
               </w:rPr>
             </w:r>
             <w:r>
               <w:rPr>
                 <w:rFonts w:ascii="Liberation Serif" w:hAnsi="Liberation Serif" w:eastAsia="Liberation Serif" w:cs="Liberation Serif"/>
                 <w:highlight w:val="none"/>
-                <w:lang w:val="es-ES"/>
+                <w:lang w:val="es-ES" w:bidi="es-ES"/>
               </w:rPr>
             </w:r>
           </w:p>
@@ -2970,13 +3012,13 @@
           </w:tcPr>
           <w:p>
             <w:pPr>
-              <w:pStyle w:val="970"/>
+              <w:pStyle w:val="1061"/>
               <w:numPr>
                 <w:ilvl w:val="0"/>
                 <w:numId w:val="75"/>
               </w:numPr>
               <w:pBdr/>
-              <w:shd w:val="nil"/>
+              <w:shd w:val="nil" w:color="auto"/>
               <w:spacing/>
               <w:ind/>
               <w:rPr>
@@ -2992,7 +3034,6 @@
                 <w:lang w:val="es-ES" w:bidi="es-ES"/>
               </w:rPr>
             </w:r>
-            <w:r/>
             <m:oMath>
               <m:r>
                 <w:rPr>
@@ -3006,13 +3047,14 @@
             <w:r>
               <w:rPr>
                 <w:rFonts w:hint="default" w:ascii="Cambria Math" w:hAnsi="Cambria Math" w:eastAsia="Cambria Math" w:cs="Cambria Math"/>
-                <w:lang w:val="es-ES" w:bidi="es-ES"/>
+                <w:lang w:val="es-ES"/>
               </w:rPr>
             </w:r>
             <w:r>
               <w:rPr>
                 <w:rFonts w:hint="default" w:ascii="Cambria Math" w:hAnsi="Cambria Math" w:eastAsia="Cambria Math" w:cs="Cambria Math"/>
-                <w:lang w:val="es-ES"/>
+                <w:lang w:val="es-ES" w:bidi="es-ES"/>
+                <w14:ligatures w14:val="none"/>
               </w:rPr>
             </w:r>
           </w:p>
@@ -3026,13 +3068,13 @@
           </w:tcPr>
           <w:p>
             <w:pPr>
-              <w:pStyle w:val="970"/>
+              <w:pStyle w:val="1061"/>
               <w:numPr>
                 <w:ilvl w:val="0"/>
                 <w:numId w:val="75"/>
               </w:numPr>
               <w:pBdr/>
-              <w:shd w:val="nil"/>
+              <w:shd w:val="nil" w:color="auto"/>
               <w:spacing/>
               <w:ind/>
               <w:rPr>
@@ -3048,13 +3090,12 @@
                 <w:lang w:val="es-ES" w:bidi="es-ES"/>
               </w:rPr>
             </w:r>
-            <w:r/>
             <m:oMath>
               <m:d>
                 <m:dPr>
                   <m:ctrlPr>
                     <w:rPr>
-                      <w:rFonts w:hint="default" w:ascii="Cambria Math" w:hAnsi="Cambria Math" w:eastAsia="Cambria Math" w:cs="Cambria Math"/>
+                      <w:rFonts w:ascii="Cambria Math" w:hAnsi="Cambria Math" w:eastAsia="Cambria Math" w:cs="Cambria Math"/>
                       <w:szCs w:val="22"/>
                       <w:lang w:val="en-US" w:bidi="en-US"/>
                     </w:rPr>
@@ -3065,7 +3106,7 @@
                     <m:fPr>
                       <m:ctrlPr>
                         <w:rPr>
-                          <w:rFonts w:hint="default" w:ascii="Cambria Math" w:hAnsi="Cambria Math" w:eastAsia="Cambria Math" w:cs="Cambria Math"/>
+                          <w:rFonts w:ascii="Cambria Math" w:hAnsi="Cambria Math" w:eastAsia="Cambria Math" w:cs="Cambria Math"/>
                           <w:szCs w:val="22"/>
                           <w:lang w:val="en-US" w:bidi="en-US"/>
                         </w:rPr>
@@ -3106,13 +3147,14 @@
             <w:r>
               <w:rPr>
                 <w:rFonts w:hint="default" w:ascii="Cambria Math" w:hAnsi="Cambria Math" w:eastAsia="Cambria Math" w:cs="Cambria Math"/>
-                <w:lang w:val="es-ES" w:bidi="es-ES"/>
+                <w:lang w:val="es-ES"/>
               </w:rPr>
             </w:r>
             <w:r>
               <w:rPr>
                 <w:rFonts w:hint="default" w:ascii="Cambria Math" w:hAnsi="Cambria Math" w:eastAsia="Cambria Math" w:cs="Cambria Math"/>
-                <w:lang w:val="es-ES"/>
+                <w:lang w:val="es-ES" w:bidi="es-ES"/>
+                <w14:ligatures w14:val="none"/>
               </w:rPr>
             </w:r>
           </w:p>
@@ -3122,7 +3164,7 @@
     <w:p>
       <w:pPr>
         <w:pBdr/>
-        <w:shd w:val="nil"/>
+        <w:shd w:val="nil" w:color="auto"/>
         <w:spacing/>
         <w:ind/>
         <w:rPr>
@@ -3144,6 +3186,7 @@
       <w:r>
         <w:rPr>
           <w:rFonts w:ascii="Liberation Serif" w:hAnsi="Liberation Serif" w:cs="Liberation Serif"/>
+          <w14:ligatures w14:val="none"/>
         </w:rPr>
       </w:r>
     </w:p>
@@ -3168,16 +3211,22 @@
           <w:rFonts w:ascii="Liberation Serif" w:hAnsi="Liberation Serif" w:cs="Liberation Serif"/>
         </w:rPr>
       </w:r>
+      <w:r>
+        <w:rPr>
+          <w:rFonts w:ascii="Liberation Serif" w:hAnsi="Liberation Serif" w:cs="Liberation Serif"/>
+          <w14:ligatures w14:val="none"/>
+        </w:rPr>
+      </w:r>
     </w:p>
     <w:p>
       <w:pPr>
-        <w:pStyle w:val="970"/>
+        <w:pStyle w:val="1061"/>
         <w:numPr>
           <w:ilvl w:val="0"/>
           <w:numId w:val="61"/>
         </w:numPr>
         <w:pBdr/>
-        <w:shd w:val="nil"/>
+        <w:shd w:val="nil" w:color="auto"/>
         <w:spacing/>
         <w:ind/>
         <w:rPr>
@@ -3206,7 +3255,7 @@
           <m:funcPr>
             <m:ctrlPr>
               <w:rPr>
-                <w:rFonts w:hint="default" w:ascii="Cambria Math" w:hAnsi="Cambria Math" w:eastAsia="Cambria Math" w:cs="Cambria Math"/>
+                <w:rFonts w:ascii="Cambria Math" w:hAnsi="Cambria Math" w:eastAsia="Cambria Math" w:cs="Cambria Math"/>
                 <w:lang w:val="es-ES" w:bidi="es-ES"/>
               </w:rPr>
             </m:ctrlPr>
@@ -3216,7 +3265,7 @@
               <m:sSubPr>
                 <m:ctrlPr>
                   <w:rPr>
-                    <w:rFonts w:hint="default" w:ascii="Cambria Math" w:hAnsi="Cambria Math" w:eastAsia="Cambria Math" w:cs="Cambria Math"/>
+                    <w:rFonts w:ascii="Cambria Math" w:hAnsi="Cambria Math" w:eastAsia="Cambria Math" w:cs="Cambria Math"/>
                     <w:lang w:val="es-ES" w:bidi="es-ES"/>
                   </w:rPr>
                 </m:ctrlPr>
@@ -3266,7 +3315,7 @@
           <m:fPr>
             <m:ctrlPr>
               <w:rPr>
-                <w:rFonts w:hint="default" w:ascii="Cambria Math" w:hAnsi="Cambria Math" w:eastAsia="Cambria Math" w:cs="Cambria Math"/>
+                <w:rFonts w:ascii="Cambria Math" w:hAnsi="Cambria Math" w:eastAsia="Cambria Math" w:cs="Cambria Math"/>
                 <w:lang w:val="es-ES" w:bidi="es-ES"/>
               </w:rPr>
             </m:ctrlPr>
@@ -3296,7 +3345,7 @@
           <m:dPr>
             <m:ctrlPr>
               <w:rPr>
-                <w:rFonts w:hint="default" w:ascii="Cambria Math" w:hAnsi="Cambria Math" w:eastAsia="Cambria Math" w:cs="Cambria Math"/>
+                <w:rFonts w:ascii="Cambria Math" w:hAnsi="Cambria Math" w:eastAsia="Cambria Math" w:cs="Cambria Math"/>
                 <w:lang w:val="es-ES" w:bidi="es-ES"/>
               </w:rPr>
             </m:ctrlPr>
@@ -3306,7 +3355,7 @@
               <m:funcPr>
                 <m:ctrlPr>
                   <w:rPr>
-                    <w:rFonts w:hint="default" w:ascii="Cambria Math" w:hAnsi="Cambria Math" w:eastAsia="Cambria Math" w:cs="Cambria Math"/>
+                    <w:rFonts w:ascii="Cambria Math" w:hAnsi="Cambria Math" w:eastAsia="Cambria Math" w:cs="Cambria Math"/>
                     <w:lang w:val="es-ES" w:bidi="es-ES"/>
                   </w:rPr>
                 </m:ctrlPr>
@@ -3316,7 +3365,7 @@
                   <m:sSubPr>
                     <m:ctrlPr>
                       <w:rPr>
-                        <w:rFonts w:hint="default" w:ascii="Cambria Math" w:hAnsi="Cambria Math" w:eastAsia="Cambria Math" w:cs="Cambria Math"/>
+                        <w:rFonts w:ascii="Cambria Math" w:hAnsi="Cambria Math" w:eastAsia="Cambria Math" w:cs="Cambria Math"/>
                         <w:lang w:val="es-ES" w:bidi="es-ES"/>
                       </w:rPr>
                     </m:ctrlPr>
@@ -3366,7 +3415,7 @@
               <m:funcPr>
                 <m:ctrlPr>
                   <w:rPr>
-                    <w:rFonts w:hint="default" w:ascii="Cambria Math" w:hAnsi="Cambria Math" w:eastAsia="Cambria Math" w:cs="Cambria Math"/>
+                    <w:rFonts w:ascii="Cambria Math" w:hAnsi="Cambria Math" w:eastAsia="Cambria Math" w:cs="Cambria Math"/>
                     <w:lang w:val="es-ES" w:bidi="es-ES"/>
                   </w:rPr>
                 </m:ctrlPr>
@@ -3376,7 +3425,7 @@
                   <m:sSubPr>
                     <m:ctrlPr>
                       <w:rPr>
-                        <w:rFonts w:hint="default" w:ascii="Cambria Math" w:hAnsi="Cambria Math" w:eastAsia="Cambria Math" w:cs="Cambria Math"/>
+                        <w:rFonts w:ascii="Cambria Math" w:hAnsi="Cambria Math" w:eastAsia="Cambria Math" w:cs="Cambria Math"/>
                         <w:lang w:val="es-ES" w:bidi="es-ES"/>
                       </w:rPr>
                     </m:ctrlPr>
@@ -3420,19 +3469,20 @@
       <w:r>
         <w:rPr>
           <w:rFonts w:ascii="Liberation Serif" w:hAnsi="Liberation Serif" w:eastAsia="Liberation Serif" w:cs="Liberation Serif"/>
-          <w:lang w:val="es-ES" w:bidi="es-ES"/>
+          <w:lang w:val="es-ES"/>
         </w:rPr>
       </w:r>
       <w:r>
         <w:rPr>
           <w:rFonts w:ascii="Liberation Serif" w:hAnsi="Liberation Serif" w:eastAsia="Liberation Serif" w:cs="Liberation Serif"/>
           <w:lang w:val="es-ES"/>
+          <w14:ligatures w14:val="none"/>
         </w:rPr>
       </w:r>
     </w:p>
     <w:tbl>
       <w:tblPr>
-        <w:tblStyle w:val="972"/>
+        <w:tblStyle w:val="1063"/>
         <w:tblW w:w="0" w:type="auto"/>
         <w:tblBorders/>
         <w:tblLook w:val="04A0" w:firstRow="1" w:lastRow="0" w:firstColumn="1" w:lastColumn="0" w:noHBand="0" w:noVBand="1"/>
@@ -3486,7 +3536,7 @@
     <w:p>
       <w:pPr>
         <w:pBdr/>
-        <w:shd w:val="nil"/>
+        <w:shd w:val="nil" w:color="auto"/>
         <w:spacing/>
         <w:ind/>
         <w:rPr>
@@ -3506,10 +3556,16 @@
           <w:lang w:val="es-ES"/>
         </w:rPr>
       </w:r>
+      <w:r>
+        <w:rPr>
+          <w:rFonts w:ascii="Liberation Serif" w:hAnsi="Liberation Serif" w:cs="Liberation Serif"/>
+          <w14:ligatures w14:val="none"/>
+        </w:rPr>
+      </w:r>
     </w:p>
     <w:p>
       <w:pPr>
-        <w:pStyle w:val="917"/>
+        <w:pStyle w:val="1008"/>
         <w:pBdr/>
         <w:spacing/>
         <w:ind/>
@@ -3528,25 +3584,25 @@
       <w:r>
         <w:rPr>
           <w:rFonts w:ascii="Liberation Serif" w:hAnsi="Liberation Serif" w:eastAsia="Liberation Serif" w:cs="Liberation Serif"/>
-          <w:lang w:val="es-ES" w:bidi="es-ES"/>
+          <w:lang w:val="es-ES"/>
         </w:rPr>
       </w:r>
       <w:r>
         <w:rPr>
-          <w:rFonts w:ascii="Liberation Serif" w:hAnsi="Liberation Serif" w:eastAsia="Liberation Serif" w:cs="Liberation Serif"/>
-          <w:lang w:val="es-ES"/>
+          <w:rFonts w:ascii="Liberation Serif" w:hAnsi="Liberation Serif" w:cs="Liberation Serif"/>
+          <w14:ligatures w14:val="none"/>
         </w:rPr>
       </w:r>
     </w:p>
     <w:p>
       <w:pPr>
-        <w:pStyle w:val="970"/>
+        <w:pStyle w:val="1061"/>
         <w:numPr>
           <w:ilvl w:val="0"/>
           <w:numId w:val="69"/>
         </w:numPr>
         <w:pBdr/>
-        <w:shd w:val="nil"/>
+        <w:shd w:val="nil" w:color="auto"/>
         <w:spacing/>
         <w:ind/>
         <w:rPr>
@@ -3580,7 +3636,7 @@
           <m:fPr>
             <m:ctrlPr>
               <w:rPr>
-                <w:rFonts w:hint="default" w:ascii="Cambria Math" w:hAnsi="Cambria Math" w:eastAsia="Cambria Math" w:cs="Cambria Math"/>
+                <w:rFonts w:ascii="Cambria Math" w:hAnsi="Cambria Math" w:eastAsia="Cambria Math" w:cs="Cambria Math"/>
                 <w:szCs w:val="24"/>
               </w:rPr>
             </m:ctrlPr>
@@ -3608,7 +3664,7 @@
               <m:sSupPr>
                 <m:ctrlPr>
                   <w:rPr>
-                    <w:rFonts w:hint="default" w:ascii="Cambria Math" w:hAnsi="Cambria Math" w:eastAsia="Cambria Math" w:cs="Cambria Math"/>
+                    <w:rFonts w:ascii="Cambria Math" w:hAnsi="Cambria Math" w:eastAsia="Cambria Math" w:cs="Cambria Math"/>
                     <w:szCs w:val="24"/>
                   </w:rPr>
                 </m:ctrlPr>
@@ -3666,7 +3722,7 @@
             <m:endChr m:val=")"/>
             <m:ctrlPr>
               <w:rPr>
-                <w:rFonts w:hint="default" w:ascii="Cambria Math" w:hAnsi="Cambria Math" w:eastAsia="Cambria Math" w:cs="Cambria Math"/>
+                <w:rFonts w:ascii="Cambria Math" w:hAnsi="Cambria Math" w:eastAsia="Cambria Math" w:cs="Cambria Math"/>
                 <w:szCs w:val="22"/>
                 <w:lang w:val="es-ES" w:bidi="es-ES"/>
               </w:rPr>
@@ -3693,7 +3749,7 @@
               <m:sSupPr>
                 <m:ctrlPr>
                   <w:rPr>
-                    <w:rFonts w:hint="default" w:ascii="Cambria Math" w:hAnsi="Cambria Math" w:eastAsia="Cambria Math" w:cs="Cambria Math"/>
+                    <w:rFonts w:ascii="Cambria Math" w:hAnsi="Cambria Math" w:eastAsia="Cambria Math" w:cs="Cambria Math"/>
                     <w:szCs w:val="22"/>
                   </w:rPr>
                 </m:ctrlPr>
@@ -3727,7 +3783,7 @@
             <m:endChr m:val=")"/>
             <m:ctrlPr>
               <w:rPr>
-                <w:rFonts w:hint="default" w:ascii="Cambria Math" w:hAnsi="Cambria Math" w:eastAsia="Cambria Math" w:cs="Cambria Math"/>
+                <w:rFonts w:ascii="Cambria Math" w:hAnsi="Cambria Math" w:eastAsia="Cambria Math" w:cs="Cambria Math"/>
                 <w:szCs w:val="22"/>
               </w:rPr>
             </m:ctrlPr>
@@ -3768,10 +3824,16 @@
           <w:lang w:val="es-ES"/>
         </w:rPr>
       </w:r>
+      <w:r>
+        <w:rPr>
+          <w:rFonts w:ascii="Liberation Serif" w:hAnsi="Liberation Serif" w:cs="Liberation Serif"/>
+          <w14:ligatures w14:val="none"/>
+        </w:rPr>
+      </w:r>
     </w:p>
     <w:tbl>
       <w:tblPr>
-        <w:tblStyle w:val="972"/>
+        <w:tblStyle w:val="1063"/>
         <w:tblW w:w="0" w:type="auto"/>
         <w:tblBorders/>
         <w:tblLook w:val="04A0" w:firstRow="1" w:lastRow="0" w:firstColumn="1" w:lastColumn="0" w:noHBand="0" w:noVBand="1"/>
@@ -3825,7 +3887,7 @@
     <w:p>
       <w:pPr>
         <w:pBdr/>
-        <w:shd w:val="nil"/>
+        <w:shd w:val="nil" w:color="auto"/>
         <w:spacing/>
         <w:ind/>
         <w:rPr>
@@ -3833,12 +3895,6 @@
           <w14:ligatures w14:val="none"/>
         </w:rPr>
       </w:pPr>
-      <w:r>
-        <w:rPr>
-          <w:rFonts w:ascii="Liberation Serif" w:hAnsi="Liberation Serif" w:eastAsia="Liberation Serif" w:cs="Liberation Serif"/>
-          <w:lang w:val="es-ES" w:bidi="es-ES"/>
-        </w:rPr>
-      </w:r>
       <w:r>
         <w:rPr>
           <w:rFonts w:ascii="Liberation Serif" w:hAnsi="Liberation Serif" w:eastAsia="Liberation Serif" w:cs="Liberation Serif"/>
@@ -3851,16 +3907,22 @@
           <w:lang w:val="es-ES"/>
         </w:rPr>
       </w:r>
+      <w:r>
+        <w:rPr>
+          <w:rFonts w:ascii="Liberation Serif" w:hAnsi="Liberation Serif" w:cs="Liberation Serif"/>
+          <w14:ligatures w14:val="none"/>
+        </w:rPr>
+      </w:r>
     </w:p>
     <w:p>
       <w:pPr>
-        <w:pStyle w:val="970"/>
+        <w:pStyle w:val="1061"/>
         <w:numPr>
           <w:ilvl w:val="0"/>
           <w:numId w:val="69"/>
         </w:numPr>
         <w:pBdr/>
-        <w:shd w:val="nil"/>
+        <w:shd w:val="nil" w:color="auto"/>
         <w:spacing/>
         <w:ind/>
         <w:rPr>
@@ -3894,7 +3956,7 @@
             <m:endChr m:val=")"/>
             <m:ctrlPr>
               <w:rPr>
-                <w:rFonts w:hint="default" w:ascii="Cambria Math" w:hAnsi="Cambria Math" w:eastAsia="Cambria Math" w:cs="Cambria Math"/>
+                <w:rFonts w:ascii="Cambria Math" w:hAnsi="Cambria Math" w:eastAsia="Cambria Math" w:cs="Cambria Math"/>
                 <w:szCs w:val="22"/>
                 <w:lang w:val="es-ES" w:bidi="es-ES"/>
               </w:rPr>
@@ -3926,7 +3988,7 @@
           <m:sSupPr>
             <m:ctrlPr>
               <w:rPr>
-                <w:rFonts w:hint="default" w:ascii="Cambria Math" w:hAnsi="Cambria Math" w:eastAsia="Cambria Math" w:cs="Cambria Math"/>
+                <w:rFonts w:ascii="Cambria Math" w:hAnsi="Cambria Math" w:eastAsia="Cambria Math" w:cs="Cambria Math"/>
                 <w:szCs w:val="22"/>
                 <w:lang w:val="es-ES" w:bidi="es-ES"/>
               </w:rPr>
@@ -3967,10 +4029,17 @@
           <w:lang w:val="es-ES"/>
         </w:rPr>
       </w:r>
+      <w:r>
+        <w:rPr>
+          <w:rFonts w:ascii="Liberation Serif" w:hAnsi="Liberation Serif" w:eastAsia="Liberation Serif" w:cs="Liberation Serif"/>
+          <w:lang w:val="es-ES"/>
+          <w14:ligatures w14:val="none"/>
+        </w:rPr>
+      </w:r>
     </w:p>
     <w:tbl>
       <w:tblPr>
-        <w:tblStyle w:val="972"/>
+        <w:tblStyle w:val="1063"/>
         <w:tblW w:w="0" w:type="auto"/>
         <w:tblBorders/>
         <w:tblLook w:val="04A0" w:firstRow="1" w:lastRow="0" w:firstColumn="1" w:lastColumn="0" w:noHBand="0" w:noVBand="1"/>
@@ -4024,7 +4093,7 @@
     <w:p>
       <w:pPr>
         <w:pBdr/>
-        <w:shd w:val="nil"/>
+        <w:shd w:val="nil" w:color="auto"/>
         <w:spacing/>
         <w:ind/>
         <w:rPr>
@@ -4032,12 +4101,6 @@
           <w14:ligatures w14:val="none"/>
         </w:rPr>
       </w:pPr>
-      <w:r>
-        <w:rPr>
-          <w:rFonts w:ascii="Liberation Serif" w:hAnsi="Liberation Serif" w:eastAsia="Liberation Serif" w:cs="Liberation Serif"/>
-          <w:lang w:val="es-ES" w:bidi="es-ES"/>
-        </w:rPr>
-      </w:r>
       <w:r>
         <w:rPr>
           <w:rFonts w:ascii="Liberation Serif" w:hAnsi="Liberation Serif" w:eastAsia="Liberation Serif" w:cs="Liberation Serif"/>
@@ -4050,16 +4113,22 @@
           <w:lang w:val="es-ES"/>
         </w:rPr>
       </w:r>
+      <w:r>
+        <w:rPr>
+          <w:rFonts w:ascii="Liberation Serif" w:hAnsi="Liberation Serif" w:cs="Liberation Serif"/>
+          <w14:ligatures w14:val="none"/>
+        </w:rPr>
+      </w:r>
     </w:p>
     <w:p>
       <w:pPr>
-        <w:pStyle w:val="970"/>
+        <w:pStyle w:val="1061"/>
         <w:numPr>
           <w:ilvl w:val="0"/>
           <w:numId w:val="69"/>
         </w:numPr>
         <w:pBdr/>
-        <w:shd w:val="nil"/>
+        <w:shd w:val="nil" w:color="auto"/>
         <w:spacing/>
         <w:ind/>
         <w:rPr>
@@ -4093,7 +4162,7 @@
             <m:endChr m:val=")"/>
             <m:ctrlPr>
               <w:rPr>
-                <w:rFonts w:hint="default" w:ascii="Cambria Math" w:hAnsi="Cambria Math" w:eastAsia="Cambria Math" w:cs="Cambria Math"/>
+                <w:rFonts w:ascii="Cambria Math" w:hAnsi="Cambria Math" w:eastAsia="Cambria Math" w:cs="Cambria Math"/>
                 <w:szCs w:val="22"/>
                 <w:lang w:val="es-ES" w:bidi="es-ES"/>
               </w:rPr>
@@ -4125,7 +4194,7 @@
           <m:fPr>
             <m:ctrlPr>
               <w:rPr>
-                <w:rFonts w:hint="default" w:ascii="Cambria Math" w:hAnsi="Cambria Math" w:eastAsia="Cambria Math" w:cs="Cambria Math"/>
+                <w:rFonts w:ascii="Cambria Math" w:hAnsi="Cambria Math" w:eastAsia="Cambria Math" w:cs="Cambria Math"/>
                 <w:szCs w:val="22"/>
                 <w:lang w:val="es-ES" w:bidi="es-ES"/>
               </w:rPr>
@@ -4146,7 +4215,7 @@
               <m:sSupPr>
                 <m:ctrlPr>
                   <w:rPr>
-                    <w:rFonts w:hint="default" w:ascii="Cambria Math" w:hAnsi="Cambria Math" w:eastAsia="Cambria Math" w:cs="Cambria Math"/>
+                    <w:rFonts w:ascii="Cambria Math" w:hAnsi="Cambria Math" w:eastAsia="Cambria Math" w:cs="Cambria Math"/>
                     <w:szCs w:val="22"/>
                     <w:lang w:val="es-ES" w:bidi="es-ES"/>
                   </w:rPr>
@@ -4197,10 +4266,17 @@
           <w:lang w:val="es-ES"/>
         </w:rPr>
       </w:r>
+      <w:r>
+        <w:rPr>
+          <w:rFonts w:ascii="Liberation Serif" w:hAnsi="Liberation Serif" w:eastAsia="Liberation Serif" w:cs="Liberation Serif"/>
+          <w:lang w:val="es-ES"/>
+          <w14:ligatures w14:val="none"/>
+        </w:rPr>
+      </w:r>
     </w:p>
     <w:tbl>
       <w:tblPr>
-        <w:tblStyle w:val="972"/>
+        <w:tblStyle w:val="1063"/>
         <w:tblW w:w="0" w:type="auto"/>
         <w:tblBorders/>
         <w:tblLook w:val="04A0" w:firstRow="1" w:lastRow="0" w:firstColumn="1" w:lastColumn="0" w:noHBand="0" w:noVBand="1"/>
@@ -4273,26 +4349,25 @@
         <w:rPr>
           <w:rFonts w:ascii="Liberation Serif" w:hAnsi="Liberation Serif" w:eastAsia="Liberation Serif" w:cs="Liberation Serif"/>
           <w:highlight w:val="none"/>
-          <w:lang w:val="es-ES" w:bidi="es-ES"/>
+          <w:lang w:val="es-ES"/>
         </w:rPr>
       </w:r>
       <w:r>
         <w:rPr>
-          <w:rFonts w:ascii="Liberation Serif" w:hAnsi="Liberation Serif" w:eastAsia="Liberation Serif" w:cs="Liberation Serif"/>
-          <w:highlight w:val="none"/>
-          <w:lang w:val="es-ES"/>
+          <w:rFonts w:ascii="Liberation Serif" w:hAnsi="Liberation Serif" w:cs="Liberation Serif"/>
+          <w14:ligatures w14:val="none"/>
         </w:rPr>
       </w:r>
     </w:p>
     <w:p>
       <w:pPr>
-        <w:pStyle w:val="970"/>
+        <w:pStyle w:val="1061"/>
         <w:numPr>
           <w:ilvl w:val="0"/>
           <w:numId w:val="69"/>
         </w:numPr>
         <w:pBdr/>
-        <w:shd w:val="nil"/>
+        <w:shd w:val="nil" w:color="auto"/>
         <w:spacing/>
         <w:ind/>
         <w:rPr>
@@ -4330,7 +4405,7 @@
             <m:endChr m:val=")"/>
             <m:ctrlPr>
               <w:rPr>
-                <w:rFonts w:hint="default" w:ascii="Cambria Math" w:hAnsi="Cambria Math" w:eastAsia="Cambria Math" w:cs="Cambria Math"/>
+                <w:rFonts w:ascii="Cambria Math" w:hAnsi="Cambria Math" w:eastAsia="Cambria Math" w:cs="Cambria Math"/>
                 <w:szCs w:val="22"/>
                 <w:lang w:val="es-ES" w:bidi="es-ES"/>
               </w:rPr>
@@ -4359,7 +4434,7 @@
           <m:sSupPr>
             <m:ctrlPr>
               <w:rPr>
-                <w:rFonts w:hint="default" w:ascii="Cambria Math" w:hAnsi="Cambria Math" w:eastAsia="Cambria Math" w:cs="Cambria Math"/>
+                <w:rFonts w:ascii="Cambria Math" w:hAnsi="Cambria Math" w:eastAsia="Cambria Math" w:cs="Cambria Math"/>
                 <w:szCs w:val="22"/>
                 <w:lang w:val="es-ES" w:bidi="es-ES"/>
               </w:rPr>
@@ -4370,7 +4445,7 @@
               <m:dPr>
                 <m:ctrlPr>
                   <w:rPr>
-                    <w:rFonts w:hint="default" w:ascii="Cambria Math" w:hAnsi="Cambria Math" w:eastAsia="Cambria Math" w:cs="Cambria Math"/>
+                    <w:rFonts w:ascii="Cambria Math" w:hAnsi="Cambria Math" w:eastAsia="Cambria Math" w:cs="Cambria Math"/>
                     <w:szCs w:val="22"/>
                     <w:lang w:val="es-ES" w:bidi="es-ES"/>
                   </w:rPr>
@@ -4418,19 +4493,20 @@
       <w:r>
         <w:rPr>
           <w:rFonts w:ascii="Liberation Serif" w:hAnsi="Liberation Serif" w:eastAsia="Liberation Serif" w:cs="Liberation Serif"/>
-          <w:lang w:val="es-ES" w:bidi="es-ES"/>
+          <w:lang w:val="es-ES"/>
         </w:rPr>
       </w:r>
       <w:r>
         <w:rPr>
           <w:rFonts w:ascii="Liberation Serif" w:hAnsi="Liberation Serif" w:eastAsia="Liberation Serif" w:cs="Liberation Serif"/>
           <w:lang w:val="es-ES"/>
+          <w14:ligatures w14:val="none"/>
         </w:rPr>
       </w:r>
     </w:p>
     <w:tbl>
       <w:tblPr>
-        <w:tblStyle w:val="972"/>
+        <w:tblStyle w:val="1063"/>
         <w:tblW w:w="0" w:type="auto"/>
         <w:tblBorders/>
         <w:tblLook w:val="04A0" w:firstRow="1" w:lastRow="0" w:firstColumn="1" w:lastColumn="0" w:noHBand="0" w:noVBand="1"/>
@@ -4484,7 +4560,7 @@
     <w:p>
       <w:pPr>
         <w:pBdr/>
-        <w:shd w:val="nil"/>
+        <w:shd w:val="nil" w:color="auto"/>
         <w:spacing/>
         <w:ind/>
         <w:rPr>
@@ -4492,12 +4568,6 @@
           <w14:ligatures w14:val="none"/>
         </w:rPr>
       </w:pPr>
-      <w:r>
-        <w:rPr>
-          <w:rFonts w:ascii="Liberation Serif" w:hAnsi="Liberation Serif" w:eastAsia="Liberation Serif" w:cs="Liberation Serif"/>
-          <w:lang w:val="es-ES" w:bidi="es-ES"/>
-        </w:rPr>
-      </w:r>
       <w:r>
         <w:rPr>
           <w:rFonts w:ascii="Liberation Serif" w:hAnsi="Liberation Serif" w:eastAsia="Liberation Serif" w:cs="Liberation Serif"/>
@@ -4510,10 +4580,16 @@
           <w:lang w:val="es-ES"/>
         </w:rPr>
       </w:r>
+      <w:r>
+        <w:rPr>
+          <w:rFonts w:ascii="Liberation Serif" w:hAnsi="Liberation Serif" w:cs="Liberation Serif"/>
+          <w14:ligatures w14:val="none"/>
+        </w:rPr>
+      </w:r>
     </w:p>
     <w:p>
       <w:pPr>
-        <w:pStyle w:val="917"/>
+        <w:pStyle w:val="1008"/>
         <w:pBdr/>
         <w:spacing/>
         <w:ind/>
@@ -4532,25 +4608,25 @@
       <w:r>
         <w:rPr>
           <w:rFonts w:ascii="Liberation Serif" w:hAnsi="Liberation Serif" w:eastAsia="Liberation Serif" w:cs="Liberation Serif"/>
-          <w:lang w:val="es-ES" w:bidi="es-ES"/>
+          <w:lang w:val="es-ES"/>
         </w:rPr>
       </w:r>
       <w:r>
         <w:rPr>
-          <w:rFonts w:ascii="Liberation Serif" w:hAnsi="Liberation Serif" w:eastAsia="Liberation Serif" w:cs="Liberation Serif"/>
-          <w:lang w:val="es-ES"/>
+          <w:rFonts w:ascii="Liberation Serif" w:hAnsi="Liberation Serif" w:cs="Liberation Serif"/>
+          <w14:ligatures w14:val="none"/>
         </w:rPr>
       </w:r>
     </w:p>
     <w:p>
       <w:pPr>
-        <w:pStyle w:val="970"/>
+        <w:pStyle w:val="1061"/>
         <w:numPr>
           <w:ilvl w:val="0"/>
           <w:numId w:val="70"/>
         </w:numPr>
         <w:pBdr/>
-        <w:shd w:val="nil"/>
+        <w:shd w:val="nil" w:color="auto"/>
         <w:spacing/>
         <w:ind/>
         <w:rPr>
@@ -4574,37 +4650,19 @@
       </w:r>
       <w:r>
         <w:rPr>
-          <w:rFonts w:ascii="Liberation Serif" w:hAnsi="Liberation Serif" w:eastAsia="Liberation Serif" w:cs="Liberation Serif"/>
-          <w:lang w:val="es-ES"/>
-        </w:rPr>
-      </w:r>
-      <w:r>
-        <w:rPr>
-          <w:rFonts w:ascii="Liberation Serif" w:hAnsi="Liberation Serif" w:eastAsia="Liberation Serif" w:cs="Liberation Serif"/>
-          <w:lang w:val="es-ES" w:bidi="es-ES"/>
-        </w:rPr>
-      </w:r>
-      <w:r>
-        <w:rPr>
-          <w:rFonts w:ascii="Liberation Serif" w:hAnsi="Liberation Serif" w:eastAsia="Liberation Serif" w:cs="Liberation Serif"/>
-          <w:lang w:val="es-ES" w:bidi="es-ES"/>
-        </w:rPr>
-      </w:r>
-      <w:r>
-        <w:rPr>
-          <w:rFonts w:ascii="Liberation Serif" w:hAnsi="Liberation Serif" w:eastAsia="Liberation Serif" w:cs="Liberation Serif"/>
-          <w:lang w:val="es-ES"/>
+          <w:rFonts w:ascii="Liberation Serif" w:hAnsi="Liberation Serif" w:cs="Liberation Serif"/>
         </w:rPr>
       </w:r>
       <w:r>
         <w:rPr>
           <w:rFonts w:ascii="Liberation Serif" w:hAnsi="Liberation Serif" w:cs="Liberation Serif"/>
+          <w14:ligatures w14:val="none"/>
         </w:rPr>
       </w:r>
     </w:p>
     <w:tbl>
       <w:tblPr>
-        <w:tblStyle w:val="972"/>
+        <w:tblStyle w:val="1063"/>
         <w:tblW w:w="0" w:type="auto"/>
         <w:tblBorders/>
         <w:tblLook w:val="04A0" w:firstRow="1" w:lastRow="0" w:firstColumn="1" w:lastColumn="0" w:noHBand="0" w:noVBand="1"/>
@@ -4658,7 +4716,7 @@
     <w:p>
       <w:pPr>
         <w:pBdr/>
-        <w:shd w:val="nil"/>
+        <w:shd w:val="nil" w:color="auto"/>
         <w:spacing/>
         <w:ind/>
         <w:rPr>
@@ -4680,12 +4738,13 @@
       <w:r>
         <w:rPr>
           <w:rFonts w:ascii="Liberation Serif" w:hAnsi="Liberation Serif" w:cs="Liberation Serif"/>
+          <w14:ligatures w14:val="none"/>
         </w:rPr>
       </w:r>
     </w:p>
     <w:p>
       <w:pPr>
-        <w:pStyle w:val="970"/>
+        <w:pStyle w:val="1061"/>
         <w:numPr>
           <w:ilvl w:val="0"/>
           <w:numId w:val="70"/>
@@ -4696,7 +4755,7 @@
           <w:bottom w:val="none" w:color="000000" w:sz="4" w:space="0"/>
           <w:right w:val="none" w:color="000000" w:sz="4" w:space="0"/>
         </w:pBdr>
-        <w:shd w:val="nil"/>
+        <w:shd w:val="nil" w:color="auto"/>
         <w:spacing/>
         <w:ind/>
         <w:rPr>
@@ -4718,10 +4777,17 @@
           <w:lang w:val="es-ES"/>
         </w:rPr>
       </w:r>
+      <w:r>
+        <w:rPr>
+          <w:rFonts w:ascii="Liberation Serif" w:hAnsi="Liberation Serif" w:eastAsia="Liberation Serif" w:cs="Liberation Serif"/>
+          <w:lang w:val="es-ES"/>
+          <w14:ligatures w14:val="none"/>
+        </w:rPr>
+      </w:r>
     </w:p>
     <w:p>
       <w:pPr>
-        <w:pStyle w:val="970"/>
+        <w:pStyle w:val="1061"/>
         <w:numPr>
           <w:ilvl w:val="2"/>
           <w:numId w:val="71"/>
@@ -4766,10 +4832,15 @@
           <w:rFonts w:ascii="Liberation Serif" w:hAnsi="Liberation Serif" w:eastAsia="Liberation Serif" w:cs="Liberation Serif"/>
         </w:rPr>
       </w:r>
+      <w:r>
+        <w:rPr>
+          <w:rFonts w:ascii="Liberation Serif" w:hAnsi="Liberation Serif" w:cs="Liberation Serif"/>
+        </w:rPr>
+      </w:r>
     </w:p>
     <w:p>
       <w:pPr>
-        <w:pStyle w:val="970"/>
+        <w:pStyle w:val="1061"/>
         <w:numPr>
           <w:ilvl w:val="2"/>
           <w:numId w:val="71"/>
@@ -4798,10 +4869,15 @@
           <w:rFonts w:ascii="Liberation Serif" w:hAnsi="Liberation Serif" w:eastAsia="Liberation Serif" w:cs="Liberation Serif"/>
         </w:rPr>
       </w:r>
+      <w:r>
+        <w:rPr>
+          <w:rFonts w:ascii="Liberation Serif" w:hAnsi="Liberation Serif" w:cs="Liberation Serif"/>
+        </w:rPr>
+      </w:r>
     </w:p>
     <w:p>
       <w:pPr>
-        <w:pStyle w:val="970"/>
+        <w:pStyle w:val="1061"/>
         <w:numPr>
           <w:ilvl w:val="2"/>
           <w:numId w:val="71"/>
@@ -4827,25 +4903,7 @@
       </w:r>
       <w:r>
         <w:rPr>
-          <w:rFonts w:ascii="Liberation Serif" w:hAnsi="Liberation Serif" w:eastAsia="Liberation Serif" w:cs="Liberation Serif"/>
-        </w:rPr>
-      </w:r>
-      <w:r>
-        <w:rPr>
-          <w:rFonts w:ascii="Liberation Serif" w:hAnsi="Liberation Serif" w:eastAsia="Liberation Serif" w:cs="Liberation Serif"/>
-          <w:lang w:val="es-ES" w:bidi="es-ES"/>
-        </w:rPr>
-      </w:r>
-      <w:r>
-        <w:rPr>
-          <w:rFonts w:ascii="Liberation Serif" w:hAnsi="Liberation Serif" w:eastAsia="Liberation Serif" w:cs="Liberation Serif"/>
-          <w:lang w:val="es-ES" w:bidi="es-ES"/>
-        </w:rPr>
-      </w:r>
-      <w:r>
-        <w:rPr>
-          <w:rFonts w:ascii="Liberation Serif" w:hAnsi="Liberation Serif" w:eastAsia="Liberation Serif" w:cs="Liberation Serif"/>
-          <w:lang w:val="es-ES"/>
+          <w:rFonts w:ascii="Liberation Serif" w:hAnsi="Liberation Serif" w:cs="Liberation Serif"/>
         </w:rPr>
       </w:r>
       <w:r>
@@ -4856,7 +4914,7 @@
     </w:p>
     <w:tbl>
       <w:tblPr>
-        <w:tblStyle w:val="972"/>
+        <w:tblStyle w:val="1063"/>
         <w:tblW w:w="0" w:type="auto"/>
         <w:tblBorders/>
         <w:tblLook w:val="04A0" w:firstRow="1" w:lastRow="0" w:firstColumn="1" w:lastColumn="0" w:noHBand="0" w:noVBand="1"/>
@@ -4931,18 +4989,19 @@
       <w:r>
         <w:rPr>
           <w:rFonts w:ascii="Liberation Serif" w:hAnsi="Liberation Serif" w:cs="Liberation Serif"/>
+          <w14:ligatures w14:val="none"/>
         </w:rPr>
       </w:r>
     </w:p>
     <w:p>
       <w:pPr>
-        <w:pStyle w:val="970"/>
+        <w:pStyle w:val="1061"/>
         <w:numPr>
           <w:ilvl w:val="0"/>
           <w:numId w:val="70"/>
         </w:numPr>
         <w:pBdr/>
-        <w:shd w:val="nil"/>
+        <w:shd w:val="nil" w:color="auto"/>
         <w:spacing/>
         <w:ind/>
         <w:rPr>
@@ -4971,7 +5030,7 @@
           <m:funcPr>
             <m:ctrlPr>
               <w:rPr>
-                <w:rFonts w:hint="default" w:ascii="Cambria Math" w:hAnsi="Cambria Math" w:eastAsia="Cambria Math" w:cs="Cambria Math"/>
+                <w:rFonts w:ascii="Cambria Math" w:hAnsi="Cambria Math" w:eastAsia="Cambria Math" w:cs="Cambria Math"/>
                 <w:lang w:val="es-ES" w:bidi="es-ES"/>
               </w:rPr>
             </m:ctrlPr>
@@ -4991,7 +5050,7 @@
               <m:dPr>
                 <m:ctrlPr>
                   <w:rPr>
-                    <w:rFonts w:hint="default" w:ascii="Cambria Math" w:hAnsi="Cambria Math" w:eastAsia="Cambria Math" w:cs="Cambria Math"/>
+                    <w:rFonts w:ascii="Cambria Math" w:hAnsi="Cambria Math" w:eastAsia="Cambria Math" w:cs="Cambria Math"/>
                     <w:lang w:val="es-ES" w:bidi="es-ES"/>
                   </w:rPr>
                 </m:ctrlPr>
@@ -5001,7 +5060,7 @@
                   <m:sSupPr>
                     <m:ctrlPr>
                       <w:rPr>
-                        <w:rFonts w:hint="default" w:ascii="Cambria Math" w:hAnsi="Cambria Math" w:eastAsia="Cambria Math" w:cs="Cambria Math"/>
+                        <w:rFonts w:ascii="Cambria Math" w:hAnsi="Cambria Math" w:eastAsia="Cambria Math" w:cs="Cambria Math"/>
                         <w:lang w:val="es-ES" w:bidi="es-ES"/>
                       </w:rPr>
                     </m:ctrlPr>
@@ -5044,7 +5103,7 @@
           <m:sSupPr>
             <m:ctrlPr>
               <w:rPr>
-                <w:rFonts w:hint="default" w:ascii="Cambria Math" w:hAnsi="Cambria Math" w:eastAsia="Cambria Math" w:cs="Cambria Math"/>
+                <w:rFonts w:ascii="Cambria Math" w:hAnsi="Cambria Math" w:eastAsia="Cambria Math" w:cs="Cambria Math"/>
                 <w:lang w:val="es-ES" w:bidi="es-ES"/>
               </w:rPr>
             </m:ctrlPr>
@@ -5084,10 +5143,17 @@
           <w:lang w:val="es-ES"/>
         </w:rPr>
       </w:r>
+      <w:r>
+        <w:rPr>
+          <w:rFonts w:ascii="Liberation Serif" w:hAnsi="Liberation Serif" w:eastAsia="Liberation Serif" w:cs="Liberation Serif"/>
+          <w:lang w:val="es-ES"/>
+          <w14:ligatures w14:val="none"/>
+        </w:rPr>
+      </w:r>
     </w:p>
     <w:p>
       <w:pPr>
-        <w:pStyle w:val="970"/>
+        <w:pStyle w:val="1061"/>
         <w:numPr>
           <w:ilvl w:val="0"/>
           <w:numId w:val="48"/>
@@ -5241,12 +5307,13 @@
       <w:r>
         <w:rPr>
           <w:rFonts w:ascii="Liberation Serif" w:hAnsi="Liberation Serif" w:cs="Liberation Serif"/>
+          <w14:ligatures w14:val="none"/>
         </w:rPr>
       </w:r>
     </w:p>
     <w:p>
       <w:pPr>
-        <w:pStyle w:val="970"/>
+        <w:pStyle w:val="1061"/>
         <w:numPr>
           <w:ilvl w:val="0"/>
           <w:numId w:val="48"/>
@@ -5295,10 +5362,16 @@
           <w:highlight w:val="none"/>
         </w:rPr>
       </w:r>
+      <w:r>
+        <w:rPr>
+          <w:rFonts w:ascii="Liberation Serif" w:hAnsi="Liberation Serif" w:cs="Liberation Serif"/>
+          <w14:ligatures w14:val="none"/>
+        </w:rPr>
+      </w:r>
     </w:p>
     <w:tbl>
       <w:tblPr>
-        <w:tblStyle w:val="972"/>
+        <w:tblStyle w:val="1063"/>
         <w:tblW w:w="0" w:type="auto"/>
         <w:tblBorders/>
         <w:tblLook w:val="04A0" w:firstRow="1" w:lastRow="0" w:firstColumn="1" w:lastColumn="0" w:noHBand="0" w:noVBand="1"/>
@@ -5352,7 +5425,7 @@
     <w:p>
       <w:pPr>
         <w:pBdr/>
-        <w:shd w:val="nil"/>
+        <w:shd w:val="nil" w:color="auto"/>
         <w:spacing/>
         <w:ind/>
         <w:rPr>
@@ -5374,12 +5447,13 @@
       <w:r>
         <w:rPr>
           <w:rFonts w:ascii="Liberation Serif" w:hAnsi="Liberation Serif" w:cs="Liberation Serif"/>
+          <w14:ligatures w14:val="none"/>
         </w:rPr>
       </w:r>
     </w:p>
     <w:p>
       <w:pPr>
-        <w:pStyle w:val="917"/>
+        <w:pStyle w:val="1008"/>
         <w:pBdr/>
         <w:spacing/>
         <w:ind/>
@@ -5404,25 +5478,25 @@
       <w:r>
         <w:rPr>
           <w:rFonts w:ascii="Liberation Serif" w:hAnsi="Liberation Serif" w:eastAsia="Liberation Serif" w:cs="Liberation Serif"/>
-          <w:lang w:val="es-ES" w:bidi="es-ES"/>
+          <w:lang w:val="es-ES"/>
         </w:rPr>
       </w:r>
       <w:r>
         <w:rPr>
-          <w:rFonts w:ascii="Liberation Serif" w:hAnsi="Liberation Serif" w:eastAsia="Liberation Serif" w:cs="Liberation Serif"/>
-          <w:lang w:val="es-ES"/>
+          <w:rFonts w:ascii="Liberation Serif" w:hAnsi="Liberation Serif" w:cs="Liberation Serif"/>
+          <w14:ligatures w14:val="none"/>
         </w:rPr>
       </w:r>
     </w:p>
     <w:p>
       <w:pPr>
-        <w:pStyle w:val="970"/>
+        <w:pStyle w:val="1061"/>
         <w:numPr>
           <w:ilvl w:val="0"/>
           <w:numId w:val="72"/>
         </w:numPr>
         <w:pBdr/>
-        <w:shd w:val="nil"/>
+        <w:shd w:val="nil" w:color="auto"/>
         <w:spacing/>
         <w:ind/>
         <w:rPr>
@@ -5477,7 +5551,7 @@
           <m:sSupPr>
             <m:ctrlPr>
               <w:rPr>
-                <w:rFonts w:hint="default" w:ascii="Cambria Math" w:hAnsi="Cambria Math" w:eastAsia="Cambria Math" w:cs="Cambria Math" w:eastAsiaTheme="minorEastAsia"/>
+                <w:rFonts w:ascii="Cambria Math" w:hAnsi="Cambria Math" w:cs="Cambria Math" w:eastAsiaTheme="minorEastAsia"/>
                 <w:lang w:val="es-MX"/>
               </w:rPr>
             </m:ctrlPr>
@@ -5515,7 +5589,7 @@
           <m:sSupPr>
             <m:ctrlPr>
               <w:rPr>
-                <w:rFonts w:hint="default" w:ascii="Cambria Math" w:hAnsi="Cambria Math" w:eastAsia="Cambria Math" w:cs="Cambria Math" w:eastAsiaTheme="minorEastAsia"/>
+                <w:rFonts w:ascii="Cambria Math" w:hAnsi="Cambria Math" w:cs="Cambria Math" w:eastAsiaTheme="minorEastAsia"/>
                 <w:lang w:val="es-MX"/>
               </w:rPr>
             </m:ctrlPr>
@@ -5563,10 +5637,16 @@
           <w:lang w:val="es-ES"/>
         </w:rPr>
       </w:r>
+      <w:r>
+        <w:rPr>
+          <w:rFonts w:ascii="Liberation Serif" w:hAnsi="Liberation Serif" w:cs="Liberation Serif"/>
+          <w14:ligatures w14:val="none"/>
+        </w:rPr>
+      </w:r>
     </w:p>
     <w:tbl>
       <w:tblPr>
-        <w:tblStyle w:val="972"/>
+        <w:tblStyle w:val="1063"/>
         <w:tblW w:w="0" w:type="auto"/>
         <w:tblBorders/>
         <w:tblLook w:val="04A0" w:firstRow="1" w:lastRow="0" w:firstColumn="1" w:lastColumn="0" w:noHBand="0" w:noVBand="1"/>
@@ -5620,7 +5700,7 @@
     <w:p>
       <w:pPr>
         <w:pBdr/>
-        <w:shd w:val="nil"/>
+        <w:shd w:val="nil" w:color="auto"/>
         <w:spacing/>
         <w:ind/>
         <w:rPr>
@@ -5628,12 +5708,6 @@
           <w14:ligatures w14:val="none"/>
         </w:rPr>
       </w:pPr>
-      <w:r>
-        <w:rPr>
-          <w:rFonts w:ascii="Liberation Serif" w:hAnsi="Liberation Serif" w:eastAsia="Liberation Serif" w:cs="Liberation Serif"/>
-          <w:lang w:val="es-ES" w:bidi="es-ES"/>
-        </w:rPr>
-      </w:r>
       <w:r>
         <w:rPr>
           <w:rFonts w:ascii="Liberation Serif" w:hAnsi="Liberation Serif" w:eastAsia="Liberation Serif" w:cs="Liberation Serif"/>
@@ -5646,16 +5720,22 @@
           <w:lang w:val="es-ES"/>
         </w:rPr>
       </w:r>
+      <w:r>
+        <w:rPr>
+          <w:rFonts w:ascii="Liberation Serif" w:hAnsi="Liberation Serif" w:cs="Liberation Serif"/>
+          <w14:ligatures w14:val="none"/>
+        </w:rPr>
+      </w:r>
     </w:p>
     <w:p>
       <w:pPr>
-        <w:pStyle w:val="970"/>
+        <w:pStyle w:val="1061"/>
         <w:numPr>
           <w:ilvl w:val="0"/>
           <w:numId w:val="72"/>
         </w:numPr>
         <w:pBdr/>
-        <w:shd w:val="nil"/>
+        <w:shd w:val="nil" w:color="auto"/>
         <w:spacing/>
         <w:ind/>
         <w:rPr>
@@ -5684,7 +5764,7 @@
             <m:endChr m:val=")"/>
             <m:ctrlPr>
               <w:rPr>
-                <w:rFonts w:hint="default" w:ascii="Cambria Math" w:hAnsi="Cambria Math" w:eastAsia="Cambria Math" w:cs="Cambria Math"/>
+                <w:rFonts w:ascii="Cambria Math" w:hAnsi="Cambria Math" w:eastAsia="Cambria Math" w:cs="Cambria Math"/>
                 <w:szCs w:val="22"/>
                 <w:lang w:val="en-US" w:bidi="en-US"/>
               </w:rPr>
@@ -5716,7 +5796,7 @@
           <m:sSupPr>
             <m:ctrlPr>
               <w:rPr>
-                <w:rFonts w:hint="default" w:ascii="Cambria Math" w:hAnsi="Cambria Math" w:eastAsia="Cambria Math" w:cs="Cambria Math"/>
+                <w:rFonts w:ascii="Cambria Math" w:hAnsi="Cambria Math" w:eastAsia="Cambria Math" w:cs="Cambria Math"/>
                 <w:szCs w:val="22"/>
                 <w:lang w:val="en-US" w:bidi="en-US"/>
               </w:rPr>
@@ -5757,11 +5837,18 @@
           <w:lang w:val="es-ES"/>
         </w:rPr>
       </w:r>
+      <w:r>
+        <w:rPr>
+          <w:rFonts w:ascii="Liberation Serif" w:hAnsi="Liberation Serif" w:eastAsia="Liberation Serif" w:cs="Liberation Serif"/>
+          <w:lang w:val="es-ES"/>
+          <w14:ligatures w14:val="none"/>
+        </w:rPr>
+      </w:r>
     </w:p>
     <w:p>
       <w:pPr>
         <w:pBdr/>
-        <w:shd w:val="nil"/>
+        <w:shd w:val="nil" w:color="auto"/>
         <w:spacing/>
         <w:ind/>
         <w:rPr>
@@ -5777,6 +5864,12 @@
       <w:r>
         <w:rPr>
           <w:lang w:val="es-ES"/>
+        </w:rPr>
+      </w:r>
+      <w:r>
+        <w:rPr>
+          <w:lang w:val="es-ES"/>
+          <w14:ligatures w14:val="none"/>
         </w:rPr>
       </w:r>
     </w:p>
@@ -5863,7 +5956,7 @@
 <w:hdr xmlns:wpc="http://schemas.microsoft.com/office/word/2010/wordprocessingCanvas" xmlns:mc="http://schemas.openxmlformats.org/markup-compatibility/2006" xmlns:o="urn:schemas-microsoft-com:office:office" xmlns:r="http://schemas.openxmlformats.org/officeDocument/2006/relationships" xmlns:m="http://schemas.openxmlformats.org/officeDocument/2006/math" xmlns:v="urn:schemas-microsoft-com:vml" xmlns:wp14="http://schemas.microsoft.com/office/word/2010/wordprocessingDrawing" xmlns:wp="http://schemas.openxmlformats.org/drawingml/2006/wordprocessingDrawing" xmlns:w10="urn:schemas-microsoft-com:office:word" xmlns:w="http://schemas.openxmlformats.org/wordprocessingml/2006/main" xmlns:w14="http://schemas.microsoft.com/office/word/2010/wordml" xmlns:w15="http://schemas.microsoft.com/office/word/2012/wordml" xmlns:wpg="http://schemas.microsoft.com/office/word/2010/wordprocessingGroup" xmlns:wpi="http://schemas.microsoft.com/office/word/2010/wordprocessingInk" xmlns:wne="http://schemas.microsoft.com/office/word/2006/wordml" xmlns:a="http://schemas.openxmlformats.org/drawingml/2006/main" xmlns:wps="http://schemas.microsoft.com/office/word/2010/wordprocessingShape" mc:Ignorable="w14 w15 wp14">
   <w:p>
     <w:pPr>
-      <w:pStyle w:val="966"/>
+      <w:pStyle w:val="1057"/>
       <w:pBdr/>
       <w:spacing/>
       <w:ind/>
@@ -5909,7 +6002,7 @@
   </w:p>
   <w:p>
     <w:pPr>
-      <w:pStyle w:val="966"/>
+      <w:pStyle w:val="1057"/>
       <w:pBdr/>
       <w:spacing/>
       <w:ind/>
@@ -5941,7 +6034,7 @@
   </w:p>
   <w:p>
     <w:pPr>
-      <w:pStyle w:val="966"/>
+      <w:pStyle w:val="1057"/>
       <w:pBdr/>
       <w:spacing/>
       <w:ind/>
@@ -16322,9 +16415,9 @@
     <w:lsdException w:name="Bibliography" w:uiPriority="37"/>
     <w:lsdException w:name="TOC Heading" w:uiPriority="39" w:qFormat="1"/>
   </w:latentStyles>
-  <w:style w:type="table" w:styleId="786">
+  <w:style w:type="table" w:styleId="877">
     <w:name w:val="Table Grid Light"/>
-    <w:basedOn w:val="964"/>
+    <w:basedOn w:val="1055"/>
     <w:uiPriority w:val="59"/>
     <w:pPr>
       <w:pBdr/>
@@ -16521,9 +16614,9 @@
       </w:tcPr>
     </w:tblStylePr>
   </w:style>
-  <w:style w:type="table" w:styleId="787">
+  <w:style w:type="table" w:styleId="878">
     <w:name w:val="Plain Table 1"/>
-    <w:basedOn w:val="964"/>
+    <w:basedOn w:val="1055"/>
     <w:uiPriority w:val="59"/>
     <w:pPr>
       <w:pBdr/>
@@ -16746,9 +16839,9 @@
       </w:tcPr>
     </w:tblStylePr>
   </w:style>
-  <w:style w:type="table" w:styleId="788">
+  <w:style w:type="table" w:styleId="879">
     <w:name w:val="Plain Table 2"/>
-    <w:basedOn w:val="964"/>
+    <w:basedOn w:val="1055"/>
     <w:uiPriority w:val="59"/>
     <w:pPr>
       <w:pBdr/>
@@ -16979,9 +17072,9 @@
       </w:tcPr>
     </w:tblStylePr>
   </w:style>
-  <w:style w:type="table" w:styleId="789">
+  <w:style w:type="table" w:styleId="880">
     <w:name w:val="Plain Table 3"/>
-    <w:basedOn w:val="964"/>
+    <w:basedOn w:val="1055"/>
     <w:uiPriority w:val="99"/>
     <w:pPr>
       <w:pBdr/>
@@ -17209,9 +17302,9 @@
       </w:tcPr>
     </w:tblStylePr>
   </w:style>
-  <w:style w:type="table" w:styleId="790">
+  <w:style w:type="table" w:styleId="881">
     <w:name w:val="Plain Table 4"/>
-    <w:basedOn w:val="964"/>
+    <w:basedOn w:val="1055"/>
     <w:uiPriority w:val="99"/>
     <w:pPr>
       <w:pBdr/>
@@ -17425,9 +17518,9 @@
       </w:tcPr>
     </w:tblStylePr>
   </w:style>
-  <w:style w:type="table" w:styleId="791">
+  <w:style w:type="table" w:styleId="882">
     <w:name w:val="Plain Table 5"/>
-    <w:basedOn w:val="964"/>
+    <w:basedOn w:val="1055"/>
     <w:uiPriority w:val="99"/>
     <w:pPr>
       <w:pBdr/>
@@ -17658,9 +17751,9 @@
       </w:tcPr>
     </w:tblStylePr>
   </w:style>
-  <w:style w:type="table" w:styleId="792">
+  <w:style w:type="table" w:styleId="883">
     <w:name w:val="Grid Table 1 Light"/>
-    <w:basedOn w:val="964"/>
+    <w:basedOn w:val="1055"/>
     <w:uiPriority w:val="99"/>
     <w:pPr>
       <w:pBdr/>
@@ -17881,9 +17974,9 @@
       </w:tcPr>
     </w:tblStylePr>
   </w:style>
-  <w:style w:type="table" w:styleId="793">
+  <w:style w:type="table" w:styleId="884">
     <w:name w:val="Grid Table 1 Light - Accent 1"/>
-    <w:basedOn w:val="964"/>
+    <w:basedOn w:val="1055"/>
     <w:uiPriority w:val="99"/>
     <w:pPr>
       <w:pBdr/>
@@ -18104,9 +18197,9 @@
       </w:tcPr>
     </w:tblStylePr>
   </w:style>
-  <w:style w:type="table" w:styleId="794">
+  <w:style w:type="table" w:styleId="885">
     <w:name w:val="Grid Table 1 Light - Accent 2"/>
-    <w:basedOn w:val="964"/>
+    <w:basedOn w:val="1055"/>
     <w:uiPriority w:val="99"/>
     <w:pPr>
       <w:pBdr/>
@@ -18327,9 +18420,9 @@
       </w:tcPr>
     </w:tblStylePr>
   </w:style>
-  <w:style w:type="table" w:styleId="795">
+  <w:style w:type="table" w:styleId="886">
     <w:name w:val="Grid Table 1 Light - Accent 3"/>
-    <w:basedOn w:val="964"/>
+    <w:basedOn w:val="1055"/>
     <w:uiPriority w:val="99"/>
     <w:pPr>
       <w:pBdr/>
@@ -18550,9 +18643,9 @@
       </w:tcPr>
     </w:tblStylePr>
   </w:style>
-  <w:style w:type="table" w:styleId="796">
+  <w:style w:type="table" w:styleId="887">
     <w:name w:val="Grid Table 1 Light - Accent 4"/>
-    <w:basedOn w:val="964"/>
+    <w:basedOn w:val="1055"/>
     <w:uiPriority w:val="99"/>
     <w:pPr>
       <w:pBdr/>
@@ -18773,9 +18866,9 @@
       </w:tcPr>
     </w:tblStylePr>
   </w:style>
-  <w:style w:type="table" w:styleId="797">
+  <w:style w:type="table" w:styleId="888">
     <w:name w:val="Grid Table 1 Light - Accent 5"/>
-    <w:basedOn w:val="964"/>
+    <w:basedOn w:val="1055"/>
     <w:uiPriority w:val="99"/>
     <w:pPr>
       <w:pBdr/>
@@ -18996,9 +19089,9 @@
       </w:tcPr>
     </w:tblStylePr>
   </w:style>
-  <w:style w:type="table" w:styleId="798">
+  <w:style w:type="table" w:styleId="889">
     <w:name w:val="Grid Table 1 Light - Accent 6"/>
-    <w:basedOn w:val="964"/>
+    <w:basedOn w:val="1055"/>
     <w:uiPriority w:val="99"/>
     <w:pPr>
       <w:pBdr/>
@@ -19219,9 +19312,9 @@
       </w:tcPr>
     </w:tblStylePr>
   </w:style>
-  <w:style w:type="table" w:styleId="799">
+  <w:style w:type="table" w:styleId="890">
     <w:name w:val="Grid Table 2"/>
-    <w:basedOn w:val="964"/>
+    <w:basedOn w:val="1055"/>
     <w:uiPriority w:val="99"/>
     <w:pPr>
       <w:pBdr/>
@@ -19451,9 +19544,9 @@
       </w:tcPr>
     </w:tblStylePr>
   </w:style>
-  <w:style w:type="table" w:styleId="800">
+  <w:style w:type="table" w:styleId="891">
     <w:name w:val="Grid Table 2 - Accent 1"/>
-    <w:basedOn w:val="964"/>
+    <w:basedOn w:val="1055"/>
     <w:uiPriority w:val="99"/>
     <w:pPr>
       <w:pBdr/>
@@ -19683,9 +19776,9 @@
       </w:tcPr>
     </w:tblStylePr>
   </w:style>
-  <w:style w:type="table" w:styleId="801">
+  <w:style w:type="table" w:styleId="892">
     <w:name w:val="Grid Table 2 - Accent 2"/>
-    <w:basedOn w:val="964"/>
+    <w:basedOn w:val="1055"/>
     <w:uiPriority w:val="99"/>
     <w:pPr>
       <w:pBdr/>
@@ -19915,9 +20008,9 @@
       </w:tcPr>
     </w:tblStylePr>
   </w:style>
-  <w:style w:type="table" w:styleId="802">
+  <w:style w:type="table" w:styleId="893">
     <w:name w:val="Grid Table 2 - Accent 3"/>
-    <w:basedOn w:val="964"/>
+    <w:basedOn w:val="1055"/>
     <w:uiPriority w:val="99"/>
     <w:pPr>
       <w:pBdr/>
@@ -20147,9 +20240,9 @@
       </w:tcPr>
     </w:tblStylePr>
   </w:style>
-  <w:style w:type="table" w:styleId="803">
+  <w:style w:type="table" w:styleId="894">
     <w:name w:val="Grid Table 2 - Accent 4"/>
-    <w:basedOn w:val="964"/>
+    <w:basedOn w:val="1055"/>
     <w:uiPriority w:val="99"/>
     <w:pPr>
       <w:pBdr/>
@@ -20379,9 +20472,9 @@
       </w:tcPr>
     </w:tblStylePr>
   </w:style>
-  <w:style w:type="table" w:styleId="804">
+  <w:style w:type="table" w:styleId="895">
     <w:name w:val="Grid Table 2 - Accent 5"/>
-    <w:basedOn w:val="964"/>
+    <w:basedOn w:val="1055"/>
     <w:uiPriority w:val="99"/>
     <w:pPr>
       <w:pBdr/>
@@ -20611,9 +20704,9 @@
       </w:tcPr>
     </w:tblStylePr>
   </w:style>
-  <w:style w:type="table" w:styleId="805">
+  <w:style w:type="table" w:styleId="896">
     <w:name w:val="Grid Table 2 - Accent 6"/>
-    <w:basedOn w:val="964"/>
+    <w:basedOn w:val="1055"/>
     <w:uiPriority w:val="99"/>
     <w:pPr>
       <w:pBdr/>
@@ -20843,9 +20936,9 @@
       </w:tcPr>
     </w:tblStylePr>
   </w:style>
-  <w:style w:type="table" w:styleId="806">
+  <w:style w:type="table" w:styleId="897">
     <w:name w:val="Grid Table 3"/>
-    <w:basedOn w:val="964"/>
+    <w:basedOn w:val="1055"/>
     <w:uiPriority w:val="99"/>
     <w:pPr>
       <w:pBdr/>
@@ -21088,9 +21181,9 @@
       </w:tcPr>
     </w:tblStylePr>
   </w:style>
-  <w:style w:type="table" w:styleId="807">
+  <w:style w:type="table" w:styleId="898">
     <w:name w:val="Grid Table 3 - Accent 1"/>
-    <w:basedOn w:val="964"/>
+    <w:basedOn w:val="1055"/>
     <w:uiPriority w:val="99"/>
     <w:pPr>
       <w:pBdr/>
@@ -21333,9 +21426,9 @@
       </w:tcPr>
     </w:tblStylePr>
   </w:style>
-  <w:style w:type="table" w:styleId="808">
+  <w:style w:type="table" w:styleId="899">
     <w:name w:val="Grid Table 3 - Accent 2"/>
-    <w:basedOn w:val="964"/>
+    <w:basedOn w:val="1055"/>
     <w:uiPriority w:val="99"/>
     <w:pPr>
       <w:pBdr/>
@@ -21578,9 +21671,9 @@
       </w:tcPr>
     </w:tblStylePr>
   </w:style>
-  <w:style w:type="table" w:styleId="809">
+  <w:style w:type="table" w:styleId="900">
     <w:name w:val="Grid Table 3 - Accent 3"/>
-    <w:basedOn w:val="964"/>
+    <w:basedOn w:val="1055"/>
     <w:uiPriority w:val="99"/>
     <w:pPr>
       <w:pBdr/>
@@ -21823,9 +21916,9 @@
       </w:tcPr>
     </w:tblStylePr>
   </w:style>
-  <w:style w:type="table" w:styleId="810">
+  <w:style w:type="table" w:styleId="901">
     <w:name w:val="Grid Table 3 - Accent 4"/>
-    <w:basedOn w:val="964"/>
+    <w:basedOn w:val="1055"/>
     <w:uiPriority w:val="99"/>
     <w:pPr>
       <w:pBdr/>
@@ -22068,9 +22161,9 @@
       </w:tcPr>
     </w:tblStylePr>
   </w:style>
-  <w:style w:type="table" w:styleId="811">
+  <w:style w:type="table" w:styleId="902">
     <w:name w:val="Grid Table 3 - Accent 5"/>
-    <w:basedOn w:val="964"/>
+    <w:basedOn w:val="1055"/>
     <w:uiPriority w:val="99"/>
     <w:pPr>
       <w:pBdr/>
@@ -22313,9 +22406,9 @@
       </w:tcPr>
     </w:tblStylePr>
   </w:style>
-  <w:style w:type="table" w:styleId="812">
+  <w:style w:type="table" w:styleId="903">
     <w:name w:val="Grid Table 3 - Accent 6"/>
-    <w:basedOn w:val="964"/>
+    <w:basedOn w:val="1055"/>
     <w:uiPriority w:val="99"/>
     <w:pPr>
       <w:pBdr/>
@@ -22558,9 +22651,9 @@
       </w:tcPr>
     </w:tblStylePr>
   </w:style>
-  <w:style w:type="table" w:styleId="813">
+  <w:style w:type="table" w:styleId="904">
     <w:name w:val="Grid Table 4"/>
-    <w:basedOn w:val="964"/>
+    <w:basedOn w:val="1055"/>
     <w:uiPriority w:val="59"/>
     <w:pPr>
       <w:pBdr/>
@@ -22791,9 +22884,9 @@
       </w:tcPr>
     </w:tblStylePr>
   </w:style>
-  <w:style w:type="table" w:styleId="814">
+  <w:style w:type="table" w:styleId="905">
     <w:name w:val="Grid Table 4 - Accent 1"/>
-    <w:basedOn w:val="964"/>
+    <w:basedOn w:val="1055"/>
     <w:uiPriority w:val="59"/>
     <w:pPr>
       <w:pBdr/>
@@ -23024,9 +23117,9 @@
       </w:tcPr>
     </w:tblStylePr>
   </w:style>
-  <w:style w:type="table" w:styleId="815">
+  <w:style w:type="table" w:styleId="906">
     <w:name w:val="Grid Table 4 - Accent 2"/>
-    <w:basedOn w:val="964"/>
+    <w:basedOn w:val="1055"/>
     <w:uiPriority w:val="59"/>
     <w:pPr>
       <w:pBdr/>
@@ -23257,9 +23350,9 @@
       </w:tcPr>
     </w:tblStylePr>
   </w:style>
-  <w:style w:type="table" w:styleId="816">
+  <w:style w:type="table" w:styleId="907">
     <w:name w:val="Grid Table 4 - Accent 3"/>
-    <w:basedOn w:val="964"/>
+    <w:basedOn w:val="1055"/>
     <w:uiPriority w:val="59"/>
     <w:pPr>
       <w:pBdr/>
@@ -23490,9 +23583,9 @@
       </w:tcPr>
     </w:tblStylePr>
   </w:style>
-  <w:style w:type="table" w:styleId="817">
+  <w:style w:type="table" w:styleId="908">
     <w:name w:val="Grid Table 4 - Accent 4"/>
-    <w:basedOn w:val="964"/>
+    <w:basedOn w:val="1055"/>
     <w:uiPriority w:val="59"/>
     <w:pPr>
       <w:pBdr/>
@@ -23723,9 +23816,9 @@
       </w:tcPr>
     </w:tblStylePr>
   </w:style>
-  <w:style w:type="table" w:styleId="818">
+  <w:style w:type="table" w:styleId="909">
     <w:name w:val="Grid Table 4 - Accent 5"/>
-    <w:basedOn w:val="964"/>
+    <w:basedOn w:val="1055"/>
     <w:uiPriority w:val="59"/>
     <w:pPr>
       <w:pBdr/>
@@ -23956,9 +24049,9 @@
       </w:tcPr>
     </w:tblStylePr>
   </w:style>
-  <w:style w:type="table" w:styleId="819">
+  <w:style w:type="table" w:styleId="910">
     <w:name w:val="Grid Table 4 - Accent 6"/>
-    <w:basedOn w:val="964"/>
+    <w:basedOn w:val="1055"/>
     <w:uiPriority w:val="59"/>
     <w:pPr>
       <w:pBdr/>
@@ -24189,9 +24282,9 @@
       </w:tcPr>
     </w:tblStylePr>
   </w:style>
-  <w:style w:type="table" w:styleId="820">
+  <w:style w:type="table" w:styleId="911">
     <w:name w:val="Grid Table 5 Dark"/>
-    <w:basedOn w:val="964"/>
+    <w:basedOn w:val="1055"/>
     <w:uiPriority w:val="99"/>
     <w:pPr>
       <w:pBdr/>
@@ -24417,9 +24510,9 @@
       </w:tcPr>
     </w:tblStylePr>
   </w:style>
-  <w:style w:type="table" w:styleId="821">
+  <w:style w:type="table" w:styleId="912">
     <w:name w:val="Grid Table 5 Dark- Accent 1"/>
-    <w:basedOn w:val="964"/>
+    <w:basedOn w:val="1055"/>
     <w:uiPriority w:val="99"/>
     <w:pPr>
       <w:pBdr/>
@@ -24645,9 +24738,9 @@
       </w:tcPr>
     </w:tblStylePr>
   </w:style>
-  <w:style w:type="table" w:styleId="822">
+  <w:style w:type="table" w:styleId="913">
     <w:name w:val="Grid Table 5 Dark - Accent 2"/>
-    <w:basedOn w:val="964"/>
+    <w:basedOn w:val="1055"/>
     <w:uiPriority w:val="99"/>
     <w:pPr>
       <w:pBdr/>
@@ -24873,9 +24966,9 @@
       </w:tcPr>
     </w:tblStylePr>
   </w:style>
-  <w:style w:type="table" w:styleId="823">
+  <w:style w:type="table" w:styleId="914">
     <w:name w:val="Grid Table 5 Dark - Accent 3"/>
-    <w:basedOn w:val="964"/>
+    <w:basedOn w:val="1055"/>
     <w:uiPriority w:val="99"/>
     <w:pPr>
       <w:pBdr/>
@@ -25101,9 +25194,9 @@
       </w:tcPr>
     </w:tblStylePr>
   </w:style>
-  <w:style w:type="table" w:styleId="824">
+  <w:style w:type="table" w:styleId="915">
     <w:name w:val="Grid Table 5 Dark- Accent 4"/>
-    <w:basedOn w:val="964"/>
+    <w:basedOn w:val="1055"/>
     <w:uiPriority w:val="99"/>
     <w:pPr>
       <w:pBdr/>
@@ -25329,9 +25422,9 @@
       </w:tcPr>
     </w:tblStylePr>
   </w:style>
-  <w:style w:type="table" w:styleId="825">
+  <w:style w:type="table" w:styleId="916">
     <w:name w:val="Grid Table 5 Dark - Accent 5"/>
-    <w:basedOn w:val="964"/>
+    <w:basedOn w:val="1055"/>
     <w:uiPriority w:val="99"/>
     <w:pPr>
       <w:pBdr/>
@@ -25557,9 +25650,9 @@
       </w:tcPr>
     </w:tblStylePr>
   </w:style>
-  <w:style w:type="table" w:styleId="826">
+  <w:style w:type="table" w:styleId="917">
     <w:name w:val="Grid Table 5 Dark - Accent 6"/>
-    <w:basedOn w:val="964"/>
+    <w:basedOn w:val="1055"/>
     <w:uiPriority w:val="99"/>
     <w:pPr>
       <w:pBdr/>
@@ -25785,9 +25878,9 @@
       </w:tcPr>
     </w:tblStylePr>
   </w:style>
-  <w:style w:type="table" w:styleId="827">
+  <w:style w:type="table" w:styleId="918">
     <w:name w:val="Grid Table 6 Colorful"/>
-    <w:basedOn w:val="964"/>
+    <w:basedOn w:val="1055"/>
     <w:uiPriority w:val="99"/>
     <w:pPr>
       <w:pBdr/>
@@ -26015,9 +26108,9 @@
       </w:tcPr>
     </w:tblStylePr>
   </w:style>
-  <w:style w:type="table" w:styleId="828">
+  <w:style w:type="table" w:styleId="919">
     <w:name w:val="Grid Table 6 Colorful - Accent 1"/>
-    <w:basedOn w:val="964"/>
+    <w:basedOn w:val="1055"/>
     <w:uiPriority w:val="99"/>
     <w:pPr>
       <w:pBdr/>
@@ -26245,9 +26338,9 @@
       </w:tcPr>
     </w:tblStylePr>
   </w:style>
-  <w:style w:type="table" w:styleId="829">
+  <w:style w:type="table" w:styleId="920">
     <w:name w:val="Grid Table 6 Colorful - Accent 2"/>
-    <w:basedOn w:val="964"/>
+    <w:basedOn w:val="1055"/>
     <w:uiPriority w:val="99"/>
     <w:pPr>
       <w:pBdr/>
@@ -26475,9 +26568,9 @@
       </w:tcPr>
     </w:tblStylePr>
   </w:style>
-  <w:style w:type="table" w:styleId="830">
+  <w:style w:type="table" w:styleId="921">
     <w:name w:val="Grid Table 6 Colorful - Accent 3"/>
-    <w:basedOn w:val="964"/>
+    <w:basedOn w:val="1055"/>
     <w:uiPriority w:val="99"/>
     <w:pPr>
       <w:pBdr/>
@@ -26705,9 +26798,9 @@
       </w:tcPr>
     </w:tblStylePr>
   </w:style>
-  <w:style w:type="table" w:styleId="831">
+  <w:style w:type="table" w:styleId="922">
     <w:name w:val="Grid Table 6 Colorful - Accent 4"/>
-    <w:basedOn w:val="964"/>
+    <w:basedOn w:val="1055"/>
     <w:uiPriority w:val="99"/>
     <w:pPr>
       <w:pBdr/>
@@ -26935,9 +27028,9 @@
       </w:tcPr>
     </w:tblStylePr>
   </w:style>
-  <w:style w:type="table" w:styleId="832">
+  <w:style w:type="table" w:styleId="923">
     <w:name w:val="Grid Table 6 Colorful - Accent 5"/>
-    <w:basedOn w:val="964"/>
+    <w:basedOn w:val="1055"/>
     <w:uiPriority w:val="99"/>
     <w:pPr>
       <w:pBdr/>
@@ -27165,9 +27258,9 @@
       </w:tcPr>
     </w:tblStylePr>
   </w:style>
-  <w:style w:type="table" w:styleId="833">
+  <w:style w:type="table" w:styleId="924">
     <w:name w:val="Grid Table 6 Colorful - Accent 6"/>
-    <w:basedOn w:val="964"/>
+    <w:basedOn w:val="1055"/>
     <w:uiPriority w:val="99"/>
     <w:pPr>
       <w:pBdr/>
@@ -27395,9 +27488,9 @@
       </w:tcPr>
     </w:tblStylePr>
   </w:style>
-  <w:style w:type="table" w:styleId="834">
+  <w:style w:type="table" w:styleId="925">
     <w:name w:val="Grid Table 7 Colorful"/>
-    <w:basedOn w:val="964"/>
+    <w:basedOn w:val="1055"/>
     <w:uiPriority w:val="99"/>
     <w:pPr>
       <w:pBdr/>
@@ -27649,9 +27742,9 @@
       </w:tcPr>
     </w:tblStylePr>
   </w:style>
-  <w:style w:type="table" w:styleId="835">
+  <w:style w:type="table" w:styleId="926">
     <w:name w:val="Grid Table 7 Colorful - Accent 1"/>
-    <w:basedOn w:val="964"/>
+    <w:basedOn w:val="1055"/>
     <w:uiPriority w:val="99"/>
     <w:pPr>
       <w:pBdr/>
@@ -27903,9 +27996,9 @@
       </w:tcPr>
     </w:tblStylePr>
   </w:style>
-  <w:style w:type="table" w:styleId="836">
+  <w:style w:type="table" w:styleId="927">
     <w:name w:val="Grid Table 7 Colorful - Accent 2"/>
-    <w:basedOn w:val="964"/>
+    <w:basedOn w:val="1055"/>
     <w:uiPriority w:val="99"/>
     <w:pPr>
       <w:pBdr/>
@@ -28157,9 +28250,9 @@
       </w:tcPr>
     </w:tblStylePr>
   </w:style>
-  <w:style w:type="table" w:styleId="837">
+  <w:style w:type="table" w:styleId="928">
     <w:name w:val="Grid Table 7 Colorful - Accent 3"/>
-    <w:basedOn w:val="964"/>
+    <w:basedOn w:val="1055"/>
     <w:uiPriority w:val="99"/>
     <w:pPr>
       <w:pBdr/>
@@ -28411,9 +28504,9 @@
       </w:tcPr>
     </w:tblStylePr>
   </w:style>
-  <w:style w:type="table" w:styleId="838">
+  <w:style w:type="table" w:styleId="929">
     <w:name w:val="Grid Table 7 Colorful - Accent 4"/>
-    <w:basedOn w:val="964"/>
+    <w:basedOn w:val="1055"/>
     <w:uiPriority w:val="99"/>
     <w:pPr>
       <w:pBdr/>
@@ -28665,9 +28758,9 @@
       </w:tcPr>
     </w:tblStylePr>
   </w:style>
-  <w:style w:type="table" w:styleId="839">
+  <w:style w:type="table" w:styleId="930">
     <w:name w:val="Grid Table 7 Colorful - Accent 5"/>
-    <w:basedOn w:val="964"/>
+    <w:basedOn w:val="1055"/>
     <w:uiPriority w:val="99"/>
     <w:pPr>
       <w:pBdr/>
@@ -28919,9 +29012,9 @@
       </w:tcPr>
     </w:tblStylePr>
   </w:style>
-  <w:style w:type="table" w:styleId="840">
+  <w:style w:type="table" w:styleId="931">
     <w:name w:val="Grid Table 7 Colorful - Accent 6"/>
-    <w:basedOn w:val="964"/>
+    <w:basedOn w:val="1055"/>
     <w:uiPriority w:val="99"/>
     <w:pPr>
       <w:pBdr/>
@@ -29173,9 +29266,9 @@
       </w:tcPr>
     </w:tblStylePr>
   </w:style>
-  <w:style w:type="table" w:styleId="841">
+  <w:style w:type="table" w:styleId="932">
     <w:name w:val="List Table 1 Light"/>
-    <w:basedOn w:val="964"/>
+    <w:basedOn w:val="1055"/>
     <w:uiPriority w:val="99"/>
     <w:pPr>
       <w:pBdr/>
@@ -29389,9 +29482,9 @@
       </w:tcPr>
     </w:tblStylePr>
   </w:style>
-  <w:style w:type="table" w:styleId="842">
+  <w:style w:type="table" w:styleId="933">
     <w:name w:val="List Table 1 Light - Accent 1"/>
-    <w:basedOn w:val="964"/>
+    <w:basedOn w:val="1055"/>
     <w:uiPriority w:val="99"/>
     <w:pPr>
       <w:pBdr/>
@@ -29605,9 +29698,9 @@
       </w:tcPr>
     </w:tblStylePr>
   </w:style>
-  <w:style w:type="table" w:styleId="843">
+  <w:style w:type="table" w:styleId="934">
     <w:name w:val="List Table 1 Light - Accent 2"/>
-    <w:basedOn w:val="964"/>
+    <w:basedOn w:val="1055"/>
     <w:uiPriority w:val="99"/>
     <w:pPr>
       <w:pBdr/>
@@ -29821,9 +29914,9 @@
       </w:tcPr>
     </w:tblStylePr>
   </w:style>
-  <w:style w:type="table" w:styleId="844">
+  <w:style w:type="table" w:styleId="935">
     <w:name w:val="List Table 1 Light - Accent 3"/>
-    <w:basedOn w:val="964"/>
+    <w:basedOn w:val="1055"/>
     <w:uiPriority w:val="99"/>
     <w:pPr>
       <w:pBdr/>
@@ -30037,9 +30130,9 @@
       </w:tcPr>
     </w:tblStylePr>
   </w:style>
-  <w:style w:type="table" w:styleId="845">
+  <w:style w:type="table" w:styleId="936">
     <w:name w:val="List Table 1 Light - Accent 4"/>
-    <w:basedOn w:val="964"/>
+    <w:basedOn w:val="1055"/>
     <w:uiPriority w:val="99"/>
     <w:pPr>
       <w:pBdr/>
@@ -30253,9 +30346,9 @@
       </w:tcPr>
     </w:tblStylePr>
   </w:style>
-  <w:style w:type="table" w:styleId="846">
+  <w:style w:type="table" w:styleId="937">
     <w:name w:val="List Table 1 Light - Accent 5"/>
-    <w:basedOn w:val="964"/>
+    <w:basedOn w:val="1055"/>
     <w:uiPriority w:val="99"/>
     <w:pPr>
       <w:pBdr/>
@@ -30469,9 +30562,9 @@
       </w:tcPr>
     </w:tblStylePr>
   </w:style>
-  <w:style w:type="table" w:styleId="847">
+  <w:style w:type="table" w:styleId="938">
     <w:name w:val="List Table 1 Light - Accent 6"/>
-    <w:basedOn w:val="964"/>
+    <w:basedOn w:val="1055"/>
     <w:uiPriority w:val="99"/>
     <w:pPr>
       <w:pBdr/>
@@ -30685,9 +30778,9 @@
       </w:tcPr>
     </w:tblStylePr>
   </w:style>
-  <w:style w:type="table" w:styleId="848">
+  <w:style w:type="table" w:styleId="939">
     <w:name w:val="List Table 2"/>
-    <w:basedOn w:val="964"/>
+    <w:basedOn w:val="1055"/>
     <w:uiPriority w:val="99"/>
     <w:pPr>
       <w:pBdr/>
@@ -30923,9 +31016,9 @@
       </w:tcPr>
     </w:tblStylePr>
   </w:style>
-  <w:style w:type="table" w:styleId="849">
+  <w:style w:type="table" w:styleId="940">
     <w:name w:val="List Table 2 - Accent 1"/>
-    <w:basedOn w:val="964"/>
+    <w:basedOn w:val="1055"/>
     <w:uiPriority w:val="99"/>
     <w:pPr>
       <w:pBdr/>
@@ -31161,9 +31254,9 @@
       </w:tcPr>
     </w:tblStylePr>
   </w:style>
-  <w:style w:type="table" w:styleId="850">
+  <w:style w:type="table" w:styleId="941">
     <w:name w:val="List Table 2 - Accent 2"/>
-    <w:basedOn w:val="964"/>
+    <w:basedOn w:val="1055"/>
     <w:uiPriority w:val="99"/>
     <w:pPr>
       <w:pBdr/>
@@ -31399,9 +31492,9 @@
       </w:tcPr>
     </w:tblStylePr>
   </w:style>
-  <w:style w:type="table" w:styleId="851">
+  <w:style w:type="table" w:styleId="942">
     <w:name w:val="List Table 2 - Accent 3"/>
-    <w:basedOn w:val="964"/>
+    <w:basedOn w:val="1055"/>
     <w:uiPriority w:val="99"/>
     <w:pPr>
       <w:pBdr/>
@@ -31637,9 +31730,9 @@
       </w:tcPr>
     </w:tblStylePr>
   </w:style>
-  <w:style w:type="table" w:styleId="852">
+  <w:style w:type="table" w:styleId="943">
     <w:name w:val="List Table 2 - Accent 4"/>
-    <w:basedOn w:val="964"/>
+    <w:basedOn w:val="1055"/>
     <w:uiPriority w:val="99"/>
     <w:pPr>
       <w:pBdr/>
@@ -31875,9 +31968,9 @@
       </w:tcPr>
     </w:tblStylePr>
   </w:style>
-  <w:style w:type="table" w:styleId="853">
+  <w:style w:type="table" w:styleId="944">
     <w:name w:val="List Table 2 - Accent 5"/>
-    <w:basedOn w:val="964"/>
+    <w:basedOn w:val="1055"/>
     <w:uiPriority w:val="99"/>
     <w:pPr>
       <w:pBdr/>
@@ -32113,9 +32206,9 @@
       </w:tcPr>
     </w:tblStylePr>
   </w:style>
-  <w:style w:type="table" w:styleId="854">
+  <w:style w:type="table" w:styleId="945">
     <w:name w:val="List Table 2 - Accent 6"/>
-    <w:basedOn w:val="964"/>
+    <w:basedOn w:val="1055"/>
     <w:uiPriority w:val="99"/>
     <w:pPr>
       <w:pBdr/>
@@ -32351,9 +32444,9 @@
       </w:tcPr>
     </w:tblStylePr>
   </w:style>
-  <w:style w:type="table" w:styleId="855">
+  <w:style w:type="table" w:styleId="946">
     <w:name w:val="List Table 3"/>
-    <w:basedOn w:val="964"/>
+    <w:basedOn w:val="1055"/>
     <w:uiPriority w:val="99"/>
     <w:pPr>
       <w:pBdr/>
@@ -32579,9 +32672,9 @@
       </w:tcPr>
     </w:tblStylePr>
   </w:style>
-  <w:style w:type="table" w:styleId="856">
+  <w:style w:type="table" w:styleId="947">
     <w:name w:val="List Table 3 - Accent 1"/>
-    <w:basedOn w:val="964"/>
+    <w:basedOn w:val="1055"/>
     <w:uiPriority w:val="99"/>
     <w:pPr>
       <w:pBdr/>
@@ -32807,9 +32900,9 @@
       </w:tcPr>
     </w:tblStylePr>
   </w:style>
-  <w:style w:type="table" w:styleId="857">
+  <w:style w:type="table" w:styleId="948">
     <w:name w:val="List Table 3 - Accent 2"/>
-    <w:basedOn w:val="964"/>
+    <w:basedOn w:val="1055"/>
     <w:uiPriority w:val="99"/>
     <w:pPr>
       <w:pBdr/>
@@ -33035,9 +33128,9 @@
       </w:tcPr>
     </w:tblStylePr>
   </w:style>
-  <w:style w:type="table" w:styleId="858">
+  <w:style w:type="table" w:styleId="949">
     <w:name w:val="List Table 3 - Accent 3"/>
-    <w:basedOn w:val="964"/>
+    <w:basedOn w:val="1055"/>
     <w:uiPriority w:val="99"/>
     <w:pPr>
       <w:pBdr/>
@@ -33263,9 +33356,9 @@
       </w:tcPr>
     </w:tblStylePr>
   </w:style>
-  <w:style w:type="table" w:styleId="859">
+  <w:style w:type="table" w:styleId="950">
     <w:name w:val="List Table 3 - Accent 4"/>
-    <w:basedOn w:val="964"/>
+    <w:basedOn w:val="1055"/>
     <w:uiPriority w:val="99"/>
     <w:pPr>
       <w:pBdr/>
@@ -33491,9 +33584,9 @@
       </w:tcPr>
     </w:tblStylePr>
   </w:style>
-  <w:style w:type="table" w:styleId="860">
+  <w:style w:type="table" w:styleId="951">
     <w:name w:val="List Table 3 - Accent 5"/>
-    <w:basedOn w:val="964"/>
+    <w:basedOn w:val="1055"/>
     <w:uiPriority w:val="99"/>
     <w:pPr>
       <w:pBdr/>
@@ -33719,9 +33812,9 @@
       </w:tcPr>
     </w:tblStylePr>
   </w:style>
-  <w:style w:type="table" w:styleId="861">
+  <w:style w:type="table" w:styleId="952">
     <w:name w:val="List Table 3 - Accent 6"/>
-    <w:basedOn w:val="964"/>
+    <w:basedOn w:val="1055"/>
     <w:uiPriority w:val="99"/>
     <w:pPr>
       <w:pBdr/>
@@ -33947,9 +34040,9 @@
       </w:tcPr>
     </w:tblStylePr>
   </w:style>
-  <w:style w:type="table" w:styleId="862">
+  <w:style w:type="table" w:styleId="953">
     <w:name w:val="List Table 4"/>
-    <w:basedOn w:val="964"/>
+    <w:basedOn w:val="1055"/>
     <w:uiPriority w:val="99"/>
     <w:pPr>
       <w:pBdr/>
@@ -34172,9 +34265,9 @@
       </w:tcPr>
     </w:tblStylePr>
   </w:style>
-  <w:style w:type="table" w:styleId="863">
+  <w:style w:type="table" w:styleId="954">
     <w:name w:val="List Table 4 - Accent 1"/>
-    <w:basedOn w:val="964"/>
+    <w:basedOn w:val="1055"/>
     <w:uiPriority w:val="99"/>
     <w:pPr>
       <w:pBdr/>
@@ -34397,9 +34490,9 @@
       </w:tcPr>
     </w:tblStylePr>
   </w:style>
-  <w:style w:type="table" w:styleId="864">
+  <w:style w:type="table" w:styleId="955">
     <w:name w:val="List Table 4 - Accent 2"/>
-    <w:basedOn w:val="964"/>
+    <w:basedOn w:val="1055"/>
     <w:uiPriority w:val="99"/>
     <w:pPr>
       <w:pBdr/>
@@ -34622,9 +34715,9 @@
       </w:tcPr>
     </w:tblStylePr>
   </w:style>
-  <w:style w:type="table" w:styleId="865">
+  <w:style w:type="table" w:styleId="956">
     <w:name w:val="List Table 4 - Accent 3"/>
-    <w:basedOn w:val="964"/>
+    <w:basedOn w:val="1055"/>
     <w:uiPriority w:val="99"/>
     <w:pPr>
       <w:pBdr/>
@@ -34847,9 +34940,9 @@
       </w:tcPr>
     </w:tblStylePr>
   </w:style>
-  <w:style w:type="table" w:styleId="866">
+  <w:style w:type="table" w:styleId="957">
     <w:name w:val="List Table 4 - Accent 4"/>
-    <w:basedOn w:val="964"/>
+    <w:basedOn w:val="1055"/>
     <w:uiPriority w:val="99"/>
     <w:pPr>
       <w:pBdr/>
@@ -35072,9 +35165,9 @@
       </w:tcPr>
     </w:tblStylePr>
   </w:style>
-  <w:style w:type="table" w:styleId="867">
+  <w:style w:type="table" w:styleId="958">
     <w:name w:val="List Table 4 - Accent 5"/>
-    <w:basedOn w:val="964"/>
+    <w:basedOn w:val="1055"/>
     <w:uiPriority w:val="99"/>
     <w:pPr>
       <w:pBdr/>
@@ -35297,9 +35390,9 @@
       </w:tcPr>
     </w:tblStylePr>
   </w:style>
-  <w:style w:type="table" w:styleId="868">
+  <w:style w:type="table" w:styleId="959">
     <w:name w:val="List Table 4 - Accent 6"/>
-    <w:basedOn w:val="964"/>
+    <w:basedOn w:val="1055"/>
     <w:uiPriority w:val="99"/>
     <w:pPr>
       <w:pBdr/>
@@ -35522,9 +35615,9 @@
       </w:tcPr>
     </w:tblStylePr>
   </w:style>
-  <w:style w:type="table" w:styleId="869">
+  <w:style w:type="table" w:styleId="960">
     <w:name w:val="List Table 5 Dark"/>
-    <w:basedOn w:val="964"/>
+    <w:basedOn w:val="1055"/>
     <w:uiPriority w:val="99"/>
     <w:pPr>
       <w:pBdr/>
@@ -35764,9 +35857,9 @@
       </w:tcPr>
     </w:tblStylePr>
   </w:style>
-  <w:style w:type="table" w:styleId="870">
+  <w:style w:type="table" w:styleId="961">
     <w:name w:val="List Table 5 Dark - Accent 1"/>
-    <w:basedOn w:val="964"/>
+    <w:basedOn w:val="1055"/>
     <w:uiPriority w:val="99"/>
     <w:pPr>
       <w:pBdr/>
@@ -36006,9 +36099,9 @@
       </w:tcPr>
     </w:tblStylePr>
   </w:style>
-  <w:style w:type="table" w:styleId="871">
+  <w:style w:type="table" w:styleId="962">
     <w:name w:val="List Table 5 Dark - Accent 2"/>
-    <w:basedOn w:val="964"/>
+    <w:basedOn w:val="1055"/>
     <w:uiPriority w:val="99"/>
     <w:pPr>
       <w:pBdr/>
@@ -36248,9 +36341,9 @@
       </w:tcPr>
     </w:tblStylePr>
   </w:style>
-  <w:style w:type="table" w:styleId="872">
+  <w:style w:type="table" w:styleId="963">
     <w:name w:val="List Table 5 Dark - Accent 3"/>
-    <w:basedOn w:val="964"/>
+    <w:basedOn w:val="1055"/>
     <w:uiPriority w:val="99"/>
     <w:pPr>
       <w:pBdr/>
@@ -36490,9 +36583,9 @@
       </w:tcPr>
     </w:tblStylePr>
   </w:style>
-  <w:style w:type="table" w:styleId="873">
+  <w:style w:type="table" w:styleId="964">
     <w:name w:val="List Table 5 Dark - Accent 4"/>
-    <w:basedOn w:val="964"/>
+    <w:basedOn w:val="1055"/>
     <w:uiPriority w:val="99"/>
     <w:pPr>
       <w:pBdr/>
@@ -36732,9 +36825,9 @@
       </w:tcPr>
     </w:tblStylePr>
   </w:style>
-  <w:style w:type="table" w:styleId="874">
+  <w:style w:type="table" w:styleId="965">
     <w:name w:val="List Table 5 Dark - Accent 5"/>
-    <w:basedOn w:val="964"/>
+    <w:basedOn w:val="1055"/>
     <w:uiPriority w:val="99"/>
     <w:pPr>
       <w:pBdr/>
@@ -36974,9 +37067,9 @@
       </w:tcPr>
     </w:tblStylePr>
   </w:style>
-  <w:style w:type="table" w:styleId="875">
+  <w:style w:type="table" w:styleId="966">
     <w:name w:val="List Table 5 Dark - Accent 6"/>
-    <w:basedOn w:val="964"/>
+    <w:basedOn w:val="1055"/>
     <w:uiPriority w:val="99"/>
     <w:pPr>
       <w:pBdr/>
@@ -37216,9 +37309,9 @@
       </w:tcPr>
     </w:tblStylePr>
   </w:style>
-  <w:style w:type="table" w:styleId="876">
+  <w:style w:type="table" w:styleId="967">
     <w:name w:val="List Table 6 Colorful"/>
-    <w:basedOn w:val="964"/>
+    <w:basedOn w:val="1055"/>
     <w:uiPriority w:val="99"/>
     <w:pPr>
       <w:pBdr/>
@@ -37439,9 +37532,9 @@
       </w:tcPr>
     </w:tblStylePr>
   </w:style>
-  <w:style w:type="table" w:styleId="877">
+  <w:style w:type="table" w:styleId="968">
     <w:name w:val="List Table 6 Colorful - Accent 1"/>
-    <w:basedOn w:val="964"/>
+    <w:basedOn w:val="1055"/>
     <w:uiPriority w:val="99"/>
     <w:pPr>
       <w:pBdr/>
@@ -37662,9 +37755,9 @@
       </w:tcPr>
     </w:tblStylePr>
   </w:style>
-  <w:style w:type="table" w:styleId="878">
+  <w:style w:type="table" w:styleId="969">
     <w:name w:val="List Table 6 Colorful - Accent 2"/>
-    <w:basedOn w:val="964"/>
+    <w:basedOn w:val="1055"/>
     <w:uiPriority w:val="99"/>
     <w:pPr>
       <w:pBdr/>
@@ -37885,9 +37978,9 @@
       </w:tcPr>
     </w:tblStylePr>
   </w:style>
-  <w:style w:type="table" w:styleId="879">
+  <w:style w:type="table" w:styleId="970">
     <w:name w:val="List Table 6 Colorful - Accent 3"/>
-    <w:basedOn w:val="964"/>
+    <w:basedOn w:val="1055"/>
     <w:uiPriority w:val="99"/>
     <w:pPr>
       <w:pBdr/>
@@ -38108,9 +38201,9 @@
       </w:tcPr>
     </w:tblStylePr>
   </w:style>
-  <w:style w:type="table" w:styleId="880">
+  <w:style w:type="table" w:styleId="971">
     <w:name w:val="List Table 6 Colorful - Accent 4"/>
-    <w:basedOn w:val="964"/>
+    <w:basedOn w:val="1055"/>
     <w:uiPriority w:val="99"/>
     <w:pPr>
       <w:pBdr/>
@@ -38331,9 +38424,9 @@
       </w:tcPr>
     </w:tblStylePr>
   </w:style>
-  <w:style w:type="table" w:styleId="881">
+  <w:style w:type="table" w:styleId="972">
     <w:name w:val="List Table 6 Colorful - Accent 5"/>
-    <w:basedOn w:val="964"/>
+    <w:basedOn w:val="1055"/>
     <w:uiPriority w:val="99"/>
     <w:pPr>
       <w:pBdr/>
@@ -38554,9 +38647,9 @@
       </w:tcPr>
     </w:tblStylePr>
   </w:style>
-  <w:style w:type="table" w:styleId="882">
+  <w:style w:type="table" w:styleId="973">
     <w:name w:val="List Table 6 Colorful - Accent 6"/>
-    <w:basedOn w:val="964"/>
+    <w:basedOn w:val="1055"/>
     <w:uiPriority w:val="99"/>
     <w:pPr>
       <w:pBdr/>
@@ -38777,9 +38870,9 @@
       </w:tcPr>
     </w:tblStylePr>
   </w:style>
-  <w:style w:type="table" w:styleId="883">
+  <w:style w:type="table" w:styleId="974">
     <w:name w:val="List Table 7 Colorful"/>
-    <w:basedOn w:val="964"/>
+    <w:basedOn w:val="1055"/>
     <w:uiPriority w:val="99"/>
     <w:pPr>
       <w:pBdr/>
@@ -39033,9 +39126,9 @@
       </w:tcPr>
     </w:tblStylePr>
   </w:style>
-  <w:style w:type="table" w:styleId="884">
+  <w:style w:type="table" w:styleId="975">
     <w:name w:val="List Table 7 Colorful - Accent 1"/>
-    <w:basedOn w:val="964"/>
+    <w:basedOn w:val="1055"/>
     <w:uiPriority w:val="99"/>
     <w:pPr>
       <w:pBdr/>
@@ -39289,9 +39382,9 @@
       </w:tcPr>
     </w:tblStylePr>
   </w:style>
-  <w:style w:type="table" w:styleId="885">
+  <w:style w:type="table" w:styleId="976">
     <w:name w:val="List Table 7 Colorful - Accent 2"/>
-    <w:basedOn w:val="964"/>
+    <w:basedOn w:val="1055"/>
     <w:uiPriority w:val="99"/>
     <w:pPr>
       <w:pBdr/>
@@ -39545,9 +39638,9 @@
       </w:tcPr>
     </w:tblStylePr>
   </w:style>
-  <w:style w:type="table" w:styleId="886">
+  <w:style w:type="table" w:styleId="977">
     <w:name w:val="List Table 7 Colorful - Accent 3"/>
-    <w:basedOn w:val="964"/>
+    <w:basedOn w:val="1055"/>
     <w:uiPriority w:val="99"/>
     <w:pPr>
       <w:pBdr/>
@@ -39801,9 +39894,9 @@
       </w:tcPr>
     </w:tblStylePr>
   </w:style>
-  <w:style w:type="table" w:styleId="887">
+  <w:style w:type="table" w:styleId="978">
     <w:name w:val="List Table 7 Colorful - Accent 4"/>
-    <w:basedOn w:val="964"/>
+    <w:basedOn w:val="1055"/>
     <w:uiPriority w:val="99"/>
     <w:pPr>
       <w:pBdr/>
@@ -40057,9 +40150,9 @@
       </w:tcPr>
     </w:tblStylePr>
   </w:style>
-  <w:style w:type="table" w:styleId="888">
+  <w:style w:type="table" w:styleId="979">
     <w:name w:val="List Table 7 Colorful - Accent 5"/>
-    <w:basedOn w:val="964"/>
+    <w:basedOn w:val="1055"/>
     <w:uiPriority w:val="99"/>
     <w:pPr>
       <w:pBdr/>
@@ -40313,9 +40406,9 @@
       </w:tcPr>
     </w:tblStylePr>
   </w:style>
-  <w:style w:type="table" w:styleId="889">
+  <w:style w:type="table" w:styleId="980">
     <w:name w:val="List Table 7 Colorful - Accent 6"/>
-    <w:basedOn w:val="964"/>
+    <w:basedOn w:val="1055"/>
     <w:uiPriority w:val="99"/>
     <w:pPr>
       <w:pBdr/>
@@ -40569,9 +40662,9 @@
       </w:tcPr>
     </w:tblStylePr>
   </w:style>
-  <w:style w:type="table" w:styleId="890">
+  <w:style w:type="table" w:styleId="981">
     <w:name w:val="Lined - Accent"/>
-    <w:basedOn w:val="964"/>
+    <w:basedOn w:val="1055"/>
     <w:uiPriority w:val="99"/>
     <w:pPr>
       <w:pBdr/>
@@ -40806,9 +40899,9 @@
       </w:tcPr>
     </w:tblStylePr>
   </w:style>
-  <w:style w:type="table" w:styleId="891">
+  <w:style w:type="table" w:styleId="982">
     <w:name w:val="Lined - Accent 1"/>
-    <w:basedOn w:val="964"/>
+    <w:basedOn w:val="1055"/>
     <w:uiPriority w:val="99"/>
     <w:pPr>
       <w:pBdr/>
@@ -41043,9 +41136,9 @@
       </w:tcPr>
     </w:tblStylePr>
   </w:style>
-  <w:style w:type="table" w:styleId="892">
+  <w:style w:type="table" w:styleId="983">
     <w:name w:val="Lined - Accent 2"/>
-    <w:basedOn w:val="964"/>
+    <w:basedOn w:val="1055"/>
     <w:uiPriority w:val="99"/>
     <w:pPr>
       <w:pBdr/>
@@ -41280,9 +41373,9 @@
       </w:tcPr>
     </w:tblStylePr>
   </w:style>
-  <w:style w:type="table" w:styleId="893">
+  <w:style w:type="table" w:styleId="984">
     <w:name w:val="Lined - Accent 3"/>
-    <w:basedOn w:val="964"/>
+    <w:basedOn w:val="1055"/>
     <w:uiPriority w:val="99"/>
     <w:pPr>
       <w:pBdr/>
@@ -41517,9 +41610,9 @@
       </w:tcPr>
     </w:tblStylePr>
   </w:style>
-  <w:style w:type="table" w:styleId="894">
+  <w:style w:type="table" w:styleId="985">
     <w:name w:val="Lined - Accent 4"/>
-    <w:basedOn w:val="964"/>
+    <w:basedOn w:val="1055"/>
     <w:uiPriority w:val="99"/>
     <w:pPr>
       <w:pBdr/>
@@ -41754,9 +41847,9 @@
       </w:tcPr>
     </w:tblStylePr>
   </w:style>
-  <w:style w:type="table" w:styleId="895">
+  <w:style w:type="table" w:styleId="986">
     <w:name w:val="Lined - Accent 5"/>
-    <w:basedOn w:val="964"/>
+    <w:basedOn w:val="1055"/>
     <w:uiPriority w:val="99"/>
     <w:pPr>
       <w:pBdr/>
@@ -41991,9 +42084,9 @@
       </w:tcPr>
     </w:tblStylePr>
   </w:style>
-  <w:style w:type="table" w:styleId="896">
+  <w:style w:type="table" w:styleId="987">
     <w:name w:val="Lined - Accent 6"/>
-    <w:basedOn w:val="964"/>
+    <w:basedOn w:val="1055"/>
     <w:uiPriority w:val="99"/>
     <w:pPr>
       <w:pBdr/>
@@ -42228,9 +42321,9 @@
       </w:tcPr>
     </w:tblStylePr>
   </w:style>
-  <w:style w:type="table" w:styleId="897">
+  <w:style w:type="table" w:styleId="988">
     <w:name w:val="Bordered &amp; Lined - Accent"/>
-    <w:basedOn w:val="964"/>
+    <w:basedOn w:val="1055"/>
     <w:uiPriority w:val="99"/>
     <w:pPr>
       <w:pBdr/>
@@ -42472,9 +42565,9 @@
       </w:tcPr>
     </w:tblStylePr>
   </w:style>
-  <w:style w:type="table" w:styleId="898">
+  <w:style w:type="table" w:styleId="989">
     <w:name w:val="Bordered &amp; Lined - Accent 1"/>
-    <w:basedOn w:val="964"/>
+    <w:basedOn w:val="1055"/>
     <w:uiPriority w:val="99"/>
     <w:pPr>
       <w:pBdr/>
@@ -42716,9 +42809,9 @@
       </w:tcPr>
     </w:tblStylePr>
   </w:style>
-  <w:style w:type="table" w:styleId="899">
+  <w:style w:type="table" w:styleId="990">
     <w:name w:val="Bordered &amp; Lined - Accent 2"/>
-    <w:basedOn w:val="964"/>
+    <w:basedOn w:val="1055"/>
     <w:uiPriority w:val="99"/>
     <w:pPr>
       <w:pBdr/>
@@ -42960,9 +43053,9 @@
       </w:tcPr>
     </w:tblStylePr>
   </w:style>
-  <w:style w:type="table" w:styleId="900">
+  <w:style w:type="table" w:styleId="991">
     <w:name w:val="Bordered &amp; Lined - Accent 3"/>
-    <w:basedOn w:val="964"/>
+    <w:basedOn w:val="1055"/>
     <w:uiPriority w:val="99"/>
     <w:pPr>
       <w:pBdr/>
@@ -43204,9 +43297,9 @@
       </w:tcPr>
     </w:tblStylePr>
   </w:style>
-  <w:style w:type="table" w:styleId="901">
+  <w:style w:type="table" w:styleId="992">
     <w:name w:val="Bordered &amp; Lined - Accent 4"/>
-    <w:basedOn w:val="964"/>
+    <w:basedOn w:val="1055"/>
     <w:uiPriority w:val="99"/>
     <w:pPr>
       <w:pBdr/>
@@ -43448,9 +43541,9 @@
       </w:tcPr>
     </w:tblStylePr>
   </w:style>
-  <w:style w:type="table" w:styleId="902">
+  <w:style w:type="table" w:styleId="993">
     <w:name w:val="Bordered &amp; Lined - Accent 5"/>
-    <w:basedOn w:val="964"/>
+    <w:basedOn w:val="1055"/>
     <w:uiPriority w:val="99"/>
     <w:pPr>
       <w:pBdr/>
@@ -43692,9 +43785,9 @@
       </w:tcPr>
     </w:tblStylePr>
   </w:style>
-  <w:style w:type="table" w:styleId="903">
+  <w:style w:type="table" w:styleId="994">
     <w:name w:val="Bordered &amp; Lined - Accent 6"/>
-    <w:basedOn w:val="964"/>
+    <w:basedOn w:val="1055"/>
     <w:uiPriority w:val="99"/>
     <w:pPr>
       <w:pBdr/>
@@ -43936,9 +44029,9 @@
       </w:tcPr>
     </w:tblStylePr>
   </w:style>
-  <w:style w:type="table" w:styleId="904">
+  <w:style w:type="table" w:styleId="995">
     <w:name w:val="Bordered"/>
-    <w:basedOn w:val="964"/>
+    <w:basedOn w:val="1055"/>
     <w:uiPriority w:val="99"/>
     <w:pPr>
       <w:pBdr/>
@@ -44167,9 +44260,9 @@
       </w:tcPr>
     </w:tblStylePr>
   </w:style>
-  <w:style w:type="table" w:styleId="905">
+  <w:style w:type="table" w:styleId="996">
     <w:name w:val="Bordered - Accent 1"/>
-    <w:basedOn w:val="964"/>
+    <w:basedOn w:val="1055"/>
     <w:uiPriority w:val="99"/>
     <w:pPr>
       <w:pBdr/>
@@ -44398,9 +44491,9 @@
       </w:tcPr>
     </w:tblStylePr>
   </w:style>
-  <w:style w:type="table" w:styleId="906">
+  <w:style w:type="table" w:styleId="997">
     <w:name w:val="Bordered - Accent 2"/>
-    <w:basedOn w:val="964"/>
+    <w:basedOn w:val="1055"/>
     <w:uiPriority w:val="99"/>
     <w:pPr>
       <w:pBdr/>
@@ -44629,9 +44722,9 @@
       </w:tcPr>
     </w:tblStylePr>
   </w:style>
-  <w:style w:type="table" w:styleId="907">
+  <w:style w:type="table" w:styleId="998">
     <w:name w:val="Bordered - Accent 3"/>
-    <w:basedOn w:val="964"/>
+    <w:basedOn w:val="1055"/>
     <w:uiPriority w:val="99"/>
     <w:pPr>
       <w:pBdr/>
@@ -44860,9 +44953,9 @@
       </w:tcPr>
     </w:tblStylePr>
   </w:style>
-  <w:style w:type="table" w:styleId="908">
+  <w:style w:type="table" w:styleId="999">
     <w:name w:val="Bordered - Accent 4"/>
-    <w:basedOn w:val="964"/>
+    <w:basedOn w:val="1055"/>
     <w:uiPriority w:val="99"/>
     <w:pPr>
       <w:pBdr/>
@@ -45091,9 +45184,9 @@
       </w:tcPr>
     </w:tblStylePr>
   </w:style>
-  <w:style w:type="table" w:styleId="909">
+  <w:style w:type="table" w:styleId="1000">
     <w:name w:val="Bordered - Accent 5"/>
-    <w:basedOn w:val="964"/>
+    <w:basedOn w:val="1055"/>
     <w:uiPriority w:val="99"/>
     <w:pPr>
       <w:pBdr/>
@@ -45322,9 +45415,9 @@
       </w:tcPr>
     </w:tblStylePr>
   </w:style>
-  <w:style w:type="table" w:styleId="910">
+  <w:style w:type="table" w:styleId="1001">
     <w:name w:val="Bordered - Accent 6"/>
-    <w:basedOn w:val="964"/>
+    <w:basedOn w:val="1055"/>
     <w:uiPriority w:val="99"/>
     <w:pPr>
       <w:pBdr/>
@@ -45553,11 +45646,11 @@
       </w:tcPr>
     </w:tblStylePr>
   </w:style>
-  <w:style w:type="paragraph" w:styleId="911">
+  <w:style w:type="paragraph" w:styleId="1002">
     <w:name w:val="Heading 1"/>
-    <w:basedOn w:val="962"/>
-    <w:next w:val="962"/>
-    <w:link w:val="920"/>
+    <w:basedOn w:val="1053"/>
+    <w:next w:val="1053"/>
+    <w:link w:val="1011"/>
     <w:uiPriority w:val="9"/>
     <w:qFormat/>
     <w:pPr>
@@ -45575,11 +45668,11 @@
       <w:szCs w:val="40"/>
     </w:rPr>
   </w:style>
-  <w:style w:type="paragraph" w:styleId="912">
+  <w:style w:type="paragraph" w:styleId="1003">
     <w:name w:val="Heading 2"/>
-    <w:basedOn w:val="962"/>
-    <w:next w:val="962"/>
-    <w:link w:val="921"/>
+    <w:basedOn w:val="1053"/>
+    <w:next w:val="1053"/>
+    <w:link w:val="1012"/>
     <w:uiPriority w:val="9"/>
     <w:unhideWhenUsed/>
     <w:qFormat/>
@@ -45598,11 +45691,11 @@
       <w:szCs w:val="32"/>
     </w:rPr>
   </w:style>
-  <w:style w:type="paragraph" w:styleId="913">
+  <w:style w:type="paragraph" w:styleId="1004">
     <w:name w:val="Heading 3"/>
-    <w:basedOn w:val="962"/>
-    <w:next w:val="962"/>
-    <w:link w:val="922"/>
+    <w:basedOn w:val="1053"/>
+    <w:next w:val="1053"/>
+    <w:link w:val="1013"/>
     <w:uiPriority w:val="9"/>
     <w:unhideWhenUsed/>
     <w:qFormat/>
@@ -45621,11 +45714,11 @@
       <w:szCs w:val="28"/>
     </w:rPr>
   </w:style>
-  <w:style w:type="paragraph" w:styleId="914">
+  <w:style w:type="paragraph" w:styleId="1005">
     <w:name w:val="Heading 4"/>
-    <w:basedOn w:val="962"/>
-    <w:next w:val="962"/>
-    <w:link w:val="923"/>
+    <w:basedOn w:val="1053"/>
+    <w:next w:val="1053"/>
+    <w:link w:val="1014"/>
     <w:uiPriority w:val="9"/>
     <w:unhideWhenUsed/>
     <w:qFormat/>
@@ -45644,11 +45737,11 @@
       <w:color w:val="0f4761" w:themeColor="accent1" w:themeShade="BF"/>
     </w:rPr>
   </w:style>
-  <w:style w:type="paragraph" w:styleId="915">
+  <w:style w:type="paragraph" w:styleId="1006">
     <w:name w:val="Heading 5"/>
-    <w:basedOn w:val="962"/>
-    <w:next w:val="962"/>
-    <w:link w:val="924"/>
+    <w:basedOn w:val="1053"/>
+    <w:next w:val="1053"/>
+    <w:link w:val="1015"/>
     <w:uiPriority w:val="9"/>
     <w:unhideWhenUsed/>
     <w:qFormat/>
@@ -45665,11 +45758,11 @@
       <w:color w:val="0f4761" w:themeColor="accent1" w:themeShade="BF"/>
     </w:rPr>
   </w:style>
-  <w:style w:type="paragraph" w:styleId="916">
+  <w:style w:type="paragraph" w:styleId="1007">
     <w:name w:val="Heading 6"/>
-    <w:basedOn w:val="962"/>
-    <w:next w:val="962"/>
-    <w:link w:val="925"/>
+    <w:basedOn w:val="1053"/>
+    <w:next w:val="1053"/>
+    <w:link w:val="1016"/>
     <w:uiPriority w:val="9"/>
     <w:unhideWhenUsed/>
     <w:qFormat/>
@@ -45688,11 +45781,11 @@
       <w:color w:val="595959" w:themeColor="text1" w:themeTint="A6"/>
     </w:rPr>
   </w:style>
-  <w:style w:type="paragraph" w:styleId="917">
+  <w:style w:type="paragraph" w:styleId="1008">
     <w:name w:val="Heading 7"/>
-    <w:basedOn w:val="962"/>
-    <w:next w:val="962"/>
-    <w:link w:val="926"/>
+    <w:basedOn w:val="1053"/>
+    <w:next w:val="1053"/>
+    <w:link w:val="1017"/>
     <w:uiPriority w:val="9"/>
     <w:unhideWhenUsed/>
     <w:qFormat/>
@@ -45709,11 +45802,11 @@
       <w:color w:val="595959" w:themeColor="text1" w:themeTint="A6"/>
     </w:rPr>
   </w:style>
-  <w:style w:type="paragraph" w:styleId="918">
+  <w:style w:type="paragraph" w:styleId="1009">
     <w:name w:val="Heading 8"/>
-    <w:basedOn w:val="962"/>
-    <w:next w:val="962"/>
-    <w:link w:val="927"/>
+    <w:basedOn w:val="1053"/>
+    <w:next w:val="1053"/>
+    <w:link w:val="1018"/>
     <w:uiPriority w:val="9"/>
     <w:unhideWhenUsed/>
     <w:qFormat/>
@@ -45732,11 +45825,11 @@
       <w:color w:val="272727" w:themeColor="text1" w:themeTint="D8"/>
     </w:rPr>
   </w:style>
-  <w:style w:type="paragraph" w:styleId="919">
+  <w:style w:type="paragraph" w:styleId="1010">
     <w:name w:val="Heading 9"/>
-    <w:basedOn w:val="962"/>
-    <w:next w:val="962"/>
-    <w:link w:val="928"/>
+    <w:basedOn w:val="1053"/>
+    <w:next w:val="1053"/>
+    <w:link w:val="1019"/>
     <w:uiPriority w:val="9"/>
     <w:unhideWhenUsed/>
     <w:qFormat/>
@@ -45755,10 +45848,10 @@
       <w:color w:val="272727" w:themeColor="text1" w:themeTint="D8"/>
     </w:rPr>
   </w:style>
-  <w:style w:type="character" w:styleId="920">
+  <w:style w:type="character" w:styleId="1011">
     <w:name w:val="Heading 1 Char"/>
-    <w:basedOn w:val="963"/>
-    <w:link w:val="911"/>
+    <w:basedOn w:val="1054"/>
+    <w:link w:val="1002"/>
     <w:uiPriority w:val="9"/>
     <w:pPr>
       <w:pBdr/>
@@ -45772,10 +45865,10 @@
       <w:szCs w:val="40"/>
     </w:rPr>
   </w:style>
-  <w:style w:type="character" w:styleId="921">
+  <w:style w:type="character" w:styleId="1012">
     <w:name w:val="Heading 2 Char"/>
-    <w:basedOn w:val="963"/>
-    <w:link w:val="912"/>
+    <w:basedOn w:val="1054"/>
+    <w:link w:val="1003"/>
     <w:uiPriority w:val="9"/>
     <w:pPr>
       <w:pBdr/>
@@ -45789,10 +45882,10 @@
       <w:szCs w:val="32"/>
     </w:rPr>
   </w:style>
-  <w:style w:type="character" w:styleId="922">
+  <w:style w:type="character" w:styleId="1013">
     <w:name w:val="Heading 3 Char"/>
-    <w:basedOn w:val="963"/>
-    <w:link w:val="913"/>
+    <w:basedOn w:val="1054"/>
+    <w:link w:val="1004"/>
     <w:uiPriority w:val="9"/>
     <w:pPr>
       <w:pBdr/>
@@ -45806,10 +45899,10 @@
       <w:szCs w:val="28"/>
     </w:rPr>
   </w:style>
-  <w:style w:type="character" w:styleId="923">
+  <w:style w:type="character" w:styleId="1014">
     <w:name w:val="Heading 4 Char"/>
-    <w:basedOn w:val="963"/>
-    <w:link w:val="914"/>
+    <w:basedOn w:val="1054"/>
+    <w:link w:val="1005"/>
     <w:uiPriority w:val="9"/>
     <w:pPr>
       <w:pBdr/>
@@ -45823,10 +45916,10 @@
       <w:color w:val="0f4761" w:themeColor="accent1" w:themeShade="BF"/>
     </w:rPr>
   </w:style>
-  <w:style w:type="character" w:styleId="924">
+  <w:style w:type="character" w:styleId="1015">
     <w:name w:val="Heading 5 Char"/>
-    <w:basedOn w:val="963"/>
-    <w:link w:val="915"/>
+    <w:basedOn w:val="1054"/>
+    <w:link w:val="1006"/>
     <w:uiPriority w:val="9"/>
     <w:pPr>
       <w:pBdr/>
@@ -45838,10 +45931,10 @@
       <w:color w:val="0f4761" w:themeColor="accent1" w:themeShade="BF"/>
     </w:rPr>
   </w:style>
-  <w:style w:type="character" w:styleId="925">
+  <w:style w:type="character" w:styleId="1016">
     <w:name w:val="Heading 6 Char"/>
-    <w:basedOn w:val="963"/>
-    <w:link w:val="916"/>
+    <w:basedOn w:val="1054"/>
+    <w:link w:val="1007"/>
     <w:uiPriority w:val="9"/>
     <w:pPr>
       <w:pBdr/>
@@ -45855,10 +45948,10 @@
       <w:color w:val="595959" w:themeColor="text1" w:themeTint="A6"/>
     </w:rPr>
   </w:style>
-  <w:style w:type="character" w:styleId="926">
+  <w:style w:type="character" w:styleId="1017">
     <w:name w:val="Heading 7 Char"/>
-    <w:basedOn w:val="963"/>
-    <w:link w:val="917"/>
+    <w:basedOn w:val="1054"/>
+    <w:link w:val="1008"/>
     <w:uiPriority w:val="9"/>
     <w:pPr>
       <w:pBdr/>
@@ -45870,10 +45963,10 @@
       <w:color w:val="595959" w:themeColor="text1" w:themeTint="A6"/>
     </w:rPr>
   </w:style>
-  <w:style w:type="character" w:styleId="927">
+  <w:style w:type="character" w:styleId="1018">
     <w:name w:val="Heading 8 Char"/>
-    <w:basedOn w:val="963"/>
-    <w:link w:val="918"/>
+    <w:basedOn w:val="1054"/>
+    <w:link w:val="1009"/>
     <w:uiPriority w:val="9"/>
     <w:pPr>
       <w:pBdr/>
@@ -45887,10 +45980,10 @@
       <w:color w:val="272727" w:themeColor="text1" w:themeTint="D8"/>
     </w:rPr>
   </w:style>
-  <w:style w:type="character" w:styleId="928">
+  <w:style w:type="character" w:styleId="1019">
     <w:name w:val="Heading 9 Char"/>
-    <w:basedOn w:val="963"/>
-    <w:link w:val="919"/>
+    <w:basedOn w:val="1054"/>
+    <w:link w:val="1010"/>
     <w:uiPriority w:val="9"/>
     <w:pPr>
       <w:pBdr/>
@@ -45904,11 +45997,11 @@
       <w:color w:val="272727" w:themeColor="text1" w:themeTint="D8"/>
     </w:rPr>
   </w:style>
-  <w:style w:type="paragraph" w:styleId="929">
+  <w:style w:type="paragraph" w:styleId="1020">
     <w:name w:val="Title"/>
-    <w:basedOn w:val="962"/>
-    <w:next w:val="962"/>
-    <w:link w:val="930"/>
+    <w:basedOn w:val="1053"/>
+    <w:next w:val="1053"/>
+    <w:link w:val="1021"/>
     <w:uiPriority w:val="10"/>
     <w:qFormat/>
     <w:pPr>
@@ -45924,10 +46017,10 @@
       <w:szCs w:val="56"/>
     </w:rPr>
   </w:style>
-  <w:style w:type="character" w:styleId="930">
+  <w:style w:type="character" w:styleId="1021">
     <w:name w:val="Title Char"/>
-    <w:basedOn w:val="963"/>
-    <w:link w:val="929"/>
+    <w:basedOn w:val="1054"/>
+    <w:link w:val="1020"/>
     <w:uiPriority w:val="10"/>
     <w:pPr>
       <w:pBdr/>
@@ -45941,11 +46034,11 @@
       <w:szCs w:val="56"/>
     </w:rPr>
   </w:style>
-  <w:style w:type="paragraph" w:styleId="931">
+  <w:style w:type="paragraph" w:styleId="1022">
     <w:name w:val="Quote"/>
-    <w:basedOn w:val="962"/>
-    <w:next w:val="962"/>
-    <w:link w:val="932"/>
+    <w:basedOn w:val="1053"/>
+    <w:next w:val="1053"/>
+    <w:link w:val="1023"/>
     <w:uiPriority w:val="29"/>
     <w:qFormat/>
     <w:pPr>
@@ -45960,10 +46053,10 @@
       <w:color w:val="404040" w:themeColor="text1" w:themeTint="BF"/>
     </w:rPr>
   </w:style>
-  <w:style w:type="character" w:styleId="932">
+  <w:style w:type="character" w:styleId="1023">
     <w:name w:val="Quote Char"/>
-    <w:basedOn w:val="963"/>
-    <w:link w:val="931"/>
+    <w:basedOn w:val="1054"/>
+    <w:link w:val="1022"/>
     <w:uiPriority w:val="29"/>
     <w:pPr>
       <w:pBdr/>
@@ -45976,9 +46069,9 @@
       <w:color w:val="404040" w:themeColor="text1" w:themeTint="BF"/>
     </w:rPr>
   </w:style>
-  <w:style w:type="character" w:styleId="933">
+  <w:style w:type="character" w:styleId="1024">
     <w:name w:val="Intense Emphasis"/>
-    <w:basedOn w:val="963"/>
+    <w:basedOn w:val="1054"/>
     <w:uiPriority w:val="21"/>
     <w:qFormat/>
     <w:pPr>
@@ -45992,11 +46085,11 @@
       <w:color w:val="0f4761" w:themeColor="accent1" w:themeShade="BF"/>
     </w:rPr>
   </w:style>
-  <w:style w:type="paragraph" w:styleId="934">
+  <w:style w:type="paragraph" w:styleId="1025">
     <w:name w:val="Intense Quote"/>
-    <w:basedOn w:val="962"/>
-    <w:next w:val="962"/>
-    <w:link w:val="935"/>
+    <w:basedOn w:val="1053"/>
+    <w:next w:val="1053"/>
+    <w:link w:val="1026"/>
     <w:uiPriority w:val="30"/>
     <w:qFormat/>
     <w:pPr>
@@ -46014,10 +46107,10 @@
       <w:color w:val="0f4761" w:themeColor="accent1" w:themeShade="BF"/>
     </w:rPr>
   </w:style>
-  <w:style w:type="character" w:styleId="935">
+  <w:style w:type="character" w:styleId="1026">
     <w:name w:val="Intense Quote Char"/>
-    <w:basedOn w:val="963"/>
-    <w:link w:val="934"/>
+    <w:basedOn w:val="1054"/>
+    <w:link w:val="1025"/>
     <w:uiPriority w:val="30"/>
     <w:pPr>
       <w:pBdr/>
@@ -46030,9 +46123,9 @@
       <w:color w:val="0f4761" w:themeColor="accent1" w:themeShade="BF"/>
     </w:rPr>
   </w:style>
-  <w:style w:type="character" w:styleId="936">
+  <w:style w:type="character" w:styleId="1027">
     <w:name w:val="Intense Reference"/>
-    <w:basedOn w:val="963"/>
+    <w:basedOn w:val="1054"/>
     <w:uiPriority w:val="32"/>
     <w:qFormat/>
     <w:pPr>
@@ -46048,9 +46141,9 @@
       <w:spacing w:val="5"/>
     </w:rPr>
   </w:style>
-  <w:style w:type="paragraph" w:styleId="937">
+  <w:style w:type="paragraph" w:styleId="1028">
     <w:name w:val="No Spacing"/>
-    <w:basedOn w:val="962"/>
+    <w:basedOn w:val="1053"/>
     <w:uiPriority w:val="1"/>
     <w:qFormat/>
     <w:pPr>
@@ -46059,9 +46152,9 @@
       <w:ind/>
     </w:pPr>
   </w:style>
-  <w:style w:type="character" w:styleId="938">
+  <w:style w:type="character" w:styleId="1029">
     <w:name w:val="Subtle Emphasis"/>
-    <w:basedOn w:val="963"/>
+    <w:basedOn w:val="1054"/>
     <w:uiPriority w:val="19"/>
     <w:qFormat/>
     <w:pPr>
@@ -46075,9 +46168,9 @@
       <w:color w:val="404040" w:themeColor="text1" w:themeTint="BF"/>
     </w:rPr>
   </w:style>
-  <w:style w:type="character" w:styleId="939">
+  <w:style w:type="character" w:styleId="1030">
     <w:name w:val="Emphasis"/>
-    <w:basedOn w:val="963"/>
+    <w:basedOn w:val="1054"/>
     <w:uiPriority w:val="20"/>
     <w:qFormat/>
     <w:pPr>
@@ -46090,9 +46183,9 @@
       <w:iCs/>
     </w:rPr>
   </w:style>
-  <w:style w:type="character" w:styleId="940">
+  <w:style w:type="character" w:styleId="1031">
     <w:name w:val="Subtle Reference"/>
-    <w:basedOn w:val="963"/>
+    <w:basedOn w:val="1054"/>
     <w:uiPriority w:val="31"/>
     <w:qFormat/>
     <w:pPr>
@@ -46105,9 +46198,9 @@
       <w:color w:val="5a5a5a" w:themeColor="text1" w:themeTint="A5"/>
     </w:rPr>
   </w:style>
-  <w:style w:type="character" w:styleId="941">
+  <w:style w:type="character" w:styleId="1032">
     <w:name w:val="Book Title"/>
-    <w:basedOn w:val="963"/>
+    <w:basedOn w:val="1054"/>
     <w:uiPriority w:val="33"/>
     <w:qFormat/>
     <w:pPr>
@@ -46123,10 +46216,10 @@
       <w:spacing w:val="5"/>
     </w:rPr>
   </w:style>
-  <w:style w:type="paragraph" w:styleId="942">
+  <w:style w:type="paragraph" w:styleId="1033">
     <w:name w:val="Caption"/>
-    <w:basedOn w:val="962"/>
-    <w:next w:val="962"/>
+    <w:basedOn w:val="1053"/>
+    <w:next w:val="1053"/>
     <w:uiPriority w:val="35"/>
     <w:unhideWhenUsed/>
     <w:qFormat/>
@@ -46143,10 +46236,10 @@
       <w:szCs w:val="18"/>
     </w:rPr>
   </w:style>
-  <w:style w:type="paragraph" w:styleId="943">
+  <w:style w:type="paragraph" w:styleId="1034">
     <w:name w:val="footnote text"/>
-    <w:basedOn w:val="962"/>
-    <w:link w:val="944"/>
+    <w:basedOn w:val="1053"/>
+    <w:link w:val="1035"/>
     <w:uiPriority w:val="99"/>
     <w:semiHidden/>
     <w:unhideWhenUsed/>
@@ -46160,10 +46253,10 @@
       <w:szCs w:val="20"/>
     </w:rPr>
   </w:style>
-  <w:style w:type="character" w:styleId="944">
+  <w:style w:type="character" w:styleId="1035">
     <w:name w:val="Footnote Text Char"/>
-    <w:basedOn w:val="963"/>
-    <w:link w:val="943"/>
+    <w:basedOn w:val="1054"/>
+    <w:link w:val="1034"/>
     <w:uiPriority w:val="99"/>
     <w:semiHidden/>
     <w:pPr>
@@ -46176,9 +46269,9 @@
       <w:szCs w:val="20"/>
     </w:rPr>
   </w:style>
-  <w:style w:type="character" w:styleId="945">
+  <w:style w:type="character" w:styleId="1036">
     <w:name w:val="footnote reference"/>
-    <w:basedOn w:val="963"/>
+    <w:basedOn w:val="1054"/>
     <w:uiPriority w:val="99"/>
     <w:semiHidden/>
     <w:unhideWhenUsed/>
@@ -46191,10 +46284,10 @@
       <w:vertAlign w:val="superscript"/>
     </w:rPr>
   </w:style>
-  <w:style w:type="paragraph" w:styleId="946">
+  <w:style w:type="paragraph" w:styleId="1037">
     <w:name w:val="endnote text"/>
-    <w:basedOn w:val="962"/>
-    <w:link w:val="947"/>
+    <w:basedOn w:val="1053"/>
+    <w:link w:val="1038"/>
     <w:uiPriority w:val="99"/>
     <w:semiHidden/>
     <w:unhideWhenUsed/>
@@ -46208,10 +46301,10 @@
       <w:szCs w:val="20"/>
     </w:rPr>
   </w:style>
-  <w:style w:type="character" w:styleId="947">
+  <w:style w:type="character" w:styleId="1038">
     <w:name w:val="Endnote Text Char"/>
-    <w:basedOn w:val="963"/>
-    <w:link w:val="946"/>
+    <w:basedOn w:val="1054"/>
+    <w:link w:val="1037"/>
     <w:uiPriority w:val="99"/>
     <w:semiHidden/>
     <w:pPr>
@@ -46224,9 +46317,9 @@
       <w:szCs w:val="20"/>
     </w:rPr>
   </w:style>
-  <w:style w:type="character" w:styleId="948">
+  <w:style w:type="character" w:styleId="1039">
     <w:name w:val="endnote reference"/>
-    <w:basedOn w:val="963"/>
+    <w:basedOn w:val="1054"/>
     <w:uiPriority w:val="99"/>
     <w:semiHidden/>
     <w:unhideWhenUsed/>
@@ -46239,9 +46332,9 @@
       <w:vertAlign w:val="superscript"/>
     </w:rPr>
   </w:style>
-  <w:style w:type="character" w:styleId="949">
+  <w:style w:type="character" w:styleId="1040">
     <w:name w:val="Hyperlink"/>
-    <w:basedOn w:val="963"/>
+    <w:basedOn w:val="1054"/>
     <w:uiPriority w:val="99"/>
     <w:unhideWhenUsed/>
     <w:pPr>
@@ -46254,9 +46347,9 @@
       <w:u w:val="single"/>
     </w:rPr>
   </w:style>
-  <w:style w:type="character" w:styleId="950">
+  <w:style w:type="character" w:styleId="1041">
     <w:name w:val="FollowedHyperlink"/>
-    <w:basedOn w:val="963"/>
+    <w:basedOn w:val="1054"/>
     <w:uiPriority w:val="99"/>
     <w:semiHidden/>
     <w:unhideWhenUsed/>
@@ -46270,10 +46363,10 @@
       <w:u w:val="single"/>
     </w:rPr>
   </w:style>
-  <w:style w:type="paragraph" w:styleId="951">
+  <w:style w:type="paragraph" w:styleId="1042">
     <w:name w:val="toc 1"/>
-    <w:basedOn w:val="962"/>
-    <w:next w:val="962"/>
+    <w:basedOn w:val="1053"/>
+    <w:next w:val="1053"/>
     <w:uiPriority w:val="39"/>
     <w:unhideWhenUsed/>
     <w:pPr>
@@ -46282,10 +46375,10 @@
       <w:ind/>
     </w:pPr>
   </w:style>
-  <w:style w:type="paragraph" w:styleId="952">
+  <w:style w:type="paragraph" w:styleId="1043">
     <w:name w:val="toc 2"/>
-    <w:basedOn w:val="962"/>
-    <w:next w:val="962"/>
+    <w:basedOn w:val="1053"/>
+    <w:next w:val="1053"/>
     <w:uiPriority w:val="39"/>
     <w:unhideWhenUsed/>
     <w:pPr>
@@ -46294,10 +46387,10 @@
       <w:ind w:left="220"/>
     </w:pPr>
   </w:style>
-  <w:style w:type="paragraph" w:styleId="953">
+  <w:style w:type="paragraph" w:styleId="1044">
     <w:name w:val="toc 3"/>
-    <w:basedOn w:val="962"/>
-    <w:next w:val="962"/>
+    <w:basedOn w:val="1053"/>
+    <w:next w:val="1053"/>
     <w:uiPriority w:val="39"/>
     <w:unhideWhenUsed/>
     <w:pPr>
@@ -46306,10 +46399,10 @@
       <w:ind w:left="440"/>
     </w:pPr>
   </w:style>
-  <w:style w:type="paragraph" w:styleId="954">
+  <w:style w:type="paragraph" w:styleId="1045">
     <w:name w:val="toc 4"/>
-    <w:basedOn w:val="962"/>
-    <w:next w:val="962"/>
+    <w:basedOn w:val="1053"/>
+    <w:next w:val="1053"/>
     <w:uiPriority w:val="39"/>
     <w:unhideWhenUsed/>
     <w:pPr>
@@ -46318,10 +46411,10 @@
       <w:ind w:left="660"/>
     </w:pPr>
   </w:style>
-  <w:style w:type="paragraph" w:styleId="955">
+  <w:style w:type="paragraph" w:styleId="1046">
     <w:name w:val="toc 5"/>
-    <w:basedOn w:val="962"/>
-    <w:next w:val="962"/>
+    <w:basedOn w:val="1053"/>
+    <w:next w:val="1053"/>
     <w:uiPriority w:val="39"/>
     <w:unhideWhenUsed/>
     <w:pPr>
@@ -46330,10 +46423,10 @@
       <w:ind w:left="880"/>
     </w:pPr>
   </w:style>
-  <w:style w:type="paragraph" w:styleId="956">
+  <w:style w:type="paragraph" w:styleId="1047">
     <w:name w:val="toc 6"/>
-    <w:basedOn w:val="962"/>
-    <w:next w:val="962"/>
+    <w:basedOn w:val="1053"/>
+    <w:next w:val="1053"/>
     <w:uiPriority w:val="39"/>
     <w:unhideWhenUsed/>
     <w:pPr>
@@ -46342,10 +46435,10 @@
       <w:ind w:left="1100"/>
     </w:pPr>
   </w:style>
-  <w:style w:type="paragraph" w:styleId="957">
+  <w:style w:type="paragraph" w:styleId="1048">
     <w:name w:val="toc 7"/>
-    <w:basedOn w:val="962"/>
-    <w:next w:val="962"/>
+    <w:basedOn w:val="1053"/>
+    <w:next w:val="1053"/>
     <w:uiPriority w:val="39"/>
     <w:unhideWhenUsed/>
     <w:pPr>
@@ -46354,10 +46447,10 @@
       <w:ind w:left="1320"/>
     </w:pPr>
   </w:style>
-  <w:style w:type="paragraph" w:styleId="958">
+  <w:style w:type="paragraph" w:styleId="1049">
     <w:name w:val="toc 8"/>
-    <w:basedOn w:val="962"/>
-    <w:next w:val="962"/>
+    <w:basedOn w:val="1053"/>
+    <w:next w:val="1053"/>
     <w:uiPriority w:val="39"/>
     <w:unhideWhenUsed/>
     <w:pPr>
@@ -46366,10 +46459,10 @@
       <w:ind w:left="1540"/>
     </w:pPr>
   </w:style>
-  <w:style w:type="paragraph" w:styleId="959">
+  <w:style w:type="paragraph" w:styleId="1050">
     <w:name w:val="toc 9"/>
-    <w:basedOn w:val="962"/>
-    <w:next w:val="962"/>
+    <w:basedOn w:val="1053"/>
+    <w:next w:val="1053"/>
     <w:uiPriority w:val="39"/>
     <w:unhideWhenUsed/>
     <w:pPr>
@@ -46378,7 +46471,7 @@
       <w:ind w:left="1760"/>
     </w:pPr>
   </w:style>
-  <w:style w:type="paragraph" w:styleId="960">
+  <w:style w:type="paragraph" w:styleId="1051">
     <w:name w:val="TOC Heading"/>
     <w:uiPriority w:val="39"/>
     <w:unhideWhenUsed/>
@@ -46388,10 +46481,10 @@
       <w:ind/>
     </w:pPr>
   </w:style>
-  <w:style w:type="paragraph" w:styleId="961">
+  <w:style w:type="paragraph" w:styleId="1052">
     <w:name w:val="table of figures"/>
-    <w:basedOn w:val="962"/>
-    <w:next w:val="962"/>
+    <w:basedOn w:val="1053"/>
+    <w:next w:val="1053"/>
     <w:uiPriority w:val="99"/>
     <w:unhideWhenUsed/>
     <w:pPr>
@@ -46400,7 +46493,7 @@
       <w:ind/>
     </w:pPr>
   </w:style>
-  <w:style w:type="paragraph" w:styleId="962" w:default="1">
+  <w:style w:type="paragraph" w:styleId="1053" w:default="1">
     <w:name w:val="Normal"/>
     <w:qFormat/>
     <w:pPr>
@@ -46409,7 +46502,7 @@
       <w:ind/>
     </w:pPr>
   </w:style>
-  <w:style w:type="character" w:styleId="963" w:default="1">
+  <w:style w:type="character" w:styleId="1054" w:default="1">
     <w:name w:val="Default Paragraph Font"/>
     <w:uiPriority w:val="1"/>
     <w:semiHidden/>
@@ -46420,7 +46513,7 @@
       <w:ind/>
     </w:pPr>
   </w:style>
-  <w:style w:type="table" w:styleId="964" w:default="1">
+  <w:style w:type="table" w:styleId="1055" w:default="1">
     <w:name w:val="Normal Table"/>
     <w:uiPriority w:val="99"/>
     <w:semiHidden/>
@@ -46613,7 +46706,7 @@
       </w:tcPr>
     </w:tblStylePr>
   </w:style>
-  <w:style w:type="numbering" w:styleId="965" w:default="1">
+  <w:style w:type="numbering" w:styleId="1056" w:default="1">
     <w:name w:val="No List"/>
     <w:uiPriority w:val="99"/>
     <w:semiHidden/>
@@ -46624,10 +46717,10 @@
       <w:ind/>
     </w:pPr>
   </w:style>
-  <w:style w:type="paragraph" w:styleId="966">
+  <w:style w:type="paragraph" w:styleId="1057">
     <w:name w:val="Header"/>
-    <w:basedOn w:val="962"/>
-    <w:link w:val="967"/>
+    <w:basedOn w:val="1053"/>
+    <w:link w:val="1058"/>
     <w:unhideWhenUsed/>
     <w:pPr>
       <w:pBdr/>
@@ -46639,20 +46732,20 @@
       <w:ind/>
     </w:pPr>
   </w:style>
-  <w:style w:type="character" w:styleId="967" w:customStyle="1">
+  <w:style w:type="character" w:styleId="1058" w:customStyle="1">
     <w:name w:val="Header Char"/>
-    <w:basedOn w:val="963"/>
-    <w:link w:val="966"/>
+    <w:basedOn w:val="1054"/>
+    <w:link w:val="1057"/>
     <w:pPr>
       <w:pBdr/>
       <w:spacing/>
       <w:ind/>
     </w:pPr>
   </w:style>
-  <w:style w:type="paragraph" w:styleId="968">
+  <w:style w:type="paragraph" w:styleId="1059">
     <w:name w:val="Footer"/>
-    <w:basedOn w:val="962"/>
-    <w:link w:val="969"/>
+    <w:basedOn w:val="1053"/>
+    <w:link w:val="1060"/>
     <w:unhideWhenUsed/>
     <w:pPr>
       <w:pBdr/>
@@ -46664,19 +46757,19 @@
       <w:ind/>
     </w:pPr>
   </w:style>
-  <w:style w:type="character" w:styleId="969" w:customStyle="1">
+  <w:style w:type="character" w:styleId="1060" w:customStyle="1">
     <w:name w:val="Footer Char"/>
-    <w:basedOn w:val="963"/>
-    <w:link w:val="968"/>
+    <w:basedOn w:val="1054"/>
+    <w:link w:val="1059"/>
     <w:pPr>
       <w:pBdr/>
       <w:spacing/>
       <w:ind/>
     </w:pPr>
   </w:style>
-  <w:style w:type="paragraph" w:styleId="970">
+  <w:style w:type="paragraph" w:styleId="1061">
     <w:name w:val="List Paragraph"/>
-    <w:basedOn w:val="962"/>
+    <w:basedOn w:val="1053"/>
     <w:uiPriority w:val="34"/>
     <w:qFormat/>
     <w:pPr>
@@ -46686,9 +46779,9 @@
       <w:contextualSpacing w:val="true"/>
     </w:pPr>
   </w:style>
-  <w:style w:type="character" w:styleId="971">
+  <w:style w:type="character" w:styleId="1062">
     <w:name w:val="Placeholder Text"/>
-    <w:basedOn w:val="963"/>
+    <w:basedOn w:val="1054"/>
     <w:uiPriority w:val="99"/>
     <w:semiHidden/>
     <w:pPr>
@@ -46700,9 +46793,9 @@
       <w:color w:val="808080"/>
     </w:rPr>
   </w:style>
-  <w:style w:type="table" w:styleId="972">
+  <w:style w:type="table" w:styleId="1063">
     <w:name w:val="Table Grid"/>
-    <w:basedOn w:val="964"/>
+    <w:basedOn w:val="1055"/>
     <w:uiPriority w:val="39"/>
     <w:pPr>
       <w:pBdr/>
@@ -46892,9 +46985,9 @@
       </w:tcPr>
     </w:tblStylePr>
   </w:style>
-  <w:style w:type="paragraph" w:styleId="973">
+  <w:style w:type="paragraph" w:styleId="1064">
     <w:name w:val="Normal (Web)"/>
-    <w:basedOn w:val="962"/>
+    <w:basedOn w:val="1053"/>
     <w:uiPriority w:val="99"/>
     <w:unhideWhenUsed/>
     <w:pPr>
@@ -46909,7 +47002,7 @@
       <w14:ligatures w14:val="none"/>
     </w:rPr>
   </w:style>
-  <w:style w:type="paragraph" w:styleId="974" w:customStyle="1">
+  <w:style w:type="paragraph" w:styleId="1065" w:customStyle="1">
     <w:name w:val="Default"/>
     <w:pPr>
       <w:pBdr/>
@@ -46923,10 +47016,10 @@
       <w:szCs w:val="24"/>
     </w:rPr>
   </w:style>
-  <w:style w:type="paragraph" w:styleId="975">
+  <w:style w:type="paragraph" w:styleId="1066">
     <w:name w:val="Body Text"/>
-    <w:basedOn w:val="962"/>
-    <w:link w:val="976"/>
+    <w:basedOn w:val="1053"/>
+    <w:link w:val="1067"/>
     <w:uiPriority w:val="99"/>
     <w:pPr>
       <w:pBdr/>
@@ -46942,10 +47035,10 @@
       <w14:ligatures w14:val="none"/>
     </w:rPr>
   </w:style>
-  <w:style w:type="character" w:styleId="976" w:customStyle="1">
+  <w:style w:type="character" w:styleId="1067" w:customStyle="1">
     <w:name w:val="Body Text Char"/>
-    <w:basedOn w:val="963"/>
-    <w:link w:val="975"/>
+    <w:basedOn w:val="1054"/>
+    <w:link w:val="1066"/>
     <w:uiPriority w:val="99"/>
     <w:pPr>
       <w:pBdr/>
@@ -46960,9 +47053,9 @@
       <w14:ligatures w14:val="none"/>
     </w:rPr>
   </w:style>
-  <w:style w:type="paragraph" w:styleId="977" w:customStyle="1">
+  <w:style w:type="paragraph" w:styleId="1068" w:customStyle="1">
     <w:name w:val="Párrafo de lista1"/>
-    <w:basedOn w:val="962"/>
+    <w:basedOn w:val="1053"/>
     <w:qFormat/>
     <w:pPr>
       <w:pBdr/>
@@ -46975,10 +47068,10 @@
       <w14:ligatures w14:val="none"/>
     </w:rPr>
   </w:style>
-  <w:style w:type="paragraph" w:styleId="978">
+  <w:style w:type="paragraph" w:styleId="1069">
     <w:name w:val="Subtitle"/>
-    <w:basedOn w:val="962"/>
-    <w:link w:val="979"/>
+    <w:basedOn w:val="1053"/>
+    <w:link w:val="1070"/>
     <w:qFormat/>
     <w:pPr>
       <w:pBdr/>
@@ -46996,10 +47089,10 @@
       <w14:ligatures w14:val="none"/>
     </w:rPr>
   </w:style>
-  <w:style w:type="character" w:styleId="979" w:customStyle="1">
+  <w:style w:type="character" w:styleId="1070" w:customStyle="1">
     <w:name w:val="Subtitle Char"/>
-    <w:basedOn w:val="963"/>
-    <w:link w:val="978"/>
+    <w:basedOn w:val="1054"/>
+    <w:link w:val="1069"/>
     <w:pPr>
       <w:pBdr/>
       <w:spacing/>
@@ -47015,10 +47108,10 @@
       <w14:ligatures w14:val="none"/>
     </w:rPr>
   </w:style>
-  <w:style w:type="paragraph" w:styleId="980">
+  <w:style w:type="paragraph" w:styleId="1071">
     <w:name w:val="Balloon Text"/>
-    <w:basedOn w:val="962"/>
-    <w:link w:val="981"/>
+    <w:basedOn w:val="1053"/>
+    <w:link w:val="1072"/>
     <w:uiPriority w:val="99"/>
     <w:semiHidden/>
     <w:unhideWhenUsed/>
@@ -47034,10 +47127,10 @@
       <w14:ligatures w14:val="none"/>
     </w:rPr>
   </w:style>
-  <w:style w:type="character" w:styleId="981" w:customStyle="1">
+  <w:style w:type="character" w:styleId="1072" w:customStyle="1">
     <w:name w:val="Balloon Text Char"/>
-    <w:basedOn w:val="963"/>
-    <w:link w:val="980"/>
+    <w:basedOn w:val="1054"/>
+    <w:link w:val="1071"/>
     <w:uiPriority w:val="99"/>
     <w:semiHidden/>
     <w:pPr>
@@ -47052,7 +47145,7 @@
       <w14:ligatures w14:val="none"/>
     </w:rPr>
   </w:style>
-  <w:style w:type="paragraph" w:styleId="982" w:customStyle="1">
+  <w:style w:type="paragraph" w:styleId="1073" w:customStyle="1">
     <w:name w:val="Normal Text"/>
     <w:pPr>
       <w:widowControl w:val="false"/>
@@ -47069,9 +47162,9 @@
       <w14:ligatures w14:val="none"/>
     </w:rPr>
   </w:style>
-  <w:style w:type="character" w:styleId="983">
+  <w:style w:type="character" w:styleId="1074">
     <w:name w:val="Strong"/>
-    <w:basedOn w:val="963"/>
+    <w:basedOn w:val="1054"/>
     <w:uiPriority w:val="22"/>
     <w:qFormat/>
     <w:pPr>

--- a/PM3000/agodic2025/exams/PM3000_Final Exam_V0.docx
+++ b/PM3000/agodic2025/exams/PM3000_Final Exam_V0.docx
@@ -19,12 +19,6 @@
           <w:szCs w:val="20"/>
         </w:rPr>
       </w:pPr>
-      <w:r>
-        <w:rPr>
-          <w:lang w:val="es-ES"/>
-        </w:rPr>
-        <w:t xml:space="preserve">j</w:t>
-      </w:r>
       <w:r>
         <mc:AlternateContent>
           <mc:Choice Requires="wpg">
@@ -552,8 +546,8 @@
       </w:r>
       <w:r>
         <w:rPr>
-          <w:rFonts w:ascii="Liberation Serif" w:hAnsi="Liberation Serif" w:eastAsia="Liberation Serif" w:cs="Liberation Serif"/>
-          <w:lang w:val="es-ES"/>
+          <w:rFonts w:ascii="Liberation Serif" w:hAnsi="Liberation Serif" w:cs="Liberation Serif"/>
+          <w14:ligatures w14:val="none"/>
         </w:rPr>
       </w:r>
       <w:r>
@@ -565,15 +559,10 @@
     </w:p>
     <w:p>
       <w:pPr>
-        <w:pStyle w:val="1061"/>
-        <w:numPr>
-          <w:ilvl w:val="0"/>
-          <w:numId w:val="52"/>
-        </w:numPr>
         <w:pBdr/>
         <w:shd w:val="nil" w:color="auto"/>
         <w:spacing/>
-        <w:ind/>
+        <w:ind w:firstLine="0" w:left="0"/>
         <w:rPr>
           <w:rFonts w:ascii="Liberation Serif" w:hAnsi="Liberation Serif" w:eastAsia="Liberation Serif" w:cs="Liberation Serif"/>
           <w:highlight w:val="none"/>
@@ -593,6 +582,119 @@
           <w:rFonts w:ascii="Liberation Serif" w:hAnsi="Liberation Serif" w:eastAsia="Liberation Serif" w:cs="Liberation Serif"/>
           <w:highlight w:val="none"/>
           <w:lang w:val="es-ES"/>
+          <w14:ligatures w14:val="none"/>
+        </w:rPr>
+      </w:r>
+      <w:r>
+        <w:rPr>
+          <w:rFonts w:ascii="Liberation Serif" w:hAnsi="Liberation Serif" w:eastAsia="Liberation Serif" w:cs="Liberation Serif"/>
+          <w:highlight w:val="none"/>
+          <w:lang w:val="es-ES"/>
+          <w14:ligatures w14:val="none"/>
+        </w:rPr>
+      </w:r>
+    </w:p>
+    <w:p>
+      <w:pPr>
+        <w:pStyle w:val="1061"/>
+        <w:numPr>
+          <w:ilvl w:val="0"/>
+          <w:numId w:val="76"/>
+        </w:numPr>
+        <w:pBdr/>
+        <w:shd w:val="nil" w:color="000000"/>
+        <w:spacing/>
+        <w:ind/>
+        <w:rPr>
+          <w:rFonts w:ascii="Liberation Serif" w:hAnsi="Liberation Serif" w:eastAsia="Liberation Serif" w:cs="Liberation Serif"/>
+          <w:highlight w:val="none"/>
+          <w:lang w:val="es-ES"/>
+          <w14:ligatures w14:val="none"/>
+        </w:rPr>
+      </w:pPr>
+      <w:r>
+        <w:rPr>
+          <w:rFonts w:ascii="Liberation Serif" w:hAnsi="Liberation Serif" w:eastAsia="Liberation Serif" w:cs="Liberation Serif"/>
+          <w:lang w:val="es-ES"/>
+        </w:rPr>
+        <w:t xml:space="preserve">Which of the following </w:t>
+      </w:r>
+      <w:r>
+        <w:rPr>
+          <w:rFonts w:ascii="Liberation Serif" w:hAnsi="Liberation Serif" w:eastAsia="Liberation Serif" w:cs="Liberation Serif"/>
+          <w:lang w:val="en-US"/>
+        </w:rPr>
+        <w:t xml:space="preserve">options evaluates correctly </w:t>
+      </w:r>
+      <m:oMath>
+        <m:r>
+          <w:rPr>
+            <w:rFonts w:hint="default" w:ascii="Cambria Math" w:hAnsi="Cambria Math" w:eastAsia="Cambria Math" w:cs="Cambria Math"/>
+            <w:sz w:val="22"/>
+            <w:szCs w:val="22"/>
+            <w:lang w:val="en-US" w:bidi="en-US"/>
+          </w:rPr>
+          <m:rPr>
+            <m:sty m:val="i"/>
+          </m:rPr>
+          <m:t>(f</m:t>
+        </m:r>
+        <m:r>
+          <w:rPr>
+            <w:rFonts w:hint="default" w:ascii="Cambria Math" w:hAnsi="Cambria Math" w:eastAsia="Cambria Math" w:cs="Cambria Math"/>
+            <w:color w:val="202122"/>
+            <w:sz w:val="22"/>
+            <w:szCs w:val="22"/>
+            <w:highlight w:val="white"/>
+          </w:rPr>
+          <m:rPr/>
+          <m:t>∘g)(x)</m:t>
+        </m:r>
+      </m:oMath>
+      <w:r>
+        <w:rPr>
+          <w:rFonts w:ascii="Liberation Serif" w:hAnsi="Liberation Serif" w:eastAsia="Liberation Serif" w:cs="Liberation Serif"/>
+          <w:lang w:val="en-US"/>
+        </w:rPr>
+      </w:r>
+      <w:r>
+        <w:rPr>
+          <w:rFonts w:ascii="Liberation Serif" w:hAnsi="Liberation Serif" w:eastAsia="Liberation Serif" w:cs="Liberation Serif"/>
+          <w:highlight w:val="none"/>
+          <w:lang w:val="es-ES"/>
+          <w14:ligatures w14:val="none"/>
+        </w:rPr>
+      </w:r>
+      <w:r>
+        <w:rPr>
+          <w:rFonts w:ascii="Liberation Serif" w:hAnsi="Liberation Serif" w:eastAsia="Liberation Serif" w:cs="Liberation Serif"/>
+          <w:highlight w:val="none"/>
+          <w:lang w:val="es-ES"/>
+          <w14:ligatures w14:val="none"/>
+        </w:rPr>
+      </w:r>
+      <w:r>
+        <w:rPr>
+          <w:rFonts w:ascii="Liberation Serif" w:hAnsi="Liberation Serif" w:eastAsia="Liberation Serif" w:cs="Liberation Serif"/>
+          <w:highlight w:val="none"/>
+          <w:lang w:val="es-ES" w:bidi="es-ES"/>
+          <w14:ligatures w14:val="none"/>
+        </w:rPr>
+      </w:r>
+      <w:r>
+        <w:rPr>
+          <w:rFonts w:ascii="Liberation Serif" w:hAnsi="Liberation Serif" w:eastAsia="Liberation Serif" w:cs="Liberation Serif"/>
+          <w:highlight w:val="none"/>
+          <w:lang w:val="es-ES" w:bidi="es-ES"/>
+          <w14:ligatures w14:val="none"/>
+        </w:rPr>
+      </w:r>
+      <w:r>
+        <w:rPr>
+          <w:rFonts w:ascii="Liberation Serif" w:hAnsi="Liberation Serif" w:eastAsia="Liberation Serif" w:cs="Liberation Serif"/>
+          <w:highlight w:val="none"/>
+          <w:lang w:val="es-ES"/>
+          <w14:ligatures w14:val="none"/>
         </w:rPr>
       </w:r>
       <w:r>
@@ -607,6 +709,7 @@
     <w:tbl>
       <w:tblPr>
         <w:tblStyle w:val="1063"/>
+        <w:jc w:val="center"/>
         <w:tblW w:w="0" w:type="auto"/>
         <w:tblBorders/>
         <w:tblLook w:val="04A0" w:firstRow="1" w:lastRow="0" w:firstColumn="1" w:lastColumn="0" w:noHBand="0" w:noVBand="1"/>
@@ -623,17 +726,28 @@
         </w:trPr>
         <w:tc>
           <w:tcPr>
-            <w:tcBorders/>
+            <w:tcBorders>
+              <w:top w:val="nil" w:color="000000" w:sz="4" w:space="0"/>
+              <w:left w:val="nil" w:color="000000" w:sz="4" w:space="0"/>
+              <w:bottom w:val="nil" w:color="000000" w:sz="4" w:space="0"/>
+              <w:right w:val="nil" w:color="000000" w:sz="4" w:space="0"/>
+            </w:tcBorders>
             <w:tcW w:w="2340" w:type="dxa"/>
             <w:textDirection w:val="lrTb"/>
             <w:noWrap w:val="false"/>
           </w:tcPr>
           <w:p>
             <w:pPr>
+              <w:pStyle w:val="1061"/>
+              <w:numPr>
+                <w:ilvl w:val="0"/>
+                <w:numId w:val="77"/>
+              </w:numPr>
               <w:pBdr/>
               <w:shd w:val="nil" w:color="000000"/>
               <w:spacing/>
               <w:ind/>
+              <w:jc w:val="center"/>
               <w:rPr>
                 <w:rFonts w:ascii="Liberation Serif" w:hAnsi="Liberation Serif" w:eastAsia="Liberation Serif" w:cs="Liberation Serif"/>
                 <w:highlight w:val="none"/>
@@ -647,264 +761,19 @@
                 <w:lang w:val="es-ES" w:bidi="es-ES"/>
               </w:rPr>
             </w:r>
-            <w:r>
-              <w:rPr>
-                <w:rFonts w:ascii="Liberation Serif" w:hAnsi="Liberation Serif" w:eastAsia="Liberation Serif" w:cs="Liberation Serif"/>
-                <w:highlight w:val="none"/>
-                <w:lang w:val="es-ES"/>
-              </w:rPr>
-            </w:r>
-            <w:r>
-              <w:rPr>
-                <w:rFonts w:ascii="Liberation Serif" w:hAnsi="Liberation Serif" w:eastAsia="Liberation Serif" w:cs="Liberation Serif"/>
-                <w:highlight w:val="none"/>
-                <w:lang w:val="es-ES" w:bidi="es-ES"/>
-              </w:rPr>
-            </w:r>
-          </w:p>
-        </w:tc>
-        <w:tc>
-          <w:tcPr>
-            <w:tcBorders/>
-            <w:tcW w:w="2340" w:type="dxa"/>
-            <w:textDirection w:val="lrTb"/>
-            <w:noWrap w:val="false"/>
-          </w:tcPr>
-          <w:p>
-            <w:pPr>
-              <w:pBdr/>
-              <w:shd w:val="nil" w:color="000000"/>
-              <w:spacing/>
-              <w:ind/>
-              <w:rPr>
-                <w:rFonts w:ascii="Liberation Serif" w:hAnsi="Liberation Serif" w:eastAsia="Liberation Serif" w:cs="Liberation Serif"/>
-                <w:highlight w:val="none"/>
-                <w:lang w:val="es-ES" w:bidi="es-ES"/>
-              </w:rPr>
-            </w:pPr>
-            <w:r>
-              <w:rPr>
-                <w:rFonts w:ascii="Liberation Serif" w:hAnsi="Liberation Serif" w:eastAsia="Liberation Serif" w:cs="Liberation Serif"/>
-                <w:highlight w:val="none"/>
-                <w:lang w:val="es-ES" w:bidi="es-ES"/>
-              </w:rPr>
-            </w:r>
-            <w:r>
-              <w:rPr>
-                <w:rFonts w:ascii="Liberation Serif" w:hAnsi="Liberation Serif" w:eastAsia="Liberation Serif" w:cs="Liberation Serif"/>
-                <w:highlight w:val="none"/>
-                <w:lang w:val="es-ES"/>
-              </w:rPr>
-            </w:r>
-            <w:r>
-              <w:rPr>
-                <w:rFonts w:ascii="Liberation Serif" w:hAnsi="Liberation Serif" w:eastAsia="Liberation Serif" w:cs="Liberation Serif"/>
-                <w:highlight w:val="none"/>
-                <w:lang w:val="es-ES" w:bidi="es-ES"/>
-              </w:rPr>
-            </w:r>
-          </w:p>
-        </w:tc>
-        <w:tc>
-          <w:tcPr>
-            <w:tcBorders/>
-            <w:tcW w:w="2340" w:type="dxa"/>
-            <w:textDirection w:val="lrTb"/>
-            <w:noWrap w:val="false"/>
-          </w:tcPr>
-          <w:p>
-            <w:pPr>
-              <w:pBdr/>
-              <w:shd w:val="nil" w:color="000000"/>
-              <w:spacing/>
-              <w:ind/>
-              <w:rPr>
-                <w:rFonts w:ascii="Liberation Serif" w:hAnsi="Liberation Serif" w:eastAsia="Liberation Serif" w:cs="Liberation Serif"/>
-                <w:highlight w:val="none"/>
-                <w:lang w:val="es-ES" w:bidi="es-ES"/>
-              </w:rPr>
-            </w:pPr>
-            <w:r>
-              <w:rPr>
-                <w:rFonts w:ascii="Liberation Serif" w:hAnsi="Liberation Serif" w:eastAsia="Liberation Serif" w:cs="Liberation Serif"/>
-                <w:highlight w:val="none"/>
-                <w:lang w:val="es-ES" w:bidi="es-ES"/>
-              </w:rPr>
-            </w:r>
-            <w:r>
-              <w:rPr>
-                <w:rFonts w:ascii="Liberation Serif" w:hAnsi="Liberation Serif" w:eastAsia="Liberation Serif" w:cs="Liberation Serif"/>
-                <w:highlight w:val="none"/>
-                <w:lang w:val="es-ES"/>
-              </w:rPr>
-            </w:r>
-            <w:r>
-              <w:rPr>
-                <w:rFonts w:ascii="Liberation Serif" w:hAnsi="Liberation Serif" w:eastAsia="Liberation Serif" w:cs="Liberation Serif"/>
-                <w:highlight w:val="none"/>
-                <w:lang w:val="es-ES" w:bidi="es-ES"/>
-              </w:rPr>
-            </w:r>
-          </w:p>
-        </w:tc>
-        <w:tc>
-          <w:tcPr>
-            <w:tcBorders/>
-            <w:tcW w:w="2340" w:type="dxa"/>
-            <w:textDirection w:val="lrTb"/>
-            <w:noWrap w:val="false"/>
-          </w:tcPr>
-          <w:p>
-            <w:pPr>
-              <w:pBdr/>
-              <w:shd w:val="nil" w:color="000000"/>
-              <w:spacing/>
-              <w:ind/>
-              <w:rPr>
-                <w:rFonts w:ascii="Liberation Serif" w:hAnsi="Liberation Serif" w:eastAsia="Liberation Serif" w:cs="Liberation Serif"/>
-                <w:highlight w:val="none"/>
-                <w:lang w:val="es-ES" w:bidi="es-ES"/>
-              </w:rPr>
-            </w:pPr>
-            <w:r>
-              <w:rPr>
-                <w:rFonts w:ascii="Liberation Serif" w:hAnsi="Liberation Serif" w:eastAsia="Liberation Serif" w:cs="Liberation Serif"/>
-                <w:highlight w:val="none"/>
-                <w:lang w:val="es-ES" w:bidi="es-ES"/>
-              </w:rPr>
-            </w:r>
-            <w:r>
-              <w:rPr>
-                <w:rFonts w:ascii="Liberation Serif" w:hAnsi="Liberation Serif" w:eastAsia="Liberation Serif" w:cs="Liberation Serif"/>
-                <w:highlight w:val="none"/>
-                <w:lang w:val="es-ES"/>
-              </w:rPr>
-            </w:r>
-            <w:r>
-              <w:rPr>
-                <w:rFonts w:ascii="Liberation Serif" w:hAnsi="Liberation Serif" w:eastAsia="Liberation Serif" w:cs="Liberation Serif"/>
-                <w:highlight w:val="none"/>
-                <w:lang w:val="es-ES" w:bidi="es-ES"/>
-              </w:rPr>
-            </w:r>
-          </w:p>
-        </w:tc>
-      </w:tr>
-    </w:tbl>
-    <w:p>
-      <w:pPr>
-        <w:pBdr/>
-        <w:shd w:val="nil" w:color="000000"/>
-        <w:spacing/>
-        <w:ind/>
-        <w:rPr>
-          <w:rFonts w:ascii="Liberation Serif" w:hAnsi="Liberation Serif" w:cs="Liberation Serif"/>
-          <w14:ligatures w14:val="none"/>
-        </w:rPr>
-      </w:pPr>
-      <w:r>
-        <w:rPr>
-          <w:rFonts w:ascii="Liberation Serif" w:hAnsi="Liberation Serif" w:eastAsia="Liberation Serif" w:cs="Liberation Serif"/>
-          <w:highlight w:val="none"/>
-          <w:lang w:val="es-ES"/>
-        </w:rPr>
-      </w:r>
-      <w:r>
-        <w:rPr>
-          <w:rFonts w:ascii="Liberation Serif" w:hAnsi="Liberation Serif" w:eastAsia="Liberation Serif" w:cs="Liberation Serif"/>
-          <w:highlight w:val="none"/>
-          <w:lang w:val="es-ES"/>
-        </w:rPr>
-      </w:r>
-      <w:r>
-        <w:rPr>
-          <w:rFonts w:ascii="Liberation Serif" w:hAnsi="Liberation Serif" w:cs="Liberation Serif"/>
-          <w14:ligatures w14:val="none"/>
-        </w:rPr>
-      </w:r>
-    </w:p>
-    <w:p>
-      <w:pPr>
-        <w:pStyle w:val="1061"/>
-        <w:numPr>
-          <w:ilvl w:val="0"/>
-          <w:numId w:val="52"/>
-        </w:numPr>
-        <w:pBdr/>
-        <w:shd w:val="nil" w:color="auto"/>
-        <w:spacing/>
-        <w:ind/>
-        <w:rPr>
-          <w:rFonts w:ascii="Liberation Serif" w:hAnsi="Liberation Serif" w:eastAsia="Liberation Serif" w:cs="Liberation Serif"/>
-          <w:highlight w:val="none"/>
-          <w:lang w:val="es-ES"/>
-          <w14:ligatures w14:val="none"/>
-        </w:rPr>
-      </w:pPr>
-      <w:r>
-        <w:rPr>
-          <w:rFonts w:ascii="Liberation Serif" w:hAnsi="Liberation Serif" w:eastAsia="Liberation Serif" w:cs="Liberation Serif"/>
-          <w:lang w:val="es-ES"/>
-        </w:rPr>
-        <w:t xml:space="preserve">Which of the following functions models exponential decay.</w:t>
-      </w:r>
-      <w:r>
-        <w:rPr>
-          <w:rFonts w:ascii="Liberation Serif" w:hAnsi="Liberation Serif" w:cs="Liberation Serif"/>
-        </w:rPr>
-      </w:r>
-      <w:r>
-        <w:rPr>
-          <w:rFonts w:ascii="Liberation Serif" w:hAnsi="Liberation Serif" w:eastAsia="Liberation Serif" w:cs="Liberation Serif"/>
-          <w:highlight w:val="none"/>
-          <w:lang w:val="es-ES"/>
-          <w14:ligatures w14:val="none"/>
-        </w:rPr>
-      </w:r>
-    </w:p>
-    <w:tbl>
-      <w:tblPr>
-        <w:tblStyle w:val="1063"/>
-        <w:tblW w:w="0" w:type="auto"/>
-        <w:tblBorders/>
-        <w:tblLook w:val="04A0" w:firstRow="1" w:lastRow="0" w:firstColumn="1" w:lastColumn="0" w:noHBand="0" w:noVBand="1"/>
-      </w:tblPr>
-      <w:tblGrid>
-        <w:gridCol w:w="2340"/>
-        <w:gridCol w:w="2340"/>
-        <w:gridCol w:w="2340"/>
-        <w:gridCol w:w="2340"/>
-      </w:tblGrid>
-      <w:tr>
-        <w:trPr>
-          <w:trHeight w:val="547"/>
-        </w:trPr>
-        <w:tc>
-          <w:tcPr>
-            <w:tcBorders/>
-            <w:tcW w:w="2340" w:type="dxa"/>
-            <w:textDirection w:val="lrTb"/>
-            <w:noWrap w:val="false"/>
-          </w:tcPr>
-          <w:p>
-            <w:pPr>
-              <w:pBdr/>
-              <w:shd w:val="nil" w:color="000000"/>
-              <w:spacing/>
-              <w:ind/>
-              <w:rPr>
-                <w:rFonts w:ascii="Liberation Serif" w:hAnsi="Liberation Serif" w:eastAsia="Liberation Serif" w:cs="Liberation Serif"/>
-                <w:highlight w:val="none"/>
-                <w:lang w:val="es-ES" w:bidi="es-ES"/>
-              </w:rPr>
-            </w:pPr>
-            <w:r>
-              <w:rPr>
-                <w:rFonts w:ascii="Liberation Serif" w:hAnsi="Liberation Serif" w:eastAsia="Liberation Serif" w:cs="Liberation Serif"/>
-                <w:highlight w:val="none"/>
-                <w:lang w:val="es-ES" w:bidi="es-ES"/>
-              </w:rPr>
-            </w:r>
+            <m:oMath>
+              <m:r>
+                <w:rPr>
+                  <w:rFonts w:hint="default" w:ascii="Cambria Math" w:hAnsi="Cambria Math" w:eastAsia="Cambria Math" w:cs="Cambria Math"/>
+                  <w:highlight w:val="none"/>
+                  <w:lang w:val="es-ES" w:bidi="es-ES"/>
+                </w:rPr>
+                <m:rPr>
+                  <m:sty m:val="i"/>
+                </m:rPr>
+                <m:t>g(f(x))</m:t>
+              </m:r>
+            </m:oMath>
             <w:r>
               <w:rPr>
                 <w:rFonts w:ascii="Liberation Serif" w:hAnsi="Liberation Serif" w:eastAsia="Liberation Serif" w:cs="Liberation Serif"/>
@@ -923,17 +792,28 @@
         </w:tc>
         <w:tc>
           <w:tcPr>
-            <w:tcBorders/>
+            <w:tcBorders>
+              <w:top w:val="nil" w:color="000000" w:sz="4" w:space="0"/>
+              <w:left w:val="nil" w:color="000000" w:sz="4" w:space="0"/>
+              <w:bottom w:val="nil" w:color="000000" w:sz="4" w:space="0"/>
+              <w:right w:val="nil" w:color="000000" w:sz="4" w:space="0"/>
+            </w:tcBorders>
             <w:tcW w:w="2340" w:type="dxa"/>
             <w:textDirection w:val="lrTb"/>
             <w:noWrap w:val="false"/>
           </w:tcPr>
           <w:p>
             <w:pPr>
+              <w:pStyle w:val="1061"/>
+              <w:numPr>
+                <w:ilvl w:val="0"/>
+                <w:numId w:val="77"/>
+              </w:numPr>
               <w:pBdr/>
               <w:shd w:val="nil" w:color="000000"/>
               <w:spacing/>
               <w:ind/>
+              <w:jc w:val="center"/>
               <w:rPr>
                 <w:rFonts w:ascii="Liberation Serif" w:hAnsi="Liberation Serif" w:eastAsia="Liberation Serif" w:cs="Liberation Serif"/>
                 <w:highlight w:val="none"/>
@@ -947,6 +827,30 @@
                 <w:lang w:val="es-ES" w:bidi="es-ES"/>
               </w:rPr>
             </w:r>
+            <m:oMath>
+              <m:r>
+                <w:rPr>
+                  <w:rFonts w:hint="default" w:ascii="Cambria Math" w:hAnsi="Cambria Math" w:eastAsia="Cambria Math" w:cs="Cambria Math"/>
+                  <w:highlight w:val="none"/>
+                  <w:lang w:val="es-ES" w:bidi="es-ES"/>
+                </w:rPr>
+                <m:rPr>
+                  <m:sty m:val="i"/>
+                </m:rPr>
+                <m:t>g</m:t>
+              </m:r>
+              <m:r>
+                <w:rPr>
+                  <w:rFonts w:hint="default" w:ascii="Cambria Math" w:hAnsi="Cambria Math" w:eastAsia="Cambria Math" w:cs="Cambria Math"/>
+                  <w:highlight w:val="none"/>
+                  <w:lang w:val="es-ES" w:bidi="es-ES"/>
+                </w:rPr>
+                <m:rPr>
+                  <m:sty m:val="i"/>
+                </m:rPr>
+                <m:t>(x)f(x)</m:t>
+              </m:r>
+            </m:oMath>
             <w:r>
               <w:rPr>
                 <w:rFonts w:ascii="Liberation Serif" w:hAnsi="Liberation Serif" w:eastAsia="Liberation Serif" w:cs="Liberation Serif"/>
@@ -965,17 +869,28 @@
         </w:tc>
         <w:tc>
           <w:tcPr>
-            <w:tcBorders/>
+            <w:tcBorders>
+              <w:top w:val="nil" w:color="000000" w:sz="4" w:space="0"/>
+              <w:left w:val="nil" w:color="000000" w:sz="4" w:space="0"/>
+              <w:bottom w:val="nil" w:color="000000" w:sz="4" w:space="0"/>
+              <w:right w:val="nil" w:color="000000" w:sz="4" w:space="0"/>
+            </w:tcBorders>
             <w:tcW w:w="2340" w:type="dxa"/>
             <w:textDirection w:val="lrTb"/>
             <w:noWrap w:val="false"/>
           </w:tcPr>
           <w:p>
             <w:pPr>
+              <w:pStyle w:val="1061"/>
+              <w:numPr>
+                <w:ilvl w:val="0"/>
+                <w:numId w:val="77"/>
+              </w:numPr>
               <w:pBdr/>
               <w:shd w:val="nil" w:color="000000"/>
               <w:spacing/>
               <w:ind/>
+              <w:jc w:val="center"/>
               <w:rPr>
                 <w:rFonts w:ascii="Liberation Serif" w:hAnsi="Liberation Serif" w:eastAsia="Liberation Serif" w:cs="Liberation Serif"/>
                 <w:highlight w:val="none"/>
@@ -989,6 +904,19 @@
                 <w:lang w:val="es-ES" w:bidi="es-ES"/>
               </w:rPr>
             </w:r>
+            <m:oMath>
+              <m:r>
+                <w:rPr>
+                  <w:rFonts w:hint="default" w:ascii="Cambria Math" w:hAnsi="Cambria Math" w:eastAsia="Cambria Math" w:cs="Cambria Math"/>
+                  <w:highlight w:val="none"/>
+                  <w:lang w:val="es-ES" w:bidi="es-ES"/>
+                </w:rPr>
+                <m:rPr>
+                  <m:sty m:val="i"/>
+                </m:rPr>
+                <m:t>f(g(x))</m:t>
+              </m:r>
+            </m:oMath>
             <w:r>
               <w:rPr>
                 <w:rFonts w:ascii="Liberation Serif" w:hAnsi="Liberation Serif" w:eastAsia="Liberation Serif" w:cs="Liberation Serif"/>
@@ -1007,23 +935,54 @@
         </w:tc>
         <w:tc>
           <w:tcPr>
-            <w:tcBorders/>
+            <w:tcBorders>
+              <w:top w:val="nil" w:color="000000" w:sz="4" w:space="0"/>
+              <w:left w:val="nil" w:color="000000" w:sz="4" w:space="0"/>
+              <w:bottom w:val="nil" w:color="000000" w:sz="4" w:space="0"/>
+              <w:right w:val="nil" w:color="000000" w:sz="4" w:space="0"/>
+            </w:tcBorders>
             <w:tcW w:w="2340" w:type="dxa"/>
             <w:textDirection w:val="lrTb"/>
             <w:noWrap w:val="false"/>
           </w:tcPr>
           <w:p>
             <w:pPr>
+              <w:pStyle w:val="1061"/>
+              <w:numPr>
+                <w:ilvl w:val="0"/>
+                <w:numId w:val="77"/>
+              </w:numPr>
               <w:pBdr/>
               <w:shd w:val="nil" w:color="000000"/>
               <w:spacing/>
               <w:ind/>
+              <w:jc w:val="center"/>
               <w:rPr>
                 <w:rFonts w:ascii="Liberation Serif" w:hAnsi="Liberation Serif" w:eastAsia="Liberation Serif" w:cs="Liberation Serif"/>
                 <w:highlight w:val="none"/>
                 <w:lang w:val="es-ES" w:bidi="es-ES"/>
               </w:rPr>
             </w:pPr>
+            <w:r>
+              <w:rPr>
+                <w:rFonts w:ascii="Liberation Serif" w:hAnsi="Liberation Serif" w:eastAsia="Liberation Serif" w:cs="Liberation Serif"/>
+                <w:highlight w:val="none"/>
+                <w:lang w:val="es-ES" w:bidi="es-ES"/>
+              </w:rPr>
+            </w:r>
+            <m:oMath>
+              <m:r>
+                <w:rPr>
+                  <w:rFonts w:hint="default" w:ascii="Cambria Math" w:hAnsi="Cambria Math" w:eastAsia="Cambria Math" w:cs="Cambria Math"/>
+                  <w:highlight w:val="none"/>
+                  <w:lang w:val="es-ES" w:bidi="es-ES"/>
+                </w:rPr>
+                <m:rPr>
+                  <m:sty m:val="i"/>
+                </m:rPr>
+                <m:t>f(x)g(x)</m:t>
+              </m:r>
+            </m:oMath>
             <w:r>
               <w:rPr>
                 <w:rFonts w:ascii="Liberation Serif" w:hAnsi="Liberation Serif" w:eastAsia="Liberation Serif" w:cs="Liberation Serif"/>
@@ -1054,19 +1013,12 @@
         <w:pBdr/>
         <w:shd w:val="nil" w:color="000000"/>
         <w:spacing/>
-        <w:ind w:firstLine="0" w:left="0"/>
+        <w:ind/>
         <w:rPr>
           <w:rFonts w:ascii="Liberation Serif" w:hAnsi="Liberation Serif" w:cs="Liberation Serif"/>
           <w14:ligatures w14:val="none"/>
         </w:rPr>
       </w:pPr>
-      <w:r>
-        <w:rPr>
-          <w:rFonts w:ascii="Liberation Serif" w:hAnsi="Liberation Serif" w:eastAsia="Liberation Serif" w:cs="Liberation Serif"/>
-          <w:highlight w:val="none"/>
-          <w:lang w:val="es-ES"/>
-        </w:rPr>
-      </w:r>
       <w:r>
         <w:rPr>
           <w:rFonts w:ascii="Liberation Serif" w:hAnsi="Liberation Serif" w:eastAsia="Liberation Serif" w:cs="Liberation Serif"/>
@@ -1080,6 +1032,12 @@
           <w14:ligatures w14:val="none"/>
         </w:rPr>
       </w:r>
+      <w:r>
+        <w:rPr>
+          <w:rFonts w:ascii="Liberation Serif" w:hAnsi="Liberation Serif" w:cs="Liberation Serif"/>
+          <w14:ligatures w14:val="none"/>
+        </w:rPr>
+      </w:r>
     </w:p>
     <w:p>
       <w:pPr>
@@ -1094,6 +1052,7 @@
         <w:ind/>
         <w:rPr>
           <w:rFonts w:ascii="Liberation Serif" w:hAnsi="Liberation Serif" w:eastAsia="Liberation Serif" w:cs="Liberation Serif"/>
+          <w:highlight w:val="none"/>
           <w:lang w:val="es-ES"/>
           <w14:ligatures w14:val="none"/>
         </w:rPr>
@@ -1103,17 +1062,20 @@
           <w:rFonts w:ascii="Liberation Serif" w:hAnsi="Liberation Serif" w:eastAsia="Liberation Serif" w:cs="Liberation Serif"/>
           <w:lang w:val="es-ES"/>
         </w:rPr>
-        <w:t xml:space="preserve">Which of the following equations is not a Logarithm property.</w:t>
+        <w:t xml:space="preserve">Which of the following functions models exponential decay.</w:t>
       </w:r>
       <w:r>
         <w:rPr>
           <w:rFonts w:ascii="Liberation Serif" w:hAnsi="Liberation Serif" w:eastAsia="Liberation Serif" w:cs="Liberation Serif"/>
+          <w:highlight w:val="none"/>
           <w:lang w:val="es-ES"/>
+          <w14:ligatures w14:val="none"/>
         </w:rPr>
       </w:r>
       <w:r>
         <w:rPr>
           <w:rFonts w:ascii="Liberation Serif" w:hAnsi="Liberation Serif" w:eastAsia="Liberation Serif" w:cs="Liberation Serif"/>
+          <w:highlight w:val="none"/>
           <w:lang w:val="es-ES"/>
           <w14:ligatures w14:val="none"/>
         </w:rPr>
@@ -1138,13 +1100,23 @@
         </w:trPr>
         <w:tc>
           <w:tcPr>
-            <w:tcBorders/>
+            <w:tcBorders>
+              <w:top w:val="nil" w:color="000000" w:sz="4" w:space="0"/>
+              <w:left w:val="nil" w:color="000000" w:sz="4" w:space="0"/>
+              <w:bottom w:val="nil" w:color="000000" w:sz="4" w:space="0"/>
+              <w:right w:val="nil" w:color="000000" w:sz="4" w:space="0"/>
+            </w:tcBorders>
             <w:tcW w:w="2340" w:type="dxa"/>
             <w:textDirection w:val="lrTb"/>
             <w:noWrap w:val="false"/>
           </w:tcPr>
           <w:p>
             <w:pPr>
+              <w:pStyle w:val="1061"/>
+              <w:numPr>
+                <w:ilvl w:val="0"/>
+                <w:numId w:val="82"/>
+              </w:numPr>
               <w:pBdr/>
               <w:shd w:val="nil" w:color="000000"/>
               <w:spacing/>
@@ -1169,6 +1141,64 @@
                 <w:lang w:val="es-ES" w:bidi="es-ES"/>
               </w:rPr>
             </w:r>
+            <m:oMath>
+              <m:r>
+                <w:rPr>
+                  <w:rFonts w:hint="default" w:ascii="Cambria Math" w:hAnsi="Cambria Math" w:eastAsia="Cambria Math" w:cs="Cambria Math"/>
+                  <w:highlight w:val="none"/>
+                  <w:lang w:val="es-ES" w:bidi="es-ES"/>
+                </w:rPr>
+                <m:rPr>
+                  <m:sty m:val="i"/>
+                </m:rPr>
+                <m:t>m(t)=A</m:t>
+              </m:r>
+              <m:sSup>
+                <m:sSupPr>
+                  <m:ctrlPr>
+                    <w:rPr>
+                      <w:rFonts w:hint="default" w:ascii="Cambria Math" w:hAnsi="Cambria Math" w:eastAsia="Cambria Math" w:cs="Cambria Math"/>
+                      <w:i/>
+                      <w:highlight w:val="none"/>
+                      <w:lang w:val="es-ES" w:bidi="es-ES"/>
+                    </w:rPr>
+                  </m:ctrlPr>
+                </m:sSupPr>
+                <m:e>
+                  <m:r>
+                    <w:rPr>
+                      <w:rFonts w:hint="default" w:ascii="Cambria Math" w:hAnsi="Cambria Math" w:eastAsia="Cambria Math" w:cs="Cambria Math"/>
+                      <w:highlight w:val="none"/>
+                      <w:lang w:val="es-ES" w:bidi="es-ES"/>
+                    </w:rPr>
+                    <m:rPr>
+                      <m:sty m:val="i"/>
+                    </m:rPr>
+                    <m:t>e</m:t>
+                  </m:r>
+                </m:e>
+                <m:sup>
+                  <m:r>
+                    <w:rPr>
+                      <w:rFonts w:hint="default" w:ascii="Cambria Math" w:hAnsi="Cambria Math" w:eastAsia="Cambria Math" w:cs="Cambria Math"/>
+                      <w:highlight w:val="none"/>
+                      <w:lang w:val="es-ES" w:bidi="es-ES"/>
+                    </w:rPr>
+                    <m:rPr>
+                      <m:sty m:val="i"/>
+                    </m:rPr>
+                    <m:t>-r+t</m:t>
+                  </m:r>
+                </m:sup>
+              </m:sSup>
+            </m:oMath>
+            <w:r>
+              <w:rPr>
+                <w:rFonts w:ascii="Liberation Serif" w:hAnsi="Liberation Serif" w:eastAsia="Liberation Serif" w:cs="Liberation Serif"/>
+                <w:highlight w:val="none"/>
+                <w:lang w:val="es-ES" w:bidi="es-ES"/>
+              </w:rPr>
+            </w:r>
             <w:r>
               <w:rPr>
                 <w:rFonts w:ascii="Liberation Serif" w:hAnsi="Liberation Serif" w:eastAsia="Liberation Serif" w:cs="Liberation Serif"/>
@@ -1180,13 +1210,23 @@
         </w:tc>
         <w:tc>
           <w:tcPr>
-            <w:tcBorders/>
+            <w:tcBorders>
+              <w:top w:val="nil" w:color="000000" w:sz="4" w:space="0"/>
+              <w:left w:val="nil" w:color="000000" w:sz="4" w:space="0"/>
+              <w:bottom w:val="nil" w:color="000000" w:sz="4" w:space="0"/>
+              <w:right w:val="nil" w:color="000000" w:sz="4" w:space="0"/>
+            </w:tcBorders>
             <w:tcW w:w="2340" w:type="dxa"/>
             <w:textDirection w:val="lrTb"/>
             <w:noWrap w:val="false"/>
           </w:tcPr>
           <w:p>
             <w:pPr>
+              <w:pStyle w:val="1061"/>
+              <w:numPr>
+                <w:ilvl w:val="0"/>
+                <w:numId w:val="82"/>
+              </w:numPr>
               <w:pBdr/>
               <w:shd w:val="nil" w:color="000000"/>
               <w:spacing/>
@@ -1211,6 +1251,64 @@
                 <w:lang w:val="es-ES" w:bidi="es-ES"/>
               </w:rPr>
             </w:r>
+            <m:oMath>
+              <m:r>
+                <w:rPr>
+                  <w:rFonts w:hint="default" w:ascii="Cambria Math" w:hAnsi="Cambria Math" w:eastAsia="Cambria Math" w:cs="Cambria Math"/>
+                  <w:highlight w:val="none"/>
+                  <w:lang w:val="es-ES" w:bidi="es-ES"/>
+                </w:rPr>
+                <m:rPr>
+                  <m:sty m:val="i"/>
+                </m:rPr>
+                <m:t>m(t)=-A</m:t>
+              </m:r>
+              <m:sSup>
+                <m:sSupPr>
+                  <m:ctrlPr>
+                    <w:rPr>
+                      <w:rFonts w:ascii="Cambria Math" w:hAnsi="Cambria Math" w:eastAsia="Cambria Math" w:cs="Cambria Math"/>
+                      <w:i/>
+                      <w:highlight w:val="none"/>
+                      <w:lang w:val="es-ES" w:bidi="es-ES"/>
+                    </w:rPr>
+                  </m:ctrlPr>
+                </m:sSupPr>
+                <m:e>
+                  <m:r>
+                    <w:rPr>
+                      <w:rFonts w:hint="default" w:ascii="Cambria Math" w:hAnsi="Cambria Math" w:eastAsia="Cambria Math" w:cs="Cambria Math"/>
+                      <w:highlight w:val="none"/>
+                      <w:lang w:val="es-ES" w:bidi="es-ES"/>
+                    </w:rPr>
+                    <m:rPr>
+                      <m:sty m:val="i"/>
+                    </m:rPr>
+                    <m:t>e</m:t>
+                  </m:r>
+                </m:e>
+                <m:sup>
+                  <m:r>
+                    <w:rPr>
+                      <w:rFonts w:hint="default" w:ascii="Cambria Math" w:hAnsi="Cambria Math" w:eastAsia="Cambria Math" w:cs="Cambria Math"/>
+                      <w:highlight w:val="none"/>
+                      <w:lang w:val="es-ES" w:bidi="es-ES"/>
+                    </w:rPr>
+                    <m:rPr>
+                      <m:sty m:val="i"/>
+                    </m:rPr>
+                    <m:t>r-t</m:t>
+                  </m:r>
+                </m:sup>
+              </m:sSup>
+            </m:oMath>
+            <w:r>
+              <w:rPr>
+                <w:rFonts w:ascii="Liberation Serif" w:hAnsi="Liberation Serif" w:eastAsia="Liberation Serif" w:cs="Liberation Serif"/>
+                <w:highlight w:val="none"/>
+                <w:lang w:val="es-ES" w:bidi="es-ES"/>
+              </w:rPr>
+            </w:r>
             <w:r>
               <w:rPr>
                 <w:rFonts w:ascii="Liberation Serif" w:hAnsi="Liberation Serif" w:eastAsia="Liberation Serif" w:cs="Liberation Serif"/>
@@ -1222,13 +1320,23 @@
         </w:tc>
         <w:tc>
           <w:tcPr>
-            <w:tcBorders/>
+            <w:tcBorders>
+              <w:top w:val="nil" w:color="000000" w:sz="4" w:space="0"/>
+              <w:left w:val="nil" w:color="000000" w:sz="4" w:space="0"/>
+              <w:bottom w:val="nil" w:color="000000" w:sz="4" w:space="0"/>
+              <w:right w:val="nil" w:color="000000" w:sz="4" w:space="0"/>
+            </w:tcBorders>
             <w:tcW w:w="2340" w:type="dxa"/>
             <w:textDirection w:val="lrTb"/>
             <w:noWrap w:val="false"/>
           </w:tcPr>
           <w:p>
             <w:pPr>
+              <w:pStyle w:val="1061"/>
+              <w:numPr>
+                <w:ilvl w:val="0"/>
+                <w:numId w:val="82"/>
+              </w:numPr>
               <w:pBdr/>
               <w:shd w:val="nil" w:color="000000"/>
               <w:spacing/>
@@ -1253,6 +1361,64 @@
                 <w:lang w:val="es-ES" w:bidi="es-ES"/>
               </w:rPr>
             </w:r>
+            <m:oMath>
+              <m:r>
+                <w:rPr>
+                  <w:rFonts w:hint="default" w:ascii="Cambria Math" w:hAnsi="Cambria Math" w:eastAsia="Cambria Math" w:cs="Cambria Math"/>
+                  <w:highlight w:val="none"/>
+                  <w:lang w:val="es-ES" w:bidi="es-ES"/>
+                </w:rPr>
+                <m:rPr>
+                  <m:sty m:val="i"/>
+                </m:rPr>
+                <m:t>m(t)=A</m:t>
+              </m:r>
+              <m:sSup>
+                <m:sSupPr>
+                  <m:ctrlPr>
+                    <w:rPr>
+                      <w:rFonts w:ascii="Cambria Math" w:hAnsi="Cambria Math" w:eastAsia="Cambria Math" w:cs="Cambria Math"/>
+                      <w:i/>
+                      <w:highlight w:val="none"/>
+                      <w:lang w:val="es-ES" w:bidi="es-ES"/>
+                    </w:rPr>
+                  </m:ctrlPr>
+                </m:sSupPr>
+                <m:e>
+                  <m:r>
+                    <w:rPr>
+                      <w:rFonts w:hint="default" w:ascii="Cambria Math" w:hAnsi="Cambria Math" w:eastAsia="Cambria Math" w:cs="Cambria Math"/>
+                      <w:highlight w:val="none"/>
+                      <w:lang w:val="es-ES" w:bidi="es-ES"/>
+                    </w:rPr>
+                    <m:rPr>
+                      <m:sty m:val="i"/>
+                    </m:rPr>
+                    <m:t>e</m:t>
+                  </m:r>
+                </m:e>
+                <m:sup>
+                  <m:r>
+                    <w:rPr>
+                      <w:rFonts w:hint="default" w:ascii="Cambria Math" w:hAnsi="Cambria Math" w:eastAsia="Cambria Math" w:cs="Cambria Math"/>
+                      <w:highlight w:val="none"/>
+                      <w:lang w:val="es-ES" w:bidi="es-ES"/>
+                    </w:rPr>
+                    <m:rPr>
+                      <m:sty m:val="i"/>
+                    </m:rPr>
+                    <m:t>-rt</m:t>
+                  </m:r>
+                </m:sup>
+              </m:sSup>
+            </m:oMath>
+            <w:r>
+              <w:rPr>
+                <w:rFonts w:ascii="Liberation Serif" w:hAnsi="Liberation Serif" w:eastAsia="Liberation Serif" w:cs="Liberation Serif"/>
+                <w:highlight w:val="none"/>
+                <w:lang w:val="es-ES" w:bidi="es-ES"/>
+              </w:rPr>
+            </w:r>
             <w:r>
               <w:rPr>
                 <w:rFonts w:ascii="Liberation Serif" w:hAnsi="Liberation Serif" w:eastAsia="Liberation Serif" w:cs="Liberation Serif"/>
@@ -1264,13 +1430,23 @@
         </w:tc>
         <w:tc>
           <w:tcPr>
-            <w:tcBorders/>
+            <w:tcBorders>
+              <w:top w:val="nil" w:color="000000" w:sz="4" w:space="0"/>
+              <w:left w:val="nil" w:color="000000" w:sz="4" w:space="0"/>
+              <w:bottom w:val="nil" w:color="000000" w:sz="4" w:space="0"/>
+              <w:right w:val="nil" w:color="000000" w:sz="4" w:space="0"/>
+            </w:tcBorders>
             <w:tcW w:w="2340" w:type="dxa"/>
             <w:textDirection w:val="lrTb"/>
             <w:noWrap w:val="false"/>
           </w:tcPr>
           <w:p>
             <w:pPr>
+              <w:pStyle w:val="1061"/>
+              <w:numPr>
+                <w:ilvl w:val="0"/>
+                <w:numId w:val="82"/>
+              </w:numPr>
               <w:pBdr/>
               <w:shd w:val="nil" w:color="000000"/>
               <w:spacing/>
@@ -1288,6 +1464,57 @@
                 <w:lang w:val="es-ES" w:bidi="es-ES"/>
               </w:rPr>
             </w:r>
+            <m:oMath>
+              <m:r>
+                <w:rPr>
+                  <w:rFonts w:hint="default" w:ascii="Cambria Math" w:hAnsi="Cambria Math" w:eastAsia="Cambria Math" w:cs="Cambria Math"/>
+                  <w:highlight w:val="none"/>
+                  <w:lang w:val="es-ES" w:bidi="es-ES"/>
+                </w:rPr>
+                <m:rPr>
+                  <m:sty m:val="i"/>
+                </m:rPr>
+                <m:t>m(t)=-A</m:t>
+              </m:r>
+              <m:sSup>
+                <m:sSupPr>
+                  <m:ctrlPr>
+                    <w:rPr>
+                      <w:rFonts w:ascii="Cambria Math" w:hAnsi="Cambria Math" w:eastAsia="Cambria Math" w:cs="Cambria Math"/>
+                      <w:i/>
+                      <w:highlight w:val="none"/>
+                      <w:lang w:val="es-ES" w:bidi="es-ES"/>
+                    </w:rPr>
+                  </m:ctrlPr>
+                </m:sSupPr>
+                <m:e>
+                  <m:r>
+                    <w:rPr>
+                      <w:rFonts w:hint="default" w:ascii="Cambria Math" w:hAnsi="Cambria Math" w:eastAsia="Cambria Math" w:cs="Cambria Math"/>
+                      <w:highlight w:val="none"/>
+                      <w:lang w:val="es-ES" w:bidi="es-ES"/>
+                    </w:rPr>
+                    <m:rPr>
+                      <m:sty m:val="i"/>
+                    </m:rPr>
+                    <m:t>e</m:t>
+                  </m:r>
+                </m:e>
+                <m:sup>
+                  <m:r>
+                    <w:rPr>
+                      <w:rFonts w:hint="default" w:ascii="Cambria Math" w:hAnsi="Cambria Math" w:eastAsia="Cambria Math" w:cs="Cambria Math"/>
+                      <w:highlight w:val="none"/>
+                      <w:lang w:val="es-ES" w:bidi="es-ES"/>
+                    </w:rPr>
+                    <m:rPr>
+                      <m:sty m:val="i"/>
+                    </m:rPr>
+                    <m:t>-rt</m:t>
+                  </m:r>
+                </m:sup>
+              </m:sSup>
+            </m:oMath>
             <w:r>
               <w:rPr>
                 <w:rFonts w:ascii="Liberation Serif" w:hAnsi="Liberation Serif" w:eastAsia="Liberation Serif" w:cs="Liberation Serif"/>
@@ -1311,6 +1538,684 @@
         <w:pBdr/>
         <w:shd w:val="nil" w:color="000000"/>
         <w:spacing/>
+        <w:ind w:firstLine="0" w:left="0"/>
+        <w:rPr>
+          <w:rFonts w:ascii="Liberation Serif" w:hAnsi="Liberation Serif" w:cs="Liberation Serif"/>
+          <w14:ligatures w14:val="none"/>
+        </w:rPr>
+      </w:pPr>
+      <w:r>
+        <w:rPr>
+          <w:rFonts w:ascii="Liberation Serif" w:hAnsi="Liberation Serif" w:eastAsia="Liberation Serif" w:cs="Liberation Serif"/>
+          <w:highlight w:val="none"/>
+          <w:lang w:val="es-ES"/>
+        </w:rPr>
+      </w:r>
+      <w:r>
+        <w:rPr>
+          <w:rFonts w:ascii="Liberation Serif" w:hAnsi="Liberation Serif" w:cs="Liberation Serif"/>
+          <w14:ligatures w14:val="none"/>
+        </w:rPr>
+      </w:r>
+      <w:r>
+        <w:rPr>
+          <w:rFonts w:ascii="Liberation Serif" w:hAnsi="Liberation Serif" w:cs="Liberation Serif"/>
+          <w14:ligatures w14:val="none"/>
+        </w:rPr>
+      </w:r>
+    </w:p>
+    <w:p>
+      <w:pPr>
+        <w:pStyle w:val="1061"/>
+        <w:numPr>
+          <w:ilvl w:val="0"/>
+          <w:numId w:val="52"/>
+        </w:numPr>
+        <w:pBdr/>
+        <w:shd w:val="nil" w:color="auto"/>
+        <w:spacing/>
+        <w:ind/>
+        <w:rPr>
+          <w:rFonts w:ascii="Liberation Serif" w:hAnsi="Liberation Serif" w:eastAsia="Liberation Serif" w:cs="Liberation Serif"/>
+          <w:lang w:val="es-ES"/>
+          <w14:ligatures w14:val="none"/>
+        </w:rPr>
+      </w:pPr>
+      <w:r>
+        <w:rPr>
+          <w:rFonts w:ascii="Liberation Serif" w:hAnsi="Liberation Serif" w:eastAsia="Liberation Serif" w:cs="Liberation Serif"/>
+          <w:lang w:val="en-US"/>
+        </w:rPr>
+        <w:t xml:space="preserve">Considering </w:t>
+      </w:r>
+      <m:oMath>
+        <m:r>
+          <w:rPr>
+            <w:rFonts w:hint="default" w:ascii="Cambria Math" w:hAnsi="Cambria Math" w:eastAsia="Cambria Math" w:cs="Cambria Math"/>
+            <w:lang w:val="en-US" w:bidi="en-US"/>
+          </w:rPr>
+          <m:rPr>
+            <m:sty m:val="i"/>
+          </m:rPr>
+          <m:t>f(x)=</m:t>
+        </m:r>
+        <m:sSup>
+          <m:sSupPr>
+            <m:ctrlPr>
+              <w:rPr>
+                <w:rFonts w:hint="default" w:ascii="Cambria Math" w:hAnsi="Cambria Math" w:eastAsia="Cambria Math" w:cs="Cambria Math"/>
+                <w:i/>
+                <w:lang w:val="en-US" w:bidi="en-US"/>
+              </w:rPr>
+            </m:ctrlPr>
+          </m:sSupPr>
+          <m:e>
+            <m:r>
+              <w:rPr>
+                <w:rFonts w:hint="default" w:ascii="Cambria Math" w:hAnsi="Cambria Math" w:eastAsia="Cambria Math" w:cs="Cambria Math"/>
+                <w:lang w:val="en-US" w:bidi="en-US"/>
+              </w:rPr>
+              <m:rPr>
+                <m:sty m:val="i"/>
+              </m:rPr>
+              <m:t>(x+1)</m:t>
+            </m:r>
+          </m:e>
+          <m:sup>
+            <m:r>
+              <w:rPr>
+                <w:rFonts w:hint="default" w:ascii="Cambria Math" w:hAnsi="Cambria Math" w:eastAsia="Cambria Math" w:cs="Cambria Math"/>
+                <w:lang w:val="en-US" w:bidi="en-US"/>
+              </w:rPr>
+              <m:rPr>
+                <m:sty m:val="i"/>
+              </m:rPr>
+              <m:t>2</m:t>
+            </m:r>
+          </m:sup>
+        </m:sSup>
+        <m:r>
+          <w:rPr>
+            <w:rFonts w:hint="default" w:ascii="Cambria Math" w:hAnsi="Cambria Math" w:eastAsia="Cambria Math" w:cs="Cambria Math"/>
+            <w:lang w:val="en-US" w:bidi="en-US"/>
+          </w:rPr>
+          <m:rPr>
+            <m:sty m:val="i"/>
+          </m:rPr>
+          <m:t>-1</m:t>
+        </m:r>
+      </m:oMath>
+      <w:r>
+        <w:rPr>
+          <w:rFonts w:ascii="Liberation Serif" w:hAnsi="Liberation Serif" w:eastAsia="Liberation Serif" w:cs="Liberation Serif"/>
+          <w:lang w:val="en-US"/>
+        </w:rPr>
+        <w:t xml:space="preserve">. </w:t>
+      </w:r>
+      <w:r>
+        <w:rPr>
+          <w:rFonts w:ascii="Liberation Serif" w:hAnsi="Liberation Serif" w:eastAsia="Liberation Serif" w:cs="Liberation Serif"/>
+          <w:lang w:val="en-US"/>
+        </w:rPr>
+        <w:t xml:space="preserve">What would the new function be like after shifting 5 units to the left and 3 units down?</w:t>
+      </w:r>
+      <w:r>
+        <w:rPr>
+          <w:rFonts w:ascii="Liberation Serif" w:hAnsi="Liberation Serif" w:eastAsia="Liberation Serif" w:cs="Liberation Serif"/>
+          <w:lang w:val="en-US"/>
+        </w:rPr>
+      </w:r>
+      <w:r>
+        <w:rPr>
+          <w:rFonts w:ascii="Liberation Serif" w:hAnsi="Liberation Serif" w:eastAsia="Liberation Serif" w:cs="Liberation Serif"/>
+          <w:lang w:val="es-ES"/>
+          <w14:ligatures w14:val="none"/>
+        </w:rPr>
+      </w:r>
+    </w:p>
+    <w:tbl>
+      <w:tblPr>
+        <w:tblStyle w:val="1063"/>
+        <w:tblW w:w="0" w:type="auto"/>
+        <w:tblBorders/>
+        <w:tblLook w:val="04A0" w:firstRow="1" w:lastRow="0" w:firstColumn="1" w:lastColumn="0" w:noHBand="0" w:noVBand="1"/>
+      </w:tblPr>
+      <w:tblGrid>
+        <w:gridCol w:w="2340"/>
+        <w:gridCol w:w="2340"/>
+        <w:gridCol w:w="2340"/>
+        <w:gridCol w:w="2340"/>
+      </w:tblGrid>
+      <w:tr>
+        <w:trPr>
+          <w:trHeight w:val="547"/>
+        </w:trPr>
+        <w:tc>
+          <w:tcPr>
+            <w:tcBorders>
+              <w:top w:val="nil" w:color="000000" w:sz="4" w:space="0"/>
+              <w:left w:val="nil" w:color="000000" w:sz="4" w:space="0"/>
+              <w:bottom w:val="nil" w:color="000000" w:sz="4" w:space="0"/>
+              <w:right w:val="nil" w:color="000000" w:sz="4" w:space="0"/>
+            </w:tcBorders>
+            <w:tcW w:w="2340" w:type="dxa"/>
+            <w:textDirection w:val="lrTb"/>
+            <w:noWrap w:val="false"/>
+          </w:tcPr>
+          <w:p>
+            <w:pPr>
+              <w:pStyle w:val="1061"/>
+              <w:numPr>
+                <w:ilvl w:val="0"/>
+                <w:numId w:val="88"/>
+              </w:numPr>
+              <w:pBdr/>
+              <w:shd w:val="nil" w:color="000000"/>
+              <w:spacing/>
+              <w:ind/>
+              <w:rPr>
+                <w:rFonts w:ascii="Liberation Serif" w:hAnsi="Liberation Serif" w:eastAsia="Liberation Serif" w:cs="Liberation Serif"/>
+                <w:sz w:val="22"/>
+                <w:szCs w:val="22"/>
+                <w:highlight w:val="none"/>
+                <w:lang w:val="es-ES" w:bidi="es-ES"/>
+              </w:rPr>
+            </w:pPr>
+            <w:r>
+              <w:rPr>
+                <w:rFonts w:ascii="Liberation Serif" w:hAnsi="Liberation Serif" w:eastAsia="Liberation Serif" w:cs="Liberation Serif"/>
+                <w:sz w:val="22"/>
+                <w:szCs w:val="22"/>
+                <w:highlight w:val="none"/>
+                <w:lang w:val="es-ES" w:bidi="es-ES"/>
+              </w:rPr>
+            </w:r>
+            <w:r>
+              <w:rPr>
+                <w:rFonts w:ascii="Liberation Serif" w:hAnsi="Liberation Serif" w:eastAsia="Liberation Serif" w:cs="Liberation Serif"/>
+                <w:sz w:val="22"/>
+                <w:szCs w:val="22"/>
+                <w:highlight w:val="none"/>
+                <w:lang w:val="es-ES" w:bidi="es-ES"/>
+              </w:rPr>
+            </w:r>
+            <w:r>
+              <w:rPr>
+                <w:rFonts w:ascii="Liberation Serif" w:hAnsi="Liberation Serif" w:eastAsia="Liberation Serif" w:cs="Liberation Serif"/>
+                <w:sz w:val="22"/>
+                <w:szCs w:val="22"/>
+                <w:highlight w:val="none"/>
+                <w:lang w:val="es-ES" w:bidi="es-ES"/>
+              </w:rPr>
+            </w:r>
+            <w:r>
+              <w:rPr>
+                <w:sz w:val="22"/>
+                <w:szCs w:val="22"/>
+              </w:rPr>
+            </w:r>
+            <m:oMath>
+              <m:r>
+                <w:rPr>
+                  <w:rFonts w:hint="default" w:ascii="Cambria Math" w:hAnsi="Cambria Math" w:eastAsia="Cambria Math" w:cs="Cambria Math"/>
+                  <w:sz w:val="22"/>
+                  <w:szCs w:val="22"/>
+                  <w:lang w:val="en-US" w:bidi="en-US"/>
+                </w:rPr>
+                <m:rPr>
+                  <m:sty m:val="i"/>
+                </m:rPr>
+                <m:t>f(x)=</m:t>
+              </m:r>
+              <m:sSup>
+                <m:sSupPr>
+                  <m:ctrlPr>
+                    <w:rPr>
+                      <w:rFonts w:ascii="Cambria Math" w:hAnsi="Cambria Math" w:eastAsia="Cambria Math" w:cs="Cambria Math"/>
+                      <w:i/>
+                      <w:sz w:val="22"/>
+                      <w:lang w:val="en-US" w:bidi="en-US"/>
+                    </w:rPr>
+                  </m:ctrlPr>
+                </m:sSupPr>
+                <m:e>
+                  <m:r>
+                    <w:rPr>
+                      <w:rFonts w:hint="default" w:ascii="Cambria Math" w:hAnsi="Cambria Math" w:eastAsia="Cambria Math" w:cs="Cambria Math"/>
+                      <w:sz w:val="22"/>
+                      <w:szCs w:val="22"/>
+                      <w:lang w:val="en-US" w:bidi="en-US"/>
+                    </w:rPr>
+                    <m:rPr>
+                      <m:sty m:val="i"/>
+                    </m:rPr>
+                    <m:t>(x+5)</m:t>
+                  </m:r>
+                </m:e>
+                <m:sup>
+                  <m:r>
+                    <w:rPr>
+                      <w:rFonts w:hint="default" w:ascii="Cambria Math" w:hAnsi="Cambria Math" w:eastAsia="Cambria Math" w:cs="Cambria Math"/>
+                      <w:sz w:val="22"/>
+                      <w:szCs w:val="22"/>
+                      <w:lang w:val="en-US" w:bidi="en-US"/>
+                    </w:rPr>
+                    <m:rPr>
+                      <m:sty m:val="i"/>
+                    </m:rPr>
+                    <m:t>2</m:t>
+                  </m:r>
+                </m:sup>
+              </m:sSup>
+              <m:r>
+                <w:rPr>
+                  <w:rFonts w:hint="default" w:ascii="Cambria Math" w:hAnsi="Cambria Math" w:eastAsia="Cambria Math" w:cs="Cambria Math"/>
+                  <w:sz w:val="22"/>
+                  <w:szCs w:val="22"/>
+                  <w:lang w:val="en-US" w:bidi="en-US"/>
+                </w:rPr>
+                <m:rPr>
+                  <m:sty m:val="i"/>
+                </m:rPr>
+                <m:t>-3</m:t>
+              </m:r>
+            </m:oMath>
+            <w:r>
+              <w:rPr>
+                <w:rFonts w:ascii="Liberation Serif" w:hAnsi="Liberation Serif" w:eastAsia="Liberation Serif" w:cs="Liberation Serif"/>
+                <w:sz w:val="22"/>
+                <w:szCs w:val="22"/>
+                <w:highlight w:val="none"/>
+                <w:lang w:val="es-ES" w:bidi="es-ES"/>
+              </w:rPr>
+            </w:r>
+            <w:r>
+              <w:rPr>
+                <w:rFonts w:ascii="Liberation Serif" w:hAnsi="Liberation Serif" w:eastAsia="Liberation Serif" w:cs="Liberation Serif"/>
+                <w:sz w:val="22"/>
+                <w:szCs w:val="22"/>
+                <w:highlight w:val="none"/>
+                <w:lang w:val="es-ES" w:bidi="es-ES"/>
+              </w:rPr>
+            </w:r>
+          </w:p>
+        </w:tc>
+        <w:tc>
+          <w:tcPr>
+            <w:tcBorders>
+              <w:top w:val="nil" w:color="000000" w:sz="4" w:space="0"/>
+              <w:left w:val="nil" w:color="000000" w:sz="4" w:space="0"/>
+              <w:bottom w:val="nil" w:color="000000" w:sz="4" w:space="0"/>
+              <w:right w:val="nil" w:color="000000" w:sz="4" w:space="0"/>
+            </w:tcBorders>
+            <w:tcW w:w="2340" w:type="dxa"/>
+            <w:textDirection w:val="lrTb"/>
+            <w:noWrap w:val="false"/>
+          </w:tcPr>
+          <w:p>
+            <w:pPr>
+              <w:pStyle w:val="1061"/>
+              <w:numPr>
+                <w:ilvl w:val="0"/>
+                <w:numId w:val="88"/>
+              </w:numPr>
+              <w:pBdr/>
+              <w:shd w:val="nil" w:color="000000"/>
+              <w:spacing/>
+              <w:ind/>
+              <w:rPr>
+                <w:rFonts w:ascii="Liberation Serif" w:hAnsi="Liberation Serif" w:eastAsia="Liberation Serif" w:cs="Liberation Serif"/>
+                <w:sz w:val="22"/>
+                <w:szCs w:val="22"/>
+                <w:highlight w:val="none"/>
+                <w:lang w:val="es-ES" w:bidi="es-ES"/>
+              </w:rPr>
+            </w:pPr>
+            <w:r>
+              <w:rPr>
+                <w:rFonts w:ascii="Liberation Serif" w:hAnsi="Liberation Serif" w:eastAsia="Liberation Serif" w:cs="Liberation Serif"/>
+                <w:sz w:val="22"/>
+                <w:szCs w:val="22"/>
+                <w:highlight w:val="none"/>
+                <w:lang w:val="es-ES" w:bidi="es-ES"/>
+              </w:rPr>
+            </w:r>
+            <w:r>
+              <w:rPr>
+                <w:rFonts w:ascii="Liberation Serif" w:hAnsi="Liberation Serif" w:eastAsia="Liberation Serif" w:cs="Liberation Serif"/>
+                <w:sz w:val="22"/>
+                <w:szCs w:val="22"/>
+                <w:highlight w:val="none"/>
+                <w:lang w:val="es-ES" w:bidi="es-ES"/>
+              </w:rPr>
+            </w:r>
+            <m:oMath>
+              <m:r>
+                <w:rPr>
+                  <w:rFonts w:hint="default" w:ascii="Cambria Math" w:hAnsi="Cambria Math" w:eastAsia="Cambria Math" w:cs="Cambria Math"/>
+                  <w:lang w:val="en-US" w:bidi="en-US"/>
+                </w:rPr>
+                <m:rPr>
+                  <m:sty m:val="i"/>
+                </m:rPr>
+                <m:t>f(x)=</m:t>
+              </m:r>
+              <m:sSup>
+                <m:sSupPr>
+                  <m:ctrlPr>
+                    <w:rPr>
+                      <w:rFonts w:ascii="Cambria Math" w:hAnsi="Cambria Math" w:eastAsia="Cambria Math" w:cs="Cambria Math"/>
+                      <w:i/>
+                      <w:lang w:val="en-US" w:bidi="en-US"/>
+                    </w:rPr>
+                  </m:ctrlPr>
+                </m:sSupPr>
+                <m:e>
+                  <m:r>
+                    <w:rPr>
+                      <w:rFonts w:hint="default" w:ascii="Cambria Math" w:hAnsi="Cambria Math" w:eastAsia="Cambria Math" w:cs="Cambria Math"/>
+                      <w:lang w:val="en-US" w:bidi="en-US"/>
+                    </w:rPr>
+                    <m:rPr>
+                      <m:sty m:val="i"/>
+                    </m:rPr>
+                    <m:t>(x+2)</m:t>
+                  </m:r>
+                </m:e>
+                <m:sup>
+                  <m:r>
+                    <w:rPr>
+                      <w:rFonts w:hint="default" w:ascii="Cambria Math" w:hAnsi="Cambria Math" w:eastAsia="Cambria Math" w:cs="Cambria Math"/>
+                      <w:lang w:val="en-US" w:bidi="en-US"/>
+                    </w:rPr>
+                    <m:rPr>
+                      <m:sty m:val="i"/>
+                    </m:rPr>
+                    <m:t>2</m:t>
+                  </m:r>
+                </m:sup>
+              </m:sSup>
+              <m:r>
+                <w:rPr>
+                  <w:rFonts w:hint="default" w:ascii="Cambria Math" w:hAnsi="Cambria Math" w:eastAsia="Cambria Math" w:cs="Cambria Math"/>
+                  <w:lang w:val="en-US" w:bidi="en-US"/>
+                </w:rPr>
+                <m:rPr>
+                  <m:sty m:val="i"/>
+                </m:rPr>
+                <m:t>-4</m:t>
+              </m:r>
+            </m:oMath>
+            <w:r>
+              <w:rPr>
+                <w:rFonts w:ascii="Liberation Serif" w:hAnsi="Liberation Serif" w:eastAsia="Liberation Serif" w:cs="Liberation Serif"/>
+                <w:sz w:val="22"/>
+                <w:szCs w:val="22"/>
+                <w:highlight w:val="none"/>
+                <w:lang w:val="es-ES" w:bidi="es-ES"/>
+              </w:rPr>
+            </w:r>
+            <w:r>
+              <w:rPr>
+                <w:rFonts w:ascii="Liberation Serif" w:hAnsi="Liberation Serif" w:eastAsia="Liberation Serif" w:cs="Liberation Serif"/>
+                <w:sz w:val="22"/>
+                <w:szCs w:val="22"/>
+                <w:highlight w:val="none"/>
+                <w:lang w:val="es-ES" w:bidi="es-ES"/>
+              </w:rPr>
+            </w:r>
+          </w:p>
+        </w:tc>
+        <w:tc>
+          <w:tcPr>
+            <w:tcBorders>
+              <w:top w:val="nil" w:color="000000" w:sz="4" w:space="0"/>
+              <w:left w:val="nil" w:color="000000" w:sz="4" w:space="0"/>
+              <w:bottom w:val="nil" w:color="000000" w:sz="4" w:space="0"/>
+              <w:right w:val="nil" w:color="000000" w:sz="4" w:space="0"/>
+            </w:tcBorders>
+            <w:tcW w:w="2340" w:type="dxa"/>
+            <w:textDirection w:val="lrTb"/>
+            <w:noWrap w:val="false"/>
+          </w:tcPr>
+          <w:p>
+            <w:pPr>
+              <w:pStyle w:val="1061"/>
+              <w:numPr>
+                <w:ilvl w:val="0"/>
+                <w:numId w:val="88"/>
+              </w:numPr>
+              <w:pBdr/>
+              <w:shd w:val="nil" w:color="000000"/>
+              <w:spacing/>
+              <w:ind/>
+              <w:rPr>
+                <w:rFonts w:ascii="Liberation Serif" w:hAnsi="Liberation Serif" w:eastAsia="Liberation Serif" w:cs="Liberation Serif"/>
+                <w:sz w:val="22"/>
+                <w:szCs w:val="22"/>
+                <w:highlight w:val="none"/>
+                <w:lang w:val="es-ES" w:bidi="es-ES"/>
+              </w:rPr>
+            </w:pPr>
+            <w:r>
+              <w:rPr>
+                <w:rFonts w:ascii="Liberation Serif" w:hAnsi="Liberation Serif" w:eastAsia="Liberation Serif" w:cs="Liberation Serif"/>
+                <w:sz w:val="22"/>
+                <w:szCs w:val="22"/>
+                <w:highlight w:val="none"/>
+                <w:lang w:val="es-ES" w:bidi="es-ES"/>
+              </w:rPr>
+            </w:r>
+            <w:r>
+              <w:rPr>
+                <w:rFonts w:ascii="Liberation Serif" w:hAnsi="Liberation Serif" w:eastAsia="Liberation Serif" w:cs="Liberation Serif"/>
+                <w:sz w:val="22"/>
+                <w:szCs w:val="22"/>
+                <w:highlight w:val="none"/>
+                <w:lang w:val="es-ES" w:bidi="es-ES"/>
+              </w:rPr>
+            </w:r>
+            <m:oMath>
+              <m:r>
+                <w:rPr>
+                  <w:rFonts w:hint="default" w:ascii="Cambria Math" w:hAnsi="Cambria Math" w:eastAsia="Cambria Math" w:cs="Cambria Math"/>
+                  <w:lang w:val="en-US" w:bidi="en-US"/>
+                </w:rPr>
+                <m:rPr>
+                  <m:sty m:val="i"/>
+                </m:rPr>
+                <m:t>f(x)=</m:t>
+              </m:r>
+              <m:sSup>
+                <m:sSupPr>
+                  <m:ctrlPr>
+                    <w:rPr>
+                      <w:rFonts w:ascii="Cambria Math" w:hAnsi="Cambria Math" w:eastAsia="Cambria Math" w:cs="Cambria Math"/>
+                      <w:i/>
+                      <w:lang w:val="en-US" w:bidi="en-US"/>
+                    </w:rPr>
+                  </m:ctrlPr>
+                </m:sSupPr>
+                <m:e>
+                  <m:r>
+                    <w:rPr>
+                      <w:rFonts w:hint="default" w:ascii="Cambria Math" w:hAnsi="Cambria Math" w:eastAsia="Cambria Math" w:cs="Cambria Math"/>
+                      <w:lang w:val="en-US" w:bidi="en-US"/>
+                    </w:rPr>
+                    <m:rPr>
+                      <m:sty m:val="i"/>
+                    </m:rPr>
+                    <m:t>(x+2)</m:t>
+                  </m:r>
+                </m:e>
+                <m:sup>
+                  <m:r>
+                    <w:rPr>
+                      <w:rFonts w:hint="default" w:ascii="Cambria Math" w:hAnsi="Cambria Math" w:eastAsia="Cambria Math" w:cs="Cambria Math"/>
+                      <w:lang w:val="en-US" w:bidi="en-US"/>
+                    </w:rPr>
+                    <m:rPr>
+                      <m:sty m:val="i"/>
+                    </m:rPr>
+                    <m:t>2</m:t>
+                  </m:r>
+                </m:sup>
+              </m:sSup>
+              <m:r>
+                <w:rPr>
+                  <w:rFonts w:hint="default" w:ascii="Cambria Math" w:hAnsi="Cambria Math" w:eastAsia="Cambria Math" w:cs="Cambria Math"/>
+                  <w:lang w:val="en-US" w:bidi="en-US"/>
+                </w:rPr>
+                <m:rPr>
+                  <m:sty m:val="i"/>
+                </m:rPr>
+                <m:t>+2</m:t>
+              </m:r>
+            </m:oMath>
+            <w:r>
+              <w:rPr>
+                <w:rFonts w:ascii="Liberation Serif" w:hAnsi="Liberation Serif" w:eastAsia="Liberation Serif" w:cs="Liberation Serif"/>
+                <w:sz w:val="22"/>
+                <w:szCs w:val="22"/>
+                <w:highlight w:val="none"/>
+                <w:lang w:val="es-ES" w:bidi="es-ES"/>
+              </w:rPr>
+            </w:r>
+            <w:r>
+              <w:rPr>
+                <w:rFonts w:ascii="Liberation Serif" w:hAnsi="Liberation Serif" w:eastAsia="Liberation Serif" w:cs="Liberation Serif"/>
+                <w:sz w:val="22"/>
+                <w:szCs w:val="22"/>
+                <w:highlight w:val="none"/>
+                <w:lang w:val="es-ES" w:bidi="es-ES"/>
+              </w:rPr>
+            </w:r>
+          </w:p>
+        </w:tc>
+        <w:tc>
+          <w:tcPr>
+            <w:tcBorders>
+              <w:top w:val="nil" w:color="000000" w:sz="4" w:space="0"/>
+              <w:left w:val="nil" w:color="000000" w:sz="4" w:space="0"/>
+              <w:bottom w:val="nil" w:color="000000" w:sz="4" w:space="0"/>
+              <w:right w:val="nil" w:color="000000" w:sz="4" w:space="0"/>
+            </w:tcBorders>
+            <w:tcW w:w="2340" w:type="dxa"/>
+            <w:textDirection w:val="lrTb"/>
+            <w:noWrap w:val="false"/>
+          </w:tcPr>
+          <w:p>
+            <w:pPr>
+              <w:pStyle w:val="1061"/>
+              <w:numPr>
+                <w:ilvl w:val="0"/>
+                <w:numId w:val="88"/>
+              </w:numPr>
+              <w:pBdr/>
+              <w:shd w:val="nil" w:color="000000"/>
+              <w:spacing/>
+              <w:ind/>
+              <w:rPr>
+                <w:rFonts w:ascii="Liberation Serif" w:hAnsi="Liberation Serif" w:eastAsia="Liberation Serif" w:cs="Liberation Serif"/>
+                <w:sz w:val="22"/>
+                <w:szCs w:val="22"/>
+                <w:highlight w:val="none"/>
+                <w:lang w:val="es-ES" w:bidi="es-ES"/>
+              </w:rPr>
+            </w:pPr>
+            <w:r>
+              <w:rPr>
+                <w:rFonts w:ascii="Liberation Serif" w:hAnsi="Liberation Serif" w:eastAsia="Liberation Serif" w:cs="Liberation Serif"/>
+                <w:sz w:val="22"/>
+                <w:szCs w:val="22"/>
+                <w:highlight w:val="none"/>
+                <w:lang w:val="es-ES" w:bidi="es-ES"/>
+              </w:rPr>
+            </w:r>
+            <m:oMath>
+              <m:r>
+                <w:rPr>
+                  <w:rFonts w:hint="default" w:ascii="Cambria Math" w:hAnsi="Cambria Math" w:eastAsia="Cambria Math" w:cs="Cambria Math"/>
+                  <w:lang w:val="en-US" w:bidi="en-US"/>
+                </w:rPr>
+                <m:rPr>
+                  <m:sty m:val="i"/>
+                </m:rPr>
+                <m:t>f(x)=</m:t>
+              </m:r>
+              <m:sSup>
+                <m:sSupPr>
+                  <m:ctrlPr>
+                    <w:rPr>
+                      <w:rFonts w:ascii="Cambria Math" w:hAnsi="Cambria Math" w:eastAsia="Cambria Math" w:cs="Cambria Math"/>
+                      <w:i/>
+                      <w:lang w:val="en-US" w:bidi="en-US"/>
+                    </w:rPr>
+                  </m:ctrlPr>
+                </m:sSupPr>
+                <m:e>
+                  <m:r>
+                    <w:rPr>
+                      <w:rFonts w:hint="default" w:ascii="Cambria Math" w:hAnsi="Cambria Math" w:eastAsia="Cambria Math" w:cs="Cambria Math"/>
+                      <w:lang w:val="en-US" w:bidi="en-US"/>
+                    </w:rPr>
+                    <m:rPr>
+                      <m:sty m:val="i"/>
+                    </m:rPr>
+                    <m:t>(x+6)</m:t>
+                  </m:r>
+                </m:e>
+                <m:sup>
+                  <m:r>
+                    <w:rPr>
+                      <w:rFonts w:hint="default" w:ascii="Cambria Math" w:hAnsi="Cambria Math" w:eastAsia="Cambria Math" w:cs="Cambria Math"/>
+                      <w:lang w:val="en-US" w:bidi="en-US"/>
+                    </w:rPr>
+                    <m:rPr>
+                      <m:sty m:val="i"/>
+                    </m:rPr>
+                    <m:t>2</m:t>
+                  </m:r>
+                </m:sup>
+              </m:sSup>
+              <m:r>
+                <w:rPr>
+                  <w:rFonts w:hint="default" w:ascii="Cambria Math" w:hAnsi="Cambria Math" w:eastAsia="Cambria Math" w:cs="Cambria Math"/>
+                  <w:lang w:val="en-US" w:bidi="en-US"/>
+                </w:rPr>
+                <m:rPr>
+                  <m:sty m:val="i"/>
+                </m:rPr>
+                <m:t>-4</m:t>
+              </m:r>
+            </m:oMath>
+            <w:r>
+              <w:rPr>
+                <w:rFonts w:ascii="Liberation Serif" w:hAnsi="Liberation Serif" w:eastAsia="Liberation Serif" w:cs="Liberation Serif"/>
+                <w:sz w:val="22"/>
+                <w:szCs w:val="22"/>
+                <w:highlight w:val="none"/>
+                <w:lang w:val="es-ES" w:bidi="es-ES"/>
+              </w:rPr>
+            </w:r>
+            <w:r>
+              <w:rPr>
+                <w:rFonts w:ascii="Liberation Serif" w:hAnsi="Liberation Serif" w:eastAsia="Liberation Serif" w:cs="Liberation Serif"/>
+                <w:sz w:val="22"/>
+                <w:szCs w:val="22"/>
+                <w:highlight w:val="none"/>
+                <w:lang w:val="es-ES" w:bidi="es-ES"/>
+              </w:rPr>
+            </w:r>
+          </w:p>
+        </w:tc>
+      </w:tr>
+    </w:tbl>
+    <w:p>
+      <w:pPr>
+        <w:pBdr/>
+        <w:shd w:val="nil" w:color="000000"/>
+        <w:spacing/>
         <w:ind/>
         <w:rPr>
           <w:rFonts w:ascii="Liberation Serif" w:hAnsi="Liberation Serif" w:eastAsia="Liberation Serif" w:cs="Liberation Serif"/>
@@ -1328,8 +2233,8 @@
       <w:r>
         <w:rPr>
           <w:rFonts w:ascii="Liberation Serif" w:hAnsi="Liberation Serif" w:eastAsia="Liberation Serif" w:cs="Liberation Serif"/>
-          <w:highlight w:val="none"/>
           <w:lang w:val="es-ES"/>
+          <w14:ligatures w14:val="none"/>
         </w:rPr>
       </w:r>
       <w:r>
@@ -1440,6 +2345,41 @@
             </m:r>
           </m:deg>
           <m:e>
+            <m:sSup>
+              <m:sSupPr>
+                <m:ctrlPr>
+                  <w:rPr>
+                    <w:rFonts w:hint="default" w:ascii="Cambria Math" w:hAnsi="Cambria Math" w:eastAsia="Cambria Math" w:cs="Cambria Math"/>
+                    <w:i/>
+                    <w:lang w:val="es-ES" w:bidi="es-ES"/>
+                  </w:rPr>
+                </m:ctrlPr>
+              </m:sSupPr>
+              <m:e>
+                <m:r>
+                  <w:rPr>
+                    <w:rFonts w:hint="default" w:ascii="Cambria Math" w:hAnsi="Cambria Math" w:eastAsia="Cambria Math" w:cs="Cambria Math"/>
+                    <w:lang w:val="es-ES" w:bidi="es-ES"/>
+                  </w:rPr>
+                  <m:rPr>
+                    <m:sty m:val="i"/>
+                  </m:rPr>
+                  <m:t>x</m:t>
+                </m:r>
+              </m:e>
+              <m:sup>
+                <m:r>
+                  <w:rPr>
+                    <w:rFonts w:hint="default" w:ascii="Cambria Math" w:hAnsi="Cambria Math" w:eastAsia="Cambria Math" w:cs="Cambria Math"/>
+                    <w:lang w:val="es-ES" w:bidi="es-ES"/>
+                  </w:rPr>
+                  <m:rPr>
+                    <m:sty m:val="i"/>
+                  </m:rPr>
+                  <m:t>2</m:t>
+                </m:r>
+              </m:sup>
+            </m:sSup>
             <m:r>
               <w:rPr>
                 <w:rFonts w:hint="default" w:ascii="Cambria Math" w:hAnsi="Cambria Math" w:eastAsia="Cambria Math" w:cs="Cambria Math"/>
@@ -1448,7 +2388,7 @@
               <m:rPr>
                 <m:sty m:val="i"/>
               </m:rPr>
-              <m:t>x-4</m:t>
+              <m:t>-4</m:t>
             </m:r>
           </m:e>
         </m:rad>
@@ -1473,7 +2413,9 @@
       <w:r>
         <w:rPr>
           <w:rFonts w:ascii="Liberation Serif" w:hAnsi="Liberation Serif" w:eastAsia="Liberation Serif" w:cs="Liberation Serif"/>
+          <w:highlight w:val="none"/>
           <w:lang w:val="es-ES"/>
+          <w14:ligatures w14:val="none"/>
         </w:rPr>
       </w:r>
       <w:r>
@@ -1504,13 +2446,23 @@
         </w:trPr>
         <w:tc>
           <w:tcPr>
-            <w:tcBorders/>
+            <w:tcBorders>
+              <w:top w:val="nil" w:color="000000" w:sz="4" w:space="0"/>
+              <w:left w:val="nil" w:color="000000" w:sz="4" w:space="0"/>
+              <w:bottom w:val="nil" w:color="000000" w:sz="4" w:space="0"/>
+              <w:right w:val="nil" w:color="000000" w:sz="4" w:space="0"/>
+            </w:tcBorders>
             <w:tcW w:w="2340" w:type="dxa"/>
             <w:textDirection w:val="lrTb"/>
             <w:noWrap w:val="false"/>
           </w:tcPr>
           <w:p>
             <w:pPr>
+              <w:pStyle w:val="1061"/>
+              <w:numPr>
+                <w:ilvl w:val="0"/>
+                <w:numId w:val="93"/>
+              </w:numPr>
               <w:pBdr/>
               <w:shd w:val="nil" w:color="000000"/>
               <w:spacing/>
@@ -1521,6 +2473,77 @@
                 <w:lang w:val="es-ES" w:bidi="es-ES"/>
               </w:rPr>
             </w:pPr>
+            <w:r>
+              <w:rPr>
+                <w:rFonts w:ascii="Liberation Serif" w:hAnsi="Liberation Serif" w:eastAsia="Liberation Serif" w:cs="Liberation Serif"/>
+                <w:highlight w:val="none"/>
+                <w:lang w:val="es-ES" w:bidi="es-ES"/>
+              </w:rPr>
+            </w:r>
+            <w:r>
+              <w:rPr>
+                <w:rFonts w:ascii="Liberation Serif" w:hAnsi="Liberation Serif" w:eastAsia="Liberation Serif" w:cs="Liberation Serif"/>
+                <w:highlight w:val="none"/>
+                <w:lang w:val="es-ES" w:bidi="es-ES"/>
+              </w:rPr>
+            </w:r>
+            <m:oMath>
+              <m:r>
+                <w:rPr>
+                  <w:rFonts w:hint="default" w:ascii="Cambria Math" w:hAnsi="Cambria Math" w:eastAsia="Cambria Math" w:cs="Cambria Math"/>
+                  <w:highlight w:val="none"/>
+                  <w:lang w:val="es-ES" w:bidi="es-ES"/>
+                </w:rPr>
+                <m:rPr>
+                  <m:sty m:val="i"/>
+                </m:rPr>
+                <m:t>-</m:t>
+              </m:r>
+              <m:r>
+                <w:rPr>
+                  <w:rFonts w:hint="default" w:ascii="Cambria Math" w:hAnsi="Cambria Math" w:eastAsia="Cambria Math" w:cs="Cambria Math"/>
+                  <w:highlight w:val="none"/>
+                  <w:lang w:val="es-ES" w:bidi="es-ES"/>
+                </w:rPr>
+                <m:rPr>
+                  <m:sty m:val="i"/>
+                </m:rPr>
+                <m:t>∞</m:t>
+              </m:r>
+              <m:r>
+                <w:rPr>
+                  <w:rFonts w:hint="default" w:ascii="Cambria Math" w:hAnsi="Cambria Math" w:eastAsia="Cambria Math" w:cs="Cambria Math"/>
+                  <w:highlight w:val="none"/>
+                  <w:lang w:val="es-ES" w:bidi="es-ES"/>
+                </w:rPr>
+                <m:rPr>
+                  <m:sty m:val="i"/>
+                </m:rPr>
+                <m:t>&lt;x</m:t>
+              </m:r>
+              <m:r>
+                <w:rPr>
+                  <w:rFonts w:hint="default" w:ascii="Cambria Math" w:hAnsi="Cambria Math" w:eastAsia="Cambria Math" w:cs="Cambria Math"/>
+                  <w:highlight w:val="none"/>
+                  <w:lang w:val="es-ES" w:bidi="es-ES"/>
+                </w:rPr>
+                <m:rPr>
+                  <m:sty m:val="i"/>
+                </m:rPr>
+                <m:t>&lt;</m:t>
+              </m:r>
+              <m:r>
+                <w:rPr>
+                  <w:rFonts w:hint="default" w:ascii="Cambria Math" w:hAnsi="Cambria Math" w:eastAsia="Cambria Math" w:cs="Cambria Math"/>
+                  <w:highlight w:val="none"/>
+                  <w:lang w:val="es-ES" w:bidi="es-ES"/>
+                </w:rPr>
+                <m:rPr>
+                  <m:sty m:val="i"/>
+                </m:rPr>
+                <m:t>∞</m:t>
+              </m:r>
+            </m:oMath>
             <w:r>
               <w:rPr>
                 <w:rFonts w:ascii="Liberation Serif" w:hAnsi="Liberation Serif" w:eastAsia="Liberation Serif" w:cs="Liberation Serif"/>
@@ -1546,13 +2569,23 @@
         </w:tc>
         <w:tc>
           <w:tcPr>
-            <w:tcBorders/>
+            <w:tcBorders>
+              <w:top w:val="nil" w:color="000000" w:sz="4" w:space="0"/>
+              <w:left w:val="nil" w:color="000000" w:sz="4" w:space="0"/>
+              <w:bottom w:val="nil" w:color="000000" w:sz="4" w:space="0"/>
+              <w:right w:val="nil" w:color="000000" w:sz="4" w:space="0"/>
+            </w:tcBorders>
             <w:tcW w:w="2340" w:type="dxa"/>
             <w:textDirection w:val="lrTb"/>
             <w:noWrap w:val="false"/>
           </w:tcPr>
           <w:p>
             <w:pPr>
+              <w:pStyle w:val="1061"/>
+              <w:numPr>
+                <w:ilvl w:val="0"/>
+                <w:numId w:val="93"/>
+              </w:numPr>
               <w:pBdr/>
               <w:shd w:val="nil" w:color="000000"/>
               <w:spacing/>
@@ -1563,6 +2596,183 @@
                 <w:lang w:val="es-ES" w:bidi="es-ES"/>
               </w:rPr>
             </w:pPr>
+            <w:r>
+              <w:rPr>
+                <w:rFonts w:ascii="Liberation Serif" w:hAnsi="Liberation Serif" w:eastAsia="Liberation Serif" w:cs="Liberation Serif"/>
+                <w:highlight w:val="none"/>
+                <w:lang w:val="es-ES" w:bidi="es-ES"/>
+              </w:rPr>
+            </w:r>
+            <w:r/>
+            <w:r>
+              <w:rPr>
+                <w:rFonts w:ascii="Liberation Serif" w:hAnsi="Liberation Serif" w:eastAsia="Liberation Serif" w:cs="Liberation Serif"/>
+                <w:highlight w:val="none"/>
+                <w:lang w:val="es-ES" w:bidi="es-ES"/>
+              </w:rPr>
+            </w:r>
+            <w:r/>
+            <m:oMath>
+              <m:r>
+                <w:rPr>
+                  <w:rFonts w:hint="default" w:ascii="Cambria Math" w:hAnsi="Cambria Math" w:eastAsia="Cambria Math" w:cs="Cambria Math"/>
+                  <w:highlight w:val="none"/>
+                  <w:lang w:val="es-ES" w:bidi="es-ES"/>
+                </w:rPr>
+                <m:rPr>
+                  <m:sty m:val="i"/>
+                </m:rPr>
+                <m:t>-</m:t>
+              </m:r>
+              <m:r>
+                <w:rPr>
+                  <w:rFonts w:hint="default" w:ascii="Cambria Math" w:hAnsi="Cambria Math" w:eastAsia="Cambria Math" w:cs="Cambria Math"/>
+                  <w:highlight w:val="none"/>
+                  <w:lang w:val="es-ES" w:bidi="es-ES"/>
+                </w:rPr>
+                <m:rPr>
+                  <m:sty m:val="i"/>
+                </m:rPr>
+                <m:t>∞</m:t>
+              </m:r>
+              <m:r>
+                <w:rPr>
+                  <w:rFonts w:hint="default" w:ascii="Cambria Math" w:hAnsi="Cambria Math" w:eastAsia="Cambria Math" w:cs="Cambria Math"/>
+                  <w:highlight w:val="none"/>
+                  <w:lang w:val="es-ES" w:bidi="es-ES"/>
+                </w:rPr>
+                <m:rPr>
+                  <m:sty m:val="i"/>
+                </m:rPr>
+                <m:t>&lt;x</m:t>
+              </m:r>
+              <m:r>
+                <w:rPr>
+                  <w:rFonts w:hint="default" w:ascii="Cambria Math" w:hAnsi="Cambria Math" w:eastAsia="Cambria Math" w:cs="Cambria Math"/>
+                  <w:highlight w:val="none"/>
+                  <w:lang w:val="es-ES" w:bidi="es-ES"/>
+                </w:rPr>
+                <m:rPr>
+                  <m:sty m:val="i"/>
+                </m:rPr>
+                <m:t>≤</m:t>
+              </m:r>
+              <m:r>
+                <w:rPr>
+                  <w:rFonts w:hint="default" w:ascii="Cambria Math" w:hAnsi="Cambria Math" w:eastAsia="Cambria Math" w:cs="Cambria Math"/>
+                  <w:highlight w:val="none"/>
+                  <w:lang w:val="es-ES" w:bidi="es-ES"/>
+                </w:rPr>
+                <m:rPr>
+                  <m:sty m:val="i"/>
+                </m:rPr>
+                <m:t>4</m:t>
+              </m:r>
+            </m:oMath>
+            <w:r/>
+            <w:r>
+              <w:rPr>
+                <w:rFonts w:ascii="Liberation Serif" w:hAnsi="Liberation Serif" w:eastAsia="Liberation Serif" w:cs="Liberation Serif"/>
+                <w:highlight w:val="none"/>
+                <w:lang w:val="es-ES" w:bidi="es-ES"/>
+              </w:rPr>
+            </w:r>
+          </w:p>
+        </w:tc>
+        <w:tc>
+          <w:tcPr>
+            <w:tcBorders>
+              <w:top w:val="nil" w:color="000000" w:sz="4" w:space="0"/>
+              <w:left w:val="nil" w:color="000000" w:sz="4" w:space="0"/>
+              <w:bottom w:val="nil" w:color="000000" w:sz="4" w:space="0"/>
+              <w:right w:val="nil" w:color="000000" w:sz="4" w:space="0"/>
+            </w:tcBorders>
+            <w:tcW w:w="2340" w:type="dxa"/>
+            <w:textDirection w:val="lrTb"/>
+            <w:noWrap w:val="false"/>
+          </w:tcPr>
+          <w:p>
+            <w:pPr>
+              <w:pStyle w:val="1061"/>
+              <w:numPr>
+                <w:ilvl w:val="0"/>
+                <w:numId w:val="93"/>
+              </w:numPr>
+              <w:pBdr/>
+              <w:shd w:val="nil" w:color="000000"/>
+              <w:spacing/>
+              <w:ind/>
+              <w:rPr>
+                <w:rFonts w:ascii="Liberation Serif" w:hAnsi="Liberation Serif" w:eastAsia="Liberation Serif" w:cs="Liberation Serif"/>
+                <w:highlight w:val="none"/>
+                <w:lang w:val="es-ES" w:bidi="es-ES"/>
+              </w:rPr>
+            </w:pPr>
+            <w:r>
+              <w:rPr>
+                <w:rFonts w:ascii="Liberation Serif" w:hAnsi="Liberation Serif" w:eastAsia="Liberation Serif" w:cs="Liberation Serif"/>
+                <w:highlight w:val="none"/>
+                <w:lang w:val="es-ES" w:bidi="es-ES"/>
+              </w:rPr>
+            </w:r>
+            <w:r/>
+            <m:oMath>
+              <m:r>
+                <w:rPr>
+                  <w:rFonts w:hint="default" w:ascii="Cambria Math" w:hAnsi="Cambria Math" w:eastAsia="Cambria Math" w:cs="Cambria Math"/>
+                  <w:highlight w:val="none"/>
+                  <w:lang w:val="es-ES" w:bidi="es-ES"/>
+                </w:rPr>
+                <m:rPr>
+                  <m:sty m:val="i"/>
+                </m:rPr>
+                <m:t>-</m:t>
+              </m:r>
+              <m:r>
+                <w:rPr>
+                  <w:rFonts w:hint="default" w:ascii="Cambria Math" w:hAnsi="Cambria Math" w:eastAsia="Cambria Math" w:cs="Cambria Math"/>
+                  <w:highlight w:val="none"/>
+                  <w:lang w:val="es-ES" w:bidi="es-ES"/>
+                </w:rPr>
+                <m:rPr>
+                  <m:sty m:val="i"/>
+                </m:rPr>
+                <m:t>∞</m:t>
+              </m:r>
+              <m:r>
+                <w:rPr>
+                  <w:rFonts w:hint="default" w:ascii="Cambria Math" w:hAnsi="Cambria Math" w:eastAsia="Cambria Math" w:cs="Cambria Math"/>
+                  <w:highlight w:val="none"/>
+                  <w:lang w:val="es-ES" w:bidi="es-ES"/>
+                </w:rPr>
+                <m:rPr>
+                  <m:sty m:val="i"/>
+                </m:rPr>
+                <m:t>&lt;x</m:t>
+              </m:r>
+              <m:r>
+                <w:rPr>
+                  <w:rFonts w:hint="default" w:ascii="Cambria Math" w:hAnsi="Cambria Math" w:eastAsia="Cambria Math" w:cs="Cambria Math"/>
+                  <w:highlight w:val="none"/>
+                  <w:lang w:val="es-ES" w:bidi="es-ES"/>
+                </w:rPr>
+                <m:rPr>
+                  <m:sty m:val="i"/>
+                </m:rPr>
+                <m:t>≤</m:t>
+              </m:r>
+              <m:r>
+                <w:rPr>
+                  <w:rFonts w:hint="default" w:ascii="Cambria Math" w:hAnsi="Cambria Math" w:eastAsia="Cambria Math" w:cs="Cambria Math"/>
+                  <w:highlight w:val="none"/>
+                  <w:lang w:val="es-ES" w:bidi="es-ES"/>
+                </w:rPr>
+                <m:rPr>
+                  <m:sty m:val="i"/>
+                </m:rPr>
+                <m:t>0</m:t>
+              </m:r>
+            </m:oMath>
             <w:r>
               <w:rPr>
                 <w:rFonts w:ascii="Liberation Serif" w:hAnsi="Liberation Serif" w:eastAsia="Liberation Serif" w:cs="Liberation Serif"/>
@@ -1588,13 +2798,23 @@
         </w:tc>
         <w:tc>
           <w:tcPr>
-            <w:tcBorders/>
+            <w:tcBorders>
+              <w:top w:val="nil" w:color="000000" w:sz="4" w:space="0"/>
+              <w:left w:val="nil" w:color="000000" w:sz="4" w:space="0"/>
+              <w:bottom w:val="nil" w:color="000000" w:sz="4" w:space="0"/>
+              <w:right w:val="nil" w:color="000000" w:sz="4" w:space="0"/>
+            </w:tcBorders>
             <w:tcW w:w="2340" w:type="dxa"/>
             <w:textDirection w:val="lrTb"/>
             <w:noWrap w:val="false"/>
           </w:tcPr>
           <w:p>
             <w:pPr>
+              <w:pStyle w:val="1061"/>
+              <w:numPr>
+                <w:ilvl w:val="0"/>
+                <w:numId w:val="93"/>
+              </w:numPr>
               <w:pBdr/>
               <w:shd w:val="nil" w:color="000000"/>
               <w:spacing/>
@@ -1612,48 +2832,64 @@
                 <w:lang w:val="es-ES" w:bidi="es-ES"/>
               </w:rPr>
             </w:r>
-            <w:r>
-              <w:rPr>
-                <w:rFonts w:ascii="Liberation Serif" w:hAnsi="Liberation Serif" w:eastAsia="Liberation Serif" w:cs="Liberation Serif"/>
-                <w:highlight w:val="none"/>
-                <w:lang w:val="es-ES" w:bidi="es-ES"/>
-              </w:rPr>
-            </w:r>
-            <w:r>
-              <w:rPr>
-                <w:rFonts w:ascii="Liberation Serif" w:hAnsi="Liberation Serif" w:eastAsia="Liberation Serif" w:cs="Liberation Serif"/>
-                <w:highlight w:val="none"/>
-                <w:lang w:val="es-ES" w:bidi="es-ES"/>
-              </w:rPr>
-            </w:r>
-          </w:p>
-        </w:tc>
-        <w:tc>
-          <w:tcPr>
-            <w:tcBorders/>
-            <w:tcW w:w="2340" w:type="dxa"/>
-            <w:textDirection w:val="lrTb"/>
-            <w:noWrap w:val="false"/>
-          </w:tcPr>
-          <w:p>
-            <w:pPr>
-              <w:pBdr/>
-              <w:shd w:val="nil" w:color="000000"/>
-              <w:spacing/>
-              <w:ind/>
-              <w:rPr>
-                <w:rFonts w:ascii="Liberation Serif" w:hAnsi="Liberation Serif" w:eastAsia="Liberation Serif" w:cs="Liberation Serif"/>
-                <w:highlight w:val="none"/>
-                <w:lang w:val="es-ES" w:bidi="es-ES"/>
-              </w:rPr>
-            </w:pPr>
-            <w:r>
-              <w:rPr>
-                <w:rFonts w:ascii="Liberation Serif" w:hAnsi="Liberation Serif" w:eastAsia="Liberation Serif" w:cs="Liberation Serif"/>
-                <w:highlight w:val="none"/>
-                <w:lang w:val="es-ES" w:bidi="es-ES"/>
-              </w:rPr>
-            </w:r>
+            <w:r/>
+            <m:oMath>
+              <m:r>
+                <w:rPr>
+                  <w:rFonts w:hint="default" w:ascii="Cambria Math" w:hAnsi="Cambria Math" w:eastAsia="Cambria Math" w:cs="Cambria Math"/>
+                  <w:highlight w:val="none"/>
+                  <w:lang w:val="es-ES" w:bidi="es-ES"/>
+                </w:rPr>
+                <m:rPr>
+                  <m:sty m:val="i"/>
+                </m:rPr>
+                <m:t>2</m:t>
+              </m:r>
+              <m:r>
+                <w:rPr>
+                  <w:rFonts w:hint="default" w:ascii="Cambria Math" w:hAnsi="Cambria Math" w:eastAsia="Cambria Math" w:cs="Cambria Math"/>
+                  <w:highlight w:val="none"/>
+                  <w:lang w:val="es-ES" w:bidi="es-ES"/>
+                </w:rPr>
+                <m:rPr>
+                  <m:sty m:val="i"/>
+                </m:rPr>
+                <m:t>≤</m:t>
+              </m:r>
+              <m:r>
+                <w:rPr>
+                  <w:rFonts w:hint="default" w:ascii="Cambria Math" w:hAnsi="Cambria Math" w:eastAsia="Cambria Math" w:cs="Cambria Math"/>
+                  <w:highlight w:val="none"/>
+                  <w:lang w:val="es-ES" w:bidi="es-ES"/>
+                </w:rPr>
+                <m:rPr>
+                  <m:sty m:val="i"/>
+                </m:rPr>
+                <m:t>x</m:t>
+              </m:r>
+              <m:r>
+                <w:rPr>
+                  <w:rFonts w:hint="default" w:ascii="Cambria Math" w:hAnsi="Cambria Math" w:eastAsia="Cambria Math" w:cs="Cambria Math"/>
+                  <w:highlight w:val="none"/>
+                  <w:lang w:val="es-ES" w:bidi="es-ES"/>
+                </w:rPr>
+                <m:rPr>
+                  <m:sty m:val="i"/>
+                </m:rPr>
+                <m:t>&lt;</m:t>
+              </m:r>
+              <m:r>
+                <w:rPr>
+                  <w:rFonts w:hint="default" w:ascii="Cambria Math" w:hAnsi="Cambria Math" w:eastAsia="Cambria Math" w:cs="Cambria Math"/>
+                  <w:highlight w:val="none"/>
+                  <w:lang w:val="es-ES" w:bidi="es-ES"/>
+                </w:rPr>
+                <m:rPr>
+                  <m:sty m:val="i"/>
+                </m:rPr>
+                <m:t>∞</m:t>
+              </m:r>
+            </m:oMath>
             <w:r>
               <w:rPr>
                 <w:rFonts w:ascii="Liberation Serif" w:hAnsi="Liberation Serif" w:eastAsia="Liberation Serif" w:cs="Liberation Serif"/>
@@ -1691,8 +2927,8 @@
       </w:r>
       <w:r>
         <w:rPr>
-          <w:rFonts w:ascii="Liberation Serif" w:hAnsi="Liberation Serif" w:eastAsia="Liberation Serif" w:cs="Liberation Serif"/>
-          <w:lang w:val="es-ES"/>
+          <w:rFonts w:ascii="Liberation Serif" w:hAnsi="Liberation Serif" w:cs="Liberation Serif"/>
+          <w14:ligatures w14:val="none"/>
         </w:rPr>
       </w:r>
       <w:r>
@@ -1722,8 +2958,8 @@
       </w:r>
       <w:r>
         <w:rPr>
-          <w:rFonts w:ascii="Liberation Serif" w:hAnsi="Liberation Serif" w:eastAsia="Liberation Serif" w:cs="Liberation Serif"/>
-          <w:lang w:val="es-ES"/>
+          <w:rFonts w:ascii="Liberation Serif" w:hAnsi="Liberation Serif" w:cs="Liberation Serif"/>
+          <w14:ligatures w14:val="none"/>
         </w:rPr>
       </w:r>
       <w:r>
@@ -1767,7 +3003,10 @@
       </w:r>
       <w:r>
         <w:rPr>
-          <w:rFonts w:ascii="Liberation Serif" w:hAnsi="Liberation Serif" w:cs="Liberation Serif"/>
+          <w:rFonts w:ascii="Liberation Serif" w:hAnsi="Liberation Serif" w:eastAsia="Liberation Serif" w:cs="Liberation Serif"/>
+          <w:highlight w:val="none"/>
+          <w:lang w:val="es-ES" w:bidi="es-ES"/>
+          <w14:ligatures w14:val="none"/>
         </w:rPr>
       </w:r>
       <w:r>
@@ -1812,7 +3051,7 @@
               <w:shd w:val="nil" w:color="000000"/>
               <w:spacing/>
               <w:ind/>
-              <w:jc w:val="left"/>
+              <w:jc w:val="center"/>
               <w:rPr>
                 <w:rFonts w:ascii="Liberation Serif" w:hAnsi="Liberation Serif" w:cs="Liberation Serif"/>
                 <w14:ligatures w14:val="none"/>
@@ -1938,7 +3177,7 @@
               <w:shd w:val="nil" w:color="000000"/>
               <w:spacing/>
               <w:ind/>
-              <w:jc w:val="left"/>
+              <w:jc w:val="center"/>
               <w:rPr>
                 <w:rFonts w:ascii="Liberation Serif" w:hAnsi="Liberation Serif" w:cs="Liberation Serif"/>
                 <w14:ligatures w14:val="none"/>
@@ -2064,221 +3303,8 @@
       </w:r>
       <w:r>
         <w:rPr>
-          <w:rFonts w:ascii="Liberation Serif" w:hAnsi="Liberation Serif" w:eastAsia="Liberation Serif" w:cs="Liberation Serif"/>
-          <w:lang w:val="es-ES"/>
-        </w:rPr>
-      </w:r>
-      <w:r>
-        <w:rPr>
           <w:rFonts w:ascii="Liberation Serif" w:hAnsi="Liberation Serif" w:cs="Liberation Serif"/>
           <w14:ligatures w14:val="none"/>
-        </w:rPr>
-      </w:r>
-    </w:p>
-    <w:p>
-      <w:pPr>
-        <w:pStyle w:val="1061"/>
-        <w:numPr>
-          <w:ilvl w:val="0"/>
-          <w:numId w:val="61"/>
-        </w:numPr>
-        <w:pBdr/>
-        <w:shd w:val="nil" w:color="auto"/>
-        <w:spacing/>
-        <w:ind/>
-        <w:rPr>
-          <w:rFonts w:ascii="Liberation Serif" w:hAnsi="Liberation Serif" w:eastAsia="Liberation Serif" w:cs="Liberation Serif"/>
-          <w:lang w:val="es-ES" w:bidi="es-ES"/>
-          <w14:ligatures w14:val="none"/>
-        </w:rPr>
-      </w:pPr>
-      <w:r>
-        <w:rPr>
-          <w:rFonts w:ascii="Liberation Serif" w:hAnsi="Liberation Serif" w:eastAsia="Liberation Serif" w:cs="Liberation Serif"/>
-          <w:lang w:val="es-ES" w:bidi="es-ES"/>
-        </w:rPr>
-      </w:r>
-      <w:r>
-        <w:rPr>
-          <w:rFonts w:ascii="Liberation Serif" w:hAnsi="Liberation Serif" w:eastAsia="Liberation Serif" w:cs="Liberation Serif"/>
-          <w:lang w:val="es-ES" w:bidi="es-ES"/>
-        </w:rPr>
-        <w:t xml:space="preserve">Use the base change formula to find the numeric value of </w:t>
-      </w:r>
-      <w:r>
-        <w:rPr>
-          <w:rFonts w:ascii="Liberation Serif" w:hAnsi="Liberation Serif" w:eastAsia="Liberation Serif" w:cs="Liberation Serif"/>
-          <w:lang w:val="es-ES" w:bidi="es-ES"/>
-        </w:rPr>
-      </w:r>
-      <m:oMath>
-        <m:func>
-          <m:funcPr>
-            <m:ctrlPr>
-              <w:rPr>
-                <w:rFonts w:ascii="Cambria Math" w:hAnsi="Cambria Math" w:eastAsia="Cambria Math" w:cs="Cambria Math"/>
-                <w:lang w:val="es-ES" w:bidi="es-ES"/>
-              </w:rPr>
-            </m:ctrlPr>
-          </m:funcPr>
-          <m:fName>
-            <m:sSub>
-              <m:sSubPr>
-                <m:ctrlPr>
-                  <w:rPr>
-                    <w:rFonts w:ascii="Cambria Math" w:hAnsi="Cambria Math" w:eastAsia="Cambria Math" w:cs="Cambria Math"/>
-                    <w:lang w:val="es-ES" w:bidi="es-ES"/>
-                  </w:rPr>
-                </m:ctrlPr>
-              </m:sSubPr>
-              <m:e>
-                <m:r>
-                  <w:rPr>
-                    <w:rFonts w:hint="default" w:ascii="Cambria Math" w:hAnsi="Cambria Math" w:eastAsia="Cambria Math" w:cs="Cambria Math"/>
-                    <w:lang w:val="es-ES" w:bidi="es-ES"/>
-                  </w:rPr>
-                  <m:rPr/>
-                  <m:t>log</m:t>
-                </m:r>
-              </m:e>
-              <m:sub>
-                <m:r>
-                  <w:rPr>
-                    <w:rFonts w:hint="default" w:ascii="Cambria Math" w:hAnsi="Cambria Math" w:eastAsia="Cambria Math" w:cs="Cambria Math"/>
-                    <w:lang w:val="es-ES" w:bidi="es-ES"/>
-                  </w:rPr>
-                  <m:rPr/>
-                  <m:t>2</m:t>
-                </m:r>
-              </m:sub>
-            </m:sSub>
-          </m:fName>
-          <m:e>
-            <m:sSup>
-              <m:sSupPr>
-                <m:ctrlPr>
-                  <w:rPr>
-                    <w:rFonts w:ascii="Cambria Math" w:hAnsi="Cambria Math" w:eastAsia="Cambria Math" w:cs="Cambria Math"/>
-                    <w:lang w:val="es-ES" w:bidi="es-ES"/>
-                  </w:rPr>
-                </m:ctrlPr>
-              </m:sSupPr>
-              <m:e>
-                <m:r>
-                  <w:rPr>
-                    <w:rFonts w:hint="default" w:ascii="Cambria Math" w:hAnsi="Cambria Math" w:eastAsia="Cambria Math" w:cs="Cambria Math"/>
-                    <w:lang w:val="es-ES" w:bidi="es-ES"/>
-                  </w:rPr>
-                  <m:rPr/>
-                  <m:t>e</m:t>
-                </m:r>
-              </m:e>
-              <m:sup>
-                <m:r>
-                  <w:rPr>
-                    <w:rFonts w:hint="default" w:ascii="Cambria Math" w:hAnsi="Cambria Math" w:eastAsia="Cambria Math" w:cs="Cambria Math"/>
-                    <w:lang w:val="es-ES" w:bidi="es-ES"/>
-                  </w:rPr>
-                  <m:rPr/>
-                  <m:t>2</m:t>
-                </m:r>
-              </m:sup>
-            </m:sSup>
-          </m:e>
-        </m:func>
-      </m:oMath>
-      <w:r>
-        <w:rPr>
-          <w:rFonts w:ascii="Liberation Serif" w:hAnsi="Liberation Serif" w:eastAsia="Liberation Serif" w:cs="Liberation Serif"/>
-          <w:lang w:val="es-ES" w:bidi="es-ES"/>
-        </w:rPr>
-        <w:t xml:space="preserve"> without using calculator.</w:t>
-      </w:r>
-      <w:r>
-        <w:rPr>
-          <w:rFonts w:ascii="Liberation Serif" w:hAnsi="Liberation Serif" w:eastAsia="Liberation Serif" w:cs="Liberation Serif"/>
-          <w:lang w:val="es-ES"/>
-        </w:rPr>
-      </w:r>
-      <w:r>
-        <w:rPr>
-          <w:rFonts w:ascii="Liberation Serif" w:hAnsi="Liberation Serif" w:eastAsia="Liberation Serif" w:cs="Liberation Serif"/>
-          <w:lang w:val="es-ES" w:bidi="es-ES"/>
-          <w14:ligatures w14:val="none"/>
-        </w:rPr>
-      </w:r>
-    </w:p>
-    <w:tbl>
-      <w:tblPr>
-        <w:tblStyle w:val="1063"/>
-        <w:tblW w:w="0" w:type="auto"/>
-        <w:tblBorders/>
-        <w:tblLook w:val="04A0" w:firstRow="1" w:lastRow="0" w:firstColumn="1" w:lastColumn="0" w:noHBand="0" w:noVBand="1"/>
-      </w:tblPr>
-      <w:tblGrid>
-        <w:gridCol w:w="9360"/>
-      </w:tblGrid>
-      <w:tr>
-        <w:trPr>
-          <w:trHeight w:val="2160"/>
-        </w:trPr>
-        <w:tc>
-          <w:tcPr>
-            <w:tcBorders/>
-            <w:tcW w:w="9360" w:type="dxa"/>
-            <w:textDirection w:val="lrTb"/>
-            <w:noWrap w:val="false"/>
-          </w:tcPr>
-          <w:p>
-            <w:pPr>
-              <w:pBdr/>
-              <w:shd w:val="nil" w:color="000000"/>
-              <w:spacing/>
-              <w:ind/>
-              <w:rPr>
-                <w:rFonts w:ascii="Liberation Serif" w:hAnsi="Liberation Serif" w:cs="Liberation Serif"/>
-                <w14:ligatures w14:val="none"/>
-              </w:rPr>
-            </w:pPr>
-            <w:r>
-              <w:rPr>
-                <w:rFonts w:ascii="Liberation Serif" w:hAnsi="Liberation Serif" w:cs="Liberation Serif"/>
-              </w:rPr>
-            </w:r>
-            <w:r>
-              <w:rPr>
-                <w:rFonts w:ascii="Liberation Serif" w:hAnsi="Liberation Serif" w:cs="Liberation Serif"/>
-              </w:rPr>
-            </w:r>
-            <w:r>
-              <w:rPr>
-                <w:rFonts w:ascii="Liberation Serif" w:hAnsi="Liberation Serif" w:cs="Liberation Serif"/>
-                <w14:ligatures w14:val="none"/>
-              </w:rPr>
-            </w:r>
-          </w:p>
-        </w:tc>
-      </w:tr>
-    </w:tbl>
-    <w:p>
-      <w:pPr>
-        <w:pBdr/>
-        <w:shd w:val="nil" w:color="auto"/>
-        <w:spacing/>
-        <w:ind/>
-        <w:rPr>
-          <w:rFonts w:ascii="Liberation Serif" w:hAnsi="Liberation Serif" w:cs="Liberation Serif"/>
-          <w14:ligatures w14:val="none"/>
-        </w:rPr>
-      </w:pPr>
-      <w:r>
-        <w:rPr>
-          <w:rFonts w:ascii="Liberation Serif" w:hAnsi="Liberation Serif" w:cs="Liberation Serif"/>
-        </w:rPr>
-      </w:r>
-      <w:r>
-        <w:rPr>
-          <w:rFonts w:ascii="Liberation Serif" w:hAnsi="Liberation Serif" w:cs="Liberation Serif"/>
         </w:rPr>
       </w:r>
       <w:r>
@@ -2480,6 +3506,7 @@
         <w:rPr>
           <w:rFonts w:ascii="Liberation Serif" w:hAnsi="Liberation Serif" w:eastAsia="Liberation Serif" w:cs="Liberation Serif"/>
           <w:lang w:val="es-ES" w:bidi="es-ES"/>
+          <w14:ligatures w14:val="none"/>
         </w:rPr>
       </w:r>
       <w:r>
@@ -2498,9 +3525,8 @@
         <w:tblLook w:val="04A0" w:firstRow="1" w:lastRow="0" w:firstColumn="1" w:lastColumn="0" w:noHBand="0" w:noVBand="1"/>
       </w:tblPr>
       <w:tblGrid>
-        <w:gridCol w:w="3120"/>
-        <w:gridCol w:w="3120"/>
-        <w:gridCol w:w="3120"/>
+        <w:gridCol w:w="4680"/>
+        <w:gridCol w:w="4680"/>
       </w:tblGrid>
       <w:tr>
         <w:trPr>
@@ -2509,7 +3535,7 @@
         <w:tc>
           <w:tcPr>
             <w:tcBorders/>
-            <w:tcW w:w="3120" w:type="dxa"/>
+            <w:tcW w:w="4680" w:type="dxa"/>
             <w:textDirection w:val="lrTb"/>
             <w:noWrap w:val="false"/>
           </w:tcPr>
@@ -2524,7 +3550,73 @@
               <w:shd w:val="nil" w:color="000000"/>
               <w:spacing/>
               <w:ind/>
-              <w:jc w:val="left"/>
+              <w:jc w:val="center"/>
+              <w:rPr>
+                <w:rFonts w:ascii="Liberation Serif" w:hAnsi="Liberation Serif" w:eastAsia="Liberation Serif" w:cs="Liberation Serif"/>
+                <w:highlight w:val="none"/>
+                <w:lang w:val="es-ES" w:bidi="es-ES"/>
+              </w:rPr>
+            </w:pPr>
+            <w:r>
+              <w:rPr>
+                <w:rFonts w:ascii="Liberation Serif" w:hAnsi="Liberation Serif" w:eastAsia="Liberation Serif" w:cs="Liberation Serif"/>
+                <w:highlight w:val="none"/>
+                <w:lang w:val="es-ES" w:bidi="es-ES"/>
+              </w:rPr>
+            </w:r>
+            <m:oMath>
+              <m:r>
+                <w:rPr>
+                  <w:rFonts w:hint="default" w:ascii="Cambria Math" w:hAnsi="Cambria Math" w:eastAsia="Cambria Math" w:cs="Cambria Math"/>
+                  <w:lang w:val="es-ES" w:bidi="es-ES"/>
+                </w:rPr>
+                <m:rPr/>
+                <m:t>(f</m:t>
+              </m:r>
+              <m:r>
+                <w:rPr>
+                  <w:rFonts w:hint="default" w:ascii="Cambria Math" w:hAnsi="Cambria Math" w:eastAsia="Cambria Math" w:cs="Cambria Math"/>
+                  <w:lang w:val="es-ES" w:bidi="es-ES"/>
+                </w:rPr>
+                <m:rPr/>
+                <m:t>∘g)(x)</m:t>
+              </m:r>
+            </m:oMath>
+            <w:r>
+              <w:rPr>
+                <w:rFonts w:ascii="Liberation Serif" w:hAnsi="Liberation Serif" w:eastAsia="Liberation Serif" w:cs="Liberation Serif"/>
+                <w:highlight w:val="none"/>
+                <w:lang w:val="es-ES" w:bidi="es-ES"/>
+              </w:rPr>
+            </w:r>
+            <w:r>
+              <w:rPr>
+                <w:rFonts w:ascii="Liberation Serif" w:hAnsi="Liberation Serif" w:eastAsia="Liberation Serif" w:cs="Liberation Serif"/>
+                <w:highlight w:val="none"/>
+                <w:lang w:val="es-ES" w:bidi="es-ES"/>
+              </w:rPr>
+            </w:r>
+          </w:p>
+        </w:tc>
+        <w:tc>
+          <w:tcPr>
+            <w:tcBorders/>
+            <w:tcW w:w="4680" w:type="dxa"/>
+            <w:textDirection w:val="lrTb"/>
+            <w:noWrap w:val="false"/>
+          </w:tcPr>
+          <w:p>
+            <w:pPr>
+              <w:pStyle w:val="1061"/>
+              <w:numPr>
+                <w:ilvl w:val="0"/>
+                <w:numId w:val="64"/>
+              </w:numPr>
+              <w:pBdr/>
+              <w:shd w:val="nil" w:color="000000"/>
+              <w:spacing/>
+              <w:ind/>
+              <w:jc w:val="center"/>
               <w:rPr>
                 <w:rFonts w:ascii="Liberation Serif" w:hAnsi="Liberation Serif" w:eastAsia="Liberation Serif" w:cs="Liberation Serif"/>
                 <w:highlight w:val="none"/>
@@ -2553,146 +3645,14 @@
                   <w:lang w:val="es-ES" w:bidi="es-ES"/>
                 </w:rPr>
                 <m:rPr/>
-                <m:t>∘f)(x)</m:t>
+                <m:t>+g)(x)</m:t>
               </m:r>
             </m:oMath>
             <w:r>
               <w:rPr>
                 <w:rFonts w:ascii="Liberation Serif" w:hAnsi="Liberation Serif" w:eastAsia="Liberation Serif" w:cs="Liberation Serif"/>
                 <w:highlight w:val="none"/>
-                <w:lang w:val="es-ES"/>
-              </w:rPr>
-            </w:r>
-            <w:r>
-              <w:rPr>
-                <w:rFonts w:ascii="Liberation Serif" w:hAnsi="Liberation Serif" w:eastAsia="Liberation Serif" w:cs="Liberation Serif"/>
-                <w:highlight w:val="none"/>
                 <w:lang w:val="es-ES" w:bidi="es-ES"/>
-              </w:rPr>
-            </w:r>
-          </w:p>
-        </w:tc>
-        <w:tc>
-          <w:tcPr>
-            <w:tcBorders/>
-            <w:tcW w:w="3120" w:type="dxa"/>
-            <w:textDirection w:val="lrTb"/>
-            <w:noWrap w:val="false"/>
-          </w:tcPr>
-          <w:p>
-            <w:pPr>
-              <w:pStyle w:val="1061"/>
-              <w:numPr>
-                <w:ilvl w:val="0"/>
-                <w:numId w:val="64"/>
-              </w:numPr>
-              <w:pBdr/>
-              <w:shd w:val="nil" w:color="000000"/>
-              <w:spacing/>
-              <w:ind/>
-              <w:jc w:val="left"/>
-              <w:rPr>
-                <w:rFonts w:ascii="Liberation Serif" w:hAnsi="Liberation Serif" w:eastAsia="Liberation Serif" w:cs="Liberation Serif"/>
-                <w:highlight w:val="none"/>
-                <w:lang w:val="es-ES" w:bidi="es-ES"/>
-              </w:rPr>
-            </w:pPr>
-            <w:r>
-              <w:rPr>
-                <w:rFonts w:ascii="Liberation Serif" w:hAnsi="Liberation Serif" w:eastAsia="Liberation Serif" w:cs="Liberation Serif"/>
-                <w:highlight w:val="none"/>
-                <w:lang w:val="es-ES" w:bidi="es-ES"/>
-              </w:rPr>
-            </w:r>
-            <m:oMath>
-              <m:r>
-                <w:rPr>
-                  <w:rFonts w:hint="default" w:ascii="Cambria Math" w:hAnsi="Cambria Math" w:eastAsia="Cambria Math" w:cs="Cambria Math"/>
-                  <w:lang w:val="es-ES" w:bidi="es-ES"/>
-                </w:rPr>
-                <m:rPr/>
-                <m:t>(f</m:t>
-              </m:r>
-              <m:r>
-                <w:rPr>
-                  <w:rFonts w:hint="default" w:ascii="Cambria Math" w:hAnsi="Cambria Math" w:eastAsia="Cambria Math" w:cs="Cambria Math"/>
-                  <w:lang w:val="es-ES" w:bidi="es-ES"/>
-                </w:rPr>
-                <m:rPr/>
-                <m:t>∘f)(2)</m:t>
-              </m:r>
-            </m:oMath>
-            <w:r>
-              <w:rPr>
-                <w:rFonts w:ascii="Liberation Serif" w:hAnsi="Liberation Serif" w:eastAsia="Liberation Serif" w:cs="Liberation Serif"/>
-                <w:highlight w:val="none"/>
-                <w:lang w:val="es-ES"/>
-              </w:rPr>
-            </w:r>
-            <w:r>
-              <w:rPr>
-                <w:rFonts w:ascii="Liberation Serif" w:hAnsi="Liberation Serif" w:eastAsia="Liberation Serif" w:cs="Liberation Serif"/>
-                <w:highlight w:val="none"/>
-                <w:lang w:val="es-ES" w:bidi="es-ES"/>
-              </w:rPr>
-            </w:r>
-          </w:p>
-        </w:tc>
-        <w:tc>
-          <w:tcPr>
-            <w:tcBorders/>
-            <w:tcW w:w="3120" w:type="dxa"/>
-            <w:textDirection w:val="lrTb"/>
-            <w:noWrap w:val="false"/>
-          </w:tcPr>
-          <w:p>
-            <w:pPr>
-              <w:pStyle w:val="1061"/>
-              <w:numPr>
-                <w:ilvl w:val="0"/>
-                <w:numId w:val="64"/>
-              </w:numPr>
-              <w:pBdr/>
-              <w:shd w:val="nil" w:color="000000"/>
-              <w:spacing/>
-              <w:ind/>
-              <w:jc w:val="left"/>
-              <w:rPr>
-                <w:rFonts w:ascii="Liberation Serif" w:hAnsi="Liberation Serif" w:eastAsia="Liberation Serif" w:cs="Liberation Serif"/>
-                <w:highlight w:val="none"/>
-                <w:lang w:val="es-ES" w:bidi="es-ES"/>
-              </w:rPr>
-            </w:pPr>
-            <w:r>
-              <w:rPr>
-                <w:rFonts w:ascii="Liberation Serif" w:hAnsi="Liberation Serif" w:eastAsia="Liberation Serif" w:cs="Liberation Serif"/>
-                <w:highlight w:val="none"/>
-                <w:lang w:val="es-ES" w:bidi="es-ES"/>
-              </w:rPr>
-            </w:r>
-            <m:oMath>
-              <m:r>
-                <w:rPr>
-                  <w:rFonts w:hint="default" w:ascii="Cambria Math" w:hAnsi="Cambria Math" w:eastAsia="Cambria Math" w:cs="Cambria Math"/>
-                  <w:lang w:val="es-ES" w:bidi="es-ES"/>
-                </w:rPr>
-                <m:rPr/>
-                <m:t>(g</m:t>
-              </m:r>
-              <m:r>
-                <w:rPr>
-                  <w:rFonts w:hint="default" w:ascii="Cambria Math" w:hAnsi="Cambria Math" w:eastAsia="Cambria Math" w:cs="Cambria Math"/>
-                  <w:lang w:val="es-ES" w:bidi="es-ES"/>
-                </w:rPr>
-                <m:rPr/>
-                <m:t>∘g)(x)</m:t>
-              </m:r>
-            </m:oMath>
-            <w:r>
-              <w:rPr>
-                <w:rFonts w:ascii="Liberation Serif" w:hAnsi="Liberation Serif" w:eastAsia="Liberation Serif" w:cs="Liberation Serif"/>
-                <w:highlight w:val="none"/>
-                <w:lang w:val="es-ES"/>
               </w:rPr>
             </w:r>
             <w:r>
@@ -2709,7 +3669,7 @@
     <w:p>
       <w:pPr>
         <w:pBdr/>
-        <w:shd w:val="nil" w:color="auto"/>
+        <w:shd w:val="nil" w:color="000000"/>
         <w:spacing/>
         <w:ind/>
         <w:rPr>
@@ -2717,467 +3677,6 @@
           <w14:ligatures w14:val="none"/>
         </w:rPr>
       </w:pPr>
-      <w:r>
-        <w:rPr>
-          <w:rFonts w:ascii="Liberation Serif" w:hAnsi="Liberation Serif" w:eastAsia="Liberation Serif" w:cs="Liberation Serif"/>
-          <w:lang w:val="es-ES" w:bidi="es-ES"/>
-        </w:rPr>
-      </w:r>
-      <w:r>
-        <w:rPr>
-          <w:rFonts w:ascii="Liberation Serif" w:hAnsi="Liberation Serif" w:eastAsia="Liberation Serif" w:cs="Liberation Serif"/>
-          <w:lang w:val="es-ES"/>
-        </w:rPr>
-      </w:r>
-      <w:r>
-        <w:rPr>
-          <w:rFonts w:ascii="Liberation Serif" w:hAnsi="Liberation Serif" w:cs="Liberation Serif"/>
-          <w14:ligatures w14:val="none"/>
-        </w:rPr>
-      </w:r>
-    </w:p>
-    <w:p>
-      <w:pPr>
-        <w:pStyle w:val="1061"/>
-        <w:numPr>
-          <w:ilvl w:val="0"/>
-          <w:numId w:val="61"/>
-        </w:numPr>
-        <w:pBdr/>
-        <w:shd w:val="nil" w:color="auto"/>
-        <w:spacing/>
-        <w:ind/>
-        <w:rPr>
-          <w:rFonts w:ascii="Liberation Serif" w:hAnsi="Liberation Serif" w:eastAsia="Liberation Serif" w:cs="Liberation Serif"/>
-          <w:lang w:val="es-ES"/>
-          <w14:ligatures w14:val="none"/>
-        </w:rPr>
-      </w:pPr>
-      <w:r>
-        <w:rPr>
-          <w:rFonts w:ascii="Liberation Serif" w:hAnsi="Liberation Serif" w:eastAsia="Liberation Serif" w:cs="Liberation Serif"/>
-          <w:lang w:val="es-ES"/>
-        </w:rPr>
-        <w:t xml:space="preserve">Combine</w:t>
-      </w:r>
-      <w:r>
-        <w:rPr>
-          <w:rFonts w:ascii="Liberation Serif" w:hAnsi="Liberation Serif" w:eastAsia="Liberation Serif" w:cs="Liberation Serif"/>
-          <w:lang w:val="es-ES"/>
-        </w:rPr>
-        <w:t xml:space="preserve"> the function</w:t>
-      </w:r>
-      <w:r>
-        <w:rPr>
-          <w:rFonts w:ascii="Liberation Serif" w:hAnsi="Liberation Serif" w:eastAsia="Liberation Serif" w:cs="Liberation Serif"/>
-          <w:lang w:val="es-ES"/>
-        </w:rPr>
-        <w:t xml:space="preserve">s</w:t>
-      </w:r>
-      <w:r>
-        <w:rPr>
-          <w:rFonts w:ascii="Liberation Serif" w:hAnsi="Liberation Serif" w:eastAsia="Liberation Serif" w:cs="Liberation Serif"/>
-          <w:lang w:val="es-ES"/>
-        </w:rPr>
-        <w:t xml:space="preserve"> </w:t>
-      </w:r>
-      <m:oMath>
-        <m:r>
-          <w:rPr>
-            <w:rFonts w:hint="default" w:ascii="Cambria Math" w:hAnsi="Cambria Math" w:eastAsia="Cambria Math" w:cs="Cambria Math"/>
-            <w:lang w:val="es-ES" w:bidi="es-ES"/>
-          </w:rPr>
-          <m:rPr/>
-          <m:t>f</m:t>
-        </m:r>
-        <m:d>
-          <m:dPr>
-            <m:begChr m:val="("/>
-            <m:endChr m:val=")"/>
-            <m:ctrlPr>
-              <w:rPr>
-                <w:rFonts w:ascii="Cambria Math" w:hAnsi="Cambria Math" w:eastAsia="Cambria Math" w:cs="Cambria Math"/>
-                <w:szCs w:val="22"/>
-                <w:lang w:val="en-US" w:bidi="en-US"/>
-              </w:rPr>
-            </m:ctrlPr>
-          </m:dPr>
-          <m:e>
-            <m:r>
-              <w:rPr>
-                <w:rFonts w:hint="default" w:ascii="Cambria Math" w:hAnsi="Cambria Math" w:eastAsia="Cambria Math" w:cs="Cambria Math"/>
-                <w:lang w:val="es-ES" w:bidi="es-ES"/>
-              </w:rPr>
-              <m:rPr/>
-              <m:t>x</m:t>
-            </m:r>
-          </m:e>
-        </m:d>
-        <m:r>
-          <w:rPr>
-            <w:rFonts w:hint="default" w:ascii="Cambria Math" w:hAnsi="Cambria Math" w:eastAsia="Cambria Math" w:cs="Cambria Math"/>
-            <w:lang w:val="es-ES" w:bidi="es-ES"/>
-          </w:rPr>
-          <m:rPr/>
-          <m:t>=</m:t>
-        </m:r>
-        <m:sSup>
-          <m:sSupPr>
-            <m:ctrlPr>
-              <w:rPr>
-                <w:rFonts w:ascii="Cambria Math" w:hAnsi="Cambria Math" w:eastAsia="Cambria Math" w:cs="Cambria Math"/>
-                <w:szCs w:val="22"/>
-                <w:lang w:val="en-US" w:bidi="en-US"/>
-              </w:rPr>
-            </m:ctrlPr>
-          </m:sSupPr>
-          <m:e>
-            <m:r>
-              <w:rPr>
-                <w:rFonts w:hint="default" w:ascii="Cambria Math" w:hAnsi="Cambria Math" w:eastAsia="Cambria Math" w:cs="Cambria Math"/>
-                <w:lang w:val="es-ES" w:bidi="es-ES"/>
-              </w:rPr>
-              <m:rPr/>
-              <m:t>x</m:t>
-            </m:r>
-          </m:e>
-          <m:sup>
-            <m:r>
-              <w:rPr>
-                <w:rFonts w:hint="default" w:ascii="Cambria Math" w:hAnsi="Cambria Math" w:eastAsia="Cambria Math" w:cs="Cambria Math"/>
-                <w:lang w:val="es-ES" w:bidi="es-ES"/>
-              </w:rPr>
-              <m:rPr/>
-              <m:t>2</m:t>
-            </m:r>
-          </m:sup>
-        </m:sSup>
-        <m:r>
-          <w:rPr>
-            <w:rFonts w:hint="default" w:ascii="Cambria Math" w:hAnsi="Cambria Math" w:eastAsia="Cambria Math" w:cs="Cambria Math"/>
-            <w:lang w:val="es-ES" w:bidi="es-ES"/>
-          </w:rPr>
-          <m:rPr/>
-          <m:t>+2</m:t>
-        </m:r>
-      </m:oMath>
-      <w:r>
-        <w:rPr>
-          <w:rFonts w:ascii="Liberation Serif" w:hAnsi="Liberation Serif" w:eastAsia="Liberation Serif" w:cs="Liberation Serif"/>
-          <w:lang w:val="es-ES"/>
-        </w:rPr>
-        <w:t xml:space="preserve"> and </w:t>
-      </w:r>
-      <m:oMath>
-        <m:r>
-          <w:rPr>
-            <w:rFonts w:hint="default" w:ascii="Cambria Math" w:hAnsi="Cambria Math" w:eastAsia="Cambria Math" w:cs="Cambria Math"/>
-            <w:lang w:val="es-ES" w:bidi="es-ES"/>
-          </w:rPr>
-          <m:rPr/>
-          <m:t>g</m:t>
-        </m:r>
-        <m:d>
-          <m:dPr>
-            <m:begChr m:val="("/>
-            <m:endChr m:val=")"/>
-            <m:ctrlPr>
-              <w:rPr>
-                <w:rFonts w:ascii="Cambria Math" w:hAnsi="Cambria Math" w:eastAsia="Cambria Math" w:cs="Cambria Math"/>
-                <w:szCs w:val="22"/>
-                <w:lang w:val="es-ES" w:bidi="es-ES"/>
-              </w:rPr>
-            </m:ctrlPr>
-          </m:dPr>
-          <m:e>
-            <m:r>
-              <w:rPr>
-                <w:rFonts w:hint="default" w:ascii="Cambria Math" w:hAnsi="Cambria Math" w:eastAsia="Cambria Math" w:cs="Cambria Math"/>
-                <w:lang w:val="es-ES" w:bidi="es-ES"/>
-              </w:rPr>
-              <m:rPr/>
-              <m:t>x</m:t>
-            </m:r>
-          </m:e>
-        </m:d>
-        <m:r>
-          <w:rPr>
-            <w:rFonts w:hint="default" w:ascii="Cambria Math" w:hAnsi="Cambria Math" w:eastAsia="Cambria Math" w:cs="Cambria Math"/>
-            <w:lang w:val="es-ES" w:bidi="es-ES"/>
-          </w:rPr>
-          <m:rPr/>
-          <m:t>=x-3</m:t>
-        </m:r>
-      </m:oMath>
-      <w:r>
-        <w:rPr>
-          <w:rFonts w:ascii="Liberation Serif" w:hAnsi="Liberation Serif" w:eastAsia="Liberation Serif" w:cs="Liberation Serif"/>
-          <w:lang w:val="es-ES"/>
-        </w:rPr>
-        <w:t xml:space="preserve"> according to the indicated operations and reduce the expression as much as possible,</w:t>
-      </w:r>
-      <w:r>
-        <w:rPr>
-          <w:rFonts w:ascii="Liberation Serif" w:hAnsi="Liberation Serif" w:eastAsia="Liberation Serif" w:cs="Liberation Serif"/>
-          <w:lang w:val="es-ES"/>
-        </w:rPr>
-      </w:r>
-      <w:r>
-        <w:rPr>
-          <w:rFonts w:ascii="Liberation Serif" w:hAnsi="Liberation Serif" w:eastAsia="Liberation Serif" w:cs="Liberation Serif"/>
-          <w:lang w:val="es-ES"/>
-          <w14:ligatures w14:val="none"/>
-        </w:rPr>
-      </w:r>
-    </w:p>
-    <w:tbl>
-      <w:tblPr>
-        <w:tblStyle w:val="1063"/>
-        <w:tblW w:w="0" w:type="auto"/>
-        <w:tblBorders/>
-        <w:tblLook w:val="04A0" w:firstRow="1" w:lastRow="0" w:firstColumn="1" w:lastColumn="0" w:noHBand="0" w:noVBand="1"/>
-      </w:tblPr>
-      <w:tblGrid>
-        <w:gridCol w:w="3120"/>
-        <w:gridCol w:w="3120"/>
-        <w:gridCol w:w="3120"/>
-      </w:tblGrid>
-      <w:tr>
-        <w:trPr>
-          <w:trHeight w:val="2880"/>
-        </w:trPr>
-        <w:tc>
-          <w:tcPr>
-            <w:tcBorders/>
-            <w:tcW w:w="3120" w:type="dxa"/>
-            <w:textDirection w:val="lrTb"/>
-            <w:noWrap w:val="false"/>
-          </w:tcPr>
-          <w:p>
-            <w:pPr>
-              <w:pStyle w:val="1061"/>
-              <w:numPr>
-                <w:ilvl w:val="0"/>
-                <w:numId w:val="75"/>
-              </w:numPr>
-              <w:pBdr/>
-              <w:shd w:val="nil" w:color="000000"/>
-              <w:spacing/>
-              <w:ind/>
-              <w:rPr>
-                <w:rFonts w:ascii="Liberation Serif" w:hAnsi="Liberation Serif" w:eastAsia="Liberation Serif" w:cs="Liberation Serif"/>
-                <w:highlight w:val="none"/>
-                <w:lang w:val="es-ES" w:bidi="es-ES"/>
-              </w:rPr>
-            </w:pPr>
-            <w:r>
-              <w:rPr>
-                <w:rFonts w:ascii="Liberation Serif" w:hAnsi="Liberation Serif" w:eastAsia="Liberation Serif" w:cs="Liberation Serif"/>
-                <w:highlight w:val="none"/>
-                <w:lang w:val="es-ES" w:bidi="es-ES"/>
-              </w:rPr>
-            </w:r>
-            <m:oMath>
-              <m:r>
-                <w:rPr>
-                  <w:rFonts w:hint="default" w:ascii="Cambria Math" w:hAnsi="Cambria Math" w:eastAsia="Cambria Math" w:cs="Cambria Math"/>
-                  <w:lang w:val="es-ES" w:bidi="es-ES"/>
-                </w:rPr>
-                <m:rPr/>
-                <m:t>(f+g)(x)</m:t>
-              </m:r>
-            </m:oMath>
-            <w:r>
-              <w:rPr>
-                <w:rFonts w:ascii="Liberation Serif" w:hAnsi="Liberation Serif" w:eastAsia="Liberation Serif" w:cs="Liberation Serif"/>
-                <w:highlight w:val="none"/>
-                <w:lang w:val="es-ES"/>
-              </w:rPr>
-            </w:r>
-            <w:r>
-              <w:rPr>
-                <w:rFonts w:ascii="Liberation Serif" w:hAnsi="Liberation Serif" w:eastAsia="Liberation Serif" w:cs="Liberation Serif"/>
-                <w:highlight w:val="none"/>
-                <w:lang w:val="es-ES" w:bidi="es-ES"/>
-              </w:rPr>
-            </w:r>
-          </w:p>
-        </w:tc>
-        <w:tc>
-          <w:tcPr>
-            <w:tcBorders/>
-            <w:tcW w:w="3120" w:type="dxa"/>
-            <w:textDirection w:val="lrTb"/>
-            <w:noWrap w:val="false"/>
-          </w:tcPr>
-          <w:p>
-            <w:pPr>
-              <w:pStyle w:val="1061"/>
-              <w:numPr>
-                <w:ilvl w:val="0"/>
-                <w:numId w:val="75"/>
-              </w:numPr>
-              <w:pBdr/>
-              <w:shd w:val="nil" w:color="auto"/>
-              <w:spacing/>
-              <w:ind/>
-              <w:rPr>
-                <w:rFonts w:hint="default" w:ascii="Cambria Math" w:hAnsi="Cambria Math" w:eastAsia="Cambria Math" w:cs="Cambria Math"/>
-                <w:lang w:val="es-ES" w:bidi="es-ES"/>
-                <w14:ligatures w14:val="none"/>
-              </w:rPr>
-            </w:pPr>
-            <w:r>
-              <w:rPr>
-                <w:rFonts w:ascii="Liberation Serif" w:hAnsi="Liberation Serif" w:eastAsia="Liberation Serif" w:cs="Liberation Serif"/>
-                <w:highlight w:val="none"/>
-                <w:lang w:val="es-ES" w:bidi="es-ES"/>
-              </w:rPr>
-            </w:r>
-            <m:oMath>
-              <m:r>
-                <w:rPr>
-                  <w:rFonts w:hint="default" w:ascii="Cambria Math" w:hAnsi="Cambria Math" w:eastAsia="Cambria Math" w:cs="Cambria Math"/>
-                  <w:lang w:val="es-ES" w:bidi="es-ES"/>
-                </w:rPr>
-                <m:rPr/>
-                <m:t>(f*g)(-5)</m:t>
-              </m:r>
-            </m:oMath>
-            <w:r>
-              <w:rPr>
-                <w:rFonts w:hint="default" w:ascii="Cambria Math" w:hAnsi="Cambria Math" w:eastAsia="Cambria Math" w:cs="Cambria Math"/>
-                <w:lang w:val="es-ES"/>
-              </w:rPr>
-            </w:r>
-            <w:r>
-              <w:rPr>
-                <w:rFonts w:hint="default" w:ascii="Cambria Math" w:hAnsi="Cambria Math" w:eastAsia="Cambria Math" w:cs="Cambria Math"/>
-                <w:lang w:val="es-ES" w:bidi="es-ES"/>
-                <w14:ligatures w14:val="none"/>
-              </w:rPr>
-            </w:r>
-          </w:p>
-        </w:tc>
-        <w:tc>
-          <w:tcPr>
-            <w:tcBorders/>
-            <w:tcW w:w="3120" w:type="dxa"/>
-            <w:textDirection w:val="lrTb"/>
-            <w:noWrap w:val="false"/>
-          </w:tcPr>
-          <w:p>
-            <w:pPr>
-              <w:pStyle w:val="1061"/>
-              <w:numPr>
-                <w:ilvl w:val="0"/>
-                <w:numId w:val="75"/>
-              </w:numPr>
-              <w:pBdr/>
-              <w:shd w:val="nil" w:color="auto"/>
-              <w:spacing/>
-              <w:ind/>
-              <w:rPr>
-                <w:rFonts w:hint="default" w:ascii="Cambria Math" w:hAnsi="Cambria Math" w:eastAsia="Cambria Math" w:cs="Cambria Math"/>
-                <w:lang w:val="es-ES" w:bidi="es-ES"/>
-                <w14:ligatures w14:val="none"/>
-              </w:rPr>
-            </w:pPr>
-            <w:r>
-              <w:rPr>
-                <w:rFonts w:ascii="Liberation Serif" w:hAnsi="Liberation Serif" w:eastAsia="Liberation Serif" w:cs="Liberation Serif"/>
-                <w:highlight w:val="none"/>
-                <w:lang w:val="es-ES" w:bidi="es-ES"/>
-              </w:rPr>
-            </w:r>
-            <m:oMath>
-              <m:d>
-                <m:dPr>
-                  <m:ctrlPr>
-                    <w:rPr>
-                      <w:rFonts w:ascii="Cambria Math" w:hAnsi="Cambria Math" w:eastAsia="Cambria Math" w:cs="Cambria Math"/>
-                      <w:szCs w:val="22"/>
-                      <w:lang w:val="en-US" w:bidi="en-US"/>
-                    </w:rPr>
-                  </m:ctrlPr>
-                </m:dPr>
-                <m:e>
-                  <m:f>
-                    <m:fPr>
-                      <m:ctrlPr>
-                        <w:rPr>
-                          <w:rFonts w:ascii="Cambria Math" w:hAnsi="Cambria Math" w:eastAsia="Cambria Math" w:cs="Cambria Math"/>
-                          <w:szCs w:val="22"/>
-                          <w:lang w:val="en-US" w:bidi="en-US"/>
-                        </w:rPr>
-                      </m:ctrlPr>
-                    </m:fPr>
-                    <m:num>
-                      <m:r>
-                        <w:rPr>
-                          <w:rFonts w:hint="default" w:ascii="Cambria Math" w:hAnsi="Cambria Math" w:eastAsia="Cambria Math" w:cs="Cambria Math"/>
-                          <w:lang w:val="es-ES" w:bidi="es-ES"/>
-                        </w:rPr>
-                        <m:rPr/>
-                        <m:t>f</m:t>
-                      </m:r>
-                    </m:num>
-                    <m:den>
-                      <m:r>
-                        <w:rPr>
-                          <w:rFonts w:hint="default" w:ascii="Cambria Math" w:hAnsi="Cambria Math" w:eastAsia="Cambria Math" w:cs="Cambria Math"/>
-                          <w:lang w:val="es-ES" w:bidi="es-ES"/>
-                        </w:rPr>
-                        <m:rPr/>
-                        <m:t>g</m:t>
-                      </m:r>
-                    </m:den>
-                  </m:f>
-                </m:e>
-              </m:d>
-              <m:r>
-                <w:rPr>
-                  <w:rFonts w:hint="default" w:ascii="Cambria Math" w:hAnsi="Cambria Math" w:eastAsia="Cambria Math" w:cs="Cambria Math"/>
-                  <w:lang w:val="es-ES" w:bidi="es-ES"/>
-                </w:rPr>
-                <m:rPr/>
-                <m:t>(x)</m:t>
-              </m:r>
-            </m:oMath>
-            <w:r>
-              <w:rPr>
-                <w:rFonts w:hint="default" w:ascii="Cambria Math" w:hAnsi="Cambria Math" w:eastAsia="Cambria Math" w:cs="Cambria Math"/>
-                <w:lang w:val="es-ES"/>
-              </w:rPr>
-            </w:r>
-            <w:r>
-              <w:rPr>
-                <w:rFonts w:hint="default" w:ascii="Cambria Math" w:hAnsi="Cambria Math" w:eastAsia="Cambria Math" w:cs="Cambria Math"/>
-                <w:lang w:val="es-ES" w:bidi="es-ES"/>
-                <w14:ligatures w14:val="none"/>
-              </w:rPr>
-            </w:r>
-          </w:p>
-        </w:tc>
-      </w:tr>
-    </w:tbl>
-    <w:p>
-      <w:pPr>
-        <w:pBdr/>
-        <w:shd w:val="nil" w:color="auto"/>
-        <w:spacing/>
-        <w:ind/>
-        <w:rPr>
-          <w:rFonts w:ascii="Liberation Serif" w:hAnsi="Liberation Serif" w:cs="Liberation Serif"/>
-          <w14:ligatures w14:val="none"/>
-        </w:rPr>
-      </w:pPr>
-      <w:r>
-        <w:rPr>
-          <w:rFonts w:ascii="Liberation Serif" w:hAnsi="Liberation Serif" w:cs="Liberation Serif"/>
-        </w:rPr>
-        <w:br w:type="page" w:clear="all"/>
-      </w:r>
       <w:r>
         <w:rPr>
           <w:rFonts w:ascii="Liberation Serif" w:hAnsi="Liberation Serif" w:cs="Liberation Serif"/>
@@ -3187,28 +3686,6 @@
         <w:rPr>
           <w:rFonts w:ascii="Liberation Serif" w:hAnsi="Liberation Serif" w:cs="Liberation Serif"/>
           <w14:ligatures w14:val="none"/>
-        </w:rPr>
-      </w:r>
-    </w:p>
-    <w:p>
-      <w:pPr>
-        <w:pBdr/>
-        <w:shd w:val="nil" w:color="000000"/>
-        <w:spacing/>
-        <w:ind/>
-        <w:rPr>
-          <w:rFonts w:ascii="Liberation Serif" w:hAnsi="Liberation Serif" w:cs="Liberation Serif"/>
-          <w14:ligatures w14:val="none"/>
-        </w:rPr>
-      </w:pPr>
-      <w:r>
-        <w:rPr>
-          <w:rFonts w:ascii="Liberation Serif" w:hAnsi="Liberation Serif" w:cs="Liberation Serif"/>
-        </w:rPr>
-      </w:r>
-      <w:r>
-        <w:rPr>
-          <w:rFonts w:ascii="Liberation Serif" w:hAnsi="Liberation Serif" w:cs="Liberation Serif"/>
         </w:rPr>
       </w:r>
       <w:r>
@@ -3470,6 +3947,7 @@
         <w:rPr>
           <w:rFonts w:ascii="Liberation Serif" w:hAnsi="Liberation Serif" w:eastAsia="Liberation Serif" w:cs="Liberation Serif"/>
           <w:lang w:val="es-ES"/>
+          <w14:ligatures w14:val="none"/>
         </w:rPr>
       </w:r>
       <w:r>
@@ -3536,7 +4014,7 @@
     <w:p>
       <w:pPr>
         <w:pBdr/>
-        <w:shd w:val="nil" w:color="auto"/>
+        <w:shd w:val="nil"/>
         <w:spacing/>
         <w:ind/>
         <w:rPr>
@@ -3546,14 +4024,8 @@
       </w:pPr>
       <w:r>
         <w:rPr>
-          <w:rFonts w:ascii="Liberation Serif" w:hAnsi="Liberation Serif" w:eastAsia="Liberation Serif" w:cs="Liberation Serif"/>
-          <w:lang w:val="es-ES" w:bidi="es-ES"/>
-        </w:rPr>
-      </w:r>
-      <w:r>
-        <w:rPr>
-          <w:rFonts w:ascii="Liberation Serif" w:hAnsi="Liberation Serif" w:eastAsia="Liberation Serif" w:cs="Liberation Serif"/>
-          <w:lang w:val="es-ES"/>
+          <w:rFonts w:ascii="Liberation Serif" w:hAnsi="Liberation Serif" w:cs="Liberation Serif"/>
+          <w14:ligatures w14:val="none"/>
         </w:rPr>
       </w:r>
       <w:r>
@@ -3583,8 +4055,8 @@
       </w:r>
       <w:r>
         <w:rPr>
-          <w:rFonts w:ascii="Liberation Serif" w:hAnsi="Liberation Serif" w:eastAsia="Liberation Serif" w:cs="Liberation Serif"/>
-          <w:lang w:val="es-ES"/>
+          <w:rFonts w:ascii="Liberation Serif" w:hAnsi="Liberation Serif" w:cs="Liberation Serif"/>
+          <w14:ligatures w14:val="none"/>
         </w:rPr>
       </w:r>
       <w:r>
@@ -3658,45 +4130,15 @@
                 <w:lang w:val="es-ES" w:bidi="es-ES"/>
               </w:rPr>
               <m:rPr/>
-              <m:t>2</m:t>
+              <m:t>3</m:t>
             </m:r>
-            <m:sSup>
-              <m:sSupPr>
-                <m:ctrlPr>
-                  <w:rPr>
-                    <w:rFonts w:ascii="Cambria Math" w:hAnsi="Cambria Math" w:eastAsia="Cambria Math" w:cs="Cambria Math"/>
-                    <w:szCs w:val="24"/>
-                  </w:rPr>
-                </m:ctrlPr>
-              </m:sSupPr>
-              <m:e>
-                <m:r>
-                  <w:rPr>
-                    <w:rFonts w:hint="default" w:ascii="Cambria Math" w:hAnsi="Cambria Math" w:eastAsia="Cambria Math" w:cs="Cambria Math"/>
-                    <w:lang w:val="es-ES" w:bidi="es-ES"/>
-                  </w:rPr>
-                  <m:rPr/>
-                  <m:t>x</m:t>
-                </m:r>
-              </m:e>
-              <m:sup>
-                <m:r>
-                  <w:rPr>
-                    <w:rFonts w:hint="default" w:ascii="Cambria Math" w:hAnsi="Cambria Math" w:eastAsia="Cambria Math" w:cs="Cambria Math"/>
-                    <w:lang w:val="es-ES" w:bidi="es-ES"/>
-                  </w:rPr>
-                  <m:rPr/>
-                  <m:t>2</m:t>
-                </m:r>
-              </m:sup>
-            </m:sSup>
             <m:r>
               <w:rPr>
                 <w:rFonts w:hint="default" w:ascii="Cambria Math" w:hAnsi="Cambria Math" w:eastAsia="Cambria Math" w:cs="Cambria Math"/>
                 <w:lang w:val="es-ES" w:bidi="es-ES"/>
               </w:rPr>
               <m:rPr/>
-              <m:t>+x-10</m:t>
+              <m:t>x-10</m:t>
             </m:r>
           </m:den>
         </m:f>
@@ -3820,8 +4262,8 @@
       </w:r>
       <w:r>
         <w:rPr>
-          <w:rFonts w:ascii="Liberation Serif" w:hAnsi="Liberation Serif" w:eastAsia="Liberation Serif" w:cs="Liberation Serif"/>
-          <w:lang w:val="es-ES"/>
+          <w:rFonts w:ascii="Liberation Serif" w:hAnsi="Liberation Serif" w:cs="Liberation Serif"/>
+          <w14:ligatures w14:val="none"/>
         </w:rPr>
       </w:r>
       <w:r>
@@ -3887,7 +4329,7 @@
     <w:p>
       <w:pPr>
         <w:pBdr/>
-        <w:shd w:val="nil" w:color="auto"/>
+        <w:shd w:val="nil"/>
         <w:spacing/>
         <w:ind/>
         <w:rPr>
@@ -3897,220 +4339,15 @@
       </w:pPr>
       <w:r>
         <w:rPr>
-          <w:rFonts w:ascii="Liberation Serif" w:hAnsi="Liberation Serif" w:eastAsia="Liberation Serif" w:cs="Liberation Serif"/>
-          <w:lang w:val="es-ES" w:bidi="es-ES"/>
+          <w:rFonts w:ascii="Liberation Serif" w:hAnsi="Liberation Serif" w:cs="Liberation Serif"/>
+          <w14:ligatures w14:val="none"/>
         </w:rPr>
-      </w:r>
-      <w:r>
-        <w:rPr>
-          <w:rFonts w:ascii="Liberation Serif" w:hAnsi="Liberation Serif" w:eastAsia="Liberation Serif" w:cs="Liberation Serif"/>
-          <w:lang w:val="es-ES"/>
-        </w:rPr>
+        <w:br w:type="page" w:clear="all"/>
       </w:r>
       <w:r>
         <w:rPr>
           <w:rFonts w:ascii="Liberation Serif" w:hAnsi="Liberation Serif" w:cs="Liberation Serif"/>
           <w14:ligatures w14:val="none"/>
-        </w:rPr>
-      </w:r>
-    </w:p>
-    <w:p>
-      <w:pPr>
-        <w:pStyle w:val="1061"/>
-        <w:numPr>
-          <w:ilvl w:val="0"/>
-          <w:numId w:val="69"/>
-        </w:numPr>
-        <w:pBdr/>
-        <w:shd w:val="nil" w:color="auto"/>
-        <w:spacing/>
-        <w:ind/>
-        <w:rPr>
-          <w:rFonts w:ascii="Liberation Serif" w:hAnsi="Liberation Serif" w:eastAsia="Liberation Serif" w:cs="Liberation Serif"/>
-          <w:lang w:val="es-ES"/>
-          <w14:ligatures w14:val="none"/>
-        </w:rPr>
-      </w:pPr>
-      <w:r>
-        <w:rPr>
-          <w:rFonts w:ascii="Liberation Serif" w:hAnsi="Liberation Serif" w:eastAsia="Liberation Serif" w:cs="Liberation Serif"/>
-          <w:lang w:val="es-ES"/>
-        </w:rPr>
-        <w:t xml:space="preserve">Find the asymptote, the domain and the range of the function </w:t>
-      </w:r>
-      <m:oMath>
-        <m:r>
-          <w:rPr>
-            <w:rFonts w:hint="default" w:ascii="Cambria Math" w:hAnsi="Cambria Math" w:eastAsia="Cambria Math" w:cs="Cambria Math"/>
-            <w:sz w:val="22"/>
-            <w:szCs w:val="22"/>
-            <w:highlight w:val="none"/>
-            <w:lang w:val="es-ES" w:bidi="es-ES"/>
-          </w:rPr>
-          <m:rPr/>
-          <m:t>f</m:t>
-        </m:r>
-        <m:d>
-          <m:dPr>
-            <m:begChr m:val="("/>
-            <m:endChr m:val=")"/>
-            <m:ctrlPr>
-              <w:rPr>
-                <w:rFonts w:ascii="Cambria Math" w:hAnsi="Cambria Math" w:eastAsia="Cambria Math" w:cs="Cambria Math"/>
-                <w:szCs w:val="22"/>
-                <w:lang w:val="es-ES" w:bidi="es-ES"/>
-              </w:rPr>
-            </m:ctrlPr>
-          </m:dPr>
-          <m:e>
-            <m:r>
-              <w:rPr>
-                <w:rFonts w:hint="default" w:ascii="Cambria Math" w:hAnsi="Cambria Math" w:eastAsia="Cambria Math" w:cs="Cambria Math"/>
-                <w:lang w:val="es-ES" w:bidi="es-ES"/>
-              </w:rPr>
-              <m:rPr/>
-              <m:t>x</m:t>
-            </m:r>
-          </m:e>
-        </m:d>
-        <m:r>
-          <w:rPr>
-            <w:rFonts w:hint="default" w:ascii="Cambria Math" w:hAnsi="Cambria Math" w:eastAsia="Cambria Math" w:cs="Cambria Math"/>
-            <w:sz w:val="22"/>
-            <w:szCs w:val="22"/>
-            <w:highlight w:val="none"/>
-            <w:lang w:val="es-ES" w:bidi="es-ES"/>
-          </w:rPr>
-          <m:rPr/>
-          <m:t>=</m:t>
-        </m:r>
-        <m:sSup>
-          <m:sSupPr>
-            <m:ctrlPr>
-              <w:rPr>
-                <w:rFonts w:ascii="Cambria Math" w:hAnsi="Cambria Math" w:eastAsia="Cambria Math" w:cs="Cambria Math"/>
-                <w:szCs w:val="22"/>
-                <w:lang w:val="es-ES" w:bidi="es-ES"/>
-              </w:rPr>
-            </m:ctrlPr>
-          </m:sSupPr>
-          <m:e>
-            <m:r>
-              <w:rPr>
-                <w:rFonts w:hint="default" w:ascii="Cambria Math" w:hAnsi="Cambria Math" w:eastAsia="Cambria Math" w:cs="Cambria Math"/>
-                <w:lang w:val="es-ES" w:bidi="es-ES"/>
-              </w:rPr>
-              <m:rPr/>
-              <m:t>e</m:t>
-            </m:r>
-          </m:e>
-          <m:sup>
-            <m:r>
-              <w:rPr>
-                <w:rFonts w:hint="default" w:ascii="Cambria Math" w:hAnsi="Cambria Math" w:eastAsia="Cambria Math" w:cs="Cambria Math"/>
-                <w:lang w:val="es-ES" w:bidi="es-ES"/>
-              </w:rPr>
-              <m:rPr/>
-              <m:t>1/x</m:t>
-            </m:r>
-          </m:sup>
-        </m:sSup>
-      </m:oMath>
-      <w:r>
-        <w:rPr>
-          <w:rFonts w:ascii="Liberation Serif" w:hAnsi="Liberation Serif" w:eastAsia="Liberation Serif" w:cs="Liberation Serif"/>
-          <w:lang w:val="es-ES"/>
-        </w:rPr>
-        <w:t xml:space="preserve">.</w:t>
-      </w:r>
-      <w:r>
-        <w:rPr>
-          <w:rFonts w:ascii="Liberation Serif" w:hAnsi="Liberation Serif" w:eastAsia="Liberation Serif" w:cs="Liberation Serif"/>
-          <w:lang w:val="es-ES"/>
-        </w:rPr>
-      </w:r>
-      <w:r>
-        <w:rPr>
-          <w:rFonts w:ascii="Liberation Serif" w:hAnsi="Liberation Serif" w:eastAsia="Liberation Serif" w:cs="Liberation Serif"/>
-          <w:lang w:val="es-ES"/>
-          <w14:ligatures w14:val="none"/>
-        </w:rPr>
-      </w:r>
-    </w:p>
-    <w:tbl>
-      <w:tblPr>
-        <w:tblStyle w:val="1063"/>
-        <w:tblW w:w="0" w:type="auto"/>
-        <w:tblBorders/>
-        <w:tblLook w:val="04A0" w:firstRow="1" w:lastRow="0" w:firstColumn="1" w:lastColumn="0" w:noHBand="0" w:noVBand="1"/>
-      </w:tblPr>
-      <w:tblGrid>
-        <w:gridCol w:w="9360"/>
-      </w:tblGrid>
-      <w:tr>
-        <w:trPr>
-          <w:trHeight w:val="2880"/>
-        </w:trPr>
-        <w:tc>
-          <w:tcPr>
-            <w:tcBorders/>
-            <w:tcW w:w="9360" w:type="dxa"/>
-            <w:textDirection w:val="lrTb"/>
-            <w:noWrap w:val="false"/>
-          </w:tcPr>
-          <w:p>
-            <w:pPr>
-              <w:pBdr/>
-              <w:shd w:val="nil" w:color="000000"/>
-              <w:spacing/>
-              <w:ind/>
-              <w:rPr>
-                <w:rFonts w:ascii="Liberation Serif" w:hAnsi="Liberation Serif" w:cs="Liberation Serif"/>
-                <w14:ligatures w14:val="none"/>
-              </w:rPr>
-            </w:pPr>
-            <w:r>
-              <w:rPr>
-                <w:rFonts w:ascii="Liberation Serif" w:hAnsi="Liberation Serif" w:cs="Liberation Serif"/>
-              </w:rPr>
-            </w:r>
-            <w:r>
-              <w:rPr>
-                <w:rFonts w:ascii="Liberation Serif" w:hAnsi="Liberation Serif" w:cs="Liberation Serif"/>
-                <w14:ligatures w14:val="none"/>
-              </w:rPr>
-            </w:r>
-            <w:r>
-              <w:rPr>
-                <w:rFonts w:ascii="Liberation Serif" w:hAnsi="Liberation Serif" w:cs="Liberation Serif"/>
-                <w14:ligatures w14:val="none"/>
-              </w:rPr>
-            </w:r>
-          </w:p>
-        </w:tc>
-      </w:tr>
-    </w:tbl>
-    <w:p>
-      <w:pPr>
-        <w:pBdr/>
-        <w:shd w:val="nil" w:color="auto"/>
-        <w:spacing/>
-        <w:ind/>
-        <w:rPr>
-          <w:rFonts w:ascii="Liberation Serif" w:hAnsi="Liberation Serif" w:cs="Liberation Serif"/>
-          <w14:ligatures w14:val="none"/>
-        </w:rPr>
-      </w:pPr>
-      <w:r>
-        <w:rPr>
-          <w:rFonts w:ascii="Liberation Serif" w:hAnsi="Liberation Serif" w:eastAsia="Liberation Serif" w:cs="Liberation Serif"/>
-          <w:lang w:val="es-ES" w:bidi="es-ES"/>
-        </w:rPr>
-      </w:r>
-      <w:r>
-        <w:rPr>
-          <w:rFonts w:ascii="Liberation Serif" w:hAnsi="Liberation Serif" w:eastAsia="Liberation Serif" w:cs="Liberation Serif"/>
-          <w:lang w:val="es-ES"/>
         </w:rPr>
       </w:r>
       <w:r>
@@ -4201,16 +4438,6 @@
             </m:ctrlPr>
           </m:fPr>
           <m:num>
-            <m:r>
-              <w:rPr>
-                <w:rFonts w:hint="default" w:ascii="Cambria Math" w:hAnsi="Cambria Math" w:eastAsia="Cambria Math" w:cs="Cambria Math"/>
-                <w:lang w:val="es-ES" w:bidi="es-ES"/>
-              </w:rPr>
-              <m:rPr/>
-              <m:t>x+2</m:t>
-            </m:r>
-          </m:num>
-          <m:den>
             <m:sSup>
               <m:sSupPr>
                 <m:ctrlPr>
@@ -4248,7 +4475,25 @@
                 <w:lang w:val="es-ES" w:bidi="es-ES"/>
               </w:rPr>
               <m:rPr/>
-              <m:t>+x+2</m:t>
+              <m:t>+</m:t>
+            </m:r>
+            <m:r>
+              <w:rPr>
+                <w:rFonts w:hint="default" w:ascii="Cambria Math" w:hAnsi="Cambria Math" w:eastAsia="Cambria Math" w:cs="Cambria Math"/>
+                <w:lang w:val="es-ES" w:bidi="es-ES"/>
+              </w:rPr>
+              <m:rPr/>
+              <m:t>x-2</m:t>
+            </m:r>
+          </m:num>
+          <m:den>
+            <m:r>
+              <w:rPr>
+                <w:rFonts w:hint="default" w:ascii="Cambria Math" w:hAnsi="Cambria Math" w:eastAsia="Cambria Math" w:cs="Cambria Math"/>
+                <w:lang w:val="es-ES" w:bidi="es-ES"/>
+              </w:rPr>
+              <m:rPr/>
+              <m:t>x+2</m:t>
             </m:r>
           </m:den>
         </m:f>
@@ -4264,6 +4509,7 @@
         <w:rPr>
           <w:rFonts w:ascii="Liberation Serif" w:hAnsi="Liberation Serif" w:eastAsia="Liberation Serif" w:cs="Liberation Serif"/>
           <w:lang w:val="es-ES"/>
+          <w14:ligatures w14:val="none"/>
         </w:rPr>
       </w:r>
       <w:r>
@@ -4330,7 +4576,7 @@
     <w:p>
       <w:pPr>
         <w:pBdr/>
-        <w:shd w:val="nil" w:color="000000"/>
+        <w:shd w:val="nil"/>
         <w:spacing/>
         <w:ind/>
         <w:rPr>
@@ -4340,16 +4586,8 @@
       </w:pPr>
       <w:r>
         <w:rPr>
-          <w:rFonts w:ascii="Liberation Serif" w:hAnsi="Liberation Serif" w:eastAsia="Liberation Serif" w:cs="Liberation Serif"/>
-          <w:highlight w:val="none"/>
-          <w:lang w:val="es-ES" w:bidi="es-ES"/>
-        </w:rPr>
-      </w:r>
-      <w:r>
-        <w:rPr>
-          <w:rFonts w:ascii="Liberation Serif" w:hAnsi="Liberation Serif" w:eastAsia="Liberation Serif" w:cs="Liberation Serif"/>
-          <w:highlight w:val="none"/>
-          <w:lang w:val="es-ES"/>
+          <w:rFonts w:ascii="Liberation Serif" w:hAnsi="Liberation Serif" w:cs="Liberation Serif"/>
+          <w14:ligatures w14:val="none"/>
         </w:rPr>
       </w:r>
       <w:r>
@@ -4361,18 +4599,12 @@
     </w:p>
     <w:p>
       <w:pPr>
-        <w:pStyle w:val="1061"/>
-        <w:numPr>
-          <w:ilvl w:val="0"/>
-          <w:numId w:val="69"/>
-        </w:numPr>
-        <w:pBdr/>
-        <w:shd w:val="nil" w:color="auto"/>
+        <w:pStyle w:val="1008"/>
+        <w:pBdr/>
         <w:spacing/>
         <w:ind/>
         <w:rPr>
-          <w:rFonts w:ascii="Liberation Serif" w:hAnsi="Liberation Serif" w:eastAsia="Liberation Serif" w:cs="Liberation Serif"/>
-          <w:lang w:val="es-ES"/>
+          <w:rFonts w:ascii="Liberation Serif" w:hAnsi="Liberation Serif" w:cs="Liberation Serif"/>
           <w14:ligatures w14:val="none"/>
         </w:rPr>
       </w:pPr>
@@ -4381,203 +4613,12 @@
           <w:rFonts w:ascii="Liberation Serif" w:hAnsi="Liberation Serif" w:eastAsia="Liberation Serif" w:cs="Liberation Serif"/>
           <w:lang w:val="es-ES"/>
         </w:rPr>
-        <w:t xml:space="preserve">Graph </w:t>
+        <w:t xml:space="preserve">Modeling with math</w:t>
       </w:r>
       <w:r>
         <w:rPr>
-          <w:rFonts w:ascii="Liberation Serif" w:hAnsi="Liberation Serif" w:eastAsia="Liberation Serif" w:cs="Liberation Serif"/>
-          <w:lang w:val="es-ES"/>
-        </w:rPr>
-        <w:t xml:space="preserve">the following function </w:t>
-      </w:r>
-      <m:oMath>
-        <m:r>
-          <w:rPr>
-            <w:rFonts w:hint="default" w:ascii="Cambria Math" w:hAnsi="Cambria Math" w:eastAsia="Cambria Math" w:cs="Cambria Math"/>
-            <w:lang w:val="es-ES" w:bidi="es-ES"/>
-          </w:rPr>
-          <m:rPr/>
-          <m:t>f</m:t>
-        </m:r>
-        <m:d>
-          <m:dPr>
-            <m:begChr m:val="("/>
-            <m:endChr m:val=")"/>
-            <m:ctrlPr>
-              <w:rPr>
-                <w:rFonts w:ascii="Cambria Math" w:hAnsi="Cambria Math" w:eastAsia="Cambria Math" w:cs="Cambria Math"/>
-                <w:szCs w:val="22"/>
-                <w:lang w:val="es-ES" w:bidi="es-ES"/>
-              </w:rPr>
-            </m:ctrlPr>
-          </m:dPr>
-          <m:e>
-            <m:r>
-              <w:rPr>
-                <w:rFonts w:hint="default" w:ascii="Cambria Math" w:hAnsi="Cambria Math" w:eastAsia="Cambria Math" w:cs="Cambria Math"/>
-                <w:lang w:val="es-ES" w:bidi="es-ES"/>
-              </w:rPr>
-              <m:rPr/>
-              <m:t>x</m:t>
-            </m:r>
-          </m:e>
-        </m:d>
-        <m:r>
-          <w:rPr>
-            <w:rFonts w:hint="default" w:ascii="Cambria Math" w:hAnsi="Cambria Math" w:eastAsia="Cambria Math" w:cs="Cambria Math"/>
-            <w:lang w:val="es-ES" w:bidi="es-ES"/>
-          </w:rPr>
-          <m:rPr/>
-          <m:t>=</m:t>
-        </m:r>
-        <m:sSup>
-          <m:sSupPr>
-            <m:ctrlPr>
-              <w:rPr>
-                <w:rFonts w:ascii="Cambria Math" w:hAnsi="Cambria Math" w:eastAsia="Cambria Math" w:cs="Cambria Math"/>
-                <w:szCs w:val="22"/>
-                <w:lang w:val="es-ES" w:bidi="es-ES"/>
-              </w:rPr>
-            </m:ctrlPr>
-          </m:sSupPr>
-          <m:e>
-            <m:d>
-              <m:dPr>
-                <m:ctrlPr>
-                  <w:rPr>
-                    <w:rFonts w:ascii="Cambria Math" w:hAnsi="Cambria Math" w:eastAsia="Cambria Math" w:cs="Cambria Math"/>
-                    <w:szCs w:val="22"/>
-                    <w:lang w:val="es-ES" w:bidi="es-ES"/>
-                  </w:rPr>
-                </m:ctrlPr>
-              </m:dPr>
-              <m:e>
-                <m:r>
-                  <w:rPr>
-                    <w:rFonts w:hint="default" w:ascii="Cambria Math" w:hAnsi="Cambria Math" w:eastAsia="Cambria Math" w:cs="Cambria Math"/>
-                    <w:lang w:val="es-ES" w:bidi="es-ES"/>
-                  </w:rPr>
-                  <m:rPr/>
-                  <m:t>x+1</m:t>
-                </m:r>
-              </m:e>
-            </m:d>
-          </m:e>
-          <m:sup>
-            <m:r>
-              <w:rPr>
-                <w:rFonts w:hint="default" w:ascii="Cambria Math" w:hAnsi="Cambria Math" w:eastAsia="Cambria Math" w:cs="Cambria Math"/>
-                <w:lang w:val="es-ES" w:bidi="es-ES"/>
-              </w:rPr>
-              <m:rPr/>
-              <m:t>2</m:t>
-            </m:r>
-          </m:sup>
-        </m:sSup>
-        <m:r>
-          <w:rPr>
-            <w:rFonts w:hint="default" w:ascii="Cambria Math" w:hAnsi="Cambria Math" w:eastAsia="Cambria Math" w:cs="Cambria Math"/>
-            <w:lang w:val="es-ES" w:bidi="es-ES"/>
-          </w:rPr>
-          <m:rPr/>
-          <m:t>+x</m:t>
-        </m:r>
-      </m:oMath>
-      <w:r>
-        <w:rPr>
-          <w:rFonts w:ascii="Liberation Serif" w:hAnsi="Liberation Serif" w:eastAsia="Liberation Serif" w:cs="Liberation Serif"/>
-          <w:lang w:val="es-ES"/>
-        </w:rPr>
-        <w:t xml:space="preserve">.</w:t>
-      </w:r>
-      <w:r>
-        <w:rPr>
-          <w:rFonts w:ascii="Liberation Serif" w:hAnsi="Liberation Serif" w:eastAsia="Liberation Serif" w:cs="Liberation Serif"/>
-          <w:lang w:val="es-ES"/>
-        </w:rPr>
-      </w:r>
-      <w:r>
-        <w:rPr>
-          <w:rFonts w:ascii="Liberation Serif" w:hAnsi="Liberation Serif" w:eastAsia="Liberation Serif" w:cs="Liberation Serif"/>
-          <w:lang w:val="es-ES"/>
-          <w14:ligatures w14:val="none"/>
-        </w:rPr>
-      </w:r>
-    </w:p>
-    <w:tbl>
-      <w:tblPr>
-        <w:tblStyle w:val="1063"/>
-        <w:tblW w:w="0" w:type="auto"/>
-        <w:tblBorders/>
-        <w:tblLook w:val="04A0" w:firstRow="1" w:lastRow="0" w:firstColumn="1" w:lastColumn="0" w:noHBand="0" w:noVBand="1"/>
-      </w:tblPr>
-      <w:tblGrid>
-        <w:gridCol w:w="9360"/>
-      </w:tblGrid>
-      <w:tr>
-        <w:trPr>
-          <w:trHeight w:val="2880"/>
-        </w:trPr>
-        <w:tc>
-          <w:tcPr>
-            <w:tcBorders/>
-            <w:tcW w:w="9360" w:type="dxa"/>
-            <w:textDirection w:val="lrTb"/>
-            <w:noWrap w:val="false"/>
-          </w:tcPr>
-          <w:p>
-            <w:pPr>
-              <w:pBdr/>
-              <w:shd w:val="nil" w:color="000000"/>
-              <w:spacing/>
-              <w:ind/>
-              <w:rPr>
-                <w:rFonts w:ascii="Liberation Serif" w:hAnsi="Liberation Serif" w:cs="Liberation Serif"/>
-                <w14:ligatures w14:val="none"/>
-              </w:rPr>
-            </w:pPr>
-            <w:r>
-              <w:rPr>
-                <w:rFonts w:ascii="Liberation Serif" w:hAnsi="Liberation Serif" w:cs="Liberation Serif"/>
-              </w:rPr>
-            </w:r>
-            <w:r>
-              <w:rPr>
-                <w:rFonts w:ascii="Liberation Serif" w:hAnsi="Liberation Serif" w:cs="Liberation Serif"/>
-                <w14:ligatures w14:val="none"/>
-              </w:rPr>
-            </w:r>
-            <w:r>
-              <w:rPr>
-                <w:rFonts w:ascii="Liberation Serif" w:hAnsi="Liberation Serif" w:cs="Liberation Serif"/>
-                <w14:ligatures w14:val="none"/>
-              </w:rPr>
-            </w:r>
-          </w:p>
-        </w:tc>
-      </w:tr>
-    </w:tbl>
-    <w:p>
-      <w:pPr>
-        <w:pBdr/>
-        <w:shd w:val="nil" w:color="auto"/>
-        <w:spacing/>
-        <w:ind/>
-        <w:rPr>
           <w:rFonts w:ascii="Liberation Serif" w:hAnsi="Liberation Serif" w:cs="Liberation Serif"/>
           <w14:ligatures w14:val="none"/>
-        </w:rPr>
-      </w:pPr>
-      <w:r>
-        <w:rPr>
-          <w:rFonts w:ascii="Liberation Serif" w:hAnsi="Liberation Serif" w:eastAsia="Liberation Serif" w:cs="Liberation Serif"/>
-          <w:lang w:val="es-ES" w:bidi="es-ES"/>
-        </w:rPr>
-      </w:r>
-      <w:r>
-        <w:rPr>
-          <w:rFonts w:ascii="Liberation Serif" w:hAnsi="Liberation Serif" w:eastAsia="Liberation Serif" w:cs="Liberation Serif"/>
-          <w:lang w:val="es-ES"/>
         </w:rPr>
       </w:r>
       <w:r>
@@ -4589,419 +4630,13 @@
     </w:p>
     <w:p>
       <w:pPr>
-        <w:pStyle w:val="1008"/>
-        <w:pBdr/>
-        <w:spacing/>
-        <w:ind/>
-        <w:rPr>
-          <w:rFonts w:ascii="Liberation Serif" w:hAnsi="Liberation Serif" w:cs="Liberation Serif"/>
-          <w14:ligatures w14:val="none"/>
-        </w:rPr>
-      </w:pPr>
-      <w:r>
-        <w:rPr>
-          <w:rFonts w:ascii="Liberation Serif" w:hAnsi="Liberation Serif" w:eastAsia="Liberation Serif" w:cs="Liberation Serif"/>
-          <w:lang w:val="es-ES"/>
-        </w:rPr>
-        <w:t xml:space="preserve">Modeling with math</w:t>
-      </w:r>
-      <w:r>
-        <w:rPr>
-          <w:rFonts w:ascii="Liberation Serif" w:hAnsi="Liberation Serif" w:eastAsia="Liberation Serif" w:cs="Liberation Serif"/>
-          <w:lang w:val="es-ES"/>
-        </w:rPr>
-      </w:r>
-      <w:r>
-        <w:rPr>
-          <w:rFonts w:ascii="Liberation Serif" w:hAnsi="Liberation Serif" w:cs="Liberation Serif"/>
-          <w14:ligatures w14:val="none"/>
-        </w:rPr>
-      </w:r>
-    </w:p>
-    <w:p>
-      <w:pPr>
         <w:pStyle w:val="1061"/>
         <w:numPr>
           <w:ilvl w:val="0"/>
-          <w:numId w:val="70"/>
+          <w:numId w:val="98"/>
         </w:numPr>
         <w:pBdr/>
-        <w:shd w:val="nil" w:color="auto"/>
-        <w:spacing/>
-        <w:ind/>
-        <w:rPr>
-          <w:rFonts w:ascii="Liberation Serif" w:hAnsi="Liberation Serif" w:cs="Liberation Serif"/>
-          <w14:ligatures w14:val="none"/>
-        </w:rPr>
-      </w:pPr>
-      <w:r>
-        <w:rPr>
-          <w:rFonts w:ascii="Liberation Serif" w:hAnsi="Liberation Serif" w:eastAsia="Liberation Serif" w:cs="Liberation Serif"/>
-          <w:lang w:val="es-ES"/>
-        </w:rPr>
-        <w:t xml:space="preserve">The following piecewise function represents the costof bathing a dog in the nwe grooming saloon. The cost depends on the weight of the dog in kilograms. Which would be the total cost for a dog that that weights 5 kg and </w:t>
-      </w:r>
-      <w:r>
-        <w:rPr>
-          <w:rFonts w:ascii="Liberation Serif" w:hAnsi="Liberation Serif" w:eastAsia="Liberation Serif" w:cs="Liberation Serif"/>
-          <w:lang w:val="es-ES"/>
-        </w:rPr>
-        <w:t xml:space="preserve">a dog that weights 12 kg.</w:t>
-      </w:r>
-      <w:r>
-        <w:rPr>
-          <w:rFonts w:ascii="Liberation Serif" w:hAnsi="Liberation Serif" w:cs="Liberation Serif"/>
-        </w:rPr>
-      </w:r>
-      <w:r>
-        <w:rPr>
-          <w:rFonts w:ascii="Liberation Serif" w:hAnsi="Liberation Serif" w:cs="Liberation Serif"/>
-          <w14:ligatures w14:val="none"/>
-        </w:rPr>
-      </w:r>
-    </w:p>
-    <w:tbl>
-      <w:tblPr>
-        <w:tblStyle w:val="1063"/>
-        <w:tblW w:w="0" w:type="auto"/>
-        <w:tblBorders/>
-        <w:tblLook w:val="04A0" w:firstRow="1" w:lastRow="0" w:firstColumn="1" w:lastColumn="0" w:noHBand="0" w:noVBand="1"/>
-      </w:tblPr>
-      <w:tblGrid>
-        <w:gridCol w:w="9360"/>
-      </w:tblGrid>
-      <w:tr>
-        <w:trPr>
-          <w:trHeight w:val="2880"/>
-        </w:trPr>
-        <w:tc>
-          <w:tcPr>
-            <w:tcBorders/>
-            <w:tcW w:w="9360" w:type="dxa"/>
-            <w:textDirection w:val="lrTb"/>
-            <w:noWrap w:val="false"/>
-          </w:tcPr>
-          <w:p>
-            <w:pPr>
-              <w:pBdr/>
-              <w:shd w:val="nil" w:color="000000"/>
-              <w:spacing/>
-              <w:ind/>
-              <w:rPr>
-                <w:rFonts w:ascii="Liberation Serif" w:hAnsi="Liberation Serif" w:cs="Liberation Serif"/>
-                <w14:ligatures w14:val="none"/>
-              </w:rPr>
-            </w:pPr>
-            <w:r>
-              <w:rPr>
-                <w:rFonts w:ascii="Liberation Serif" w:hAnsi="Liberation Serif" w:cs="Liberation Serif"/>
-              </w:rPr>
-            </w:r>
-            <w:r>
-              <w:rPr>
-                <w:rFonts w:ascii="Liberation Serif" w:hAnsi="Liberation Serif" w:cs="Liberation Serif"/>
-                <w14:ligatures w14:val="none"/>
-              </w:rPr>
-            </w:r>
-            <w:r>
-              <w:rPr>
-                <w:rFonts w:ascii="Liberation Serif" w:hAnsi="Liberation Serif" w:cs="Liberation Serif"/>
-                <w14:ligatures w14:val="none"/>
-              </w:rPr>
-            </w:r>
-          </w:p>
-        </w:tc>
-      </w:tr>
-    </w:tbl>
-    <w:p>
-      <w:pPr>
-        <w:pBdr/>
-        <w:shd w:val="nil" w:color="auto"/>
-        <w:spacing/>
-        <w:ind/>
-        <w:rPr>
-          <w:rFonts w:ascii="Liberation Serif" w:hAnsi="Liberation Serif" w:cs="Liberation Serif"/>
-          <w14:ligatures w14:val="none"/>
-        </w:rPr>
-      </w:pPr>
-      <w:r>
-        <w:rPr>
-          <w:rFonts w:ascii="Liberation Serif" w:hAnsi="Liberation Serif" w:cs="Liberation Serif"/>
-        </w:rPr>
-        <w:br w:type="page" w:clear="all"/>
-      </w:r>
-      <w:r>
-        <w:rPr>
-          <w:rFonts w:ascii="Liberation Serif" w:hAnsi="Liberation Serif" w:cs="Liberation Serif"/>
-        </w:rPr>
-      </w:r>
-      <w:r>
-        <w:rPr>
-          <w:rFonts w:ascii="Liberation Serif" w:hAnsi="Liberation Serif" w:cs="Liberation Serif"/>
-          <w14:ligatures w14:val="none"/>
-        </w:rPr>
-      </w:r>
-    </w:p>
-    <w:p>
-      <w:pPr>
-        <w:pStyle w:val="1061"/>
-        <w:numPr>
-          <w:ilvl w:val="0"/>
-          <w:numId w:val="70"/>
-        </w:numPr>
-        <w:pBdr>
-          <w:top w:val="none" w:color="000000" w:sz="4" w:space="0"/>
-          <w:left w:val="none" w:color="000000" w:sz="4" w:space="0"/>
-          <w:bottom w:val="none" w:color="000000" w:sz="4" w:space="0"/>
-          <w:right w:val="none" w:color="000000" w:sz="4" w:space="0"/>
-        </w:pBdr>
-        <w:shd w:val="nil" w:color="auto"/>
-        <w:spacing/>
-        <w:ind/>
-        <w:rPr>
-          <w:rFonts w:ascii="Liberation Serif" w:hAnsi="Liberation Serif" w:eastAsia="Liberation Serif" w:cs="Liberation Serif"/>
-          <w:lang w:val="es-ES"/>
-          <w14:ligatures w14:val="none"/>
-        </w:rPr>
-      </w:pPr>
-      <w:r>
-        <w:rPr>
-          <w:rFonts w:ascii="Liberation Serif" w:hAnsi="Liberation Serif" w:eastAsia="Liberation Serif" w:cs="Liberation Serif"/>
-          <w:lang w:val="es-ES"/>
-        </w:rPr>
-        <w:t xml:space="preserve">The half-life of Radium-266 is 1600 years. Suppose that there is a sample of 22mg. Recalling that the mass decays exponentially, fulfill the following points</w:t>
-      </w:r>
-      <w:r>
-        <w:rPr>
-          <w:rFonts w:ascii="Liberation Serif" w:hAnsi="Liberation Serif" w:eastAsia="Liberation Serif" w:cs="Liberation Serif"/>
-          <w:lang w:val="es-ES"/>
-        </w:rPr>
-      </w:r>
-      <w:r>
-        <w:rPr>
-          <w:rFonts w:ascii="Liberation Serif" w:hAnsi="Liberation Serif" w:eastAsia="Liberation Serif" w:cs="Liberation Serif"/>
-          <w:lang w:val="es-ES"/>
-          <w14:ligatures w14:val="none"/>
-        </w:rPr>
-      </w:r>
-    </w:p>
-    <w:p>
-      <w:pPr>
-        <w:pStyle w:val="1061"/>
-        <w:numPr>
-          <w:ilvl w:val="2"/>
-          <w:numId w:val="71"/>
-        </w:numPr>
-        <w:pBdr>
-          <w:top w:val="none" w:color="000000" w:sz="4" w:space="0"/>
-          <w:left w:val="none" w:color="000000" w:sz="4" w:space="0"/>
-          <w:bottom w:val="none" w:color="000000" w:sz="4" w:space="0"/>
-          <w:right w:val="none" w:color="000000" w:sz="4" w:space="0"/>
-        </w:pBdr>
-        <w:spacing/>
-        <w:ind w:right="0"/>
-        <w:rPr>
-          <w:rFonts w:ascii="Liberation Serif" w:hAnsi="Liberation Serif" w:cs="Liberation Serif"/>
-        </w:rPr>
-      </w:pPr>
-      <w:r>
-        <w:rPr>
-          <w:rFonts w:ascii="Liberation Serif" w:hAnsi="Liberation Serif" w:eastAsia="Liberation Serif" w:cs="Liberation Serif"/>
-          <w:color w:val="000000"/>
-          <w:lang w:val="es-ES"/>
-        </w:rPr>
-        <w:t xml:space="preserve">W</w:t>
-      </w:r>
-      <w:r>
-        <w:rPr>
-          <w:rFonts w:ascii="Liberation Serif" w:hAnsi="Liberation Serif" w:eastAsia="Liberation Serif" w:cs="Liberation Serif"/>
-          <w:color w:val="000000"/>
-        </w:rPr>
-        <w:t xml:space="preserve">rite the function that models the remaining mass after t years</w:t>
-      </w:r>
-      <w:r>
-        <w:rPr>
-          <w:rFonts w:ascii="Liberation Serif" w:hAnsi="Liberation Serif" w:eastAsia="Liberation Serif" w:cs="Liberation Serif"/>
-          <w:color w:val="000000"/>
-          <w:lang w:val="es-ES"/>
-        </w:rPr>
-        <w:t xml:space="preserve">.</w:t>
-      </w:r>
-      <w:r>
-        <w:rPr>
-          <w:rFonts w:ascii="Liberation Serif" w:hAnsi="Liberation Serif" w:eastAsia="Liberation Serif" w:cs="Liberation Serif"/>
-        </w:rPr>
-      </w:r>
-      <w:r>
-        <w:rPr>
-          <w:rFonts w:ascii="Liberation Serif" w:hAnsi="Liberation Serif" w:cs="Liberation Serif"/>
-        </w:rPr>
-      </w:r>
-    </w:p>
-    <w:p>
-      <w:pPr>
-        <w:pStyle w:val="1061"/>
-        <w:numPr>
-          <w:ilvl w:val="2"/>
-          <w:numId w:val="71"/>
-        </w:numPr>
-        <w:pBdr>
-          <w:top w:val="none" w:color="000000" w:sz="4" w:space="0"/>
-          <w:left w:val="none" w:color="000000" w:sz="4" w:space="0"/>
-          <w:bottom w:val="none" w:color="000000" w:sz="4" w:space="0"/>
-          <w:right w:val="none" w:color="000000" w:sz="4" w:space="0"/>
-        </w:pBdr>
-        <w:spacing/>
-        <w:ind w:right="0"/>
-        <w:rPr>
-          <w:rFonts w:ascii="Liberation Serif" w:hAnsi="Liberation Serif" w:cs="Liberation Serif"/>
-        </w:rPr>
-      </w:pPr>
-      <w:r>
-        <w:rPr>
-          <w:rFonts w:ascii="Liberation Serif" w:hAnsi="Liberation Serif" w:eastAsia="Liberation Serif" w:cs="Liberation Serif"/>
-          <w:color w:val="000000"/>
-        </w:rPr>
-        <w:t xml:space="preserve">How much mass will remain after 4000 years?</w:t>
-      </w:r>
-      <w:r>
-        <w:rPr>
-          <w:rFonts w:ascii="Liberation Serif" w:hAnsi="Liberation Serif" w:eastAsia="Liberation Serif" w:cs="Liberation Serif"/>
-        </w:rPr>
-      </w:r>
-      <w:r>
-        <w:rPr>
-          <w:rFonts w:ascii="Liberation Serif" w:hAnsi="Liberation Serif" w:cs="Liberation Serif"/>
-        </w:rPr>
-      </w:r>
-    </w:p>
-    <w:p>
-      <w:pPr>
-        <w:pStyle w:val="1061"/>
-        <w:numPr>
-          <w:ilvl w:val="2"/>
-          <w:numId w:val="71"/>
-        </w:numPr>
-        <w:pBdr>
-          <w:top w:val="none" w:color="000000" w:sz="4" w:space="0"/>
-          <w:left w:val="none" w:color="000000" w:sz="4" w:space="0"/>
-          <w:bottom w:val="none" w:color="000000" w:sz="4" w:space="0"/>
-          <w:right w:val="none" w:color="000000" w:sz="4" w:space="0"/>
-        </w:pBdr>
-        <w:spacing/>
-        <w:ind w:right="0"/>
-        <w:rPr>
-          <w:rFonts w:ascii="Liberation Serif" w:hAnsi="Liberation Serif" w:cs="Liberation Serif"/>
-        </w:rPr>
-      </w:pPr>
-      <w:r>
-        <w:rPr>
-          <w:rFonts w:ascii="Liberation Serif" w:hAnsi="Liberation Serif" w:eastAsia="Liberation Serif" w:cs="Liberation Serif"/>
-          <w:color w:val="000000"/>
-        </w:rPr>
-        <w:t xml:space="preserve">How much time will it take for the sample to be only 10 mg.</w:t>
-      </w:r>
-      <w:r>
-        <w:rPr>
-          <w:rFonts w:ascii="Liberation Serif" w:hAnsi="Liberation Serif" w:cs="Liberation Serif"/>
-        </w:rPr>
-      </w:r>
-      <w:r>
-        <w:rPr>
-          <w:rFonts w:ascii="Liberation Serif" w:hAnsi="Liberation Serif" w:cs="Liberation Serif"/>
-        </w:rPr>
-      </w:r>
-    </w:p>
-    <w:tbl>
-      <w:tblPr>
-        <w:tblStyle w:val="1063"/>
-        <w:tblW w:w="0" w:type="auto"/>
-        <w:tblBorders/>
-        <w:tblLook w:val="04A0" w:firstRow="1" w:lastRow="0" w:firstColumn="1" w:lastColumn="0" w:noHBand="0" w:noVBand="1"/>
-      </w:tblPr>
-      <w:tblGrid>
-        <w:gridCol w:w="9360"/>
-      </w:tblGrid>
-      <w:tr>
-        <w:trPr>
-          <w:trHeight w:val="4320"/>
-        </w:trPr>
-        <w:tc>
-          <w:tcPr>
-            <w:tcBorders/>
-            <w:tcW w:w="9360" w:type="dxa"/>
-            <w:textDirection w:val="lrTb"/>
-            <w:noWrap w:val="false"/>
-          </w:tcPr>
-          <w:p>
-            <w:pPr>
-              <w:pBdr/>
-              <w:shd w:val="nil" w:color="000000"/>
-              <w:spacing/>
-              <w:ind/>
-              <w:rPr>
-                <w:rFonts w:ascii="Liberation Serif" w:hAnsi="Liberation Serif" w:cs="Liberation Serif"/>
-                <w14:ligatures w14:val="none"/>
-              </w:rPr>
-            </w:pPr>
-            <w:r>
-              <w:rPr>
-                <w:rFonts w:ascii="Liberation Serif" w:hAnsi="Liberation Serif" w:cs="Liberation Serif"/>
-              </w:rPr>
-            </w:r>
-            <w:r>
-              <w:rPr>
-                <w:rFonts w:ascii="Liberation Serif" w:hAnsi="Liberation Serif" w:cs="Liberation Serif"/>
-                <w14:ligatures w14:val="none"/>
-              </w:rPr>
-            </w:r>
-            <w:r>
-              <w:rPr>
-                <w:rFonts w:ascii="Liberation Serif" w:hAnsi="Liberation Serif" w:cs="Liberation Serif"/>
-                <w14:ligatures w14:val="none"/>
-              </w:rPr>
-            </w:r>
-          </w:p>
-        </w:tc>
-      </w:tr>
-    </w:tbl>
-    <w:p>
-      <w:pPr>
-        <w:pBdr/>
         <w:shd w:val="nil" w:color="000000"/>
-        <w:spacing/>
-        <w:ind/>
-        <w:rPr>
-          <w:rFonts w:ascii="Liberation Serif" w:hAnsi="Liberation Serif" w:cs="Liberation Serif"/>
-          <w14:ligatures w14:val="none"/>
-        </w:rPr>
-      </w:pPr>
-      <w:r>
-        <w:rPr>
-          <w:rFonts w:ascii="Liberation Serif" w:hAnsi="Liberation Serif" w:cs="Liberation Serif"/>
-        </w:rPr>
-      </w:r>
-      <w:r>
-        <w:rPr>
-          <w:rFonts w:ascii="Liberation Serif" w:hAnsi="Liberation Serif" w:cs="Liberation Serif"/>
-        </w:rPr>
-      </w:r>
-      <w:r>
-        <w:rPr>
-          <w:rFonts w:ascii="Liberation Serif" w:hAnsi="Liberation Serif" w:cs="Liberation Serif"/>
-          <w14:ligatures w14:val="none"/>
-        </w:rPr>
-      </w:r>
-    </w:p>
-    <w:p>
-      <w:pPr>
-        <w:pStyle w:val="1061"/>
-        <w:numPr>
-          <w:ilvl w:val="0"/>
-          <w:numId w:val="70"/>
-        </w:numPr>
-        <w:pBdr/>
-        <w:shd w:val="nil" w:color="auto"/>
         <w:spacing/>
         <w:ind/>
         <w:rPr>
@@ -5141,6 +4776,7 @@
         <w:rPr>
           <w:rFonts w:ascii="Liberation Serif" w:hAnsi="Liberation Serif" w:eastAsia="Liberation Serif" w:cs="Liberation Serif"/>
           <w:lang w:val="es-ES"/>
+          <w14:ligatures w14:val="none"/>
         </w:rPr>
       </w:r>
       <w:r>
@@ -5156,7 +4792,7 @@
         <w:pStyle w:val="1061"/>
         <w:numPr>
           <w:ilvl w:val="0"/>
-          <w:numId w:val="48"/>
+          <w:numId w:val="97"/>
         </w:numPr>
         <w:pBdr/>
         <w:shd w:val="nil" w:color="000000"/>
@@ -5302,6 +4938,7 @@
       <w:r>
         <w:rPr>
           <w:rFonts w:ascii="Liberation Serif" w:hAnsi="Liberation Serif" w:cs="Liberation Serif"/>
+          <w14:ligatures w14:val="none"/>
         </w:rPr>
       </w:r>
       <w:r>
@@ -5316,7 +4953,7 @@
         <w:pStyle w:val="1061"/>
         <w:numPr>
           <w:ilvl w:val="0"/>
-          <w:numId w:val="48"/>
+          <w:numId w:val="97"/>
         </w:numPr>
         <w:pBdr/>
         <w:shd w:val="nil" w:color="000000"/>
@@ -5359,7 +4996,25 @@
       <w:r>
         <w:rPr>
           <w:rFonts w:ascii="Liberation Serif" w:hAnsi="Liberation Serif" w:cs="Liberation Serif"/>
-          <w:highlight w:val="none"/>
+          <w14:ligatures w14:val="none"/>
+        </w:rPr>
+      </w:r>
+      <w:r>
+        <w:rPr>
+          <w:rFonts w:ascii="Liberation Serif" w:hAnsi="Liberation Serif" w:cs="Liberation Serif"/>
+          <w14:ligatures w14:val="none"/>
+        </w:rPr>
+      </w:r>
+      <w:r>
+        <w:rPr>
+          <w:rFonts w:ascii="Liberation Serif" w:hAnsi="Liberation Serif" w:eastAsia="Liberation Serif" w:cs="Liberation Serif"/>
+          <w:lang w:val="es-ES"/>
+        </w:rPr>
+      </w:r>
+      <w:r>
+        <w:rPr>
+          <w:rFonts w:ascii="Liberation Serif" w:hAnsi="Liberation Serif" w:cs="Liberation Serif"/>
+          <w14:ligatures w14:val="none"/>
         </w:rPr>
       </w:r>
       <w:r>
@@ -5381,7 +5036,7 @@
       </w:tblGrid>
       <w:tr>
         <w:trPr>
-          <w:trHeight w:val="3600"/>
+          <w:trHeight w:val="4320"/>
         </w:trPr>
         <w:tc>
           <w:tcPr>
@@ -5425,7 +5080,7 @@
     <w:p>
       <w:pPr>
         <w:pBdr/>
-        <w:shd w:val="nil" w:color="auto"/>
+        <w:shd w:val="nil"/>
         <w:spacing/>
         <w:ind/>
         <w:rPr>
@@ -5436,12 +5091,14 @@
       <w:r>
         <w:rPr>
           <w:rFonts w:ascii="Liberation Serif" w:hAnsi="Liberation Serif" w:cs="Liberation Serif"/>
+          <w14:ligatures w14:val="none"/>
         </w:rPr>
         <w:br w:type="page" w:clear="all"/>
       </w:r>
       <w:r>
         <w:rPr>
           <w:rFonts w:ascii="Liberation Serif" w:hAnsi="Liberation Serif" w:cs="Liberation Serif"/>
+          <w14:ligatures w14:val="none"/>
         </w:rPr>
       </w:r>
       <w:r>
@@ -5453,12 +5110,271 @@
     </w:p>
     <w:p>
       <w:pPr>
-        <w:pStyle w:val="1008"/>
-        <w:pBdr/>
-        <w:spacing/>
-        <w:ind/>
+        <w:pStyle w:val="1061"/>
+        <w:numPr>
+          <w:ilvl w:val="0"/>
+          <w:numId w:val="70"/>
+        </w:numPr>
+        <w:pBdr>
+          <w:top w:val="none" w:color="000000" w:sz="4" w:space="0"/>
+          <w:left w:val="none" w:color="000000" w:sz="4" w:space="0"/>
+          <w:bottom w:val="none" w:color="000000" w:sz="4" w:space="0"/>
+          <w:right w:val="none" w:color="000000" w:sz="4" w:space="0"/>
+        </w:pBdr>
+        <w:shd w:val="nil" w:color="auto"/>
+        <w:spacing/>
+        <w:ind/>
+        <w:rPr>
+          <w:rFonts w:ascii="Liberation Serif" w:hAnsi="Liberation Serif" w:eastAsia="Liberation Serif" w:cs="Liberation Serif"/>
+          <w:lang w:val="es-ES"/>
+          <w14:ligatures w14:val="none"/>
+        </w:rPr>
+      </w:pPr>
+      <w:r>
+        <w:rPr>
+          <w:rFonts w:ascii="Liberation Serif" w:hAnsi="Liberation Serif" w:eastAsia="Liberation Serif" w:cs="Liberation Serif"/>
+          <w:lang w:val="es-ES"/>
+        </w:rPr>
+        <w:t xml:space="preserve">The half-life of Radium-266 is 1600 years. Suppose that there is a sample of 22mg. Recalling that the mass decays exponentially, fulfill the following points</w:t>
+      </w:r>
+      <w:r>
+        <w:rPr>
+          <w:rFonts w:ascii="Liberation Serif" w:hAnsi="Liberation Serif" w:eastAsia="Liberation Serif" w:cs="Liberation Serif"/>
+          <w:lang w:val="es-ES"/>
+          <w14:ligatures w14:val="none"/>
+        </w:rPr>
+      </w:r>
+      <w:r>
+        <w:rPr>
+          <w:rFonts w:ascii="Liberation Serif" w:hAnsi="Liberation Serif" w:eastAsia="Liberation Serif" w:cs="Liberation Serif"/>
+          <w:lang w:val="es-ES"/>
+          <w14:ligatures w14:val="none"/>
+        </w:rPr>
+      </w:r>
+    </w:p>
+    <w:p>
+      <w:pPr>
+        <w:pStyle w:val="1061"/>
+        <w:numPr>
+          <w:ilvl w:val="2"/>
+          <w:numId w:val="71"/>
+        </w:numPr>
+        <w:pBdr>
+          <w:top w:val="none" w:color="000000" w:sz="4" w:space="0"/>
+          <w:left w:val="none" w:color="000000" w:sz="4" w:space="0"/>
+          <w:bottom w:val="none" w:color="000000" w:sz="4" w:space="0"/>
+          <w:right w:val="none" w:color="000000" w:sz="4" w:space="0"/>
+        </w:pBdr>
+        <w:spacing/>
+        <w:ind w:right="0"/>
         <w:rPr>
           <w:rFonts w:ascii="Liberation Serif" w:hAnsi="Liberation Serif" w:cs="Liberation Serif"/>
+        </w:rPr>
+      </w:pPr>
+      <w:r>
+        <w:rPr>
+          <w:rFonts w:ascii="Liberation Serif" w:hAnsi="Liberation Serif" w:eastAsia="Liberation Serif" w:cs="Liberation Serif"/>
+          <w:color w:val="000000"/>
+          <w:lang w:val="es-ES"/>
+        </w:rPr>
+        <w:t xml:space="preserve">W</w:t>
+      </w:r>
+      <w:r>
+        <w:rPr>
+          <w:rFonts w:ascii="Liberation Serif" w:hAnsi="Liberation Serif" w:eastAsia="Liberation Serif" w:cs="Liberation Serif"/>
+          <w:color w:val="000000"/>
+        </w:rPr>
+        <w:t xml:space="preserve">rite the function that models the remaining mass after t years</w:t>
+      </w:r>
+      <w:r>
+        <w:rPr>
+          <w:rFonts w:ascii="Liberation Serif" w:hAnsi="Liberation Serif" w:eastAsia="Liberation Serif" w:cs="Liberation Serif"/>
+          <w:color w:val="000000"/>
+          <w:lang w:val="es-ES"/>
+        </w:rPr>
+        <w:t xml:space="preserve">.</w:t>
+      </w:r>
+      <w:r>
+        <w:rPr>
+          <w:rFonts w:ascii="Liberation Serif" w:hAnsi="Liberation Serif" w:cs="Liberation Serif"/>
+        </w:rPr>
+      </w:r>
+      <w:r>
+        <w:rPr>
+          <w:rFonts w:ascii="Liberation Serif" w:hAnsi="Liberation Serif" w:cs="Liberation Serif"/>
+        </w:rPr>
+      </w:r>
+    </w:p>
+    <w:p>
+      <w:pPr>
+        <w:pStyle w:val="1061"/>
+        <w:numPr>
+          <w:ilvl w:val="2"/>
+          <w:numId w:val="71"/>
+        </w:numPr>
+        <w:pBdr>
+          <w:top w:val="none" w:color="000000" w:sz="4" w:space="0"/>
+          <w:left w:val="none" w:color="000000" w:sz="4" w:space="0"/>
+          <w:bottom w:val="none" w:color="000000" w:sz="4" w:space="0"/>
+          <w:right w:val="none" w:color="000000" w:sz="4" w:space="0"/>
+        </w:pBdr>
+        <w:spacing/>
+        <w:ind w:right="0"/>
+        <w:rPr>
+          <w:rFonts w:ascii="Liberation Serif" w:hAnsi="Liberation Serif" w:cs="Liberation Serif"/>
+        </w:rPr>
+      </w:pPr>
+      <w:r>
+        <w:rPr>
+          <w:rFonts w:ascii="Liberation Serif" w:hAnsi="Liberation Serif" w:eastAsia="Liberation Serif" w:cs="Liberation Serif"/>
+          <w:color w:val="000000"/>
+        </w:rPr>
+        <w:t xml:space="preserve">How much mass will remain after 4000 years?</w:t>
+      </w:r>
+      <w:r>
+        <w:rPr>
+          <w:rFonts w:ascii="Liberation Serif" w:hAnsi="Liberation Serif" w:cs="Liberation Serif"/>
+        </w:rPr>
+      </w:r>
+      <w:r>
+        <w:rPr>
+          <w:rFonts w:ascii="Liberation Serif" w:hAnsi="Liberation Serif" w:cs="Liberation Serif"/>
+        </w:rPr>
+      </w:r>
+    </w:p>
+    <w:p>
+      <w:pPr>
+        <w:pStyle w:val="1061"/>
+        <w:numPr>
+          <w:ilvl w:val="2"/>
+          <w:numId w:val="71"/>
+        </w:numPr>
+        <w:pBdr>
+          <w:top w:val="none" w:color="000000" w:sz="4" w:space="0"/>
+          <w:left w:val="none" w:color="000000" w:sz="4" w:space="0"/>
+          <w:bottom w:val="none" w:color="000000" w:sz="4" w:space="0"/>
+          <w:right w:val="none" w:color="000000" w:sz="4" w:space="0"/>
+        </w:pBdr>
+        <w:spacing/>
+        <w:ind w:right="0"/>
+        <w:rPr>
+          <w:rFonts w:ascii="Liberation Serif" w:hAnsi="Liberation Serif" w:cs="Liberation Serif"/>
+        </w:rPr>
+      </w:pPr>
+      <w:r>
+        <w:rPr>
+          <w:rFonts w:ascii="Liberation Serif" w:hAnsi="Liberation Serif" w:eastAsia="Liberation Serif" w:cs="Liberation Serif"/>
+          <w:color w:val="000000"/>
+        </w:rPr>
+        <w:t xml:space="preserve">How much time will it take for the sample to be only a quarter of its initial value?.</w:t>
+      </w:r>
+      <w:r>
+        <w:rPr>
+          <w:rFonts w:ascii="Liberation Serif" w:hAnsi="Liberation Serif" w:cs="Liberation Serif"/>
+        </w:rPr>
+      </w:r>
+      <w:r>
+        <w:rPr>
+          <w:rFonts w:ascii="Liberation Serif" w:hAnsi="Liberation Serif" w:cs="Liberation Serif"/>
+        </w:rPr>
+      </w:r>
+    </w:p>
+    <w:tbl>
+      <w:tblPr>
+        <w:tblStyle w:val="1063"/>
+        <w:tblW w:w="0" w:type="auto"/>
+        <w:tblBorders/>
+        <w:tblLook w:val="04A0" w:firstRow="1" w:lastRow="0" w:firstColumn="1" w:lastColumn="0" w:noHBand="0" w:noVBand="1"/>
+      </w:tblPr>
+      <w:tblGrid>
+        <w:gridCol w:w="9360"/>
+      </w:tblGrid>
+      <w:tr>
+        <w:trPr>
+          <w:trHeight w:val="4320"/>
+        </w:trPr>
+        <w:tc>
+          <w:tcPr>
+            <w:tcBorders/>
+            <w:tcW w:w="9360" w:type="dxa"/>
+            <w:textDirection w:val="lrTb"/>
+            <w:noWrap w:val="false"/>
+          </w:tcPr>
+          <w:p>
+            <w:pPr>
+              <w:pBdr/>
+              <w:shd w:val="nil" w:color="000000"/>
+              <w:spacing/>
+              <w:ind/>
+              <w:rPr>
+                <w:rFonts w:ascii="Liberation Serif" w:hAnsi="Liberation Serif" w:cs="Liberation Serif"/>
+                <w14:ligatures w14:val="none"/>
+              </w:rPr>
+            </w:pPr>
+            <w:r>
+              <w:rPr>
+                <w:rFonts w:ascii="Liberation Serif" w:hAnsi="Liberation Serif" w:cs="Liberation Serif"/>
+              </w:rPr>
+            </w:r>
+            <w:r>
+              <w:rPr>
+                <w:rFonts w:ascii="Liberation Serif" w:hAnsi="Liberation Serif" w:cs="Liberation Serif"/>
+                <w14:ligatures w14:val="none"/>
+              </w:rPr>
+            </w:r>
+            <w:r>
+              <w:rPr>
+                <w:rFonts w:ascii="Liberation Serif" w:hAnsi="Liberation Serif" w:cs="Liberation Serif"/>
+                <w14:ligatures w14:val="none"/>
+              </w:rPr>
+            </w:r>
+          </w:p>
+        </w:tc>
+      </w:tr>
+    </w:tbl>
+    <w:p>
+      <w:pPr>
+        <w:pStyle w:val="1008"/>
+        <w:pBdr/>
+        <w:spacing/>
+        <w:ind/>
+        <w:rPr>
+          <w:rFonts w:ascii="Liberation Serif" w:hAnsi="Liberation Serif" w:cs="Liberation Serif"/>
+          <w14:ligatures w14:val="none"/>
+        </w:rPr>
+      </w:pPr>
+      <w:r>
+        <w:rPr>
+          <w:rFonts w:ascii="Liberation Serif" w:hAnsi="Liberation Serif" w:eastAsia="Liberation Serif" w:cs="Liberation Serif"/>
+          <w:highlight w:val="none"/>
+          <w:lang w:val="es-ES"/>
+        </w:rPr>
+      </w:r>
+      <w:r>
+        <w:rPr>
+          <w:rFonts w:ascii="Liberation Serif" w:hAnsi="Liberation Serif" w:eastAsia="Liberation Serif" w:cs="Liberation Serif"/>
+          <w:highlight w:val="none"/>
+          <w:lang w:val="es-ES"/>
+        </w:rPr>
+      </w:r>
+      <w:r>
+        <w:rPr>
+          <w:rFonts w:ascii="Liberation Serif" w:hAnsi="Liberation Serif" w:eastAsia="Liberation Serif" w:cs="Liberation Serif"/>
+          <w:highlight w:val="none"/>
+          <w:lang w:val="es-ES"/>
+        </w:rPr>
+      </w:r>
+    </w:p>
+    <w:p>
+      <w:pPr>
+        <w:pStyle w:val="1008"/>
+        <w:pBdr/>
+        <w:spacing/>
+        <w:ind/>
+        <w:rPr>
+          <w:rFonts w:ascii="Liberation Serif" w:hAnsi="Liberation Serif" w:eastAsia="Liberation Serif" w:cs="Liberation Serif"/>
+          <w:highlight w:val="none"/>
+          <w:lang w:val="es-ES"/>
           <w14:ligatures w14:val="none"/>
         </w:rPr>
       </w:pPr>
@@ -5477,8 +5393,8 @@
       </w:r>
       <w:r>
         <w:rPr>
-          <w:rFonts w:ascii="Liberation Serif" w:hAnsi="Liberation Serif" w:eastAsia="Liberation Serif" w:cs="Liberation Serif"/>
-          <w:lang w:val="es-ES"/>
+          <w:rFonts w:ascii="Liberation Serif" w:hAnsi="Liberation Serif" w:cs="Liberation Serif"/>
+          <w14:ligatures w14:val="none"/>
         </w:rPr>
       </w:r>
       <w:r>
@@ -5633,8 +5549,8 @@
       </w:r>
       <w:r>
         <w:rPr>
-          <w:rFonts w:ascii="Liberation Serif" w:hAnsi="Liberation Serif" w:eastAsia="Liberation Serif" w:cs="Liberation Serif"/>
-          <w:lang w:val="es-ES"/>
+          <w:rFonts w:ascii="Liberation Serif" w:hAnsi="Liberation Serif" w:cs="Liberation Serif"/>
+          <w14:ligatures w14:val="none"/>
         </w:rPr>
       </w:r>
       <w:r>
@@ -5704,154 +5620,6 @@
         <w:spacing/>
         <w:ind/>
         <w:rPr>
-          <w:rFonts w:ascii="Liberation Serif" w:hAnsi="Liberation Serif" w:cs="Liberation Serif"/>
-          <w14:ligatures w14:val="none"/>
-        </w:rPr>
-      </w:pPr>
-      <w:r>
-        <w:rPr>
-          <w:rFonts w:ascii="Liberation Serif" w:hAnsi="Liberation Serif" w:eastAsia="Liberation Serif" w:cs="Liberation Serif"/>
-          <w:lang w:val="es-ES" w:bidi="es-ES"/>
-        </w:rPr>
-      </w:r>
-      <w:r>
-        <w:rPr>
-          <w:rFonts w:ascii="Liberation Serif" w:hAnsi="Liberation Serif" w:eastAsia="Liberation Serif" w:cs="Liberation Serif"/>
-          <w:lang w:val="es-ES"/>
-        </w:rPr>
-      </w:r>
-      <w:r>
-        <w:rPr>
-          <w:rFonts w:ascii="Liberation Serif" w:hAnsi="Liberation Serif" w:cs="Liberation Serif"/>
-          <w14:ligatures w14:val="none"/>
-        </w:rPr>
-      </w:r>
-    </w:p>
-    <w:p>
-      <w:pPr>
-        <w:pStyle w:val="1061"/>
-        <w:numPr>
-          <w:ilvl w:val="0"/>
-          <w:numId w:val="72"/>
-        </w:numPr>
-        <w:pBdr/>
-        <w:shd w:val="nil" w:color="auto"/>
-        <w:spacing/>
-        <w:ind/>
-        <w:rPr>
-          <w:rFonts w:ascii="Liberation Serif" w:hAnsi="Liberation Serif" w:eastAsia="Liberation Serif" w:cs="Liberation Serif"/>
-          <w:lang w:val="es-ES"/>
-          <w14:ligatures w14:val="none"/>
-        </w:rPr>
-      </w:pPr>
-      <w:r>
-        <w:rPr>
-          <w:rFonts w:ascii="Liberation Serif" w:hAnsi="Liberation Serif" w:eastAsia="Liberation Serif" w:cs="Liberation Serif"/>
-          <w:lang w:val="es-ES"/>
-        </w:rPr>
-        <w:t xml:space="preserve">Graph the following conic section </w:t>
-      </w:r>
-      <w:r>
-        <w:rPr>
-          <w:rFonts w:ascii="Liberation Serif" w:hAnsi="Liberation Serif" w:eastAsia="Liberation Serif" w:cs="Liberation Serif"/>
-          <w:lang w:val="es-ES" w:bidi="es-ES"/>
-        </w:rPr>
-      </w:r>
-      <m:oMath>
-        <m:d>
-          <m:dPr>
-            <m:begChr m:val="("/>
-            <m:endChr m:val=")"/>
-            <m:ctrlPr>
-              <w:rPr>
-                <w:rFonts w:ascii="Cambria Math" w:hAnsi="Cambria Math" w:eastAsia="Cambria Math" w:cs="Cambria Math"/>
-                <w:szCs w:val="22"/>
-                <w:lang w:val="en-US" w:bidi="en-US"/>
-              </w:rPr>
-            </m:ctrlPr>
-          </m:dPr>
-          <m:e>
-            <m:r>
-              <w:rPr>
-                <w:rFonts w:hint="default" w:ascii="Cambria Math" w:hAnsi="Cambria Math" w:eastAsia="Cambria Math" w:cs="Cambria Math"/>
-                <w:lang w:val="es-ES" w:bidi="es-ES"/>
-              </w:rPr>
-              <m:rPr/>
-              <m:t>x+5</m:t>
-            </m:r>
-          </m:e>
-        </m:d>
-        <m:r>
-          <w:rPr>
-            <w:rFonts w:hint="default" w:ascii="Cambria Math" w:hAnsi="Cambria Math" w:eastAsia="Cambria Math" w:cs="Cambria Math"/>
-            <w:sz w:val="22"/>
-            <w:szCs w:val="22"/>
-            <w:highlight w:val="none"/>
-            <w:lang w:val="en-US" w:bidi="en-US"/>
-          </w:rPr>
-          <m:rPr/>
-          <m:t>=0.5</m:t>
-        </m:r>
-        <m:sSup>
-          <m:sSupPr>
-            <m:ctrlPr>
-              <w:rPr>
-                <w:rFonts w:ascii="Cambria Math" w:hAnsi="Cambria Math" w:eastAsia="Cambria Math" w:cs="Cambria Math"/>
-                <w:szCs w:val="22"/>
-                <w:lang w:val="en-US" w:bidi="en-US"/>
-              </w:rPr>
-            </m:ctrlPr>
-          </m:sSupPr>
-          <m:e>
-            <m:r>
-              <w:rPr>
-                <w:rFonts w:hint="default" w:ascii="Cambria Math" w:hAnsi="Cambria Math" w:eastAsia="Cambria Math" w:cs="Cambria Math"/>
-                <w:lang w:val="es-ES" w:bidi="es-ES"/>
-              </w:rPr>
-              <m:rPr/>
-              <m:t>(y-5)</m:t>
-            </m:r>
-          </m:e>
-          <m:sup>
-            <m:r>
-              <w:rPr>
-                <w:rFonts w:hint="default" w:ascii="Cambria Math" w:hAnsi="Cambria Math" w:eastAsia="Cambria Math" w:cs="Cambria Math"/>
-                <w:lang w:val="es-ES" w:bidi="es-ES"/>
-              </w:rPr>
-              <m:rPr/>
-              <m:t>2</m:t>
-            </m:r>
-          </m:sup>
-        </m:sSup>
-      </m:oMath>
-      <w:r>
-        <w:rPr>
-          <w:rFonts w:ascii="Liberation Serif" w:hAnsi="Liberation Serif" w:eastAsia="Liberation Serif" w:cs="Liberation Serif"/>
-          <w:lang w:val="es-ES"/>
-        </w:rPr>
-        <w:t xml:space="preserve">.</w:t>
-      </w:r>
-      <w:r>
-        <w:rPr>
-          <w:rFonts w:ascii="Liberation Serif" w:hAnsi="Liberation Serif" w:eastAsia="Liberation Serif" w:cs="Liberation Serif"/>
-          <w:lang w:val="es-ES"/>
-        </w:rPr>
-      </w:r>
-      <w:r>
-        <w:rPr>
-          <w:rFonts w:ascii="Liberation Serif" w:hAnsi="Liberation Serif" w:eastAsia="Liberation Serif" w:cs="Liberation Serif"/>
-          <w:lang w:val="es-ES"/>
-          <w14:ligatures w14:val="none"/>
-        </w:rPr>
-      </w:r>
-    </w:p>
-    <w:p>
-      <w:pPr>
-        <w:pBdr/>
-        <w:shd w:val="nil" w:color="auto"/>
-        <w:spacing/>
-        <w:ind/>
-        <w:rPr>
           <w:lang w:val="es-ES"/>
           <w14:ligatures w14:val="none"/>
         </w:rPr>
@@ -5864,6 +5632,7 @@
       <w:r>
         <w:rPr>
           <w:lang w:val="es-ES"/>
+          <w14:ligatures w14:val="none"/>
         </w:rPr>
       </w:r>
       <w:r>
@@ -15879,6 +15648,2989 @@
       <w:lvlJc w:val="left"/>
       <w:lvlText w:val="%1)"/>
       <w:numFmt w:val="lowerLetter"/>
+      <w:pPr>
+        <w:pBdr/>
+        <w:spacing/>
+        <w:ind w:hanging="360" w:left="709"/>
+      </w:pPr>
+      <w:rPr/>
+      <w:start w:val="1"/>
+      <w:suff w:val="tab"/>
+    </w:lvl>
+    <w:lvl w:ilvl="1">
+      <w:isLgl w:val="false"/>
+      <w:lvlJc w:val="left"/>
+      <w:lvlText w:val="%2."/>
+      <w:numFmt w:val="lowerLetter"/>
+      <w:pPr>
+        <w:pBdr/>
+        <w:spacing/>
+        <w:ind w:hanging="360" w:left="1429"/>
+      </w:pPr>
+      <w:rPr/>
+      <w:start w:val="1"/>
+      <w:suff w:val="tab"/>
+    </w:lvl>
+    <w:lvl w:ilvl="2">
+      <w:isLgl w:val="false"/>
+      <w:lvlJc w:val="right"/>
+      <w:lvlText w:val="%3."/>
+      <w:numFmt w:val="lowerRoman"/>
+      <w:pPr>
+        <w:pBdr/>
+        <w:spacing/>
+        <w:ind w:hanging="180" w:left="2149"/>
+      </w:pPr>
+      <w:rPr/>
+      <w:start w:val="1"/>
+      <w:suff w:val="tab"/>
+    </w:lvl>
+    <w:lvl w:ilvl="3">
+      <w:isLgl w:val="false"/>
+      <w:lvlJc w:val="left"/>
+      <w:lvlText w:val="%4."/>
+      <w:numFmt w:val="decimal"/>
+      <w:pPr>
+        <w:pBdr/>
+        <w:spacing/>
+        <w:ind w:hanging="360" w:left="2869"/>
+      </w:pPr>
+      <w:rPr/>
+      <w:start w:val="1"/>
+      <w:suff w:val="tab"/>
+    </w:lvl>
+    <w:lvl w:ilvl="4">
+      <w:isLgl w:val="false"/>
+      <w:lvlJc w:val="left"/>
+      <w:lvlText w:val="%5."/>
+      <w:numFmt w:val="lowerLetter"/>
+      <w:pPr>
+        <w:pBdr/>
+        <w:spacing/>
+        <w:ind w:hanging="360" w:left="3589"/>
+      </w:pPr>
+      <w:rPr/>
+      <w:start w:val="1"/>
+      <w:suff w:val="tab"/>
+    </w:lvl>
+    <w:lvl w:ilvl="5">
+      <w:isLgl w:val="false"/>
+      <w:lvlJc w:val="right"/>
+      <w:lvlText w:val="%6."/>
+      <w:numFmt w:val="lowerRoman"/>
+      <w:pPr>
+        <w:pBdr/>
+        <w:spacing/>
+        <w:ind w:hanging="180" w:left="4309"/>
+      </w:pPr>
+      <w:rPr/>
+      <w:start w:val="1"/>
+      <w:suff w:val="tab"/>
+    </w:lvl>
+    <w:lvl w:ilvl="6">
+      <w:isLgl w:val="false"/>
+      <w:lvlJc w:val="left"/>
+      <w:lvlText w:val="%7."/>
+      <w:numFmt w:val="decimal"/>
+      <w:pPr>
+        <w:pBdr/>
+        <w:spacing/>
+        <w:ind w:hanging="360" w:left="5029"/>
+      </w:pPr>
+      <w:rPr/>
+      <w:start w:val="1"/>
+      <w:suff w:val="tab"/>
+    </w:lvl>
+    <w:lvl w:ilvl="7">
+      <w:isLgl w:val="false"/>
+      <w:lvlJc w:val="left"/>
+      <w:lvlText w:val="%8."/>
+      <w:numFmt w:val="lowerLetter"/>
+      <w:pPr>
+        <w:pBdr/>
+        <w:spacing/>
+        <w:ind w:hanging="360" w:left="5749"/>
+      </w:pPr>
+      <w:rPr/>
+      <w:start w:val="1"/>
+      <w:suff w:val="tab"/>
+    </w:lvl>
+    <w:lvl w:ilvl="8">
+      <w:isLgl w:val="false"/>
+      <w:lvlJc w:val="right"/>
+      <w:lvlText w:val="%9."/>
+      <w:numFmt w:val="lowerRoman"/>
+      <w:pPr>
+        <w:pBdr/>
+        <w:spacing/>
+        <w:ind w:hanging="180" w:left="6469"/>
+      </w:pPr>
+      <w:rPr/>
+      <w:start w:val="1"/>
+      <w:suff w:val="tab"/>
+    </w:lvl>
+  </w:abstractNum>
+  <w:abstractNum w:abstractNumId="75">
+    <w:nsid w:val="4F5F591E"/>
+    <w:lvl w:ilvl="0">
+      <w:isLgl w:val="false"/>
+      <w:lvlJc w:val="right"/>
+      <w:lvlText w:val="%1)"/>
+      <w:numFmt w:val="decimal"/>
+      <w:pPr>
+        <w:pBdr/>
+        <w:spacing/>
+        <w:ind w:hanging="360" w:left="709"/>
+      </w:pPr>
+      <w:rPr/>
+      <w:start w:val="1"/>
+      <w:suff w:val="tab"/>
+    </w:lvl>
+    <w:lvl w:ilvl="1">
+      <w:isLgl w:val="false"/>
+      <w:lvlJc w:val="left"/>
+      <w:lvlText w:val="%2."/>
+      <w:numFmt w:val="lowerLetter"/>
+      <w:pPr>
+        <w:pBdr/>
+        <w:spacing/>
+        <w:ind w:hanging="360" w:left="1440"/>
+      </w:pPr>
+      <w:rPr/>
+      <w:start w:val="1"/>
+      <w:suff w:val="tab"/>
+    </w:lvl>
+    <w:lvl w:ilvl="2">
+      <w:isLgl w:val="false"/>
+      <w:lvlJc w:val="right"/>
+      <w:lvlText w:val="%3."/>
+      <w:numFmt w:val="lowerRoman"/>
+      <w:pPr>
+        <w:pBdr/>
+        <w:spacing/>
+        <w:ind w:hanging="180" w:left="2160"/>
+      </w:pPr>
+      <w:rPr/>
+      <w:start w:val="1"/>
+      <w:suff w:val="tab"/>
+    </w:lvl>
+    <w:lvl w:ilvl="3">
+      <w:isLgl w:val="false"/>
+      <w:lvlJc w:val="left"/>
+      <w:lvlText w:val="%4."/>
+      <w:numFmt w:val="decimal"/>
+      <w:pPr>
+        <w:pBdr/>
+        <w:spacing/>
+        <w:ind w:hanging="360" w:left="2880"/>
+      </w:pPr>
+      <w:rPr/>
+      <w:start w:val="1"/>
+      <w:suff w:val="tab"/>
+    </w:lvl>
+    <w:lvl w:ilvl="4">
+      <w:isLgl w:val="false"/>
+      <w:lvlJc w:val="left"/>
+      <w:lvlText w:val="%5."/>
+      <w:numFmt w:val="lowerLetter"/>
+      <w:pPr>
+        <w:pBdr/>
+        <w:spacing/>
+        <w:ind w:hanging="360" w:left="3600"/>
+      </w:pPr>
+      <w:rPr/>
+      <w:start w:val="1"/>
+      <w:suff w:val="tab"/>
+    </w:lvl>
+    <w:lvl w:ilvl="5">
+      <w:isLgl w:val="false"/>
+      <w:lvlJc w:val="right"/>
+      <w:lvlText w:val="%6."/>
+      <w:numFmt w:val="lowerRoman"/>
+      <w:pPr>
+        <w:pBdr/>
+        <w:spacing/>
+        <w:ind w:hanging="180" w:left="4320"/>
+      </w:pPr>
+      <w:rPr/>
+      <w:start w:val="1"/>
+      <w:suff w:val="tab"/>
+    </w:lvl>
+    <w:lvl w:ilvl="6">
+      <w:isLgl w:val="false"/>
+      <w:lvlJc w:val="left"/>
+      <w:lvlText w:val="%7."/>
+      <w:numFmt w:val="decimal"/>
+      <w:pPr>
+        <w:pBdr/>
+        <w:spacing/>
+        <w:ind w:hanging="360" w:left="5040"/>
+      </w:pPr>
+      <w:rPr/>
+      <w:start w:val="1"/>
+      <w:suff w:val="tab"/>
+    </w:lvl>
+    <w:lvl w:ilvl="7">
+      <w:isLgl w:val="false"/>
+      <w:lvlJc w:val="left"/>
+      <w:lvlText w:val="%8."/>
+      <w:numFmt w:val="lowerLetter"/>
+      <w:pPr>
+        <w:pBdr/>
+        <w:spacing/>
+        <w:ind w:hanging="360" w:left="5760"/>
+      </w:pPr>
+      <w:rPr/>
+      <w:start w:val="1"/>
+      <w:suff w:val="tab"/>
+    </w:lvl>
+    <w:lvl w:ilvl="8">
+      <w:isLgl w:val="false"/>
+      <w:lvlJc w:val="right"/>
+      <w:lvlText w:val="%9."/>
+      <w:numFmt w:val="lowerRoman"/>
+      <w:pPr>
+        <w:pBdr/>
+        <w:spacing/>
+        <w:ind w:hanging="180" w:left="6480"/>
+      </w:pPr>
+      <w:rPr/>
+      <w:start w:val="1"/>
+      <w:suff w:val="tab"/>
+    </w:lvl>
+  </w:abstractNum>
+  <w:abstractNum w:abstractNumId="76">
+    <w:nsid w:val="4E42CE70"/>
+    <w:lvl w:ilvl="0">
+      <w:isLgl w:val="false"/>
+      <w:lvlJc w:val="left"/>
+      <w:lvlText w:val="%1)"/>
+      <w:numFmt w:val="lowerLetter"/>
+      <w:pPr>
+        <w:pBdr/>
+        <w:spacing/>
+        <w:ind w:hanging="360" w:left="709"/>
+      </w:pPr>
+      <w:rPr/>
+      <w:start w:val="1"/>
+      <w:suff w:val="tab"/>
+    </w:lvl>
+    <w:lvl w:ilvl="1">
+      <w:isLgl w:val="false"/>
+      <w:lvlJc w:val="left"/>
+      <w:lvlText w:val="%2."/>
+      <w:numFmt w:val="lowerLetter"/>
+      <w:pPr>
+        <w:pBdr/>
+        <w:spacing/>
+        <w:ind w:hanging="360" w:left="1429"/>
+      </w:pPr>
+      <w:rPr/>
+      <w:start w:val="1"/>
+      <w:suff w:val="tab"/>
+    </w:lvl>
+    <w:lvl w:ilvl="2">
+      <w:isLgl w:val="false"/>
+      <w:lvlJc w:val="right"/>
+      <w:lvlText w:val="%3."/>
+      <w:numFmt w:val="lowerRoman"/>
+      <w:pPr>
+        <w:pBdr/>
+        <w:spacing/>
+        <w:ind w:hanging="180" w:left="2149"/>
+      </w:pPr>
+      <w:rPr/>
+      <w:start w:val="1"/>
+      <w:suff w:val="tab"/>
+    </w:lvl>
+    <w:lvl w:ilvl="3">
+      <w:isLgl w:val="false"/>
+      <w:lvlJc w:val="left"/>
+      <w:lvlText w:val="%4."/>
+      <w:numFmt w:val="decimal"/>
+      <w:pPr>
+        <w:pBdr/>
+        <w:spacing/>
+        <w:ind w:hanging="360" w:left="2869"/>
+      </w:pPr>
+      <w:rPr/>
+      <w:start w:val="1"/>
+      <w:suff w:val="tab"/>
+    </w:lvl>
+    <w:lvl w:ilvl="4">
+      <w:isLgl w:val="false"/>
+      <w:lvlJc w:val="left"/>
+      <w:lvlText w:val="%5."/>
+      <w:numFmt w:val="lowerLetter"/>
+      <w:pPr>
+        <w:pBdr/>
+        <w:spacing/>
+        <w:ind w:hanging="360" w:left="3589"/>
+      </w:pPr>
+      <w:rPr/>
+      <w:start w:val="1"/>
+      <w:suff w:val="tab"/>
+    </w:lvl>
+    <w:lvl w:ilvl="5">
+      <w:isLgl w:val="false"/>
+      <w:lvlJc w:val="right"/>
+      <w:lvlText w:val="%6."/>
+      <w:numFmt w:val="lowerRoman"/>
+      <w:pPr>
+        <w:pBdr/>
+        <w:spacing/>
+        <w:ind w:hanging="180" w:left="4309"/>
+      </w:pPr>
+      <w:rPr/>
+      <w:start w:val="1"/>
+      <w:suff w:val="tab"/>
+    </w:lvl>
+    <w:lvl w:ilvl="6">
+      <w:isLgl w:val="false"/>
+      <w:lvlJc w:val="left"/>
+      <w:lvlText w:val="%7."/>
+      <w:numFmt w:val="decimal"/>
+      <w:pPr>
+        <w:pBdr/>
+        <w:spacing/>
+        <w:ind w:hanging="360" w:left="5029"/>
+      </w:pPr>
+      <w:rPr/>
+      <w:start w:val="1"/>
+      <w:suff w:val="tab"/>
+    </w:lvl>
+    <w:lvl w:ilvl="7">
+      <w:isLgl w:val="false"/>
+      <w:lvlJc w:val="left"/>
+      <w:lvlText w:val="%8."/>
+      <w:numFmt w:val="lowerLetter"/>
+      <w:pPr>
+        <w:pBdr/>
+        <w:spacing/>
+        <w:ind w:hanging="360" w:left="5749"/>
+      </w:pPr>
+      <w:rPr/>
+      <w:start w:val="1"/>
+      <w:suff w:val="tab"/>
+    </w:lvl>
+    <w:lvl w:ilvl="8">
+      <w:isLgl w:val="false"/>
+      <w:lvlJc w:val="right"/>
+      <w:lvlText w:val="%9."/>
+      <w:numFmt w:val="lowerRoman"/>
+      <w:pPr>
+        <w:pBdr/>
+        <w:spacing/>
+        <w:ind w:hanging="180" w:left="6469"/>
+      </w:pPr>
+      <w:rPr/>
+      <w:start w:val="1"/>
+      <w:suff w:val="tab"/>
+    </w:lvl>
+  </w:abstractNum>
+  <w:abstractNum w:abstractNumId="77">
+    <w:nsid w:val="1675C84D"/>
+    <w:lvl w:ilvl="0">
+      <w:isLgl w:val="false"/>
+      <w:lvlJc w:val="left"/>
+      <w:lvlText w:val="%1)"/>
+      <w:numFmt w:val="lowerLetter"/>
+      <w:pPr>
+        <w:pBdr/>
+        <w:spacing/>
+        <w:ind w:hanging="360" w:left="709"/>
+      </w:pPr>
+      <w:rPr/>
+      <w:start w:val="1"/>
+      <w:suff w:val="tab"/>
+    </w:lvl>
+    <w:lvl w:ilvl="1">
+      <w:isLgl w:val="false"/>
+      <w:lvlJc w:val="left"/>
+      <w:lvlText w:val="%2."/>
+      <w:numFmt w:val="lowerLetter"/>
+      <w:pPr>
+        <w:pBdr/>
+        <w:spacing/>
+        <w:ind w:hanging="360" w:left="1429"/>
+      </w:pPr>
+      <w:rPr/>
+      <w:start w:val="1"/>
+      <w:suff w:val="tab"/>
+    </w:lvl>
+    <w:lvl w:ilvl="2">
+      <w:isLgl w:val="false"/>
+      <w:lvlJc w:val="right"/>
+      <w:lvlText w:val="%3."/>
+      <w:numFmt w:val="lowerRoman"/>
+      <w:pPr>
+        <w:pBdr/>
+        <w:spacing/>
+        <w:ind w:hanging="180" w:left="2149"/>
+      </w:pPr>
+      <w:rPr/>
+      <w:start w:val="1"/>
+      <w:suff w:val="tab"/>
+    </w:lvl>
+    <w:lvl w:ilvl="3">
+      <w:isLgl w:val="false"/>
+      <w:lvlJc w:val="left"/>
+      <w:lvlText w:val="%4."/>
+      <w:numFmt w:val="decimal"/>
+      <w:pPr>
+        <w:pBdr/>
+        <w:spacing/>
+        <w:ind w:hanging="360" w:left="2869"/>
+      </w:pPr>
+      <w:rPr/>
+      <w:start w:val="1"/>
+      <w:suff w:val="tab"/>
+    </w:lvl>
+    <w:lvl w:ilvl="4">
+      <w:isLgl w:val="false"/>
+      <w:lvlJc w:val="left"/>
+      <w:lvlText w:val="%5."/>
+      <w:numFmt w:val="lowerLetter"/>
+      <w:pPr>
+        <w:pBdr/>
+        <w:spacing/>
+        <w:ind w:hanging="360" w:left="3589"/>
+      </w:pPr>
+      <w:rPr/>
+      <w:start w:val="1"/>
+      <w:suff w:val="tab"/>
+    </w:lvl>
+    <w:lvl w:ilvl="5">
+      <w:isLgl w:val="false"/>
+      <w:lvlJc w:val="right"/>
+      <w:lvlText w:val="%6."/>
+      <w:numFmt w:val="lowerRoman"/>
+      <w:pPr>
+        <w:pBdr/>
+        <w:spacing/>
+        <w:ind w:hanging="180" w:left="4309"/>
+      </w:pPr>
+      <w:rPr/>
+      <w:start w:val="1"/>
+      <w:suff w:val="tab"/>
+    </w:lvl>
+    <w:lvl w:ilvl="6">
+      <w:isLgl w:val="false"/>
+      <w:lvlJc w:val="left"/>
+      <w:lvlText w:val="%7."/>
+      <w:numFmt w:val="decimal"/>
+      <w:pPr>
+        <w:pBdr/>
+        <w:spacing/>
+        <w:ind w:hanging="360" w:left="5029"/>
+      </w:pPr>
+      <w:rPr/>
+      <w:start w:val="1"/>
+      <w:suff w:val="tab"/>
+    </w:lvl>
+    <w:lvl w:ilvl="7">
+      <w:isLgl w:val="false"/>
+      <w:lvlJc w:val="left"/>
+      <w:lvlText w:val="%8."/>
+      <w:numFmt w:val="lowerLetter"/>
+      <w:pPr>
+        <w:pBdr/>
+        <w:spacing/>
+        <w:ind w:hanging="360" w:left="5749"/>
+      </w:pPr>
+      <w:rPr/>
+      <w:start w:val="1"/>
+      <w:suff w:val="tab"/>
+    </w:lvl>
+    <w:lvl w:ilvl="8">
+      <w:isLgl w:val="false"/>
+      <w:lvlJc w:val="right"/>
+      <w:lvlText w:val="%9."/>
+      <w:numFmt w:val="lowerRoman"/>
+      <w:pPr>
+        <w:pBdr/>
+        <w:spacing/>
+        <w:ind w:hanging="180" w:left="6469"/>
+      </w:pPr>
+      <w:rPr/>
+      <w:start w:val="1"/>
+      <w:suff w:val="tab"/>
+    </w:lvl>
+  </w:abstractNum>
+  <w:abstractNum w:abstractNumId="78">
+    <w:nsid w:val="25ACF9FB"/>
+    <w:lvl w:ilvl="0">
+      <w:isLgl w:val="false"/>
+      <w:lvlJc w:val="left"/>
+      <w:lvlText w:val="%1)"/>
+      <w:numFmt w:val="lowerLetter"/>
+      <w:pPr>
+        <w:pBdr/>
+        <w:spacing/>
+        <w:ind w:hanging="360" w:left="709"/>
+      </w:pPr>
+      <w:rPr/>
+      <w:start w:val="1"/>
+      <w:suff w:val="tab"/>
+    </w:lvl>
+    <w:lvl w:ilvl="1">
+      <w:isLgl w:val="false"/>
+      <w:lvlJc w:val="left"/>
+      <w:lvlText w:val="%2."/>
+      <w:numFmt w:val="lowerLetter"/>
+      <w:pPr>
+        <w:pBdr/>
+        <w:spacing/>
+        <w:ind w:hanging="360" w:left="1429"/>
+      </w:pPr>
+      <w:rPr/>
+      <w:start w:val="1"/>
+      <w:suff w:val="tab"/>
+    </w:lvl>
+    <w:lvl w:ilvl="2">
+      <w:isLgl w:val="false"/>
+      <w:lvlJc w:val="right"/>
+      <w:lvlText w:val="%3."/>
+      <w:numFmt w:val="lowerRoman"/>
+      <w:pPr>
+        <w:pBdr/>
+        <w:spacing/>
+        <w:ind w:hanging="180" w:left="2149"/>
+      </w:pPr>
+      <w:rPr/>
+      <w:start w:val="1"/>
+      <w:suff w:val="tab"/>
+    </w:lvl>
+    <w:lvl w:ilvl="3">
+      <w:isLgl w:val="false"/>
+      <w:lvlJc w:val="left"/>
+      <w:lvlText w:val="%4."/>
+      <w:numFmt w:val="decimal"/>
+      <w:pPr>
+        <w:pBdr/>
+        <w:spacing/>
+        <w:ind w:hanging="360" w:left="2869"/>
+      </w:pPr>
+      <w:rPr/>
+      <w:start w:val="1"/>
+      <w:suff w:val="tab"/>
+    </w:lvl>
+    <w:lvl w:ilvl="4">
+      <w:isLgl w:val="false"/>
+      <w:lvlJc w:val="left"/>
+      <w:lvlText w:val="%5."/>
+      <w:numFmt w:val="lowerLetter"/>
+      <w:pPr>
+        <w:pBdr/>
+        <w:spacing/>
+        <w:ind w:hanging="360" w:left="3589"/>
+      </w:pPr>
+      <w:rPr/>
+      <w:start w:val="1"/>
+      <w:suff w:val="tab"/>
+    </w:lvl>
+    <w:lvl w:ilvl="5">
+      <w:isLgl w:val="false"/>
+      <w:lvlJc w:val="right"/>
+      <w:lvlText w:val="%6."/>
+      <w:numFmt w:val="lowerRoman"/>
+      <w:pPr>
+        <w:pBdr/>
+        <w:spacing/>
+        <w:ind w:hanging="180" w:left="4309"/>
+      </w:pPr>
+      <w:rPr/>
+      <w:start w:val="1"/>
+      <w:suff w:val="tab"/>
+    </w:lvl>
+    <w:lvl w:ilvl="6">
+      <w:isLgl w:val="false"/>
+      <w:lvlJc w:val="left"/>
+      <w:lvlText w:val="%7."/>
+      <w:numFmt w:val="decimal"/>
+      <w:pPr>
+        <w:pBdr/>
+        <w:spacing/>
+        <w:ind w:hanging="360" w:left="5029"/>
+      </w:pPr>
+      <w:rPr/>
+      <w:start w:val="1"/>
+      <w:suff w:val="tab"/>
+    </w:lvl>
+    <w:lvl w:ilvl="7">
+      <w:isLgl w:val="false"/>
+      <w:lvlJc w:val="left"/>
+      <w:lvlText w:val="%8."/>
+      <w:numFmt w:val="lowerLetter"/>
+      <w:pPr>
+        <w:pBdr/>
+        <w:spacing/>
+        <w:ind w:hanging="360" w:left="5749"/>
+      </w:pPr>
+      <w:rPr/>
+      <w:start w:val="1"/>
+      <w:suff w:val="tab"/>
+    </w:lvl>
+    <w:lvl w:ilvl="8">
+      <w:isLgl w:val="false"/>
+      <w:lvlJc w:val="right"/>
+      <w:lvlText w:val="%9."/>
+      <w:numFmt w:val="lowerRoman"/>
+      <w:pPr>
+        <w:pBdr/>
+        <w:spacing/>
+        <w:ind w:hanging="180" w:left="6469"/>
+      </w:pPr>
+      <w:rPr/>
+      <w:start w:val="1"/>
+      <w:suff w:val="tab"/>
+    </w:lvl>
+  </w:abstractNum>
+  <w:abstractNum w:abstractNumId="79">
+    <w:nsid w:val="7974A195"/>
+    <w:lvl w:ilvl="0">
+      <w:isLgl w:val="false"/>
+      <w:lvlJc w:val="left"/>
+      <w:lvlText w:val="%1)"/>
+      <w:numFmt w:val="lowerLetter"/>
+      <w:pPr>
+        <w:pBdr/>
+        <w:spacing/>
+        <w:ind w:hanging="360" w:left="720"/>
+      </w:pPr>
+      <w:rPr/>
+      <w:start w:val="1"/>
+      <w:suff w:val="tab"/>
+    </w:lvl>
+    <w:lvl w:ilvl="1">
+      <w:isLgl w:val="false"/>
+      <w:lvlJc w:val="left"/>
+      <w:lvlText w:val="%2."/>
+      <w:numFmt w:val="lowerLetter"/>
+      <w:pPr>
+        <w:pBdr/>
+        <w:spacing/>
+        <w:ind w:hanging="360" w:left="1440"/>
+      </w:pPr>
+      <w:rPr/>
+      <w:start w:val="1"/>
+      <w:suff w:val="tab"/>
+    </w:lvl>
+    <w:lvl w:ilvl="2">
+      <w:isLgl w:val="false"/>
+      <w:lvlJc w:val="right"/>
+      <w:lvlText w:val="%3."/>
+      <w:numFmt w:val="lowerRoman"/>
+      <w:pPr>
+        <w:pBdr/>
+        <w:spacing/>
+        <w:ind w:hanging="180" w:left="2160"/>
+      </w:pPr>
+      <w:rPr/>
+      <w:start w:val="1"/>
+      <w:suff w:val="tab"/>
+    </w:lvl>
+    <w:lvl w:ilvl="3">
+      <w:isLgl w:val="false"/>
+      <w:lvlJc w:val="left"/>
+      <w:lvlText w:val="%4."/>
+      <w:numFmt w:val="decimal"/>
+      <w:pPr>
+        <w:pBdr/>
+        <w:spacing/>
+        <w:ind w:hanging="360" w:left="2880"/>
+      </w:pPr>
+      <w:rPr/>
+      <w:start w:val="1"/>
+      <w:suff w:val="tab"/>
+    </w:lvl>
+    <w:lvl w:ilvl="4">
+      <w:isLgl w:val="false"/>
+      <w:lvlJc w:val="left"/>
+      <w:lvlText w:val="%5."/>
+      <w:numFmt w:val="lowerLetter"/>
+      <w:pPr>
+        <w:pBdr/>
+        <w:spacing/>
+        <w:ind w:hanging="360" w:left="3600"/>
+      </w:pPr>
+      <w:rPr/>
+      <w:start w:val="1"/>
+      <w:suff w:val="tab"/>
+    </w:lvl>
+    <w:lvl w:ilvl="5">
+      <w:isLgl w:val="false"/>
+      <w:lvlJc w:val="right"/>
+      <w:lvlText w:val="%6."/>
+      <w:numFmt w:val="lowerRoman"/>
+      <w:pPr>
+        <w:pBdr/>
+        <w:spacing/>
+        <w:ind w:hanging="180" w:left="4320"/>
+      </w:pPr>
+      <w:rPr/>
+      <w:start w:val="1"/>
+      <w:suff w:val="tab"/>
+    </w:lvl>
+    <w:lvl w:ilvl="6">
+      <w:isLgl w:val="false"/>
+      <w:lvlJc w:val="left"/>
+      <w:lvlText w:val="%7."/>
+      <w:numFmt w:val="decimal"/>
+      <w:pPr>
+        <w:pBdr/>
+        <w:spacing/>
+        <w:ind w:hanging="360" w:left="5040"/>
+      </w:pPr>
+      <w:rPr/>
+      <w:start w:val="1"/>
+      <w:suff w:val="tab"/>
+    </w:lvl>
+    <w:lvl w:ilvl="7">
+      <w:isLgl w:val="false"/>
+      <w:lvlJc w:val="left"/>
+      <w:lvlText w:val="%8."/>
+      <w:numFmt w:val="lowerLetter"/>
+      <w:pPr>
+        <w:pBdr/>
+        <w:spacing/>
+        <w:ind w:hanging="360" w:left="5760"/>
+      </w:pPr>
+      <w:rPr/>
+      <w:start w:val="1"/>
+      <w:suff w:val="tab"/>
+    </w:lvl>
+    <w:lvl w:ilvl="8">
+      <w:isLgl w:val="false"/>
+      <w:lvlJc w:val="right"/>
+      <w:lvlText w:val="%9."/>
+      <w:numFmt w:val="lowerRoman"/>
+      <w:pPr>
+        <w:pBdr/>
+        <w:spacing/>
+        <w:ind w:hanging="180" w:left="6480"/>
+      </w:pPr>
+      <w:rPr/>
+      <w:start w:val="1"/>
+      <w:suff w:val="tab"/>
+    </w:lvl>
+  </w:abstractNum>
+  <w:abstractNum w:abstractNumId="80">
+    <w:nsid w:val="4E42CE70"/>
+    <w:lvl w:ilvl="0">
+      <w:isLgl w:val="false"/>
+      <w:lvlJc w:val="left"/>
+      <w:lvlText w:val="%1)"/>
+      <w:numFmt w:val="lowerLetter"/>
+      <w:pPr>
+        <w:pBdr/>
+        <w:spacing/>
+        <w:ind w:hanging="360" w:left="709"/>
+      </w:pPr>
+      <w:rPr/>
+      <w:start w:val="1"/>
+      <w:suff w:val="tab"/>
+    </w:lvl>
+    <w:lvl w:ilvl="1">
+      <w:isLgl w:val="false"/>
+      <w:lvlJc w:val="left"/>
+      <w:lvlText w:val="%2."/>
+      <w:numFmt w:val="lowerLetter"/>
+      <w:pPr>
+        <w:pBdr/>
+        <w:spacing/>
+        <w:ind w:hanging="360" w:left="1429"/>
+      </w:pPr>
+      <w:rPr/>
+      <w:start w:val="1"/>
+      <w:suff w:val="tab"/>
+    </w:lvl>
+    <w:lvl w:ilvl="2">
+      <w:isLgl w:val="false"/>
+      <w:lvlJc w:val="right"/>
+      <w:lvlText w:val="%3."/>
+      <w:numFmt w:val="lowerRoman"/>
+      <w:pPr>
+        <w:pBdr/>
+        <w:spacing/>
+        <w:ind w:hanging="180" w:left="2149"/>
+      </w:pPr>
+      <w:rPr/>
+      <w:start w:val="1"/>
+      <w:suff w:val="tab"/>
+    </w:lvl>
+    <w:lvl w:ilvl="3">
+      <w:isLgl w:val="false"/>
+      <w:lvlJc w:val="left"/>
+      <w:lvlText w:val="%4."/>
+      <w:numFmt w:val="decimal"/>
+      <w:pPr>
+        <w:pBdr/>
+        <w:spacing/>
+        <w:ind w:hanging="360" w:left="2869"/>
+      </w:pPr>
+      <w:rPr/>
+      <w:start w:val="1"/>
+      <w:suff w:val="tab"/>
+    </w:lvl>
+    <w:lvl w:ilvl="4">
+      <w:isLgl w:val="false"/>
+      <w:lvlJc w:val="left"/>
+      <w:lvlText w:val="%5."/>
+      <w:numFmt w:val="lowerLetter"/>
+      <w:pPr>
+        <w:pBdr/>
+        <w:spacing/>
+        <w:ind w:hanging="360" w:left="3589"/>
+      </w:pPr>
+      <w:rPr/>
+      <w:start w:val="1"/>
+      <w:suff w:val="tab"/>
+    </w:lvl>
+    <w:lvl w:ilvl="5">
+      <w:isLgl w:val="false"/>
+      <w:lvlJc w:val="right"/>
+      <w:lvlText w:val="%6."/>
+      <w:numFmt w:val="lowerRoman"/>
+      <w:pPr>
+        <w:pBdr/>
+        <w:spacing/>
+        <w:ind w:hanging="180" w:left="4309"/>
+      </w:pPr>
+      <w:rPr/>
+      <w:start w:val="1"/>
+      <w:suff w:val="tab"/>
+    </w:lvl>
+    <w:lvl w:ilvl="6">
+      <w:isLgl w:val="false"/>
+      <w:lvlJc w:val="left"/>
+      <w:lvlText w:val="%7."/>
+      <w:numFmt w:val="decimal"/>
+      <w:pPr>
+        <w:pBdr/>
+        <w:spacing/>
+        <w:ind w:hanging="360" w:left="5029"/>
+      </w:pPr>
+      <w:rPr/>
+      <w:start w:val="1"/>
+      <w:suff w:val="tab"/>
+    </w:lvl>
+    <w:lvl w:ilvl="7">
+      <w:isLgl w:val="false"/>
+      <w:lvlJc w:val="left"/>
+      <w:lvlText w:val="%8."/>
+      <w:numFmt w:val="lowerLetter"/>
+      <w:pPr>
+        <w:pBdr/>
+        <w:spacing/>
+        <w:ind w:hanging="360" w:left="5749"/>
+      </w:pPr>
+      <w:rPr/>
+      <w:start w:val="1"/>
+      <w:suff w:val="tab"/>
+    </w:lvl>
+    <w:lvl w:ilvl="8">
+      <w:isLgl w:val="false"/>
+      <w:lvlJc w:val="right"/>
+      <w:lvlText w:val="%9."/>
+      <w:numFmt w:val="lowerRoman"/>
+      <w:pPr>
+        <w:pBdr/>
+        <w:spacing/>
+        <w:ind w:hanging="180" w:left="6469"/>
+      </w:pPr>
+      <w:rPr/>
+      <w:start w:val="1"/>
+      <w:suff w:val="tab"/>
+    </w:lvl>
+  </w:abstractNum>
+  <w:abstractNum w:abstractNumId="81">
+    <w:nsid w:val="558F3712"/>
+    <w:lvl w:ilvl="0">
+      <w:isLgl w:val="false"/>
+      <w:lvlJc w:val="left"/>
+      <w:lvlText w:val="%1)"/>
+      <w:numFmt w:val="lowerLetter"/>
+      <w:pPr>
+        <w:pBdr/>
+        <w:spacing/>
+        <w:ind w:hanging="360" w:left="720"/>
+      </w:pPr>
+      <w:rPr/>
+      <w:start w:val="1"/>
+      <w:suff w:val="tab"/>
+    </w:lvl>
+    <w:lvl w:ilvl="1">
+      <w:isLgl w:val="false"/>
+      <w:lvlJc w:val="left"/>
+      <w:lvlText w:val="%2."/>
+      <w:numFmt w:val="lowerLetter"/>
+      <w:pPr>
+        <w:pBdr/>
+        <w:spacing/>
+        <w:ind w:hanging="360" w:left="1440"/>
+      </w:pPr>
+      <w:rPr/>
+      <w:start w:val="1"/>
+      <w:suff w:val="tab"/>
+    </w:lvl>
+    <w:lvl w:ilvl="2">
+      <w:isLgl w:val="false"/>
+      <w:lvlJc w:val="right"/>
+      <w:lvlText w:val="%3."/>
+      <w:numFmt w:val="lowerRoman"/>
+      <w:pPr>
+        <w:pBdr/>
+        <w:spacing/>
+        <w:ind w:hanging="180" w:left="2160"/>
+      </w:pPr>
+      <w:rPr/>
+      <w:start w:val="1"/>
+      <w:suff w:val="tab"/>
+    </w:lvl>
+    <w:lvl w:ilvl="3">
+      <w:isLgl w:val="false"/>
+      <w:lvlJc w:val="left"/>
+      <w:lvlText w:val="%4."/>
+      <w:numFmt w:val="decimal"/>
+      <w:pPr>
+        <w:pBdr/>
+        <w:spacing/>
+        <w:ind w:hanging="360" w:left="2880"/>
+      </w:pPr>
+      <w:rPr/>
+      <w:start w:val="1"/>
+      <w:suff w:val="tab"/>
+    </w:lvl>
+    <w:lvl w:ilvl="4">
+      <w:isLgl w:val="false"/>
+      <w:lvlJc w:val="left"/>
+      <w:lvlText w:val="%5."/>
+      <w:numFmt w:val="lowerLetter"/>
+      <w:pPr>
+        <w:pBdr/>
+        <w:spacing/>
+        <w:ind w:hanging="360" w:left="3600"/>
+      </w:pPr>
+      <w:rPr/>
+      <w:start w:val="1"/>
+      <w:suff w:val="tab"/>
+    </w:lvl>
+    <w:lvl w:ilvl="5">
+      <w:isLgl w:val="false"/>
+      <w:lvlJc w:val="right"/>
+      <w:lvlText w:val="%6."/>
+      <w:numFmt w:val="lowerRoman"/>
+      <w:pPr>
+        <w:pBdr/>
+        <w:spacing/>
+        <w:ind w:hanging="180" w:left="4320"/>
+      </w:pPr>
+      <w:rPr/>
+      <w:start w:val="1"/>
+      <w:suff w:val="tab"/>
+    </w:lvl>
+    <w:lvl w:ilvl="6">
+      <w:isLgl w:val="false"/>
+      <w:lvlJc w:val="left"/>
+      <w:lvlText w:val="%7."/>
+      <w:numFmt w:val="decimal"/>
+      <w:pPr>
+        <w:pBdr/>
+        <w:spacing/>
+        <w:ind w:hanging="360" w:left="5040"/>
+      </w:pPr>
+      <w:rPr/>
+      <w:start w:val="1"/>
+      <w:suff w:val="tab"/>
+    </w:lvl>
+    <w:lvl w:ilvl="7">
+      <w:isLgl w:val="false"/>
+      <w:lvlJc w:val="left"/>
+      <w:lvlText w:val="%8."/>
+      <w:numFmt w:val="lowerLetter"/>
+      <w:pPr>
+        <w:pBdr/>
+        <w:spacing/>
+        <w:ind w:hanging="360" w:left="5760"/>
+      </w:pPr>
+      <w:rPr/>
+      <w:start w:val="1"/>
+      <w:suff w:val="tab"/>
+    </w:lvl>
+    <w:lvl w:ilvl="8">
+      <w:isLgl w:val="false"/>
+      <w:lvlJc w:val="right"/>
+      <w:lvlText w:val="%9."/>
+      <w:numFmt w:val="lowerRoman"/>
+      <w:pPr>
+        <w:pBdr/>
+        <w:spacing/>
+        <w:ind w:hanging="180" w:left="6480"/>
+      </w:pPr>
+      <w:rPr/>
+      <w:start w:val="1"/>
+      <w:suff w:val="tab"/>
+    </w:lvl>
+  </w:abstractNum>
+  <w:abstractNum w:abstractNumId="82">
+    <w:nsid w:val="558F3712"/>
+    <w:lvl w:ilvl="0">
+      <w:isLgl w:val="false"/>
+      <w:lvlJc w:val="left"/>
+      <w:lvlText w:val="%1)"/>
+      <w:numFmt w:val="lowerLetter"/>
+      <w:pPr>
+        <w:pBdr/>
+        <w:spacing/>
+        <w:ind w:hanging="360" w:left="720"/>
+      </w:pPr>
+      <w:rPr/>
+      <w:start w:val="1"/>
+      <w:suff w:val="tab"/>
+    </w:lvl>
+    <w:lvl w:ilvl="1">
+      <w:isLgl w:val="false"/>
+      <w:lvlJc w:val="left"/>
+      <w:lvlText w:val="%2."/>
+      <w:numFmt w:val="lowerLetter"/>
+      <w:pPr>
+        <w:pBdr/>
+        <w:spacing/>
+        <w:ind w:hanging="360" w:left="1440"/>
+      </w:pPr>
+      <w:rPr/>
+      <w:start w:val="1"/>
+      <w:suff w:val="tab"/>
+    </w:lvl>
+    <w:lvl w:ilvl="2">
+      <w:isLgl w:val="false"/>
+      <w:lvlJc w:val="right"/>
+      <w:lvlText w:val="%3."/>
+      <w:numFmt w:val="lowerRoman"/>
+      <w:pPr>
+        <w:pBdr/>
+        <w:spacing/>
+        <w:ind w:hanging="180" w:left="2160"/>
+      </w:pPr>
+      <w:rPr/>
+      <w:start w:val="1"/>
+      <w:suff w:val="tab"/>
+    </w:lvl>
+    <w:lvl w:ilvl="3">
+      <w:isLgl w:val="false"/>
+      <w:lvlJc w:val="left"/>
+      <w:lvlText w:val="%4."/>
+      <w:numFmt w:val="decimal"/>
+      <w:pPr>
+        <w:pBdr/>
+        <w:spacing/>
+        <w:ind w:hanging="360" w:left="2880"/>
+      </w:pPr>
+      <w:rPr/>
+      <w:start w:val="1"/>
+      <w:suff w:val="tab"/>
+    </w:lvl>
+    <w:lvl w:ilvl="4">
+      <w:isLgl w:val="false"/>
+      <w:lvlJc w:val="left"/>
+      <w:lvlText w:val="%5."/>
+      <w:numFmt w:val="lowerLetter"/>
+      <w:pPr>
+        <w:pBdr/>
+        <w:spacing/>
+        <w:ind w:hanging="360" w:left="3600"/>
+      </w:pPr>
+      <w:rPr/>
+      <w:start w:val="1"/>
+      <w:suff w:val="tab"/>
+    </w:lvl>
+    <w:lvl w:ilvl="5">
+      <w:isLgl w:val="false"/>
+      <w:lvlJc w:val="right"/>
+      <w:lvlText w:val="%6."/>
+      <w:numFmt w:val="lowerRoman"/>
+      <w:pPr>
+        <w:pBdr/>
+        <w:spacing/>
+        <w:ind w:hanging="180" w:left="4320"/>
+      </w:pPr>
+      <w:rPr/>
+      <w:start w:val="1"/>
+      <w:suff w:val="tab"/>
+    </w:lvl>
+    <w:lvl w:ilvl="6">
+      <w:isLgl w:val="false"/>
+      <w:lvlJc w:val="left"/>
+      <w:lvlText w:val="%7."/>
+      <w:numFmt w:val="decimal"/>
+      <w:pPr>
+        <w:pBdr/>
+        <w:spacing/>
+        <w:ind w:hanging="360" w:left="5040"/>
+      </w:pPr>
+      <w:rPr/>
+      <w:start w:val="1"/>
+      <w:suff w:val="tab"/>
+    </w:lvl>
+    <w:lvl w:ilvl="7">
+      <w:isLgl w:val="false"/>
+      <w:lvlJc w:val="left"/>
+      <w:lvlText w:val="%8."/>
+      <w:numFmt w:val="lowerLetter"/>
+      <w:pPr>
+        <w:pBdr/>
+        <w:spacing/>
+        <w:ind w:hanging="360" w:left="5760"/>
+      </w:pPr>
+      <w:rPr/>
+      <w:start w:val="1"/>
+      <w:suff w:val="tab"/>
+    </w:lvl>
+    <w:lvl w:ilvl="8">
+      <w:isLgl w:val="false"/>
+      <w:lvlJc w:val="right"/>
+      <w:lvlText w:val="%9."/>
+      <w:numFmt w:val="lowerRoman"/>
+      <w:pPr>
+        <w:pBdr/>
+        <w:spacing/>
+        <w:ind w:hanging="180" w:left="6480"/>
+      </w:pPr>
+      <w:rPr/>
+      <w:start w:val="1"/>
+      <w:suff w:val="tab"/>
+    </w:lvl>
+  </w:abstractNum>
+  <w:abstractNum w:abstractNumId="83">
+    <w:nsid w:val="558F3712"/>
+    <w:lvl w:ilvl="0">
+      <w:isLgl w:val="false"/>
+      <w:lvlJc w:val="left"/>
+      <w:lvlText w:val="%1)"/>
+      <w:numFmt w:val="lowerLetter"/>
+      <w:pPr>
+        <w:pBdr/>
+        <w:spacing/>
+        <w:ind w:hanging="360" w:left="720"/>
+      </w:pPr>
+      <w:rPr/>
+      <w:start w:val="1"/>
+      <w:suff w:val="tab"/>
+    </w:lvl>
+    <w:lvl w:ilvl="1">
+      <w:isLgl w:val="false"/>
+      <w:lvlJc w:val="left"/>
+      <w:lvlText w:val="%2."/>
+      <w:numFmt w:val="lowerLetter"/>
+      <w:pPr>
+        <w:pBdr/>
+        <w:spacing/>
+        <w:ind w:hanging="360" w:left="1440"/>
+      </w:pPr>
+      <w:rPr/>
+      <w:start w:val="1"/>
+      <w:suff w:val="tab"/>
+    </w:lvl>
+    <w:lvl w:ilvl="2">
+      <w:isLgl w:val="false"/>
+      <w:lvlJc w:val="right"/>
+      <w:lvlText w:val="%3."/>
+      <w:numFmt w:val="lowerRoman"/>
+      <w:pPr>
+        <w:pBdr/>
+        <w:spacing/>
+        <w:ind w:hanging="180" w:left="2160"/>
+      </w:pPr>
+      <w:rPr/>
+      <w:start w:val="1"/>
+      <w:suff w:val="tab"/>
+    </w:lvl>
+    <w:lvl w:ilvl="3">
+      <w:isLgl w:val="false"/>
+      <w:lvlJc w:val="left"/>
+      <w:lvlText w:val="%4."/>
+      <w:numFmt w:val="decimal"/>
+      <w:pPr>
+        <w:pBdr/>
+        <w:spacing/>
+        <w:ind w:hanging="360" w:left="2880"/>
+      </w:pPr>
+      <w:rPr/>
+      <w:start w:val="1"/>
+      <w:suff w:val="tab"/>
+    </w:lvl>
+    <w:lvl w:ilvl="4">
+      <w:isLgl w:val="false"/>
+      <w:lvlJc w:val="left"/>
+      <w:lvlText w:val="%5."/>
+      <w:numFmt w:val="lowerLetter"/>
+      <w:pPr>
+        <w:pBdr/>
+        <w:spacing/>
+        <w:ind w:hanging="360" w:left="3600"/>
+      </w:pPr>
+      <w:rPr/>
+      <w:start w:val="1"/>
+      <w:suff w:val="tab"/>
+    </w:lvl>
+    <w:lvl w:ilvl="5">
+      <w:isLgl w:val="false"/>
+      <w:lvlJc w:val="right"/>
+      <w:lvlText w:val="%6."/>
+      <w:numFmt w:val="lowerRoman"/>
+      <w:pPr>
+        <w:pBdr/>
+        <w:spacing/>
+        <w:ind w:hanging="180" w:left="4320"/>
+      </w:pPr>
+      <w:rPr/>
+      <w:start w:val="1"/>
+      <w:suff w:val="tab"/>
+    </w:lvl>
+    <w:lvl w:ilvl="6">
+      <w:isLgl w:val="false"/>
+      <w:lvlJc w:val="left"/>
+      <w:lvlText w:val="%7."/>
+      <w:numFmt w:val="decimal"/>
+      <w:pPr>
+        <w:pBdr/>
+        <w:spacing/>
+        <w:ind w:hanging="360" w:left="5040"/>
+      </w:pPr>
+      <w:rPr/>
+      <w:start w:val="1"/>
+      <w:suff w:val="tab"/>
+    </w:lvl>
+    <w:lvl w:ilvl="7">
+      <w:isLgl w:val="false"/>
+      <w:lvlJc w:val="left"/>
+      <w:lvlText w:val="%8."/>
+      <w:numFmt w:val="lowerLetter"/>
+      <w:pPr>
+        <w:pBdr/>
+        <w:spacing/>
+        <w:ind w:hanging="360" w:left="5760"/>
+      </w:pPr>
+      <w:rPr/>
+      <w:start w:val="1"/>
+      <w:suff w:val="tab"/>
+    </w:lvl>
+    <w:lvl w:ilvl="8">
+      <w:isLgl w:val="false"/>
+      <w:lvlJc w:val="right"/>
+      <w:lvlText w:val="%9."/>
+      <w:numFmt w:val="lowerRoman"/>
+      <w:pPr>
+        <w:pBdr/>
+        <w:spacing/>
+        <w:ind w:hanging="180" w:left="6480"/>
+      </w:pPr>
+      <w:rPr/>
+      <w:start w:val="1"/>
+      <w:suff w:val="tab"/>
+    </w:lvl>
+  </w:abstractNum>
+  <w:abstractNum w:abstractNumId="84">
+    <w:nsid w:val="558F3712"/>
+    <w:lvl w:ilvl="0">
+      <w:isLgl w:val="false"/>
+      <w:lvlJc w:val="left"/>
+      <w:lvlText w:val="%1)"/>
+      <w:numFmt w:val="lowerLetter"/>
+      <w:pPr>
+        <w:pBdr/>
+        <w:spacing/>
+        <w:ind w:hanging="360" w:left="720"/>
+      </w:pPr>
+      <w:rPr/>
+      <w:start w:val="1"/>
+      <w:suff w:val="tab"/>
+    </w:lvl>
+    <w:lvl w:ilvl="1">
+      <w:isLgl w:val="false"/>
+      <w:lvlJc w:val="left"/>
+      <w:lvlText w:val="%2."/>
+      <w:numFmt w:val="lowerLetter"/>
+      <w:pPr>
+        <w:pBdr/>
+        <w:spacing/>
+        <w:ind w:hanging="360" w:left="1440"/>
+      </w:pPr>
+      <w:rPr/>
+      <w:start w:val="1"/>
+      <w:suff w:val="tab"/>
+    </w:lvl>
+    <w:lvl w:ilvl="2">
+      <w:isLgl w:val="false"/>
+      <w:lvlJc w:val="right"/>
+      <w:lvlText w:val="%3."/>
+      <w:numFmt w:val="lowerRoman"/>
+      <w:pPr>
+        <w:pBdr/>
+        <w:spacing/>
+        <w:ind w:hanging="180" w:left="2160"/>
+      </w:pPr>
+      <w:rPr/>
+      <w:start w:val="1"/>
+      <w:suff w:val="tab"/>
+    </w:lvl>
+    <w:lvl w:ilvl="3">
+      <w:isLgl w:val="false"/>
+      <w:lvlJc w:val="left"/>
+      <w:lvlText w:val="%4."/>
+      <w:numFmt w:val="decimal"/>
+      <w:pPr>
+        <w:pBdr/>
+        <w:spacing/>
+        <w:ind w:hanging="360" w:left="2880"/>
+      </w:pPr>
+      <w:rPr/>
+      <w:start w:val="1"/>
+      <w:suff w:val="tab"/>
+    </w:lvl>
+    <w:lvl w:ilvl="4">
+      <w:isLgl w:val="false"/>
+      <w:lvlJc w:val="left"/>
+      <w:lvlText w:val="%5."/>
+      <w:numFmt w:val="lowerLetter"/>
+      <w:pPr>
+        <w:pBdr/>
+        <w:spacing/>
+        <w:ind w:hanging="360" w:left="3600"/>
+      </w:pPr>
+      <w:rPr/>
+      <w:start w:val="1"/>
+      <w:suff w:val="tab"/>
+    </w:lvl>
+    <w:lvl w:ilvl="5">
+      <w:isLgl w:val="false"/>
+      <w:lvlJc w:val="right"/>
+      <w:lvlText w:val="%6."/>
+      <w:numFmt w:val="lowerRoman"/>
+      <w:pPr>
+        <w:pBdr/>
+        <w:spacing/>
+        <w:ind w:hanging="180" w:left="4320"/>
+      </w:pPr>
+      <w:rPr/>
+      <w:start w:val="1"/>
+      <w:suff w:val="tab"/>
+    </w:lvl>
+    <w:lvl w:ilvl="6">
+      <w:isLgl w:val="false"/>
+      <w:lvlJc w:val="left"/>
+      <w:lvlText w:val="%7."/>
+      <w:numFmt w:val="decimal"/>
+      <w:pPr>
+        <w:pBdr/>
+        <w:spacing/>
+        <w:ind w:hanging="360" w:left="5040"/>
+      </w:pPr>
+      <w:rPr/>
+      <w:start w:val="1"/>
+      <w:suff w:val="tab"/>
+    </w:lvl>
+    <w:lvl w:ilvl="7">
+      <w:isLgl w:val="false"/>
+      <w:lvlJc w:val="left"/>
+      <w:lvlText w:val="%8."/>
+      <w:numFmt w:val="lowerLetter"/>
+      <w:pPr>
+        <w:pBdr/>
+        <w:spacing/>
+        <w:ind w:hanging="360" w:left="5760"/>
+      </w:pPr>
+      <w:rPr/>
+      <w:start w:val="1"/>
+      <w:suff w:val="tab"/>
+    </w:lvl>
+    <w:lvl w:ilvl="8">
+      <w:isLgl w:val="false"/>
+      <w:lvlJc w:val="right"/>
+      <w:lvlText w:val="%9."/>
+      <w:numFmt w:val="lowerRoman"/>
+      <w:pPr>
+        <w:pBdr/>
+        <w:spacing/>
+        <w:ind w:hanging="180" w:left="6480"/>
+      </w:pPr>
+      <w:rPr/>
+      <w:start w:val="1"/>
+      <w:suff w:val="tab"/>
+    </w:lvl>
+  </w:abstractNum>
+  <w:abstractNum w:abstractNumId="85">
+    <w:nsid w:val="558F3712"/>
+    <w:lvl w:ilvl="0">
+      <w:isLgl w:val="false"/>
+      <w:lvlJc w:val="left"/>
+      <w:lvlText w:val="%1)"/>
+      <w:numFmt w:val="lowerLetter"/>
+      <w:pPr>
+        <w:pBdr/>
+        <w:spacing/>
+        <w:ind w:hanging="360" w:left="720"/>
+      </w:pPr>
+      <w:rPr/>
+      <w:start w:val="1"/>
+      <w:suff w:val="tab"/>
+    </w:lvl>
+    <w:lvl w:ilvl="1">
+      <w:isLgl w:val="false"/>
+      <w:lvlJc w:val="left"/>
+      <w:lvlText w:val="%2."/>
+      <w:numFmt w:val="lowerLetter"/>
+      <w:pPr>
+        <w:pBdr/>
+        <w:spacing/>
+        <w:ind w:hanging="360" w:left="1440"/>
+      </w:pPr>
+      <w:rPr/>
+      <w:start w:val="1"/>
+      <w:suff w:val="tab"/>
+    </w:lvl>
+    <w:lvl w:ilvl="2">
+      <w:isLgl w:val="false"/>
+      <w:lvlJc w:val="right"/>
+      <w:lvlText w:val="%3."/>
+      <w:numFmt w:val="lowerRoman"/>
+      <w:pPr>
+        <w:pBdr/>
+        <w:spacing/>
+        <w:ind w:hanging="180" w:left="2160"/>
+      </w:pPr>
+      <w:rPr/>
+      <w:start w:val="1"/>
+      <w:suff w:val="tab"/>
+    </w:lvl>
+    <w:lvl w:ilvl="3">
+      <w:isLgl w:val="false"/>
+      <w:lvlJc w:val="left"/>
+      <w:lvlText w:val="%4."/>
+      <w:numFmt w:val="decimal"/>
+      <w:pPr>
+        <w:pBdr/>
+        <w:spacing/>
+        <w:ind w:hanging="360" w:left="2880"/>
+      </w:pPr>
+      <w:rPr/>
+      <w:start w:val="1"/>
+      <w:suff w:val="tab"/>
+    </w:lvl>
+    <w:lvl w:ilvl="4">
+      <w:isLgl w:val="false"/>
+      <w:lvlJc w:val="left"/>
+      <w:lvlText w:val="%5."/>
+      <w:numFmt w:val="lowerLetter"/>
+      <w:pPr>
+        <w:pBdr/>
+        <w:spacing/>
+        <w:ind w:hanging="360" w:left="3600"/>
+      </w:pPr>
+      <w:rPr/>
+      <w:start w:val="1"/>
+      <w:suff w:val="tab"/>
+    </w:lvl>
+    <w:lvl w:ilvl="5">
+      <w:isLgl w:val="false"/>
+      <w:lvlJc w:val="right"/>
+      <w:lvlText w:val="%6."/>
+      <w:numFmt w:val="lowerRoman"/>
+      <w:pPr>
+        <w:pBdr/>
+        <w:spacing/>
+        <w:ind w:hanging="180" w:left="4320"/>
+      </w:pPr>
+      <w:rPr/>
+      <w:start w:val="1"/>
+      <w:suff w:val="tab"/>
+    </w:lvl>
+    <w:lvl w:ilvl="6">
+      <w:isLgl w:val="false"/>
+      <w:lvlJc w:val="left"/>
+      <w:lvlText w:val="%7."/>
+      <w:numFmt w:val="decimal"/>
+      <w:pPr>
+        <w:pBdr/>
+        <w:spacing/>
+        <w:ind w:hanging="360" w:left="5040"/>
+      </w:pPr>
+      <w:rPr/>
+      <w:start w:val="1"/>
+      <w:suff w:val="tab"/>
+    </w:lvl>
+    <w:lvl w:ilvl="7">
+      <w:isLgl w:val="false"/>
+      <w:lvlJc w:val="left"/>
+      <w:lvlText w:val="%8."/>
+      <w:numFmt w:val="lowerLetter"/>
+      <w:pPr>
+        <w:pBdr/>
+        <w:spacing/>
+        <w:ind w:hanging="360" w:left="5760"/>
+      </w:pPr>
+      <w:rPr/>
+      <w:start w:val="1"/>
+      <w:suff w:val="tab"/>
+    </w:lvl>
+    <w:lvl w:ilvl="8">
+      <w:isLgl w:val="false"/>
+      <w:lvlJc w:val="right"/>
+      <w:lvlText w:val="%9."/>
+      <w:numFmt w:val="lowerRoman"/>
+      <w:pPr>
+        <w:pBdr/>
+        <w:spacing/>
+        <w:ind w:hanging="180" w:left="6480"/>
+      </w:pPr>
+      <w:rPr/>
+      <w:start w:val="1"/>
+      <w:suff w:val="tab"/>
+    </w:lvl>
+  </w:abstractNum>
+  <w:abstractNum w:abstractNumId="86">
+    <w:nsid w:val="34BEDD30"/>
+    <w:lvl w:ilvl="0">
+      <w:isLgl w:val="false"/>
+      <w:lvlJc w:val="right"/>
+      <w:lvlText w:val="%1."/>
+      <w:numFmt w:val="upperRoman"/>
+      <w:pPr>
+        <w:pBdr/>
+        <w:spacing/>
+        <w:ind w:hanging="360" w:left="720"/>
+      </w:pPr>
+      <w:rPr/>
+      <w:start w:val="1"/>
+      <w:suff w:val="tab"/>
+    </w:lvl>
+    <w:lvl w:ilvl="1">
+      <w:isLgl w:val="false"/>
+      <w:lvlJc w:val="left"/>
+      <w:lvlText w:val="%2."/>
+      <w:numFmt w:val="lowerLetter"/>
+      <w:pPr>
+        <w:pBdr/>
+        <w:spacing/>
+        <w:ind w:hanging="360" w:left="1440"/>
+      </w:pPr>
+      <w:rPr/>
+      <w:start w:val="1"/>
+      <w:suff w:val="tab"/>
+    </w:lvl>
+    <w:lvl w:ilvl="2">
+      <w:isLgl w:val="false"/>
+      <w:lvlJc w:val="right"/>
+      <w:lvlText w:val="%3."/>
+      <w:numFmt w:val="lowerRoman"/>
+      <w:pPr>
+        <w:pBdr/>
+        <w:spacing/>
+        <w:ind w:hanging="180" w:left="2160"/>
+      </w:pPr>
+      <w:rPr/>
+      <w:start w:val="1"/>
+      <w:suff w:val="tab"/>
+    </w:lvl>
+    <w:lvl w:ilvl="3">
+      <w:isLgl w:val="false"/>
+      <w:lvlJc w:val="left"/>
+      <w:lvlText w:val="%4."/>
+      <w:numFmt w:val="decimal"/>
+      <w:pPr>
+        <w:pBdr/>
+        <w:spacing/>
+        <w:ind w:hanging="360" w:left="2880"/>
+      </w:pPr>
+      <w:rPr/>
+      <w:start w:val="1"/>
+      <w:suff w:val="tab"/>
+    </w:lvl>
+    <w:lvl w:ilvl="4">
+      <w:isLgl w:val="false"/>
+      <w:lvlJc w:val="left"/>
+      <w:lvlText w:val="%5."/>
+      <w:numFmt w:val="lowerLetter"/>
+      <w:pPr>
+        <w:pBdr/>
+        <w:spacing/>
+        <w:ind w:hanging="360" w:left="3600"/>
+      </w:pPr>
+      <w:rPr/>
+      <w:start w:val="1"/>
+      <w:suff w:val="tab"/>
+    </w:lvl>
+    <w:lvl w:ilvl="5">
+      <w:isLgl w:val="false"/>
+      <w:lvlJc w:val="right"/>
+      <w:lvlText w:val="%6."/>
+      <w:numFmt w:val="lowerRoman"/>
+      <w:pPr>
+        <w:pBdr/>
+        <w:spacing/>
+        <w:ind w:hanging="180" w:left="4320"/>
+      </w:pPr>
+      <w:rPr/>
+      <w:start w:val="1"/>
+      <w:suff w:val="tab"/>
+    </w:lvl>
+    <w:lvl w:ilvl="6">
+      <w:isLgl w:val="false"/>
+      <w:lvlJc w:val="left"/>
+      <w:lvlText w:val="%7."/>
+      <w:numFmt w:val="decimal"/>
+      <w:pPr>
+        <w:pBdr/>
+        <w:spacing/>
+        <w:ind w:hanging="360" w:left="5040"/>
+      </w:pPr>
+      <w:rPr/>
+      <w:start w:val="1"/>
+      <w:suff w:val="tab"/>
+    </w:lvl>
+    <w:lvl w:ilvl="7">
+      <w:isLgl w:val="false"/>
+      <w:lvlJc w:val="left"/>
+      <w:lvlText w:val="%8."/>
+      <w:numFmt w:val="lowerLetter"/>
+      <w:pPr>
+        <w:pBdr/>
+        <w:spacing/>
+        <w:ind w:hanging="360" w:left="5760"/>
+      </w:pPr>
+      <w:rPr/>
+      <w:start w:val="1"/>
+      <w:suff w:val="tab"/>
+    </w:lvl>
+    <w:lvl w:ilvl="8">
+      <w:isLgl w:val="false"/>
+      <w:lvlJc w:val="right"/>
+      <w:lvlText w:val="%9."/>
+      <w:numFmt w:val="lowerRoman"/>
+      <w:pPr>
+        <w:pBdr/>
+        <w:spacing/>
+        <w:ind w:hanging="180" w:left="6480"/>
+      </w:pPr>
+      <w:rPr/>
+      <w:start w:val="1"/>
+      <w:suff w:val="tab"/>
+    </w:lvl>
+  </w:abstractNum>
+  <w:abstractNum w:abstractNumId="87">
+    <w:nsid w:val="6DAEF819"/>
+    <w:lvl w:ilvl="0">
+      <w:isLgl w:val="false"/>
+      <w:lvlJc w:val="left"/>
+      <w:lvlText w:val="%1)"/>
+      <w:numFmt w:val="lowerLetter"/>
+      <w:pPr>
+        <w:pBdr/>
+        <w:spacing/>
+        <w:ind w:hanging="360" w:left="360"/>
+      </w:pPr>
+      <w:rPr/>
+      <w:start w:val="1"/>
+      <w:suff w:val="tab"/>
+    </w:lvl>
+    <w:lvl w:ilvl="1">
+      <w:isLgl w:val="false"/>
+      <w:lvlJc w:val="left"/>
+      <w:lvlText w:val="%2."/>
+      <w:numFmt w:val="lowerLetter"/>
+      <w:pPr>
+        <w:pBdr/>
+        <w:spacing/>
+        <w:ind w:hanging="360" w:left="1080"/>
+      </w:pPr>
+      <w:rPr/>
+      <w:start w:val="1"/>
+      <w:suff w:val="tab"/>
+    </w:lvl>
+    <w:lvl w:ilvl="2">
+      <w:isLgl w:val="false"/>
+      <w:lvlJc w:val="right"/>
+      <w:lvlText w:val="%3."/>
+      <w:numFmt w:val="lowerRoman"/>
+      <w:pPr>
+        <w:pBdr/>
+        <w:spacing/>
+        <w:ind w:hanging="180" w:left="1800"/>
+      </w:pPr>
+      <w:rPr/>
+      <w:start w:val="1"/>
+      <w:suff w:val="tab"/>
+    </w:lvl>
+    <w:lvl w:ilvl="3">
+      <w:isLgl w:val="false"/>
+      <w:lvlJc w:val="left"/>
+      <w:lvlText w:val="%4."/>
+      <w:numFmt w:val="decimal"/>
+      <w:pPr>
+        <w:pBdr/>
+        <w:spacing/>
+        <w:ind w:hanging="360" w:left="2520"/>
+      </w:pPr>
+      <w:rPr/>
+      <w:start w:val="1"/>
+      <w:suff w:val="tab"/>
+    </w:lvl>
+    <w:lvl w:ilvl="4">
+      <w:isLgl w:val="false"/>
+      <w:lvlJc w:val="left"/>
+      <w:lvlText w:val="%5."/>
+      <w:numFmt w:val="lowerLetter"/>
+      <w:pPr>
+        <w:pBdr/>
+        <w:spacing/>
+        <w:ind w:hanging="360" w:left="3240"/>
+      </w:pPr>
+      <w:rPr/>
+      <w:start w:val="1"/>
+      <w:suff w:val="tab"/>
+    </w:lvl>
+    <w:lvl w:ilvl="5">
+      <w:isLgl w:val="false"/>
+      <w:lvlJc w:val="right"/>
+      <w:lvlText w:val="%6."/>
+      <w:numFmt w:val="lowerRoman"/>
+      <w:pPr>
+        <w:pBdr/>
+        <w:spacing/>
+        <w:ind w:hanging="180" w:left="3960"/>
+      </w:pPr>
+      <w:rPr/>
+      <w:start w:val="1"/>
+      <w:suff w:val="tab"/>
+    </w:lvl>
+    <w:lvl w:ilvl="6">
+      <w:isLgl w:val="false"/>
+      <w:lvlJc w:val="left"/>
+      <w:lvlText w:val="%7."/>
+      <w:numFmt w:val="decimal"/>
+      <w:pPr>
+        <w:pBdr/>
+        <w:spacing/>
+        <w:ind w:hanging="360" w:left="4680"/>
+      </w:pPr>
+      <w:rPr/>
+      <w:start w:val="1"/>
+      <w:suff w:val="tab"/>
+    </w:lvl>
+    <w:lvl w:ilvl="7">
+      <w:isLgl w:val="false"/>
+      <w:lvlJc w:val="left"/>
+      <w:lvlText w:val="%8."/>
+      <w:numFmt w:val="lowerLetter"/>
+      <w:pPr>
+        <w:pBdr/>
+        <w:spacing/>
+        <w:ind w:hanging="360" w:left="5400"/>
+      </w:pPr>
+      <w:rPr/>
+      <w:start w:val="1"/>
+      <w:suff w:val="tab"/>
+    </w:lvl>
+    <w:lvl w:ilvl="8">
+      <w:isLgl w:val="false"/>
+      <w:lvlJc w:val="right"/>
+      <w:lvlText w:val="%9."/>
+      <w:numFmt w:val="lowerRoman"/>
+      <w:pPr>
+        <w:pBdr/>
+        <w:spacing/>
+        <w:ind w:hanging="180" w:left="6120"/>
+      </w:pPr>
+      <w:rPr/>
+      <w:start w:val="1"/>
+      <w:suff w:val="tab"/>
+    </w:lvl>
+  </w:abstractNum>
+  <w:abstractNum w:abstractNumId="88">
+    <w:nsid w:val="4F5F591E"/>
+    <w:lvl w:ilvl="0">
+      <w:isLgl w:val="false"/>
+      <w:lvlJc w:val="right"/>
+      <w:lvlText w:val="%1)"/>
+      <w:numFmt w:val="decimal"/>
+      <w:pPr>
+        <w:pBdr/>
+        <w:spacing/>
+        <w:ind w:hanging="360" w:left="709"/>
+      </w:pPr>
+      <w:rPr/>
+      <w:start w:val="1"/>
+      <w:suff w:val="tab"/>
+    </w:lvl>
+    <w:lvl w:ilvl="1">
+      <w:isLgl w:val="false"/>
+      <w:lvlJc w:val="left"/>
+      <w:lvlText w:val="%2."/>
+      <w:numFmt w:val="lowerLetter"/>
+      <w:pPr>
+        <w:pBdr/>
+        <w:spacing/>
+        <w:ind w:hanging="360" w:left="1440"/>
+      </w:pPr>
+      <w:rPr/>
+      <w:start w:val="1"/>
+      <w:suff w:val="tab"/>
+    </w:lvl>
+    <w:lvl w:ilvl="2">
+      <w:isLgl w:val="false"/>
+      <w:lvlJc w:val="right"/>
+      <w:lvlText w:val="%3."/>
+      <w:numFmt w:val="lowerRoman"/>
+      <w:pPr>
+        <w:pBdr/>
+        <w:spacing/>
+        <w:ind w:hanging="180" w:left="2160"/>
+      </w:pPr>
+      <w:rPr/>
+      <w:start w:val="1"/>
+      <w:suff w:val="tab"/>
+    </w:lvl>
+    <w:lvl w:ilvl="3">
+      <w:isLgl w:val="false"/>
+      <w:lvlJc w:val="left"/>
+      <w:lvlText w:val="%4."/>
+      <w:numFmt w:val="decimal"/>
+      <w:pPr>
+        <w:pBdr/>
+        <w:spacing/>
+        <w:ind w:hanging="360" w:left="2880"/>
+      </w:pPr>
+      <w:rPr/>
+      <w:start w:val="1"/>
+      <w:suff w:val="tab"/>
+    </w:lvl>
+    <w:lvl w:ilvl="4">
+      <w:isLgl w:val="false"/>
+      <w:lvlJc w:val="left"/>
+      <w:lvlText w:val="%5."/>
+      <w:numFmt w:val="lowerLetter"/>
+      <w:pPr>
+        <w:pBdr/>
+        <w:spacing/>
+        <w:ind w:hanging="360" w:left="3600"/>
+      </w:pPr>
+      <w:rPr/>
+      <w:start w:val="1"/>
+      <w:suff w:val="tab"/>
+    </w:lvl>
+    <w:lvl w:ilvl="5">
+      <w:isLgl w:val="false"/>
+      <w:lvlJc w:val="right"/>
+      <w:lvlText w:val="%6."/>
+      <w:numFmt w:val="lowerRoman"/>
+      <w:pPr>
+        <w:pBdr/>
+        <w:spacing/>
+        <w:ind w:hanging="180" w:left="4320"/>
+      </w:pPr>
+      <w:rPr/>
+      <w:start w:val="1"/>
+      <w:suff w:val="tab"/>
+    </w:lvl>
+    <w:lvl w:ilvl="6">
+      <w:isLgl w:val="false"/>
+      <w:lvlJc w:val="left"/>
+      <w:lvlText w:val="%7."/>
+      <w:numFmt w:val="decimal"/>
+      <w:pPr>
+        <w:pBdr/>
+        <w:spacing/>
+        <w:ind w:hanging="360" w:left="5040"/>
+      </w:pPr>
+      <w:rPr/>
+      <w:start w:val="1"/>
+      <w:suff w:val="tab"/>
+    </w:lvl>
+    <w:lvl w:ilvl="7">
+      <w:isLgl w:val="false"/>
+      <w:lvlJc w:val="left"/>
+      <w:lvlText w:val="%8."/>
+      <w:numFmt w:val="lowerLetter"/>
+      <w:pPr>
+        <w:pBdr/>
+        <w:spacing/>
+        <w:ind w:hanging="360" w:left="5760"/>
+      </w:pPr>
+      <w:rPr/>
+      <w:start w:val="1"/>
+      <w:suff w:val="tab"/>
+    </w:lvl>
+    <w:lvl w:ilvl="8">
+      <w:isLgl w:val="false"/>
+      <w:lvlJc w:val="right"/>
+      <w:lvlText w:val="%9."/>
+      <w:numFmt w:val="lowerRoman"/>
+      <w:pPr>
+        <w:pBdr/>
+        <w:spacing/>
+        <w:ind w:hanging="180" w:left="6480"/>
+      </w:pPr>
+      <w:rPr/>
+      <w:start w:val="1"/>
+      <w:suff w:val="tab"/>
+    </w:lvl>
+  </w:abstractNum>
+  <w:abstractNum w:abstractNumId="89">
+    <w:nsid w:val="4F5F591E"/>
+    <w:lvl w:ilvl="0">
+      <w:isLgl w:val="false"/>
+      <w:lvlJc w:val="right"/>
+      <w:lvlText w:val="%1)"/>
+      <w:numFmt w:val="decimal"/>
+      <w:pPr>
+        <w:pBdr/>
+        <w:spacing/>
+        <w:ind w:hanging="360" w:left="709"/>
+      </w:pPr>
+      <w:rPr/>
+      <w:start w:val="1"/>
+      <w:suff w:val="tab"/>
+    </w:lvl>
+    <w:lvl w:ilvl="1">
+      <w:isLgl w:val="false"/>
+      <w:lvlJc w:val="left"/>
+      <w:lvlText w:val="%2."/>
+      <w:numFmt w:val="lowerLetter"/>
+      <w:pPr>
+        <w:pBdr/>
+        <w:spacing/>
+        <w:ind w:hanging="360" w:left="1440"/>
+      </w:pPr>
+      <w:rPr/>
+      <w:start w:val="1"/>
+      <w:suff w:val="tab"/>
+    </w:lvl>
+    <w:lvl w:ilvl="2">
+      <w:isLgl w:val="false"/>
+      <w:lvlJc w:val="right"/>
+      <w:lvlText w:val="%3."/>
+      <w:numFmt w:val="lowerRoman"/>
+      <w:pPr>
+        <w:pBdr/>
+        <w:spacing/>
+        <w:ind w:hanging="180" w:left="2160"/>
+      </w:pPr>
+      <w:rPr/>
+      <w:start w:val="1"/>
+      <w:suff w:val="tab"/>
+    </w:lvl>
+    <w:lvl w:ilvl="3">
+      <w:isLgl w:val="false"/>
+      <w:lvlJc w:val="left"/>
+      <w:lvlText w:val="%4."/>
+      <w:numFmt w:val="decimal"/>
+      <w:pPr>
+        <w:pBdr/>
+        <w:spacing/>
+        <w:ind w:hanging="360" w:left="2880"/>
+      </w:pPr>
+      <w:rPr/>
+      <w:start w:val="1"/>
+      <w:suff w:val="tab"/>
+    </w:lvl>
+    <w:lvl w:ilvl="4">
+      <w:isLgl w:val="false"/>
+      <w:lvlJc w:val="left"/>
+      <w:lvlText w:val="%5."/>
+      <w:numFmt w:val="lowerLetter"/>
+      <w:pPr>
+        <w:pBdr/>
+        <w:spacing/>
+        <w:ind w:hanging="360" w:left="3600"/>
+      </w:pPr>
+      <w:rPr/>
+      <w:start w:val="1"/>
+      <w:suff w:val="tab"/>
+    </w:lvl>
+    <w:lvl w:ilvl="5">
+      <w:isLgl w:val="false"/>
+      <w:lvlJc w:val="right"/>
+      <w:lvlText w:val="%6."/>
+      <w:numFmt w:val="lowerRoman"/>
+      <w:pPr>
+        <w:pBdr/>
+        <w:spacing/>
+        <w:ind w:hanging="180" w:left="4320"/>
+      </w:pPr>
+      <w:rPr/>
+      <w:start w:val="1"/>
+      <w:suff w:val="tab"/>
+    </w:lvl>
+    <w:lvl w:ilvl="6">
+      <w:isLgl w:val="false"/>
+      <w:lvlJc w:val="left"/>
+      <w:lvlText w:val="%7."/>
+      <w:numFmt w:val="decimal"/>
+      <w:pPr>
+        <w:pBdr/>
+        <w:spacing/>
+        <w:ind w:hanging="360" w:left="5040"/>
+      </w:pPr>
+      <w:rPr/>
+      <w:start w:val="1"/>
+      <w:suff w:val="tab"/>
+    </w:lvl>
+    <w:lvl w:ilvl="7">
+      <w:isLgl w:val="false"/>
+      <w:lvlJc w:val="left"/>
+      <w:lvlText w:val="%8."/>
+      <w:numFmt w:val="lowerLetter"/>
+      <w:pPr>
+        <w:pBdr/>
+        <w:spacing/>
+        <w:ind w:hanging="360" w:left="5760"/>
+      </w:pPr>
+      <w:rPr/>
+      <w:start w:val="1"/>
+      <w:suff w:val="tab"/>
+    </w:lvl>
+    <w:lvl w:ilvl="8">
+      <w:isLgl w:val="false"/>
+      <w:lvlJc w:val="right"/>
+      <w:lvlText w:val="%9."/>
+      <w:numFmt w:val="lowerRoman"/>
+      <w:pPr>
+        <w:pBdr/>
+        <w:spacing/>
+        <w:ind w:hanging="180" w:left="6480"/>
+      </w:pPr>
+      <w:rPr/>
+      <w:start w:val="1"/>
+      <w:suff w:val="tab"/>
+    </w:lvl>
+  </w:abstractNum>
+  <w:abstractNum w:abstractNumId="90">
+    <w:nsid w:val="4F5F591E"/>
+    <w:lvl w:ilvl="0">
+      <w:isLgl w:val="false"/>
+      <w:lvlJc w:val="right"/>
+      <w:lvlText w:val="%1)"/>
+      <w:numFmt w:val="decimal"/>
+      <w:pPr>
+        <w:pBdr/>
+        <w:spacing/>
+        <w:ind w:hanging="360" w:left="709"/>
+      </w:pPr>
+      <w:rPr/>
+      <w:start w:val="1"/>
+      <w:suff w:val="tab"/>
+    </w:lvl>
+    <w:lvl w:ilvl="1">
+      <w:isLgl w:val="false"/>
+      <w:lvlJc w:val="left"/>
+      <w:lvlText w:val="%2."/>
+      <w:numFmt w:val="lowerLetter"/>
+      <w:pPr>
+        <w:pBdr/>
+        <w:spacing/>
+        <w:ind w:hanging="360" w:left="1440"/>
+      </w:pPr>
+      <w:rPr/>
+      <w:start w:val="1"/>
+      <w:suff w:val="tab"/>
+    </w:lvl>
+    <w:lvl w:ilvl="2">
+      <w:isLgl w:val="false"/>
+      <w:lvlJc w:val="right"/>
+      <w:lvlText w:val="%3."/>
+      <w:numFmt w:val="lowerRoman"/>
+      <w:pPr>
+        <w:pBdr/>
+        <w:spacing/>
+        <w:ind w:hanging="180" w:left="2160"/>
+      </w:pPr>
+      <w:rPr/>
+      <w:start w:val="1"/>
+      <w:suff w:val="tab"/>
+    </w:lvl>
+    <w:lvl w:ilvl="3">
+      <w:isLgl w:val="false"/>
+      <w:lvlJc w:val="left"/>
+      <w:lvlText w:val="%4."/>
+      <w:numFmt w:val="decimal"/>
+      <w:pPr>
+        <w:pBdr/>
+        <w:spacing/>
+        <w:ind w:hanging="360" w:left="2880"/>
+      </w:pPr>
+      <w:rPr/>
+      <w:start w:val="1"/>
+      <w:suff w:val="tab"/>
+    </w:lvl>
+    <w:lvl w:ilvl="4">
+      <w:isLgl w:val="false"/>
+      <w:lvlJc w:val="left"/>
+      <w:lvlText w:val="%5."/>
+      <w:numFmt w:val="lowerLetter"/>
+      <w:pPr>
+        <w:pBdr/>
+        <w:spacing/>
+        <w:ind w:hanging="360" w:left="3600"/>
+      </w:pPr>
+      <w:rPr/>
+      <w:start w:val="1"/>
+      <w:suff w:val="tab"/>
+    </w:lvl>
+    <w:lvl w:ilvl="5">
+      <w:isLgl w:val="false"/>
+      <w:lvlJc w:val="right"/>
+      <w:lvlText w:val="%6."/>
+      <w:numFmt w:val="lowerRoman"/>
+      <w:pPr>
+        <w:pBdr/>
+        <w:spacing/>
+        <w:ind w:hanging="180" w:left="4320"/>
+      </w:pPr>
+      <w:rPr/>
+      <w:start w:val="1"/>
+      <w:suff w:val="tab"/>
+    </w:lvl>
+    <w:lvl w:ilvl="6">
+      <w:isLgl w:val="false"/>
+      <w:lvlJc w:val="left"/>
+      <w:lvlText w:val="%7."/>
+      <w:numFmt w:val="decimal"/>
+      <w:pPr>
+        <w:pBdr/>
+        <w:spacing/>
+        <w:ind w:hanging="360" w:left="5040"/>
+      </w:pPr>
+      <w:rPr/>
+      <w:start w:val="1"/>
+      <w:suff w:val="tab"/>
+    </w:lvl>
+    <w:lvl w:ilvl="7">
+      <w:isLgl w:val="false"/>
+      <w:lvlJc w:val="left"/>
+      <w:lvlText w:val="%8."/>
+      <w:numFmt w:val="lowerLetter"/>
+      <w:pPr>
+        <w:pBdr/>
+        <w:spacing/>
+        <w:ind w:hanging="360" w:left="5760"/>
+      </w:pPr>
+      <w:rPr/>
+      <w:start w:val="1"/>
+      <w:suff w:val="tab"/>
+    </w:lvl>
+    <w:lvl w:ilvl="8">
+      <w:isLgl w:val="false"/>
+      <w:lvlJc w:val="right"/>
+      <w:lvlText w:val="%9."/>
+      <w:numFmt w:val="lowerRoman"/>
+      <w:pPr>
+        <w:pBdr/>
+        <w:spacing/>
+        <w:ind w:hanging="180" w:left="6480"/>
+      </w:pPr>
+      <w:rPr/>
+      <w:start w:val="1"/>
+      <w:suff w:val="tab"/>
+    </w:lvl>
+  </w:abstractNum>
+  <w:abstractNum w:abstractNumId="91">
+    <w:nsid w:val="4F5F591E"/>
+    <w:lvl w:ilvl="0">
+      <w:isLgl w:val="false"/>
+      <w:lvlJc w:val="right"/>
+      <w:lvlText w:val="%1)"/>
+      <w:numFmt w:val="decimal"/>
+      <w:pPr>
+        <w:pBdr/>
+        <w:spacing/>
+        <w:ind w:hanging="360" w:left="709"/>
+      </w:pPr>
+      <w:rPr/>
+      <w:start w:val="1"/>
+      <w:suff w:val="tab"/>
+    </w:lvl>
+    <w:lvl w:ilvl="1">
+      <w:isLgl w:val="false"/>
+      <w:lvlJc w:val="left"/>
+      <w:lvlText w:val="%2."/>
+      <w:numFmt w:val="lowerLetter"/>
+      <w:pPr>
+        <w:pBdr/>
+        <w:spacing/>
+        <w:ind w:hanging="360" w:left="1440"/>
+      </w:pPr>
+      <w:rPr/>
+      <w:start w:val="1"/>
+      <w:suff w:val="tab"/>
+    </w:lvl>
+    <w:lvl w:ilvl="2">
+      <w:isLgl w:val="false"/>
+      <w:lvlJc w:val="right"/>
+      <w:lvlText w:val="%3."/>
+      <w:numFmt w:val="lowerRoman"/>
+      <w:pPr>
+        <w:pBdr/>
+        <w:spacing/>
+        <w:ind w:hanging="180" w:left="2160"/>
+      </w:pPr>
+      <w:rPr/>
+      <w:start w:val="1"/>
+      <w:suff w:val="tab"/>
+    </w:lvl>
+    <w:lvl w:ilvl="3">
+      <w:isLgl w:val="false"/>
+      <w:lvlJc w:val="left"/>
+      <w:lvlText w:val="%4."/>
+      <w:numFmt w:val="decimal"/>
+      <w:pPr>
+        <w:pBdr/>
+        <w:spacing/>
+        <w:ind w:hanging="360" w:left="2880"/>
+      </w:pPr>
+      <w:rPr/>
+      <w:start w:val="1"/>
+      <w:suff w:val="tab"/>
+    </w:lvl>
+    <w:lvl w:ilvl="4">
+      <w:isLgl w:val="false"/>
+      <w:lvlJc w:val="left"/>
+      <w:lvlText w:val="%5."/>
+      <w:numFmt w:val="lowerLetter"/>
+      <w:pPr>
+        <w:pBdr/>
+        <w:spacing/>
+        <w:ind w:hanging="360" w:left="3600"/>
+      </w:pPr>
+      <w:rPr/>
+      <w:start w:val="1"/>
+      <w:suff w:val="tab"/>
+    </w:lvl>
+    <w:lvl w:ilvl="5">
+      <w:isLgl w:val="false"/>
+      <w:lvlJc w:val="right"/>
+      <w:lvlText w:val="%6."/>
+      <w:numFmt w:val="lowerRoman"/>
+      <w:pPr>
+        <w:pBdr/>
+        <w:spacing/>
+        <w:ind w:hanging="180" w:left="4320"/>
+      </w:pPr>
+      <w:rPr/>
+      <w:start w:val="1"/>
+      <w:suff w:val="tab"/>
+    </w:lvl>
+    <w:lvl w:ilvl="6">
+      <w:isLgl w:val="false"/>
+      <w:lvlJc w:val="left"/>
+      <w:lvlText w:val="%7."/>
+      <w:numFmt w:val="decimal"/>
+      <w:pPr>
+        <w:pBdr/>
+        <w:spacing/>
+        <w:ind w:hanging="360" w:left="5040"/>
+      </w:pPr>
+      <w:rPr/>
+      <w:start w:val="1"/>
+      <w:suff w:val="tab"/>
+    </w:lvl>
+    <w:lvl w:ilvl="7">
+      <w:isLgl w:val="false"/>
+      <w:lvlJc w:val="left"/>
+      <w:lvlText w:val="%8."/>
+      <w:numFmt w:val="lowerLetter"/>
+      <w:pPr>
+        <w:pBdr/>
+        <w:spacing/>
+        <w:ind w:hanging="360" w:left="5760"/>
+      </w:pPr>
+      <w:rPr/>
+      <w:start w:val="1"/>
+      <w:suff w:val="tab"/>
+    </w:lvl>
+    <w:lvl w:ilvl="8">
+      <w:isLgl w:val="false"/>
+      <w:lvlJc w:val="right"/>
+      <w:lvlText w:val="%9."/>
+      <w:numFmt w:val="lowerRoman"/>
+      <w:pPr>
+        <w:pBdr/>
+        <w:spacing/>
+        <w:ind w:hanging="180" w:left="6480"/>
+      </w:pPr>
+      <w:rPr/>
+      <w:start w:val="1"/>
+      <w:suff w:val="tab"/>
+    </w:lvl>
+  </w:abstractNum>
+  <w:abstractNum w:abstractNumId="92">
+    <w:nsid w:val="699CC5CC"/>
+    <w:lvl w:ilvl="0">
+      <w:isLgl w:val="false"/>
+      <w:lvlJc w:val="left"/>
+      <w:lvlText w:val="%1)"/>
+      <w:numFmt w:val="lowerLetter"/>
+      <w:pPr>
+        <w:pBdr/>
+        <w:spacing/>
+        <w:ind w:hanging="360" w:left="709"/>
+      </w:pPr>
+      <w:rPr/>
+      <w:start w:val="1"/>
+      <w:suff w:val="tab"/>
+    </w:lvl>
+    <w:lvl w:ilvl="1">
+      <w:isLgl w:val="false"/>
+      <w:lvlJc w:val="left"/>
+      <w:lvlText w:val="%2."/>
+      <w:numFmt w:val="lowerLetter"/>
+      <w:pPr>
+        <w:pBdr/>
+        <w:spacing/>
+        <w:ind w:hanging="360" w:left="1429"/>
+      </w:pPr>
+      <w:rPr/>
+      <w:start w:val="1"/>
+      <w:suff w:val="tab"/>
+    </w:lvl>
+    <w:lvl w:ilvl="2">
+      <w:isLgl w:val="false"/>
+      <w:lvlJc w:val="right"/>
+      <w:lvlText w:val="%3."/>
+      <w:numFmt w:val="lowerRoman"/>
+      <w:pPr>
+        <w:pBdr/>
+        <w:spacing/>
+        <w:ind w:hanging="180" w:left="2149"/>
+      </w:pPr>
+      <w:rPr/>
+      <w:start w:val="1"/>
+      <w:suff w:val="tab"/>
+    </w:lvl>
+    <w:lvl w:ilvl="3">
+      <w:isLgl w:val="false"/>
+      <w:lvlJc w:val="left"/>
+      <w:lvlText w:val="%4."/>
+      <w:numFmt w:val="decimal"/>
+      <w:pPr>
+        <w:pBdr/>
+        <w:spacing/>
+        <w:ind w:hanging="360" w:left="2869"/>
+      </w:pPr>
+      <w:rPr/>
+      <w:start w:val="1"/>
+      <w:suff w:val="tab"/>
+    </w:lvl>
+    <w:lvl w:ilvl="4">
+      <w:isLgl w:val="false"/>
+      <w:lvlJc w:val="left"/>
+      <w:lvlText w:val="%5."/>
+      <w:numFmt w:val="lowerLetter"/>
+      <w:pPr>
+        <w:pBdr/>
+        <w:spacing/>
+        <w:ind w:hanging="360" w:left="3589"/>
+      </w:pPr>
+      <w:rPr/>
+      <w:start w:val="1"/>
+      <w:suff w:val="tab"/>
+    </w:lvl>
+    <w:lvl w:ilvl="5">
+      <w:isLgl w:val="false"/>
+      <w:lvlJc w:val="right"/>
+      <w:lvlText w:val="%6."/>
+      <w:numFmt w:val="lowerRoman"/>
+      <w:pPr>
+        <w:pBdr/>
+        <w:spacing/>
+        <w:ind w:hanging="180" w:left="4309"/>
+      </w:pPr>
+      <w:rPr/>
+      <w:start w:val="1"/>
+      <w:suff w:val="tab"/>
+    </w:lvl>
+    <w:lvl w:ilvl="6">
+      <w:isLgl w:val="false"/>
+      <w:lvlJc w:val="left"/>
+      <w:lvlText w:val="%7."/>
+      <w:numFmt w:val="decimal"/>
+      <w:pPr>
+        <w:pBdr/>
+        <w:spacing/>
+        <w:ind w:hanging="360" w:left="5029"/>
+      </w:pPr>
+      <w:rPr/>
+      <w:start w:val="1"/>
+      <w:suff w:val="tab"/>
+    </w:lvl>
+    <w:lvl w:ilvl="7">
+      <w:isLgl w:val="false"/>
+      <w:lvlJc w:val="left"/>
+      <w:lvlText w:val="%8."/>
+      <w:numFmt w:val="lowerLetter"/>
+      <w:pPr>
+        <w:pBdr/>
+        <w:spacing/>
+        <w:ind w:hanging="360" w:left="5749"/>
+      </w:pPr>
+      <w:rPr/>
+      <w:start w:val="1"/>
+      <w:suff w:val="tab"/>
+    </w:lvl>
+    <w:lvl w:ilvl="8">
+      <w:isLgl w:val="false"/>
+      <w:lvlJc w:val="right"/>
+      <w:lvlText w:val="%9."/>
+      <w:numFmt w:val="lowerRoman"/>
+      <w:pPr>
+        <w:pBdr/>
+        <w:spacing/>
+        <w:ind w:hanging="180" w:left="6469"/>
+      </w:pPr>
+      <w:rPr/>
+      <w:start w:val="1"/>
+      <w:suff w:val="tab"/>
+    </w:lvl>
+  </w:abstractNum>
+  <w:abstractNum w:abstractNumId="93">
+    <w:nsid w:val="699CC5CC"/>
+    <w:lvl w:ilvl="0">
+      <w:isLgl w:val="false"/>
+      <w:lvlJc w:val="left"/>
+      <w:lvlText w:val="%1)"/>
+      <w:numFmt w:val="lowerLetter"/>
+      <w:pPr>
+        <w:pBdr/>
+        <w:spacing/>
+        <w:ind w:hanging="360" w:left="709"/>
+      </w:pPr>
+      <w:rPr/>
+      <w:start w:val="1"/>
+      <w:suff w:val="tab"/>
+    </w:lvl>
+    <w:lvl w:ilvl="1">
+      <w:isLgl w:val="false"/>
+      <w:lvlJc w:val="left"/>
+      <w:lvlText w:val="%2."/>
+      <w:numFmt w:val="lowerLetter"/>
+      <w:pPr>
+        <w:pBdr/>
+        <w:spacing/>
+        <w:ind w:hanging="360" w:left="1429"/>
+      </w:pPr>
+      <w:rPr/>
+      <w:start w:val="1"/>
+      <w:suff w:val="tab"/>
+    </w:lvl>
+    <w:lvl w:ilvl="2">
+      <w:isLgl w:val="false"/>
+      <w:lvlJc w:val="right"/>
+      <w:lvlText w:val="%3."/>
+      <w:numFmt w:val="lowerRoman"/>
+      <w:pPr>
+        <w:pBdr/>
+        <w:spacing/>
+        <w:ind w:hanging="180" w:left="2149"/>
+      </w:pPr>
+      <w:rPr/>
+      <w:start w:val="1"/>
+      <w:suff w:val="tab"/>
+    </w:lvl>
+    <w:lvl w:ilvl="3">
+      <w:isLgl w:val="false"/>
+      <w:lvlJc w:val="left"/>
+      <w:lvlText w:val="%4."/>
+      <w:numFmt w:val="decimal"/>
+      <w:pPr>
+        <w:pBdr/>
+        <w:spacing/>
+        <w:ind w:hanging="360" w:left="2869"/>
+      </w:pPr>
+      <w:rPr/>
+      <w:start w:val="1"/>
+      <w:suff w:val="tab"/>
+    </w:lvl>
+    <w:lvl w:ilvl="4">
+      <w:isLgl w:val="false"/>
+      <w:lvlJc w:val="left"/>
+      <w:lvlText w:val="%5."/>
+      <w:numFmt w:val="lowerLetter"/>
+      <w:pPr>
+        <w:pBdr/>
+        <w:spacing/>
+        <w:ind w:hanging="360" w:left="3589"/>
+      </w:pPr>
+      <w:rPr/>
+      <w:start w:val="1"/>
+      <w:suff w:val="tab"/>
+    </w:lvl>
+    <w:lvl w:ilvl="5">
+      <w:isLgl w:val="false"/>
+      <w:lvlJc w:val="right"/>
+      <w:lvlText w:val="%6."/>
+      <w:numFmt w:val="lowerRoman"/>
+      <w:pPr>
+        <w:pBdr/>
+        <w:spacing/>
+        <w:ind w:hanging="180" w:left="4309"/>
+      </w:pPr>
+      <w:rPr/>
+      <w:start w:val="1"/>
+      <w:suff w:val="tab"/>
+    </w:lvl>
+    <w:lvl w:ilvl="6">
+      <w:isLgl w:val="false"/>
+      <w:lvlJc w:val="left"/>
+      <w:lvlText w:val="%7."/>
+      <w:numFmt w:val="decimal"/>
+      <w:pPr>
+        <w:pBdr/>
+        <w:spacing/>
+        <w:ind w:hanging="360" w:left="5029"/>
+      </w:pPr>
+      <w:rPr/>
+      <w:start w:val="1"/>
+      <w:suff w:val="tab"/>
+    </w:lvl>
+    <w:lvl w:ilvl="7">
+      <w:isLgl w:val="false"/>
+      <w:lvlJc w:val="left"/>
+      <w:lvlText w:val="%8."/>
+      <w:numFmt w:val="lowerLetter"/>
+      <w:pPr>
+        <w:pBdr/>
+        <w:spacing/>
+        <w:ind w:hanging="360" w:left="5749"/>
+      </w:pPr>
+      <w:rPr/>
+      <w:start w:val="1"/>
+      <w:suff w:val="tab"/>
+    </w:lvl>
+    <w:lvl w:ilvl="8">
+      <w:isLgl w:val="false"/>
+      <w:lvlJc w:val="right"/>
+      <w:lvlText w:val="%9."/>
+      <w:numFmt w:val="lowerRoman"/>
+      <w:pPr>
+        <w:pBdr/>
+        <w:spacing/>
+        <w:ind w:hanging="180" w:left="6469"/>
+      </w:pPr>
+      <w:rPr/>
+      <w:start w:val="1"/>
+      <w:suff w:val="tab"/>
+    </w:lvl>
+  </w:abstractNum>
+  <w:abstractNum w:abstractNumId="94">
+    <w:nsid w:val="104A7E37"/>
+    <w:lvl w:ilvl="0">
+      <w:isLgl w:val="false"/>
+      <w:lvlJc w:val="left"/>
+      <w:lvlText w:val="%1)"/>
+      <w:numFmt w:val="lowerLetter"/>
+      <w:pPr>
+        <w:pBdr/>
+        <w:spacing/>
+        <w:ind w:hanging="360" w:left="720"/>
+      </w:pPr>
+      <w:rPr/>
+      <w:start w:val="1"/>
+      <w:suff w:val="tab"/>
+    </w:lvl>
+    <w:lvl w:ilvl="1">
+      <w:isLgl w:val="false"/>
+      <w:lvlJc w:val="left"/>
+      <w:lvlText w:val="%2."/>
+      <w:numFmt w:val="lowerLetter"/>
+      <w:pPr>
+        <w:pBdr/>
+        <w:spacing/>
+        <w:ind w:hanging="360" w:left="1440"/>
+      </w:pPr>
+      <w:rPr/>
+      <w:start w:val="1"/>
+      <w:suff w:val="tab"/>
+    </w:lvl>
+    <w:lvl w:ilvl="2">
+      <w:isLgl w:val="false"/>
+      <w:lvlJc w:val="right"/>
+      <w:lvlText w:val="%3."/>
+      <w:numFmt w:val="lowerRoman"/>
+      <w:pPr>
+        <w:pBdr/>
+        <w:spacing/>
+        <w:ind w:hanging="180" w:left="2160"/>
+      </w:pPr>
+      <w:rPr/>
+      <w:start w:val="1"/>
+      <w:suff w:val="tab"/>
+    </w:lvl>
+    <w:lvl w:ilvl="3">
+      <w:isLgl w:val="false"/>
+      <w:lvlJc w:val="left"/>
+      <w:lvlText w:val="%4."/>
+      <w:numFmt w:val="decimal"/>
+      <w:pPr>
+        <w:pBdr/>
+        <w:spacing/>
+        <w:ind w:hanging="360" w:left="2880"/>
+      </w:pPr>
+      <w:rPr/>
+      <w:start w:val="1"/>
+      <w:suff w:val="tab"/>
+    </w:lvl>
+    <w:lvl w:ilvl="4">
+      <w:isLgl w:val="false"/>
+      <w:lvlJc w:val="left"/>
+      <w:lvlText w:val="%5."/>
+      <w:numFmt w:val="lowerLetter"/>
+      <w:pPr>
+        <w:pBdr/>
+        <w:spacing/>
+        <w:ind w:hanging="360" w:left="3600"/>
+      </w:pPr>
+      <w:rPr/>
+      <w:start w:val="1"/>
+      <w:suff w:val="tab"/>
+    </w:lvl>
+    <w:lvl w:ilvl="5">
+      <w:isLgl w:val="false"/>
+      <w:lvlJc w:val="right"/>
+      <w:lvlText w:val="%6."/>
+      <w:numFmt w:val="lowerRoman"/>
+      <w:pPr>
+        <w:pBdr/>
+        <w:spacing/>
+        <w:ind w:hanging="180" w:left="4320"/>
+      </w:pPr>
+      <w:rPr/>
+      <w:start w:val="1"/>
+      <w:suff w:val="tab"/>
+    </w:lvl>
+    <w:lvl w:ilvl="6">
+      <w:isLgl w:val="false"/>
+      <w:lvlJc w:val="left"/>
+      <w:lvlText w:val="%7."/>
+      <w:numFmt w:val="decimal"/>
+      <w:pPr>
+        <w:pBdr/>
+        <w:spacing/>
+        <w:ind w:hanging="360" w:left="5040"/>
+      </w:pPr>
+      <w:rPr/>
+      <w:start w:val="1"/>
+      <w:suff w:val="tab"/>
+    </w:lvl>
+    <w:lvl w:ilvl="7">
+      <w:isLgl w:val="false"/>
+      <w:lvlJc w:val="left"/>
+      <w:lvlText w:val="%8."/>
+      <w:numFmt w:val="lowerLetter"/>
+      <w:pPr>
+        <w:pBdr/>
+        <w:spacing/>
+        <w:ind w:hanging="360" w:left="5760"/>
+      </w:pPr>
+      <w:rPr/>
+      <w:start w:val="1"/>
+      <w:suff w:val="tab"/>
+    </w:lvl>
+    <w:lvl w:ilvl="8">
+      <w:isLgl w:val="false"/>
+      <w:lvlJc w:val="right"/>
+      <w:lvlText w:val="%9."/>
+      <w:numFmt w:val="lowerRoman"/>
+      <w:pPr>
+        <w:pBdr/>
+        <w:spacing/>
+        <w:ind w:hanging="180" w:left="6480"/>
+      </w:pPr>
+      <w:rPr/>
+      <w:start w:val="1"/>
+      <w:suff w:val="tab"/>
+    </w:lvl>
+  </w:abstractNum>
+  <w:abstractNum w:abstractNumId="95">
+    <w:nsid w:val="6A32D107"/>
+    <w:lvl w:ilvl="0">
+      <w:isLgl w:val="false"/>
+      <w:lvlJc w:val="right"/>
+      <w:lvlText w:val="%1)"/>
+      <w:numFmt w:val="decimal"/>
+      <w:pPr>
+        <w:pBdr/>
+        <w:spacing/>
+        <w:ind w:hanging="360" w:left="709"/>
+      </w:pPr>
+      <w:rPr/>
+      <w:start w:val="1"/>
+      <w:suff w:val="tab"/>
+    </w:lvl>
+    <w:lvl w:ilvl="1">
+      <w:isLgl w:val="false"/>
+      <w:lvlJc w:val="left"/>
+      <w:lvlText w:val="%2."/>
+      <w:numFmt w:val="lowerLetter"/>
+      <w:pPr>
+        <w:pBdr/>
+        <w:spacing/>
+        <w:ind w:hanging="360" w:left="1440"/>
+      </w:pPr>
+      <w:rPr/>
+      <w:start w:val="1"/>
+      <w:suff w:val="tab"/>
+    </w:lvl>
+    <w:lvl w:ilvl="2">
+      <w:isLgl w:val="false"/>
+      <w:lvlJc w:val="right"/>
+      <w:lvlText w:val="%3."/>
+      <w:numFmt w:val="lowerRoman"/>
+      <w:pPr>
+        <w:pBdr/>
+        <w:spacing/>
+        <w:ind w:hanging="180" w:left="2160"/>
+      </w:pPr>
+      <w:rPr/>
+      <w:start w:val="1"/>
+      <w:suff w:val="tab"/>
+    </w:lvl>
+    <w:lvl w:ilvl="3">
+      <w:isLgl w:val="false"/>
+      <w:lvlJc w:val="left"/>
+      <w:lvlText w:val="%4."/>
+      <w:numFmt w:val="decimal"/>
+      <w:pPr>
+        <w:pBdr/>
+        <w:spacing/>
+        <w:ind w:hanging="360" w:left="2880"/>
+      </w:pPr>
+      <w:rPr/>
+      <w:start w:val="1"/>
+      <w:suff w:val="tab"/>
+    </w:lvl>
+    <w:lvl w:ilvl="4">
+      <w:isLgl w:val="false"/>
+      <w:lvlJc w:val="left"/>
+      <w:lvlText w:val="%5."/>
+      <w:numFmt w:val="lowerLetter"/>
+      <w:pPr>
+        <w:pBdr/>
+        <w:spacing/>
+        <w:ind w:hanging="360" w:left="3600"/>
+      </w:pPr>
+      <w:rPr/>
+      <w:start w:val="1"/>
+      <w:suff w:val="tab"/>
+    </w:lvl>
+    <w:lvl w:ilvl="5">
+      <w:isLgl w:val="false"/>
+      <w:lvlJc w:val="right"/>
+      <w:lvlText w:val="%6."/>
+      <w:numFmt w:val="lowerRoman"/>
+      <w:pPr>
+        <w:pBdr/>
+        <w:spacing/>
+        <w:ind w:hanging="180" w:left="4320"/>
+      </w:pPr>
+      <w:rPr/>
+      <w:start w:val="1"/>
+      <w:suff w:val="tab"/>
+    </w:lvl>
+    <w:lvl w:ilvl="6">
+      <w:isLgl w:val="false"/>
+      <w:lvlJc w:val="left"/>
+      <w:lvlText w:val="%7."/>
+      <w:numFmt w:val="decimal"/>
+      <w:pPr>
+        <w:pBdr/>
+        <w:spacing/>
+        <w:ind w:hanging="360" w:left="5040"/>
+      </w:pPr>
+      <w:rPr/>
+      <w:start w:val="1"/>
+      <w:suff w:val="tab"/>
+    </w:lvl>
+    <w:lvl w:ilvl="7">
+      <w:isLgl w:val="false"/>
+      <w:lvlJc w:val="left"/>
+      <w:lvlText w:val="%8."/>
+      <w:numFmt w:val="lowerLetter"/>
+      <w:pPr>
+        <w:pBdr/>
+        <w:spacing/>
+        <w:ind w:hanging="360" w:left="5760"/>
+      </w:pPr>
+      <w:rPr/>
+      <w:start w:val="1"/>
+      <w:suff w:val="tab"/>
+    </w:lvl>
+    <w:lvl w:ilvl="8">
+      <w:isLgl w:val="false"/>
+      <w:lvlJc w:val="right"/>
+      <w:lvlText w:val="%9."/>
+      <w:numFmt w:val="lowerRoman"/>
+      <w:pPr>
+        <w:pBdr/>
+        <w:spacing/>
+        <w:ind w:hanging="180" w:left="6480"/>
+      </w:pPr>
+      <w:rPr/>
+      <w:start w:val="1"/>
+      <w:suff w:val="tab"/>
+    </w:lvl>
+  </w:abstractNum>
+  <w:abstractNum w:abstractNumId="96">
+    <w:nsid w:val="31BDDB0F"/>
+    <w:lvl w:ilvl="0">
+      <w:isLgl w:val="false"/>
+      <w:lvlJc w:val="right"/>
+      <w:lvlText w:val="%1."/>
+      <w:numFmt w:val="decimal"/>
+      <w:pPr>
+        <w:pBdr/>
+        <w:spacing/>
+        <w:ind w:hanging="360" w:left="709"/>
+      </w:pPr>
+      <w:rPr/>
+      <w:start w:val="1"/>
+      <w:suff w:val="tab"/>
+    </w:lvl>
+    <w:lvl w:ilvl="1">
+      <w:isLgl w:val="false"/>
+      <w:lvlJc w:val="left"/>
+      <w:lvlText w:val="o"/>
+      <w:numFmt w:val="bullet"/>
+      <w:pPr>
+        <w:pBdr/>
+        <w:spacing/>
+        <w:ind w:hanging="360" w:left="1429"/>
+      </w:pPr>
+      <w:rPr>
+        <w:rFonts w:hint="default" w:ascii="Courier New" w:hAnsi="Courier New" w:eastAsia="Courier New" w:cs="Courier New"/>
+      </w:rPr>
+      <w:start w:val="1"/>
+      <w:suff w:val="tab"/>
+    </w:lvl>
+    <w:lvl w:ilvl="2">
+      <w:isLgl w:val="false"/>
+      <w:lvlJc w:val="left"/>
+      <w:lvlText w:val="§"/>
+      <w:numFmt w:val="bullet"/>
+      <w:pPr>
+        <w:pBdr/>
+        <w:spacing/>
+        <w:ind w:hanging="360" w:left="2149"/>
+      </w:pPr>
+      <w:rPr>
+        <w:rFonts w:hint="default" w:ascii="Wingdings" w:hAnsi="Wingdings" w:eastAsia="Wingdings" w:cs="Wingdings"/>
+      </w:rPr>
+      <w:start w:val="1"/>
+      <w:suff w:val="tab"/>
+    </w:lvl>
+    <w:lvl w:ilvl="3">
+      <w:isLgl w:val="false"/>
+      <w:lvlJc w:val="left"/>
+      <w:lvlText w:val="·"/>
+      <w:numFmt w:val="bullet"/>
+      <w:pPr>
+        <w:pBdr/>
+        <w:spacing/>
+        <w:ind w:hanging="360" w:left="2869"/>
+      </w:pPr>
+      <w:rPr>
+        <w:rFonts w:hint="default" w:ascii="Symbol" w:hAnsi="Symbol" w:eastAsia="Symbol" w:cs="Symbol"/>
+      </w:rPr>
+      <w:start w:val="1"/>
+      <w:suff w:val="tab"/>
+    </w:lvl>
+    <w:lvl w:ilvl="4">
+      <w:isLgl w:val="false"/>
+      <w:lvlJc w:val="left"/>
+      <w:lvlText w:val="o"/>
+      <w:numFmt w:val="bullet"/>
+      <w:pPr>
+        <w:pBdr/>
+        <w:spacing/>
+        <w:ind w:hanging="360" w:left="3589"/>
+      </w:pPr>
+      <w:rPr>
+        <w:rFonts w:hint="default" w:ascii="Courier New" w:hAnsi="Courier New" w:eastAsia="Courier New" w:cs="Courier New"/>
+      </w:rPr>
+      <w:start w:val="1"/>
+      <w:suff w:val="tab"/>
+    </w:lvl>
+    <w:lvl w:ilvl="5">
+      <w:isLgl w:val="false"/>
+      <w:lvlJc w:val="left"/>
+      <w:lvlText w:val="§"/>
+      <w:numFmt w:val="bullet"/>
+      <w:pPr>
+        <w:pBdr/>
+        <w:spacing/>
+        <w:ind w:hanging="360" w:left="4309"/>
+      </w:pPr>
+      <w:rPr>
+        <w:rFonts w:hint="default" w:ascii="Wingdings" w:hAnsi="Wingdings" w:eastAsia="Wingdings" w:cs="Wingdings"/>
+      </w:rPr>
+      <w:start w:val="1"/>
+      <w:suff w:val="tab"/>
+    </w:lvl>
+    <w:lvl w:ilvl="6">
+      <w:isLgl w:val="false"/>
+      <w:lvlJc w:val="left"/>
+      <w:lvlText w:val="·"/>
+      <w:numFmt w:val="bullet"/>
+      <w:pPr>
+        <w:pBdr/>
+        <w:spacing/>
+        <w:ind w:hanging="360" w:left="5029"/>
+      </w:pPr>
+      <w:rPr>
+        <w:rFonts w:hint="default" w:ascii="Symbol" w:hAnsi="Symbol" w:eastAsia="Symbol" w:cs="Symbol"/>
+      </w:rPr>
+      <w:start w:val="1"/>
+      <w:suff w:val="tab"/>
+    </w:lvl>
+    <w:lvl w:ilvl="7">
+      <w:isLgl w:val="false"/>
+      <w:lvlJc w:val="left"/>
+      <w:lvlText w:val="o"/>
+      <w:numFmt w:val="bullet"/>
+      <w:pPr>
+        <w:pBdr/>
+        <w:spacing/>
+        <w:ind w:hanging="360" w:left="5749"/>
+      </w:pPr>
+      <w:rPr>
+        <w:rFonts w:hint="default" w:ascii="Courier New" w:hAnsi="Courier New" w:eastAsia="Courier New" w:cs="Courier New"/>
+      </w:rPr>
+      <w:start w:val="1"/>
+      <w:suff w:val="tab"/>
+    </w:lvl>
+    <w:lvl w:ilvl="8">
+      <w:isLgl w:val="false"/>
+      <w:lvlJc w:val="left"/>
+      <w:lvlText w:val="§"/>
+      <w:numFmt w:val="bullet"/>
+      <w:pPr>
+        <w:pBdr/>
+        <w:spacing/>
+        <w:ind w:hanging="360" w:left="6469"/>
+      </w:pPr>
+      <w:rPr>
+        <w:rFonts w:hint="default" w:ascii="Wingdings" w:hAnsi="Wingdings" w:eastAsia="Wingdings" w:cs="Wingdings"/>
+      </w:rPr>
+      <w:start w:val="1"/>
+      <w:suff w:val="tab"/>
+    </w:lvl>
+  </w:abstractNum>
+  <w:abstractNum w:abstractNumId="97">
+    <w:nsid w:val="6186013B"/>
+    <w:lvl w:ilvl="0">
+      <w:isLgl w:val="false"/>
+      <w:lvlJc w:val="right"/>
+      <w:lvlText w:val="%1)"/>
+      <w:numFmt w:val="decimal"/>
       <w:pPr>
         <w:pBdr/>
         <w:spacing/>
@@ -16252,6 +19004,75 @@
   </w:num>
   <w:num w:numId="75">
     <w:abstractNumId w:val="74"/>
+  </w:num>
+  <w:num w:numId="76">
+    <w:abstractNumId w:val="75"/>
+  </w:num>
+  <w:num w:numId="77">
+    <w:abstractNumId w:val="76"/>
+  </w:num>
+  <w:num w:numId="78">
+    <w:abstractNumId w:val="77"/>
+  </w:num>
+  <w:num w:numId="79">
+    <w:abstractNumId w:val="78"/>
+  </w:num>
+  <w:num w:numId="80">
+    <w:abstractNumId w:val="79"/>
+  </w:num>
+  <w:num w:numId="81">
+    <w:abstractNumId w:val="80"/>
+  </w:num>
+  <w:num w:numId="82">
+    <w:abstractNumId w:val="81"/>
+  </w:num>
+  <w:num w:numId="83">
+    <w:abstractNumId w:val="82"/>
+  </w:num>
+  <w:num w:numId="84">
+    <w:abstractNumId w:val="83"/>
+  </w:num>
+  <w:num w:numId="85">
+    <w:abstractNumId w:val="84"/>
+  </w:num>
+  <w:num w:numId="86">
+    <w:abstractNumId w:val="85"/>
+  </w:num>
+  <w:num w:numId="87">
+    <w:abstractNumId w:val="86"/>
+  </w:num>
+  <w:num w:numId="88">
+    <w:abstractNumId w:val="87"/>
+  </w:num>
+  <w:num w:numId="89">
+    <w:abstractNumId w:val="88"/>
+  </w:num>
+  <w:num w:numId="90">
+    <w:abstractNumId w:val="89"/>
+  </w:num>
+  <w:num w:numId="91">
+    <w:abstractNumId w:val="90"/>
+  </w:num>
+  <w:num w:numId="92">
+    <w:abstractNumId w:val="91"/>
+  </w:num>
+  <w:num w:numId="93">
+    <w:abstractNumId w:val="92"/>
+  </w:num>
+  <w:num w:numId="94">
+    <w:abstractNumId w:val="93"/>
+  </w:num>
+  <w:num w:numId="95">
+    <w:abstractNumId w:val="94"/>
+  </w:num>
+  <w:num w:numId="96">
+    <w:abstractNumId w:val="95"/>
+  </w:num>
+  <w:num w:numId="97">
+    <w:abstractNumId w:val="96"/>
+  </w:num>
+  <w:num w:numId="98">
+    <w:abstractNumId w:val="97"/>
   </w:num>
 </w:numbering>
 </file>

--- a/PM3000/agodic2025/exams/PM3000_Final Exam_V0.docx
+++ b/PM3000/agodic2025/exams/PM3000_Final Exam_V0.docx
@@ -328,7 +328,7 @@
     </w:p>
     <w:p>
       <w:pPr>
-        <w:pStyle w:val="1064"/>
+        <w:pStyle w:val="1110"/>
         <w:pBdr/>
         <w:spacing w:after="0" w:afterAutospacing="0" w:before="0" w:beforeAutospacing="0"/>
         <w:ind/>
@@ -435,7 +435,7 @@
     </w:p>
     <w:p>
       <w:pPr>
-        <w:pStyle w:val="1064"/>
+        <w:pStyle w:val="1110"/>
         <w:pBdr/>
         <w:spacing w:after="0" w:afterAutospacing="0" w:before="0" w:beforeAutospacing="0"/>
         <w:ind w:firstLine="0" w:left="720"/>
@@ -488,7 +488,7 @@
     </w:p>
     <w:p>
       <w:pPr>
-        <w:pStyle w:val="1064"/>
+        <w:pStyle w:val="1110"/>
         <w:pBdr/>
         <w:spacing w:after="0" w:afterAutospacing="0" w:before="0" w:beforeAutospacing="0"/>
         <w:ind w:firstLine="0" w:left="0"/>
@@ -528,7 +528,7 @@
     </w:p>
     <w:p>
       <w:pPr>
-        <w:pStyle w:val="1008"/>
+        <w:pStyle w:val="1054"/>
         <w:pBdr/>
         <w:spacing/>
         <w:ind/>
@@ -549,6 +549,7 @@
           <w:rFonts w:ascii="Liberation Serif" w:hAnsi="Liberation Serif" w:cs="Liberation Serif"/>
           <w14:ligatures w14:val="none"/>
         </w:rPr>
+        <w:t xml:space="preserve"> (24 points)</w:t>
       </w:r>
       <w:r>
         <w:rPr>
@@ -581,9 +582,30 @@
         <w:rPr>
           <w:rFonts w:ascii="Liberation Serif" w:hAnsi="Liberation Serif" w:eastAsia="Liberation Serif" w:cs="Liberation Serif"/>
           <w:highlight w:val="none"/>
-          <w:lang w:val="es-ES"/>
+          <w:lang w:val="en-US"/>
           <w14:ligatures w14:val="none"/>
         </w:rPr>
+        <w:t xml:space="preserve"> (</w:t>
+      </w:r>
+      <w:r>
+        <w:rPr>
+          <w:rFonts w:ascii="Liberation Serif" w:hAnsi="Liberation Serif" w:eastAsia="Liberation Serif" w:cs="Liberation Serif"/>
+          <w:b/>
+          <w:bCs/>
+          <w:highlight w:val="none"/>
+          <w:lang w:val="en-US"/>
+          <w14:ligatures w14:val="none"/>
+        </w:rPr>
+        <w:t xml:space="preserve">6 points each question.</w:t>
+      </w:r>
+      <w:r>
+        <w:rPr>
+          <w:rFonts w:ascii="Liberation Serif" w:hAnsi="Liberation Serif" w:eastAsia="Liberation Serif" w:cs="Liberation Serif"/>
+          <w:highlight w:val="none"/>
+          <w:lang w:val="en-US"/>
+          <w14:ligatures w14:val="none"/>
+        </w:rPr>
+        <w:t xml:space="preserve">)</w:t>
       </w:r>
       <w:r>
         <w:rPr>
@@ -596,7 +618,7 @@
     </w:p>
     <w:p>
       <w:pPr>
-        <w:pStyle w:val="1061"/>
+        <w:pStyle w:val="1107"/>
         <w:numPr>
           <w:ilvl w:val="0"/>
           <w:numId w:val="76"/>
@@ -654,44 +676,6 @@
       <w:r>
         <w:rPr>
           <w:rFonts w:ascii="Liberation Serif" w:hAnsi="Liberation Serif" w:eastAsia="Liberation Serif" w:cs="Liberation Serif"/>
-          <w:lang w:val="en-US"/>
-        </w:rPr>
-      </w:r>
-      <w:r>
-        <w:rPr>
-          <w:rFonts w:ascii="Liberation Serif" w:hAnsi="Liberation Serif" w:eastAsia="Liberation Serif" w:cs="Liberation Serif"/>
-          <w:highlight w:val="none"/>
-          <w:lang w:val="es-ES"/>
-          <w14:ligatures w14:val="none"/>
-        </w:rPr>
-      </w:r>
-      <w:r>
-        <w:rPr>
-          <w:rFonts w:ascii="Liberation Serif" w:hAnsi="Liberation Serif" w:eastAsia="Liberation Serif" w:cs="Liberation Serif"/>
-          <w:highlight w:val="none"/>
-          <w:lang w:val="es-ES"/>
-          <w14:ligatures w14:val="none"/>
-        </w:rPr>
-      </w:r>
-      <w:r>
-        <w:rPr>
-          <w:rFonts w:ascii="Liberation Serif" w:hAnsi="Liberation Serif" w:eastAsia="Liberation Serif" w:cs="Liberation Serif"/>
-          <w:highlight w:val="none"/>
-          <w:lang w:val="es-ES" w:bidi="es-ES"/>
-          <w14:ligatures w14:val="none"/>
-        </w:rPr>
-      </w:r>
-      <w:r>
-        <w:rPr>
-          <w:rFonts w:ascii="Liberation Serif" w:hAnsi="Liberation Serif" w:eastAsia="Liberation Serif" w:cs="Liberation Serif"/>
-          <w:highlight w:val="none"/>
-          <w:lang w:val="es-ES" w:bidi="es-ES"/>
-          <w14:ligatures w14:val="none"/>
-        </w:rPr>
-      </w:r>
-      <w:r>
-        <w:rPr>
-          <w:rFonts w:ascii="Liberation Serif" w:hAnsi="Liberation Serif" w:eastAsia="Liberation Serif" w:cs="Liberation Serif"/>
           <w:highlight w:val="none"/>
           <w:lang w:val="es-ES"/>
           <w14:ligatures w14:val="none"/>
@@ -708,7 +692,7 @@
     </w:p>
     <w:tbl>
       <w:tblPr>
-        <w:tblStyle w:val="1063"/>
+        <w:tblStyle w:val="1109"/>
         <w:jc w:val="center"/>
         <w:tblW w:w="0" w:type="auto"/>
         <w:tblBorders/>
@@ -727,10 +711,10 @@
         <w:tc>
           <w:tcPr>
             <w:tcBorders>
-              <w:top w:val="nil" w:color="000000" w:sz="4" w:space="0"/>
-              <w:left w:val="nil" w:color="000000" w:sz="4" w:space="0"/>
-              <w:bottom w:val="nil" w:color="000000" w:sz="4" w:space="0"/>
-              <w:right w:val="nil" w:color="000000" w:sz="4" w:space="0"/>
+              <w:top w:val="none" w:color="000000" w:sz="4" w:space="0"/>
+              <w:left w:val="none" w:color="000000" w:sz="4" w:space="0"/>
+              <w:bottom w:val="none" w:color="000000" w:sz="4" w:space="0"/>
+              <w:right w:val="none" w:color="000000" w:sz="4" w:space="0"/>
             </w:tcBorders>
             <w:tcW w:w="2340" w:type="dxa"/>
             <w:textDirection w:val="lrTb"/>
@@ -738,7 +722,7 @@
           </w:tcPr>
           <w:p>
             <w:pPr>
-              <w:pStyle w:val="1061"/>
+              <w:pStyle w:val="1107"/>
               <w:numPr>
                 <w:ilvl w:val="0"/>
                 <w:numId w:val="77"/>
@@ -793,10 +777,10 @@
         <w:tc>
           <w:tcPr>
             <w:tcBorders>
-              <w:top w:val="nil" w:color="000000" w:sz="4" w:space="0"/>
-              <w:left w:val="nil" w:color="000000" w:sz="4" w:space="0"/>
-              <w:bottom w:val="nil" w:color="000000" w:sz="4" w:space="0"/>
-              <w:right w:val="nil" w:color="000000" w:sz="4" w:space="0"/>
+              <w:top w:val="none" w:color="000000" w:sz="4" w:space="0"/>
+              <w:left w:val="none" w:color="000000" w:sz="4" w:space="0"/>
+              <w:bottom w:val="none" w:color="000000" w:sz="4" w:space="0"/>
+              <w:right w:val="none" w:color="000000" w:sz="4" w:space="0"/>
             </w:tcBorders>
             <w:tcW w:w="2340" w:type="dxa"/>
             <w:textDirection w:val="lrTb"/>
@@ -804,7 +788,7 @@
           </w:tcPr>
           <w:p>
             <w:pPr>
-              <w:pStyle w:val="1061"/>
+              <w:pStyle w:val="1107"/>
               <w:numPr>
                 <w:ilvl w:val="0"/>
                 <w:numId w:val="77"/>
@@ -870,10 +854,10 @@
         <w:tc>
           <w:tcPr>
             <w:tcBorders>
-              <w:top w:val="nil" w:color="000000" w:sz="4" w:space="0"/>
-              <w:left w:val="nil" w:color="000000" w:sz="4" w:space="0"/>
-              <w:bottom w:val="nil" w:color="000000" w:sz="4" w:space="0"/>
-              <w:right w:val="nil" w:color="000000" w:sz="4" w:space="0"/>
+              <w:top w:val="none" w:color="000000" w:sz="4" w:space="0"/>
+              <w:left w:val="none" w:color="000000" w:sz="4" w:space="0"/>
+              <w:bottom w:val="none" w:color="000000" w:sz="4" w:space="0"/>
+              <w:right w:val="none" w:color="000000" w:sz="4" w:space="0"/>
             </w:tcBorders>
             <w:tcW w:w="2340" w:type="dxa"/>
             <w:textDirection w:val="lrTb"/>
@@ -881,7 +865,7 @@
           </w:tcPr>
           <w:p>
             <w:pPr>
-              <w:pStyle w:val="1061"/>
+              <w:pStyle w:val="1107"/>
               <w:numPr>
                 <w:ilvl w:val="0"/>
                 <w:numId w:val="77"/>
@@ -936,10 +920,10 @@
         <w:tc>
           <w:tcPr>
             <w:tcBorders>
-              <w:top w:val="nil" w:color="000000" w:sz="4" w:space="0"/>
-              <w:left w:val="nil" w:color="000000" w:sz="4" w:space="0"/>
-              <w:bottom w:val="nil" w:color="000000" w:sz="4" w:space="0"/>
-              <w:right w:val="nil" w:color="000000" w:sz="4" w:space="0"/>
+              <w:top w:val="none" w:color="000000" w:sz="4" w:space="0"/>
+              <w:left w:val="none" w:color="000000" w:sz="4" w:space="0"/>
+              <w:bottom w:val="none" w:color="000000" w:sz="4" w:space="0"/>
+              <w:right w:val="none" w:color="000000" w:sz="4" w:space="0"/>
             </w:tcBorders>
             <w:tcW w:w="2340" w:type="dxa"/>
             <w:textDirection w:val="lrTb"/>
@@ -947,7 +931,7 @@
           </w:tcPr>
           <w:p>
             <w:pPr>
-              <w:pStyle w:val="1061"/>
+              <w:pStyle w:val="1107"/>
               <w:numPr>
                 <w:ilvl w:val="0"/>
                 <w:numId w:val="77"/>
@@ -997,13 +981,6 @@
                 <w:lang w:val="es-ES" w:bidi="es-ES"/>
               </w:rPr>
             </w:r>
-            <w:r>
-              <w:rPr>
-                <w:rFonts w:ascii="Liberation Serif" w:hAnsi="Liberation Serif" w:eastAsia="Liberation Serif" w:cs="Liberation Serif"/>
-                <w:highlight w:val="none"/>
-                <w:lang w:val="es-ES" w:bidi="es-ES"/>
-              </w:rPr>
-            </w:r>
           </w:p>
         </w:tc>
       </w:tr>
@@ -1041,7 +1018,7 @@
     </w:p>
     <w:p>
       <w:pPr>
-        <w:pStyle w:val="1061"/>
+        <w:pStyle w:val="1107"/>
         <w:numPr>
           <w:ilvl w:val="0"/>
           <w:numId w:val="52"/>
@@ -1083,7 +1060,7 @@
     </w:p>
     <w:tbl>
       <w:tblPr>
-        <w:tblStyle w:val="1063"/>
+        <w:tblStyle w:val="1109"/>
         <w:tblW w:w="0" w:type="auto"/>
         <w:tblBorders/>
         <w:tblLook w:val="04A0" w:firstRow="1" w:lastRow="0" w:firstColumn="1" w:lastColumn="0" w:noHBand="0" w:noVBand="1"/>
@@ -1101,10 +1078,10 @@
         <w:tc>
           <w:tcPr>
             <w:tcBorders>
-              <w:top w:val="nil" w:color="000000" w:sz="4" w:space="0"/>
-              <w:left w:val="nil" w:color="000000" w:sz="4" w:space="0"/>
-              <w:bottom w:val="nil" w:color="000000" w:sz="4" w:space="0"/>
-              <w:right w:val="nil" w:color="000000" w:sz="4" w:space="0"/>
+              <w:top w:val="none" w:color="000000" w:sz="4" w:space="0"/>
+              <w:left w:val="none" w:color="000000" w:sz="4" w:space="0"/>
+              <w:bottom w:val="none" w:color="000000" w:sz="4" w:space="0"/>
+              <w:right w:val="none" w:color="000000" w:sz="4" w:space="0"/>
             </w:tcBorders>
             <w:tcW w:w="2340" w:type="dxa"/>
             <w:textDirection w:val="lrTb"/>
@@ -1112,7 +1089,7 @@
           </w:tcPr>
           <w:p>
             <w:pPr>
-              <w:pStyle w:val="1061"/>
+              <w:pStyle w:val="1107"/>
               <w:numPr>
                 <w:ilvl w:val="0"/>
                 <w:numId w:val="82"/>
@@ -1157,7 +1134,7 @@
                 <m:sSupPr>
                   <m:ctrlPr>
                     <w:rPr>
-                      <w:rFonts w:hint="default" w:ascii="Cambria Math" w:hAnsi="Cambria Math" w:eastAsia="Cambria Math" w:cs="Cambria Math"/>
+                      <w:rFonts w:ascii="Cambria Math" w:hAnsi="Cambria Math" w:eastAsia="Cambria Math" w:cs="Cambria Math"/>
                       <w:i/>
                       <w:highlight w:val="none"/>
                       <w:lang w:val="es-ES" w:bidi="es-ES"/>
@@ -1211,10 +1188,10 @@
         <w:tc>
           <w:tcPr>
             <w:tcBorders>
-              <w:top w:val="nil" w:color="000000" w:sz="4" w:space="0"/>
-              <w:left w:val="nil" w:color="000000" w:sz="4" w:space="0"/>
-              <w:bottom w:val="nil" w:color="000000" w:sz="4" w:space="0"/>
-              <w:right w:val="nil" w:color="000000" w:sz="4" w:space="0"/>
+              <w:top w:val="none" w:color="000000" w:sz="4" w:space="0"/>
+              <w:left w:val="none" w:color="000000" w:sz="4" w:space="0"/>
+              <w:bottom w:val="none" w:color="000000" w:sz="4" w:space="0"/>
+              <w:right w:val="none" w:color="000000" w:sz="4" w:space="0"/>
             </w:tcBorders>
             <w:tcW w:w="2340" w:type="dxa"/>
             <w:textDirection w:val="lrTb"/>
@@ -1222,7 +1199,7 @@
           </w:tcPr>
           <w:p>
             <w:pPr>
-              <w:pStyle w:val="1061"/>
+              <w:pStyle w:val="1107"/>
               <w:numPr>
                 <w:ilvl w:val="0"/>
                 <w:numId w:val="82"/>
@@ -1321,10 +1298,10 @@
         <w:tc>
           <w:tcPr>
             <w:tcBorders>
-              <w:top w:val="nil" w:color="000000" w:sz="4" w:space="0"/>
-              <w:left w:val="nil" w:color="000000" w:sz="4" w:space="0"/>
-              <w:bottom w:val="nil" w:color="000000" w:sz="4" w:space="0"/>
-              <w:right w:val="nil" w:color="000000" w:sz="4" w:space="0"/>
+              <w:top w:val="none" w:color="000000" w:sz="4" w:space="0"/>
+              <w:left w:val="none" w:color="000000" w:sz="4" w:space="0"/>
+              <w:bottom w:val="none" w:color="000000" w:sz="4" w:space="0"/>
+              <w:right w:val="none" w:color="000000" w:sz="4" w:space="0"/>
             </w:tcBorders>
             <w:tcW w:w="2340" w:type="dxa"/>
             <w:textDirection w:val="lrTb"/>
@@ -1332,7 +1309,7 @@
           </w:tcPr>
           <w:p>
             <w:pPr>
-              <w:pStyle w:val="1061"/>
+              <w:pStyle w:val="1107"/>
               <w:numPr>
                 <w:ilvl w:val="0"/>
                 <w:numId w:val="82"/>
@@ -1431,10 +1408,10 @@
         <w:tc>
           <w:tcPr>
             <w:tcBorders>
-              <w:top w:val="nil" w:color="000000" w:sz="4" w:space="0"/>
-              <w:left w:val="nil" w:color="000000" w:sz="4" w:space="0"/>
-              <w:bottom w:val="nil" w:color="000000" w:sz="4" w:space="0"/>
-              <w:right w:val="nil" w:color="000000" w:sz="4" w:space="0"/>
+              <w:top w:val="none" w:color="000000" w:sz="4" w:space="0"/>
+              <w:left w:val="none" w:color="000000" w:sz="4" w:space="0"/>
+              <w:bottom w:val="none" w:color="000000" w:sz="4" w:space="0"/>
+              <w:right w:val="none" w:color="000000" w:sz="4" w:space="0"/>
             </w:tcBorders>
             <w:tcW w:w="2340" w:type="dxa"/>
             <w:textDirection w:val="lrTb"/>
@@ -1442,7 +1419,7 @@
           </w:tcPr>
           <w:p>
             <w:pPr>
-              <w:pStyle w:val="1061"/>
+              <w:pStyle w:val="1107"/>
               <w:numPr>
                 <w:ilvl w:val="0"/>
                 <w:numId w:val="82"/>
@@ -1566,7 +1543,7 @@
     </w:p>
     <w:p>
       <w:pPr>
-        <w:pStyle w:val="1061"/>
+        <w:pStyle w:val="1107"/>
         <w:numPr>
           <w:ilvl w:val="0"/>
           <w:numId w:val="52"/>
@@ -1603,7 +1580,7 @@
           <m:sSupPr>
             <m:ctrlPr>
               <w:rPr>
-                <w:rFonts w:hint="default" w:ascii="Cambria Math" w:hAnsi="Cambria Math" w:eastAsia="Cambria Math" w:cs="Cambria Math"/>
+                <w:rFonts w:ascii="Cambria Math" w:hAnsi="Cambria Math" w:eastAsia="Cambria Math" w:cs="Cambria Math"/>
                 <w:i/>
                 <w:lang w:val="en-US" w:bidi="en-US"/>
               </w:rPr>
@@ -1662,7 +1639,8 @@
       <w:r>
         <w:rPr>
           <w:rFonts w:ascii="Liberation Serif" w:hAnsi="Liberation Serif" w:eastAsia="Liberation Serif" w:cs="Liberation Serif"/>
-          <w:lang w:val="en-US"/>
+          <w:lang w:val="es-ES"/>
+          <w14:ligatures w14:val="none"/>
         </w:rPr>
       </w:r>
       <w:r>
@@ -1675,7 +1653,7 @@
     </w:p>
     <w:tbl>
       <w:tblPr>
-        <w:tblStyle w:val="1063"/>
+        <w:tblStyle w:val="1109"/>
         <w:tblW w:w="0" w:type="auto"/>
         <w:tblBorders/>
         <w:tblLook w:val="04A0" w:firstRow="1" w:lastRow="0" w:firstColumn="1" w:lastColumn="0" w:noHBand="0" w:noVBand="1"/>
@@ -1693,10 +1671,10 @@
         <w:tc>
           <w:tcPr>
             <w:tcBorders>
-              <w:top w:val="nil" w:color="000000" w:sz="4" w:space="0"/>
-              <w:left w:val="nil" w:color="000000" w:sz="4" w:space="0"/>
-              <w:bottom w:val="nil" w:color="000000" w:sz="4" w:space="0"/>
-              <w:right w:val="nil" w:color="000000" w:sz="4" w:space="0"/>
+              <w:top w:val="none" w:color="000000" w:sz="4" w:space="0"/>
+              <w:left w:val="none" w:color="000000" w:sz="4" w:space="0"/>
+              <w:bottom w:val="none" w:color="000000" w:sz="4" w:space="0"/>
+              <w:right w:val="none" w:color="000000" w:sz="4" w:space="0"/>
             </w:tcBorders>
             <w:tcW w:w="2340" w:type="dxa"/>
             <w:textDirection w:val="lrTb"/>
@@ -1704,7 +1682,7 @@
           </w:tcPr>
           <w:p>
             <w:pPr>
-              <w:pStyle w:val="1061"/>
+              <w:pStyle w:val="1107"/>
               <w:numPr>
                 <w:ilvl w:val="0"/>
                 <w:numId w:val="88"/>
@@ -1721,24 +1699,6 @@
                 <w:lang w:val="es-ES" w:bidi="es-ES"/>
               </w:rPr>
             </w:pPr>
-            <w:r>
-              <w:rPr>
-                <w:rFonts w:ascii="Liberation Serif" w:hAnsi="Liberation Serif" w:eastAsia="Liberation Serif" w:cs="Liberation Serif"/>
-                <w:sz w:val="22"/>
-                <w:szCs w:val="22"/>
-                <w:highlight w:val="none"/>
-                <w:lang w:val="es-ES" w:bidi="es-ES"/>
-              </w:rPr>
-            </w:r>
-            <w:r>
-              <w:rPr>
-                <w:rFonts w:ascii="Liberation Serif" w:hAnsi="Liberation Serif" w:eastAsia="Liberation Serif" w:cs="Liberation Serif"/>
-                <w:sz w:val="22"/>
-                <w:szCs w:val="22"/>
-                <w:highlight w:val="none"/>
-                <w:lang w:val="es-ES" w:bidi="es-ES"/>
-              </w:rPr>
-            </w:r>
             <w:r>
               <w:rPr>
                 <w:rFonts w:ascii="Liberation Serif" w:hAnsi="Liberation Serif" w:eastAsia="Liberation Serif" w:cs="Liberation Serif"/>
@@ -1843,10 +1803,10 @@
         <w:tc>
           <w:tcPr>
             <w:tcBorders>
-              <w:top w:val="nil" w:color="000000" w:sz="4" w:space="0"/>
-              <w:left w:val="nil" w:color="000000" w:sz="4" w:space="0"/>
-              <w:bottom w:val="nil" w:color="000000" w:sz="4" w:space="0"/>
-              <w:right w:val="nil" w:color="000000" w:sz="4" w:space="0"/>
+              <w:top w:val="none" w:color="000000" w:sz="4" w:space="0"/>
+              <w:left w:val="none" w:color="000000" w:sz="4" w:space="0"/>
+              <w:bottom w:val="none" w:color="000000" w:sz="4" w:space="0"/>
+              <w:right w:val="none" w:color="000000" w:sz="4" w:space="0"/>
             </w:tcBorders>
             <w:tcW w:w="2340" w:type="dxa"/>
             <w:textDirection w:val="lrTb"/>
@@ -1854,7 +1814,7 @@
           </w:tcPr>
           <w:p>
             <w:pPr>
-              <w:pStyle w:val="1061"/>
+              <w:pStyle w:val="1107"/>
               <w:numPr>
                 <w:ilvl w:val="0"/>
                 <w:numId w:val="88"/>
@@ -1969,10 +1929,10 @@
         <w:tc>
           <w:tcPr>
             <w:tcBorders>
-              <w:top w:val="nil" w:color="000000" w:sz="4" w:space="0"/>
-              <w:left w:val="nil" w:color="000000" w:sz="4" w:space="0"/>
-              <w:bottom w:val="nil" w:color="000000" w:sz="4" w:space="0"/>
-              <w:right w:val="nil" w:color="000000" w:sz="4" w:space="0"/>
+              <w:top w:val="none" w:color="000000" w:sz="4" w:space="0"/>
+              <w:left w:val="none" w:color="000000" w:sz="4" w:space="0"/>
+              <w:bottom w:val="none" w:color="000000" w:sz="4" w:space="0"/>
+              <w:right w:val="none" w:color="000000" w:sz="4" w:space="0"/>
             </w:tcBorders>
             <w:tcW w:w="2340" w:type="dxa"/>
             <w:textDirection w:val="lrTb"/>
@@ -1980,7 +1940,7 @@
           </w:tcPr>
           <w:p>
             <w:pPr>
-              <w:pStyle w:val="1061"/>
+              <w:pStyle w:val="1107"/>
               <w:numPr>
                 <w:ilvl w:val="0"/>
                 <w:numId w:val="88"/>
@@ -2095,10 +2055,10 @@
         <w:tc>
           <w:tcPr>
             <w:tcBorders>
-              <w:top w:val="nil" w:color="000000" w:sz="4" w:space="0"/>
-              <w:left w:val="nil" w:color="000000" w:sz="4" w:space="0"/>
-              <w:bottom w:val="nil" w:color="000000" w:sz="4" w:space="0"/>
-              <w:right w:val="nil" w:color="000000" w:sz="4" w:space="0"/>
+              <w:top w:val="none" w:color="000000" w:sz="4" w:space="0"/>
+              <w:left w:val="none" w:color="000000" w:sz="4" w:space="0"/>
+              <w:bottom w:val="none" w:color="000000" w:sz="4" w:space="0"/>
+              <w:right w:val="none" w:color="000000" w:sz="4" w:space="0"/>
             </w:tcBorders>
             <w:tcW w:w="2340" w:type="dxa"/>
             <w:textDirection w:val="lrTb"/>
@@ -2106,7 +2066,7 @@
           </w:tcPr>
           <w:p>
             <w:pPr>
-              <w:pStyle w:val="1061"/>
+              <w:pStyle w:val="1107"/>
               <w:numPr>
                 <w:ilvl w:val="0"/>
                 <w:numId w:val="88"/>
@@ -2247,7 +2207,7 @@
     </w:p>
     <w:p>
       <w:pPr>
-        <w:pStyle w:val="1061"/>
+        <w:pStyle w:val="1107"/>
         <w:numPr>
           <w:ilvl w:val="0"/>
           <w:numId w:val="52"/>
@@ -2349,7 +2309,7 @@
               <m:sSupPr>
                 <m:ctrlPr>
                   <w:rPr>
-                    <w:rFonts w:hint="default" w:ascii="Cambria Math" w:hAnsi="Cambria Math" w:eastAsia="Cambria Math" w:cs="Cambria Math"/>
+                    <w:rFonts w:ascii="Cambria Math" w:hAnsi="Cambria Math" w:eastAsia="Cambria Math" w:cs="Cambria Math"/>
                     <w:i/>
                     <w:lang w:val="es-ES" w:bidi="es-ES"/>
                   </w:rPr>
@@ -2429,7 +2389,7 @@
     </w:p>
     <w:tbl>
       <w:tblPr>
-        <w:tblStyle w:val="1063"/>
+        <w:tblStyle w:val="1109"/>
         <w:tblW w:w="0" w:type="auto"/>
         <w:tblBorders/>
         <w:tblLook w:val="04A0" w:firstRow="1" w:lastRow="0" w:firstColumn="1" w:lastColumn="0" w:noHBand="0" w:noVBand="1"/>
@@ -2447,10 +2407,10 @@
         <w:tc>
           <w:tcPr>
             <w:tcBorders>
-              <w:top w:val="nil" w:color="000000" w:sz="4" w:space="0"/>
-              <w:left w:val="nil" w:color="000000" w:sz="4" w:space="0"/>
-              <w:bottom w:val="nil" w:color="000000" w:sz="4" w:space="0"/>
-              <w:right w:val="nil" w:color="000000" w:sz="4" w:space="0"/>
+              <w:top w:val="none" w:color="000000" w:sz="4" w:space="0"/>
+              <w:left w:val="none" w:color="000000" w:sz="4" w:space="0"/>
+              <w:bottom w:val="none" w:color="000000" w:sz="4" w:space="0"/>
+              <w:right w:val="none" w:color="000000" w:sz="4" w:space="0"/>
             </w:tcBorders>
             <w:tcW w:w="2340" w:type="dxa"/>
             <w:textDirection w:val="lrTb"/>
@@ -2458,7 +2418,7 @@
           </w:tcPr>
           <w:p>
             <w:pPr>
-              <w:pStyle w:val="1061"/>
+              <w:pStyle w:val="1107"/>
               <w:numPr>
                 <w:ilvl w:val="0"/>
                 <w:numId w:val="93"/>
@@ -2558,22 +2518,15 @@
                 <w:lang w:val="es-ES" w:bidi="es-ES"/>
               </w:rPr>
             </w:r>
-            <w:r>
-              <w:rPr>
-                <w:rFonts w:ascii="Liberation Serif" w:hAnsi="Liberation Serif" w:eastAsia="Liberation Serif" w:cs="Liberation Serif"/>
-                <w:highlight w:val="none"/>
-                <w:lang w:val="es-ES" w:bidi="es-ES"/>
-              </w:rPr>
-            </w:r>
           </w:p>
         </w:tc>
         <w:tc>
           <w:tcPr>
             <w:tcBorders>
-              <w:top w:val="nil" w:color="000000" w:sz="4" w:space="0"/>
-              <w:left w:val="nil" w:color="000000" w:sz="4" w:space="0"/>
-              <w:bottom w:val="nil" w:color="000000" w:sz="4" w:space="0"/>
-              <w:right w:val="nil" w:color="000000" w:sz="4" w:space="0"/>
+              <w:top w:val="none" w:color="000000" w:sz="4" w:space="0"/>
+              <w:left w:val="none" w:color="000000" w:sz="4" w:space="0"/>
+              <w:bottom w:val="none" w:color="000000" w:sz="4" w:space="0"/>
+              <w:right w:val="none" w:color="000000" w:sz="4" w:space="0"/>
             </w:tcBorders>
             <w:tcW w:w="2340" w:type="dxa"/>
             <w:textDirection w:val="lrTb"/>
@@ -2581,7 +2534,7 @@
           </w:tcPr>
           <w:p>
             <w:pPr>
-              <w:pStyle w:val="1061"/>
+              <w:pStyle w:val="1107"/>
               <w:numPr>
                 <w:ilvl w:val="0"/>
                 <w:numId w:val="93"/>
@@ -2603,7 +2556,6 @@
                 <w:lang w:val="es-ES" w:bidi="es-ES"/>
               </w:rPr>
             </w:r>
-            <w:r/>
             <w:r>
               <w:rPr>
                 <w:rFonts w:ascii="Liberation Serif" w:hAnsi="Liberation Serif" w:eastAsia="Liberation Serif" w:cs="Liberation Serif"/>
@@ -2611,7 +2563,6 @@
                 <w:lang w:val="es-ES" w:bidi="es-ES"/>
               </w:rPr>
             </w:r>
-            <w:r/>
             <m:oMath>
               <m:r>
                 <w:rPr>
@@ -2669,7 +2620,13 @@
                 <m:t>4</m:t>
               </m:r>
             </m:oMath>
-            <w:r/>
+            <w:r>
+              <w:rPr>
+                <w:rFonts w:ascii="Liberation Serif" w:hAnsi="Liberation Serif" w:eastAsia="Liberation Serif" w:cs="Liberation Serif"/>
+                <w:highlight w:val="none"/>
+                <w:lang w:val="es-ES" w:bidi="es-ES"/>
+              </w:rPr>
+            </w:r>
             <w:r>
               <w:rPr>
                 <w:rFonts w:ascii="Liberation Serif" w:hAnsi="Liberation Serif" w:eastAsia="Liberation Serif" w:cs="Liberation Serif"/>
@@ -2682,10 +2639,10 @@
         <w:tc>
           <w:tcPr>
             <w:tcBorders>
-              <w:top w:val="nil" w:color="000000" w:sz="4" w:space="0"/>
-              <w:left w:val="nil" w:color="000000" w:sz="4" w:space="0"/>
-              <w:bottom w:val="nil" w:color="000000" w:sz="4" w:space="0"/>
-              <w:right w:val="nil" w:color="000000" w:sz="4" w:space="0"/>
+              <w:top w:val="none" w:color="000000" w:sz="4" w:space="0"/>
+              <w:left w:val="none" w:color="000000" w:sz="4" w:space="0"/>
+              <w:bottom w:val="none" w:color="000000" w:sz="4" w:space="0"/>
+              <w:right w:val="none" w:color="000000" w:sz="4" w:space="0"/>
             </w:tcBorders>
             <w:tcW w:w="2340" w:type="dxa"/>
             <w:textDirection w:val="lrTb"/>
@@ -2693,7 +2650,7 @@
           </w:tcPr>
           <w:p>
             <w:pPr>
-              <w:pStyle w:val="1061"/>
+              <w:pStyle w:val="1107"/>
               <w:numPr>
                 <w:ilvl w:val="0"/>
                 <w:numId w:val="93"/>
@@ -2715,7 +2672,6 @@
                 <w:lang w:val="es-ES" w:bidi="es-ES"/>
               </w:rPr>
             </w:r>
-            <w:r/>
             <m:oMath>
               <m:r>
                 <w:rPr>
@@ -2787,22 +2743,15 @@
                 <w:lang w:val="es-ES" w:bidi="es-ES"/>
               </w:rPr>
             </w:r>
-            <w:r>
-              <w:rPr>
-                <w:rFonts w:ascii="Liberation Serif" w:hAnsi="Liberation Serif" w:eastAsia="Liberation Serif" w:cs="Liberation Serif"/>
-                <w:highlight w:val="none"/>
-                <w:lang w:val="es-ES" w:bidi="es-ES"/>
-              </w:rPr>
-            </w:r>
           </w:p>
         </w:tc>
         <w:tc>
           <w:tcPr>
             <w:tcBorders>
-              <w:top w:val="nil" w:color="000000" w:sz="4" w:space="0"/>
-              <w:left w:val="nil" w:color="000000" w:sz="4" w:space="0"/>
-              <w:bottom w:val="nil" w:color="000000" w:sz="4" w:space="0"/>
-              <w:right w:val="nil" w:color="000000" w:sz="4" w:space="0"/>
+              <w:top w:val="none" w:color="000000" w:sz="4" w:space="0"/>
+              <w:left w:val="none" w:color="000000" w:sz="4" w:space="0"/>
+              <w:bottom w:val="none" w:color="000000" w:sz="4" w:space="0"/>
+              <w:right w:val="none" w:color="000000" w:sz="4" w:space="0"/>
             </w:tcBorders>
             <w:tcW w:w="2340" w:type="dxa"/>
             <w:textDirection w:val="lrTb"/>
@@ -2810,7 +2759,7 @@
           </w:tcPr>
           <w:p>
             <w:pPr>
-              <w:pStyle w:val="1061"/>
+              <w:pStyle w:val="1107"/>
               <w:numPr>
                 <w:ilvl w:val="0"/>
                 <w:numId w:val="93"/>
@@ -2832,7 +2781,6 @@
                 <w:lang w:val="es-ES" w:bidi="es-ES"/>
               </w:rPr>
             </w:r>
-            <w:r/>
             <m:oMath>
               <m:r>
                 <w:rPr>
@@ -2940,7 +2888,7 @@
     </w:p>
     <w:p>
       <w:pPr>
-        <w:pStyle w:val="1008"/>
+        <w:pStyle w:val="1054"/>
         <w:pBdr/>
         <w:spacing/>
         <w:ind/>
@@ -2961,6 +2909,7 @@
           <w:rFonts w:ascii="Liberation Serif" w:hAnsi="Liberation Serif" w:cs="Liberation Serif"/>
           <w14:ligatures w14:val="none"/>
         </w:rPr>
+        <w:t xml:space="preserve"> (30 points in the section)</w:t>
       </w:r>
       <w:r>
         <w:rPr>
@@ -2971,7 +2920,7 @@
     </w:p>
     <w:p>
       <w:pPr>
-        <w:pStyle w:val="1061"/>
+        <w:pStyle w:val="1107"/>
         <w:numPr>
           <w:ilvl w:val="0"/>
           <w:numId w:val="61"/>
@@ -3005,9 +2954,30 @@
         <w:rPr>
           <w:rFonts w:ascii="Liberation Serif" w:hAnsi="Liberation Serif" w:eastAsia="Liberation Serif" w:cs="Liberation Serif"/>
           <w:highlight w:val="none"/>
-          <w:lang w:val="es-ES" w:bidi="es-ES"/>
+          <w:lang w:val="en-US"/>
           <w14:ligatures w14:val="none"/>
         </w:rPr>
+        <w:t xml:space="preserve"> (</w:t>
+      </w:r>
+      <w:r>
+        <w:rPr>
+          <w:rFonts w:ascii="Liberation Serif" w:hAnsi="Liberation Serif" w:eastAsia="Liberation Serif" w:cs="Liberation Serif"/>
+          <w:b/>
+          <w:bCs/>
+          <w:highlight w:val="none"/>
+          <w:lang w:val="en-US"/>
+          <w14:ligatures w14:val="none"/>
+        </w:rPr>
+        <w:t xml:space="preserve">6 points each equation</w:t>
+      </w:r>
+      <w:r>
+        <w:rPr>
+          <w:rFonts w:ascii="Liberation Serif" w:hAnsi="Liberation Serif" w:eastAsia="Liberation Serif" w:cs="Liberation Serif"/>
+          <w:highlight w:val="none"/>
+          <w:lang w:val="en-US"/>
+          <w14:ligatures w14:val="none"/>
+        </w:rPr>
+        <w:t xml:space="preserve">)</w:t>
       </w:r>
       <w:r>
         <w:rPr>
@@ -3020,7 +2990,7 @@
     </w:p>
     <w:tbl>
       <w:tblPr>
-        <w:tblStyle w:val="1063"/>
+        <w:tblStyle w:val="1109"/>
         <w:tblW w:w="0" w:type="auto"/>
         <w:tblBorders/>
         <w:tblLook w:val="04A0" w:firstRow="1" w:lastRow="0" w:firstColumn="1" w:lastColumn="0" w:noHBand="0" w:noVBand="1"/>
@@ -3042,7 +3012,7 @@
           </w:tcPr>
           <w:p>
             <w:pPr>
-              <w:pStyle w:val="1061"/>
+              <w:pStyle w:val="1107"/>
               <w:numPr>
                 <w:ilvl w:val="0"/>
                 <w:numId w:val="63"/>
@@ -3168,7 +3138,7 @@
           </w:tcPr>
           <w:p>
             <w:pPr>
-              <w:pStyle w:val="1061"/>
+              <w:pStyle w:val="1107"/>
               <w:numPr>
                 <w:ilvl w:val="0"/>
                 <w:numId w:val="63"/>
@@ -3316,7 +3286,7 @@
     </w:p>
     <w:p>
       <w:pPr>
-        <w:pStyle w:val="1061"/>
+        <w:pStyle w:val="1107"/>
         <w:numPr>
           <w:ilvl w:val="0"/>
           <w:numId w:val="61"/>
@@ -3505,9 +3475,28 @@
       <w:r>
         <w:rPr>
           <w:rFonts w:ascii="Liberation Serif" w:hAnsi="Liberation Serif" w:eastAsia="Liberation Serif" w:cs="Liberation Serif"/>
-          <w:lang w:val="es-ES" w:bidi="es-ES"/>
+          <w:lang w:val="en-US"/>
           <w14:ligatures w14:val="none"/>
         </w:rPr>
+        <w:t xml:space="preserve"> (</w:t>
+      </w:r>
+      <w:r>
+        <w:rPr>
+          <w:rFonts w:ascii="Liberation Serif" w:hAnsi="Liberation Serif" w:eastAsia="Liberation Serif" w:cs="Liberation Serif"/>
+          <w:b/>
+          <w:bCs/>
+          <w:lang w:val="en-US"/>
+          <w14:ligatures w14:val="none"/>
+        </w:rPr>
+        <w:t xml:space="preserve">6 points each operation</w:t>
+      </w:r>
+      <w:r>
+        <w:rPr>
+          <w:rFonts w:ascii="Liberation Serif" w:hAnsi="Liberation Serif" w:eastAsia="Liberation Serif" w:cs="Liberation Serif"/>
+          <w:lang w:val="en-US"/>
+          <w14:ligatures w14:val="none"/>
+        </w:rPr>
+        <w:t xml:space="preserve">)</w:t>
       </w:r>
       <w:r>
         <w:rPr>
@@ -3519,7 +3508,7 @@
     </w:p>
     <w:tbl>
       <w:tblPr>
-        <w:tblStyle w:val="1063"/>
+        <w:tblStyle w:val="1109"/>
         <w:tblW w:w="0" w:type="auto"/>
         <w:tblBorders/>
         <w:tblLook w:val="04A0" w:firstRow="1" w:lastRow="0" w:firstColumn="1" w:lastColumn="0" w:noHBand="0" w:noVBand="1"/>
@@ -3541,7 +3530,7 @@
           </w:tcPr>
           <w:p>
             <w:pPr>
-              <w:pStyle w:val="1061"/>
+              <w:pStyle w:val="1107"/>
               <w:numPr>
                 <w:ilvl w:val="0"/>
                 <w:numId w:val="64"/>
@@ -3607,7 +3596,7 @@
           </w:tcPr>
           <w:p>
             <w:pPr>
-              <w:pStyle w:val="1061"/>
+              <w:pStyle w:val="1107"/>
               <w:numPr>
                 <w:ilvl w:val="0"/>
                 <w:numId w:val="64"/>
@@ -3697,18 +3686,18 @@
     </w:p>
     <w:p>
       <w:pPr>
-        <w:pStyle w:val="1061"/>
+        <w:pStyle w:val="1107"/>
         <w:numPr>
           <w:ilvl w:val="0"/>
           <w:numId w:val="61"/>
         </w:numPr>
         <w:pBdr/>
         <w:shd w:val="nil" w:color="auto"/>
-        <w:spacing/>
+        <w:spacing w:after="0" w:line="240" w:lineRule="auto"/>
         <w:ind/>
         <w:rPr>
           <w:rFonts w:ascii="Liberation Serif" w:hAnsi="Liberation Serif" w:eastAsia="Liberation Serif" w:cs="Liberation Serif"/>
-          <w:lang w:val="es-ES"/>
+          <w:lang w:val="en-US"/>
           <w14:ligatures w14:val="none"/>
         </w:rPr>
       </w:pPr>
@@ -3946,21 +3935,76 @@
       <w:r>
         <w:rPr>
           <w:rFonts w:ascii="Liberation Serif" w:hAnsi="Liberation Serif" w:eastAsia="Liberation Serif" w:cs="Liberation Serif"/>
-          <w:lang w:val="es-ES"/>
+          <w:lang w:val="en-US"/>
+          <w14:ligatures w14:val="none"/>
+        </w:rPr>
+        <w:t xml:space="preserve">.</w:t>
+      </w:r>
+      <w:r>
+        <w:rPr>
+          <w:rFonts w:ascii="Liberation Serif" w:hAnsi="Liberation Serif" w:eastAsia="Liberation Serif" w:cs="Liberation Serif"/>
+          <w:lang w:val="en-US"/>
+          <w14:ligatures w14:val="none"/>
+        </w:rPr>
+      </w:r>
+    </w:p>
+    <w:p>
+      <w:pPr>
+        <w:pBdr/>
+        <w:shd w:val="nil" w:color="000000"/>
+        <w:spacing w:after="0" w:line="240" w:lineRule="auto"/>
+        <w:ind w:firstLine="0" w:left="709"/>
+        <w:rPr>
+          <w:rFonts w:ascii="Liberation Serif" w:hAnsi="Liberation Serif" w:eastAsia="Liberation Serif" w:cs="Liberation Serif"/>
+          <w:lang w:val="en-US"/>
+          <w14:ligatures w14:val="none"/>
+        </w:rPr>
+      </w:pPr>
+      <w:r>
+        <w:rPr>
+          <w:rFonts w:ascii="Liberation Serif" w:hAnsi="Liberation Serif" w:eastAsia="Liberation Serif" w:cs="Liberation Serif"/>
+          <w:lang w:val="en-US"/>
           <w14:ligatures w14:val="none"/>
         </w:rPr>
       </w:r>
       <w:r>
         <w:rPr>
           <w:rFonts w:ascii="Liberation Serif" w:hAnsi="Liberation Serif" w:eastAsia="Liberation Serif" w:cs="Liberation Serif"/>
-          <w:lang w:val="es-ES"/>
+          <w:lang w:val="en-US"/>
+          <w14:ligatures w14:val="none"/>
+        </w:rPr>
+        <w:t xml:space="preserve">(</w:t>
+      </w:r>
+      <w:r>
+        <w:rPr>
+          <w:rFonts w:ascii="Liberation Serif" w:hAnsi="Liberation Serif" w:eastAsia="Liberation Serif" w:cs="Liberation Serif"/>
+          <w:b/>
+          <w:bCs/>
+          <w:lang w:val="en-US"/>
+          <w14:ligatures w14:val="none"/>
+        </w:rPr>
+        <w:t xml:space="preserve">6 points.</w:t>
+      </w:r>
+      <w:r>
+        <w:rPr>
+          <w:rFonts w:ascii="Liberation Serif" w:hAnsi="Liberation Serif" w:eastAsia="Liberation Serif" w:cs="Liberation Serif"/>
+          <w:lang w:val="en-US"/>
+          <w14:ligatures w14:val="none"/>
+        </w:rPr>
+        <w:t xml:space="preserve">)</w:t>
+      </w:r>
+      <w:r>
+        <w:rPr>
+          <w:rFonts w:ascii="Liberation Serif" w:hAnsi="Liberation Serif" w:eastAsia="Liberation Serif" w:cs="Liberation Serif"/>
+          <w:lang w:val="en-US"/>
           <w14:ligatures w14:val="none"/>
         </w:rPr>
       </w:r>
+      <w:r/>
     </w:p>
     <w:tbl>
       <w:tblPr>
-        <w:tblStyle w:val="1063"/>
+        <w:tblStyle w:val="1109"/>
         <w:tblW w:w="0" w:type="auto"/>
         <w:tblBorders/>
         <w:tblLook w:val="04A0" w:firstRow="1" w:lastRow="0" w:firstColumn="1" w:lastColumn="0" w:noHBand="0" w:noVBand="1"/>
@@ -4014,7 +4058,7 @@
     <w:p>
       <w:pPr>
         <w:pBdr/>
-        <w:shd w:val="nil"/>
+        <w:shd w:val="nil" w:color="auto"/>
         <w:spacing/>
         <w:ind/>
         <w:rPr>
@@ -4027,31 +4071,6 @@
           <w:rFonts w:ascii="Liberation Serif" w:hAnsi="Liberation Serif" w:cs="Liberation Serif"/>
           <w14:ligatures w14:val="none"/>
         </w:rPr>
-      </w:r>
-      <w:r>
-        <w:rPr>
-          <w:rFonts w:ascii="Liberation Serif" w:hAnsi="Liberation Serif" w:cs="Liberation Serif"/>
-          <w14:ligatures w14:val="none"/>
-        </w:rPr>
-      </w:r>
-    </w:p>
-    <w:p>
-      <w:pPr>
-        <w:pStyle w:val="1008"/>
-        <w:pBdr/>
-        <w:spacing/>
-        <w:ind/>
-        <w:rPr>
-          <w:rFonts w:ascii="Liberation Serif" w:hAnsi="Liberation Serif" w:cs="Liberation Serif"/>
-          <w14:ligatures w14:val="none"/>
-        </w:rPr>
-      </w:pPr>
-      <w:r>
-        <w:rPr>
-          <w:rFonts w:ascii="Liberation Serif" w:hAnsi="Liberation Serif" w:eastAsia="Liberation Serif" w:cs="Liberation Serif"/>
-          <w:lang w:val="es-ES"/>
-        </w:rPr>
-        <w:t xml:space="preserve">Section 3: Function analysis</w:t>
       </w:r>
       <w:r>
         <w:rPr>
@@ -4068,7 +4087,45 @@
     </w:p>
     <w:p>
       <w:pPr>
-        <w:pStyle w:val="1061"/>
+        <w:pStyle w:val="1054"/>
+        <w:pBdr/>
+        <w:spacing/>
+        <w:ind/>
+        <w:rPr>
+          <w:rFonts w:ascii="Liberation Serif" w:hAnsi="Liberation Serif" w:cs="Liberation Serif"/>
+          <w14:ligatures w14:val="none"/>
+        </w:rPr>
+      </w:pPr>
+      <w:r>
+        <w:rPr>
+          <w:rFonts w:ascii="Liberation Serif" w:hAnsi="Liberation Serif" w:eastAsia="Liberation Serif" w:cs="Liberation Serif"/>
+          <w:lang w:val="es-ES"/>
+        </w:rPr>
+        <w:t xml:space="preserve">Section 3: Function analysis</w:t>
+      </w:r>
+      <w:r>
+        <w:rPr>
+          <w:rFonts w:ascii="Liberation Serif" w:hAnsi="Liberation Serif" w:eastAsia="Liberation Serif" w:cs="Liberation Serif"/>
+          <w:lang w:val="en-US"/>
+        </w:rPr>
+        <w:t xml:space="preserve"> (12 points)</w:t>
+      </w:r>
+      <w:r>
+        <w:rPr>
+          <w:rFonts w:ascii="Liberation Serif" w:hAnsi="Liberation Serif" w:cs="Liberation Serif"/>
+          <w14:ligatures w14:val="none"/>
+        </w:rPr>
+      </w:r>
+      <w:r>
+        <w:rPr>
+          <w:rFonts w:ascii="Liberation Serif" w:hAnsi="Liberation Serif" w:cs="Liberation Serif"/>
+          <w14:ligatures w14:val="none"/>
+        </w:rPr>
+      </w:r>
+    </w:p>
+    <w:p>
+      <w:pPr>
+        <w:pStyle w:val="1107"/>
         <w:numPr>
           <w:ilvl w:val="0"/>
           <w:numId w:val="69"/>
@@ -4265,6 +4322,23 @@
           <w:rFonts w:ascii="Liberation Serif" w:hAnsi="Liberation Serif" w:cs="Liberation Serif"/>
           <w14:ligatures w14:val="none"/>
         </w:rPr>
+        <w:t xml:space="preserve"> (</w:t>
+      </w:r>
+      <w:r>
+        <w:rPr>
+          <w:rFonts w:ascii="Liberation Serif" w:hAnsi="Liberation Serif" w:cs="Liberation Serif"/>
+          <w:b/>
+          <w:bCs/>
+          <w14:ligatures w14:val="none"/>
+        </w:rPr>
+        <w:t xml:space="preserve">6 points</w:t>
+      </w:r>
+      <w:r>
+        <w:rPr>
+          <w:rFonts w:ascii="Liberation Serif" w:hAnsi="Liberation Serif" w:cs="Liberation Serif"/>
+          <w14:ligatures w14:val="none"/>
+        </w:rPr>
+        <w:t xml:space="preserve">)</w:t>
       </w:r>
       <w:r>
         <w:rPr>
@@ -4275,7 +4349,7 @@
     </w:p>
     <w:tbl>
       <w:tblPr>
-        <w:tblStyle w:val="1063"/>
+        <w:tblStyle w:val="1109"/>
         <w:tblW w:w="0" w:type="auto"/>
         <w:tblBorders/>
         <w:tblLook w:val="04A0" w:firstRow="1" w:lastRow="0" w:firstColumn="1" w:lastColumn="0" w:noHBand="0" w:noVBand="1"/>
@@ -4329,7 +4403,7 @@
     <w:p>
       <w:pPr>
         <w:pBdr/>
-        <w:shd w:val="nil"/>
+        <w:shd w:val="nil" w:color="auto"/>
         <w:spacing/>
         <w:ind/>
         <w:rPr>
@@ -4359,7 +4433,7 @@
     </w:p>
     <w:p>
       <w:pPr>
-        <w:pStyle w:val="1061"/>
+        <w:pStyle w:val="1107"/>
         <w:numPr>
           <w:ilvl w:val="0"/>
           <w:numId w:val="69"/>
@@ -4508,9 +4582,28 @@
       <w:r>
         <w:rPr>
           <w:rFonts w:ascii="Liberation Serif" w:hAnsi="Liberation Serif" w:eastAsia="Liberation Serif" w:cs="Liberation Serif"/>
-          <w:lang w:val="es-ES"/>
+          <w:lang w:val="en-US"/>
           <w14:ligatures w14:val="none"/>
         </w:rPr>
+        <w:t xml:space="preserve"> (</w:t>
+      </w:r>
+      <w:r>
+        <w:rPr>
+          <w:rFonts w:ascii="Liberation Serif" w:hAnsi="Liberation Serif" w:eastAsia="Liberation Serif" w:cs="Liberation Serif"/>
+          <w:b/>
+          <w:bCs/>
+          <w:lang w:val="en-US"/>
+          <w14:ligatures w14:val="none"/>
+        </w:rPr>
+        <w:t xml:space="preserve">6 points</w:t>
+      </w:r>
+      <w:r>
+        <w:rPr>
+          <w:rFonts w:ascii="Liberation Serif" w:hAnsi="Liberation Serif" w:eastAsia="Liberation Serif" w:cs="Liberation Serif"/>
+          <w:lang w:val="en-US"/>
+          <w14:ligatures w14:val="none"/>
+        </w:rPr>
+        <w:t xml:space="preserve">)</w:t>
       </w:r>
       <w:r>
         <w:rPr>
@@ -4522,7 +4615,7 @@
     </w:p>
     <w:tbl>
       <w:tblPr>
-        <w:tblStyle w:val="1063"/>
+        <w:tblStyle w:val="1109"/>
         <w:tblW w:w="0" w:type="auto"/>
         <w:tblBorders/>
         <w:tblLook w:val="04A0" w:firstRow="1" w:lastRow="0" w:firstColumn="1" w:lastColumn="0" w:noHBand="0" w:noVBand="1"/>
@@ -4576,7 +4669,7 @@
     <w:p>
       <w:pPr>
         <w:pBdr/>
-        <w:shd w:val="nil"/>
+        <w:shd w:val="nil" w:color="auto"/>
         <w:spacing/>
         <w:ind/>
         <w:rPr>
@@ -4589,31 +4682,6 @@
           <w:rFonts w:ascii="Liberation Serif" w:hAnsi="Liberation Serif" w:cs="Liberation Serif"/>
           <w14:ligatures w14:val="none"/>
         </w:rPr>
-      </w:r>
-      <w:r>
-        <w:rPr>
-          <w:rFonts w:ascii="Liberation Serif" w:hAnsi="Liberation Serif" w:cs="Liberation Serif"/>
-          <w14:ligatures w14:val="none"/>
-        </w:rPr>
-      </w:r>
-    </w:p>
-    <w:p>
-      <w:pPr>
-        <w:pStyle w:val="1008"/>
-        <w:pBdr/>
-        <w:spacing/>
-        <w:ind/>
-        <w:rPr>
-          <w:rFonts w:ascii="Liberation Serif" w:hAnsi="Liberation Serif" w:cs="Liberation Serif"/>
-          <w14:ligatures w14:val="none"/>
-        </w:rPr>
-      </w:pPr>
-      <w:r>
-        <w:rPr>
-          <w:rFonts w:ascii="Liberation Serif" w:hAnsi="Liberation Serif" w:eastAsia="Liberation Serif" w:cs="Liberation Serif"/>
-          <w:lang w:val="es-ES"/>
-        </w:rPr>
-        <w:t xml:space="preserve">Modeling with math</w:t>
       </w:r>
       <w:r>
         <w:rPr>
@@ -4630,7 +4698,46 @@
     </w:p>
     <w:p>
       <w:pPr>
-        <w:pStyle w:val="1061"/>
+        <w:pStyle w:val="1054"/>
+        <w:pBdr/>
+        <w:spacing/>
+        <w:ind/>
+        <w:rPr>
+          <w:rFonts w:ascii="Liberation Serif" w:hAnsi="Liberation Serif" w:cs="Liberation Serif"/>
+          <w14:ligatures w14:val="none"/>
+        </w:rPr>
+      </w:pPr>
+      <w:r>
+        <w:rPr>
+          <w:rFonts w:ascii="Liberation Serif" w:hAnsi="Liberation Serif" w:eastAsia="Liberation Serif" w:cs="Liberation Serif"/>
+          <w:lang w:val="en-US"/>
+        </w:rPr>
+        <w:t xml:space="preserve">Section 4: </w:t>
+      </w:r>
+      <w:r>
+        <w:rPr>
+          <w:rFonts w:ascii="Liberation Serif" w:hAnsi="Liberation Serif" w:eastAsia="Liberation Serif" w:cs="Liberation Serif"/>
+          <w:lang w:val="es-ES"/>
+        </w:rPr>
+        <w:t xml:space="preserve">Modeling with math</w:t>
+      </w:r>
+      <w:r>
+        <w:rPr>
+          <w:rFonts w:ascii="Liberation Serif" w:hAnsi="Liberation Serif" w:cs="Liberation Serif"/>
+          <w14:ligatures w14:val="none"/>
+        </w:rPr>
+        <w:t xml:space="preserve"> (30 points)</w:t>
+      </w:r>
+      <w:r>
+        <w:rPr>
+          <w:rFonts w:ascii="Liberation Serif" w:hAnsi="Liberation Serif" w:cs="Liberation Serif"/>
+          <w14:ligatures w14:val="none"/>
+        </w:rPr>
+      </w:r>
+    </w:p>
+    <w:p>
+      <w:pPr>
+        <w:pStyle w:val="1107"/>
         <w:numPr>
           <w:ilvl w:val="0"/>
           <w:numId w:val="98"/>
@@ -4789,10 +4896,10 @@
     </w:p>
     <w:p>
       <w:pPr>
-        <w:pStyle w:val="1061"/>
+        <w:pStyle w:val="1107"/>
         <w:numPr>
           <w:ilvl w:val="0"/>
-          <w:numId w:val="97"/>
+          <w:numId w:val="99"/>
         </w:numPr>
         <w:pBdr/>
         <w:shd w:val="nil" w:color="000000"/>
@@ -4940,6 +5047,23 @@
           <w:rFonts w:ascii="Liberation Serif" w:hAnsi="Liberation Serif" w:cs="Liberation Serif"/>
           <w14:ligatures w14:val="none"/>
         </w:rPr>
+        <w:t xml:space="preserve"> (</w:t>
+      </w:r>
+      <w:r>
+        <w:rPr>
+          <w:rFonts w:ascii="Liberation Serif" w:hAnsi="Liberation Serif" w:cs="Liberation Serif"/>
+          <w:b/>
+          <w:bCs/>
+          <w14:ligatures w14:val="none"/>
+        </w:rPr>
+        <w:t xml:space="preserve">6 points</w:t>
+      </w:r>
+      <w:r>
+        <w:rPr>
+          <w:rFonts w:ascii="Liberation Serif" w:hAnsi="Liberation Serif" w:cs="Liberation Serif"/>
+          <w14:ligatures w14:val="none"/>
+        </w:rPr>
+        <w:t xml:space="preserve">)</w:t>
       </w:r>
       <w:r>
         <w:rPr>
@@ -4950,10 +5074,10 @@
     </w:p>
     <w:p>
       <w:pPr>
-        <w:pStyle w:val="1061"/>
+        <w:pStyle w:val="1107"/>
         <w:numPr>
           <w:ilvl w:val="0"/>
-          <w:numId w:val="97"/>
+          <w:numId w:val="99"/>
         </w:numPr>
         <w:pBdr/>
         <w:shd w:val="nil" w:color="000000"/>
@@ -4998,24 +5122,23 @@
           <w:rFonts w:ascii="Liberation Serif" w:hAnsi="Liberation Serif" w:cs="Liberation Serif"/>
           <w14:ligatures w14:val="none"/>
         </w:rPr>
+        <w:t xml:space="preserve"> (</w:t>
+      </w:r>
+      <w:r>
+        <w:rPr>
+          <w:rFonts w:ascii="Liberation Serif" w:hAnsi="Liberation Serif" w:cs="Liberation Serif"/>
+          <w:b/>
+          <w:bCs/>
+          <w14:ligatures w14:val="none"/>
+        </w:rPr>
+        <w:t xml:space="preserve">6 points</w:t>
       </w:r>
       <w:r>
         <w:rPr>
           <w:rFonts w:ascii="Liberation Serif" w:hAnsi="Liberation Serif" w:cs="Liberation Serif"/>
           <w14:ligatures w14:val="none"/>
         </w:rPr>
-      </w:r>
-      <w:r>
-        <w:rPr>
-          <w:rFonts w:ascii="Liberation Serif" w:hAnsi="Liberation Serif" w:eastAsia="Liberation Serif" w:cs="Liberation Serif"/>
-          <w:lang w:val="es-ES"/>
-        </w:rPr>
-      </w:r>
-      <w:r>
-        <w:rPr>
-          <w:rFonts w:ascii="Liberation Serif" w:hAnsi="Liberation Serif" w:cs="Liberation Serif"/>
-          <w14:ligatures w14:val="none"/>
-        </w:rPr>
+        <w:t xml:space="preserve">)</w:t>
       </w:r>
       <w:r>
         <w:rPr>
@@ -5026,7 +5149,7 @@
     </w:p>
     <w:tbl>
       <w:tblPr>
-        <w:tblStyle w:val="1063"/>
+        <w:tblStyle w:val="1109"/>
         <w:tblW w:w="0" w:type="auto"/>
         <w:tblBorders/>
         <w:tblLook w:val="04A0" w:firstRow="1" w:lastRow="0" w:firstColumn="1" w:lastColumn="0" w:noHBand="0" w:noVBand="1"/>
@@ -5080,7 +5203,7 @@
     <w:p>
       <w:pPr>
         <w:pBdr/>
-        <w:shd w:val="nil"/>
+        <w:shd w:val="nil" w:color="auto"/>
         <w:spacing/>
         <w:ind/>
         <w:rPr>
@@ -5110,7 +5233,7 @@
     </w:p>
     <w:p>
       <w:pPr>
-        <w:pStyle w:val="1061"/>
+        <w:pStyle w:val="1107"/>
         <w:numPr>
           <w:ilvl w:val="0"/>
           <w:numId w:val="70"/>
@@ -5154,7 +5277,7 @@
     </w:p>
     <w:p>
       <w:pPr>
-        <w:pStyle w:val="1061"/>
+        <w:pStyle w:val="1107"/>
         <w:numPr>
           <w:ilvl w:val="2"/>
           <w:numId w:val="71"/>
@@ -5198,6 +5321,21 @@
         <w:rPr>
           <w:rFonts w:ascii="Liberation Serif" w:hAnsi="Liberation Serif" w:cs="Liberation Serif"/>
         </w:rPr>
+        <w:t xml:space="preserve"> (</w:t>
+      </w:r>
+      <w:r>
+        <w:rPr>
+          <w:rFonts w:ascii="Liberation Serif" w:hAnsi="Liberation Serif" w:cs="Liberation Serif"/>
+          <w:b/>
+          <w:bCs/>
+        </w:rPr>
+        <w:t xml:space="preserve">6 points</w:t>
+      </w:r>
+      <w:r>
+        <w:rPr>
+          <w:rFonts w:ascii="Liberation Serif" w:hAnsi="Liberation Serif" w:cs="Liberation Serif"/>
+        </w:rPr>
+        <w:t xml:space="preserve">)</w:t>
       </w:r>
       <w:r>
         <w:rPr>
@@ -5207,7 +5345,7 @@
     </w:p>
     <w:p>
       <w:pPr>
-        <w:pStyle w:val="1061"/>
+        <w:pStyle w:val="1107"/>
         <w:numPr>
           <w:ilvl w:val="2"/>
           <w:numId w:val="71"/>
@@ -5229,7 +5367,23 @@
           <w:rFonts w:ascii="Liberation Serif" w:hAnsi="Liberation Serif" w:eastAsia="Liberation Serif" w:cs="Liberation Serif"/>
           <w:color w:val="000000"/>
         </w:rPr>
-        <w:t xml:space="preserve">How much mass will remain after 4000 years?</w:t>
+        <w:t xml:space="preserve">How much mass will remain after 4000 years? (</w:t>
+      </w:r>
+      <w:r>
+        <w:rPr>
+          <w:rFonts w:ascii="Liberation Serif" w:hAnsi="Liberation Serif" w:eastAsia="Liberation Serif" w:cs="Liberation Serif"/>
+          <w:b/>
+          <w:bCs/>
+          <w:color w:val="000000"/>
+        </w:rPr>
+        <w:t xml:space="preserve">6 points</w:t>
+      </w:r>
+      <w:r>
+        <w:rPr>
+          <w:rFonts w:ascii="Liberation Serif" w:hAnsi="Liberation Serif" w:eastAsia="Liberation Serif" w:cs="Liberation Serif"/>
+          <w:color w:val="000000"/>
+        </w:rPr>
+        <w:t xml:space="preserve">)</w:t>
       </w:r>
       <w:r>
         <w:rPr>
@@ -5244,7 +5398,7 @@
     </w:p>
     <w:p>
       <w:pPr>
-        <w:pStyle w:val="1061"/>
+        <w:pStyle w:val="1107"/>
         <w:numPr>
           <w:ilvl w:val="2"/>
           <w:numId w:val="71"/>
@@ -5272,6 +5426,21 @@
         <w:rPr>
           <w:rFonts w:ascii="Liberation Serif" w:hAnsi="Liberation Serif" w:cs="Liberation Serif"/>
         </w:rPr>
+        <w:t xml:space="preserve"> (</w:t>
+      </w:r>
+      <w:r>
+        <w:rPr>
+          <w:rFonts w:ascii="Liberation Serif" w:hAnsi="Liberation Serif" w:cs="Liberation Serif"/>
+          <w:b/>
+          <w:bCs/>
+        </w:rPr>
+        <w:t xml:space="preserve">6 points</w:t>
+      </w:r>
+      <w:r>
+        <w:rPr>
+          <w:rFonts w:ascii="Liberation Serif" w:hAnsi="Liberation Serif" w:cs="Liberation Serif"/>
+        </w:rPr>
+        <w:t xml:space="preserve">)</w:t>
       </w:r>
       <w:r>
         <w:rPr>
@@ -5281,7 +5450,7 @@
     </w:p>
     <w:tbl>
       <w:tblPr>
-        <w:tblStyle w:val="1063"/>
+        <w:tblStyle w:val="1109"/>
         <w:tblW w:w="0" w:type="auto"/>
         <w:tblBorders/>
         <w:tblLook w:val="04A0" w:firstRow="1" w:lastRow="0" w:firstColumn="1" w:lastColumn="0" w:noHBand="0" w:noVBand="1"/>
@@ -5334,7 +5503,7 @@
     </w:tbl>
     <w:p>
       <w:pPr>
-        <w:pStyle w:val="1008"/>
+        <w:pStyle w:val="1054"/>
         <w:pBdr/>
         <w:spacing/>
         <w:ind/>
@@ -5359,15 +5528,14 @@
       </w:r>
       <w:r>
         <w:rPr>
-          <w:rFonts w:ascii="Liberation Serif" w:hAnsi="Liberation Serif" w:eastAsia="Liberation Serif" w:cs="Liberation Serif"/>
-          <w:highlight w:val="none"/>
-          <w:lang w:val="es-ES"/>
+          <w:rFonts w:ascii="Liberation Serif" w:hAnsi="Liberation Serif" w:cs="Liberation Serif"/>
+          <w14:ligatures w14:val="none"/>
         </w:rPr>
       </w:r>
     </w:p>
     <w:p>
       <w:pPr>
-        <w:pStyle w:val="1008"/>
+        <w:pStyle w:val="1054"/>
         <w:pBdr/>
         <w:spacing/>
         <w:ind/>
@@ -5381,8 +5549,9 @@
       <w:r>
         <w:rPr>
           <w:rFonts w:ascii="Liberation Serif" w:hAnsi="Liberation Serif" w:eastAsia="Liberation Serif" w:cs="Liberation Serif"/>
-          <w:lang w:val="es-ES" w:bidi="es-ES"/>
+          <w:lang w:val="en-US"/>
         </w:rPr>
+        <w:t xml:space="preserve">Section 5: </w:t>
       </w:r>
       <w:r>
         <w:rPr>
@@ -5393,9 +5562,10 @@
       </w:r>
       <w:r>
         <w:rPr>
-          <w:rFonts w:ascii="Liberation Serif" w:hAnsi="Liberation Serif" w:cs="Liberation Serif"/>
-          <w14:ligatures w14:val="none"/>
+          <w:rFonts w:ascii="Liberation Serif" w:hAnsi="Liberation Serif" w:eastAsia="Liberation Serif" w:cs="Liberation Serif"/>
+          <w:lang w:val="en-US"/>
         </w:rPr>
+        <w:t xml:space="preserve"> (4 points)</w:t>
       </w:r>
       <w:r>
         <w:rPr>
@@ -5403,10 +5573,18 @@
           <w14:ligatures w14:val="none"/>
         </w:rPr>
       </w:r>
+      <w:r>
+        <w:rPr>
+          <w:rFonts w:ascii="Liberation Serif" w:hAnsi="Liberation Serif" w:eastAsia="Liberation Serif" w:cs="Liberation Serif"/>
+          <w:highlight w:val="none"/>
+          <w:lang w:val="es-ES"/>
+          <w14:ligatures w14:val="none"/>
+        </w:rPr>
+      </w:r>
     </w:p>
     <w:p>
       <w:pPr>
-        <w:pStyle w:val="1061"/>
+        <w:pStyle w:val="1107"/>
         <w:numPr>
           <w:ilvl w:val="0"/>
           <w:numId w:val="72"/>
@@ -5552,6 +5730,23 @@
           <w:rFonts w:ascii="Liberation Serif" w:hAnsi="Liberation Serif" w:cs="Liberation Serif"/>
           <w14:ligatures w14:val="none"/>
         </w:rPr>
+        <w:t xml:space="preserve"> (</w:t>
+      </w:r>
+      <w:r>
+        <w:rPr>
+          <w:rFonts w:ascii="Liberation Serif" w:hAnsi="Liberation Serif" w:cs="Liberation Serif"/>
+          <w:b/>
+          <w:bCs/>
+          <w14:ligatures w14:val="none"/>
+        </w:rPr>
+        <w:t xml:space="preserve">4 points.</w:t>
+      </w:r>
+      <w:r>
+        <w:rPr>
+          <w:rFonts w:ascii="Liberation Serif" w:hAnsi="Liberation Serif" w:cs="Liberation Serif"/>
+          <w14:ligatures w14:val="none"/>
+        </w:rPr>
+        <w:t xml:space="preserve">)</w:t>
       </w:r>
       <w:r>
         <w:rPr>
@@ -5562,7 +5757,7 @@
     </w:p>
     <w:tbl>
       <w:tblPr>
-        <w:tblStyle w:val="1063"/>
+        <w:tblStyle w:val="1109"/>
         <w:tblW w:w="0" w:type="auto"/>
         <w:tblBorders/>
         <w:tblLook w:val="04A0" w:firstRow="1" w:lastRow="0" w:firstColumn="1" w:lastColumn="0" w:noHBand="0" w:noVBand="1"/>
@@ -5725,7 +5920,7 @@
 <w:hdr xmlns:wpc="http://schemas.microsoft.com/office/word/2010/wordprocessingCanvas" xmlns:mc="http://schemas.openxmlformats.org/markup-compatibility/2006" xmlns:o="urn:schemas-microsoft-com:office:office" xmlns:r="http://schemas.openxmlformats.org/officeDocument/2006/relationships" xmlns:m="http://schemas.openxmlformats.org/officeDocument/2006/math" xmlns:v="urn:schemas-microsoft-com:vml" xmlns:wp14="http://schemas.microsoft.com/office/word/2010/wordprocessingDrawing" xmlns:wp="http://schemas.openxmlformats.org/drawingml/2006/wordprocessingDrawing" xmlns:w10="urn:schemas-microsoft-com:office:word" xmlns:w="http://schemas.openxmlformats.org/wordprocessingml/2006/main" xmlns:w14="http://schemas.microsoft.com/office/word/2010/wordml" xmlns:w15="http://schemas.microsoft.com/office/word/2012/wordml" xmlns:wpg="http://schemas.microsoft.com/office/word/2010/wordprocessingGroup" xmlns:wpi="http://schemas.microsoft.com/office/word/2010/wordprocessingInk" xmlns:wne="http://schemas.microsoft.com/office/word/2006/wordml" xmlns:a="http://schemas.openxmlformats.org/drawingml/2006/main" xmlns:wps="http://schemas.microsoft.com/office/word/2010/wordprocessingShape" mc:Ignorable="w14 w15 wp14">
   <w:p>
     <w:pPr>
-      <w:pStyle w:val="1057"/>
+      <w:pStyle w:val="1103"/>
       <w:pBdr/>
       <w:spacing/>
       <w:ind/>
@@ -5771,7 +5966,7 @@
   </w:p>
   <w:p>
     <w:pPr>
-      <w:pStyle w:val="1057"/>
+      <w:pStyle w:val="1103"/>
       <w:pBdr/>
       <w:spacing/>
       <w:ind/>
@@ -5803,7 +5998,7 @@
   </w:p>
   <w:p>
     <w:pPr>
-      <w:pStyle w:val="1057"/>
+      <w:pStyle w:val="1103"/>
       <w:pBdr/>
       <w:spacing/>
       <w:ind/>
@@ -18747,6 +18942,135 @@
         <w:pBdr/>
         <w:spacing/>
         <w:ind w:hanging="180" w:left="6469"/>
+      </w:pPr>
+      <w:rPr/>
+      <w:start w:val="1"/>
+      <w:suff w:val="tab"/>
+    </w:lvl>
+  </w:abstractNum>
+  <w:abstractNum w:abstractNumId="98">
+    <w:nsid w:val="5C00F3A1"/>
+    <w:lvl w:ilvl="0">
+      <w:isLgl w:val="false"/>
+      <w:lvlJc w:val="right"/>
+      <w:lvlText w:val="%1."/>
+      <w:numFmt w:val="lowerRoman"/>
+      <w:pPr>
+        <w:pBdr/>
+        <w:spacing/>
+        <w:ind w:hanging="360" w:left="720"/>
+      </w:pPr>
+      <w:rPr/>
+      <w:start w:val="1"/>
+      <w:suff w:val="tab"/>
+    </w:lvl>
+    <w:lvl w:ilvl="1">
+      <w:isLgl w:val="false"/>
+      <w:lvlJc w:val="left"/>
+      <w:lvlText w:val="%2."/>
+      <w:numFmt w:val="lowerLetter"/>
+      <w:pPr>
+        <w:pBdr/>
+        <w:spacing/>
+        <w:ind w:hanging="360" w:left="1440"/>
+      </w:pPr>
+      <w:rPr/>
+      <w:start w:val="1"/>
+      <w:suff w:val="tab"/>
+    </w:lvl>
+    <w:lvl w:ilvl="2">
+      <w:isLgl w:val="false"/>
+      <w:lvlJc w:val="right"/>
+      <w:lvlText w:val="%3."/>
+      <w:numFmt w:val="lowerRoman"/>
+      <w:pPr>
+        <w:pBdr/>
+        <w:spacing/>
+        <w:ind w:hanging="180" w:left="2160"/>
+      </w:pPr>
+      <w:rPr/>
+      <w:start w:val="1"/>
+      <w:suff w:val="tab"/>
+    </w:lvl>
+    <w:lvl w:ilvl="3">
+      <w:isLgl w:val="false"/>
+      <w:lvlJc w:val="left"/>
+      <w:lvlText w:val="%4."/>
+      <w:numFmt w:val="decimal"/>
+      <w:pPr>
+        <w:pBdr/>
+        <w:spacing/>
+        <w:ind w:hanging="360" w:left="2880"/>
+      </w:pPr>
+      <w:rPr/>
+      <w:start w:val="1"/>
+      <w:suff w:val="tab"/>
+    </w:lvl>
+    <w:lvl w:ilvl="4">
+      <w:isLgl w:val="false"/>
+      <w:lvlJc w:val="left"/>
+      <w:lvlText w:val="%5."/>
+      <w:numFmt w:val="lowerLetter"/>
+      <w:pPr>
+        <w:pBdr/>
+        <w:spacing/>
+        <w:ind w:hanging="360" w:left="3600"/>
+      </w:pPr>
+      <w:rPr/>
+      <w:start w:val="1"/>
+      <w:suff w:val="tab"/>
+    </w:lvl>
+    <w:lvl w:ilvl="5">
+      <w:isLgl w:val="false"/>
+      <w:lvlJc w:val="right"/>
+      <w:lvlText w:val="%6."/>
+      <w:numFmt w:val="lowerRoman"/>
+      <w:pPr>
+        <w:pBdr/>
+        <w:spacing/>
+        <w:ind w:hanging="180" w:left="4320"/>
+      </w:pPr>
+      <w:rPr/>
+      <w:start w:val="1"/>
+      <w:suff w:val="tab"/>
+    </w:lvl>
+    <w:lvl w:ilvl="6">
+      <w:isLgl w:val="false"/>
+      <w:lvlJc w:val="left"/>
+      <w:lvlText w:val="%7."/>
+      <w:numFmt w:val="decimal"/>
+      <w:pPr>
+        <w:pBdr/>
+        <w:spacing/>
+        <w:ind w:hanging="360" w:left="5040"/>
+      </w:pPr>
+      <w:rPr/>
+      <w:start w:val="1"/>
+      <w:suff w:val="tab"/>
+    </w:lvl>
+    <w:lvl w:ilvl="7">
+      <w:isLgl w:val="false"/>
+      <w:lvlJc w:val="left"/>
+      <w:lvlText w:val="%8."/>
+      <w:numFmt w:val="lowerLetter"/>
+      <w:pPr>
+        <w:pBdr/>
+        <w:spacing/>
+        <w:ind w:hanging="360" w:left="5760"/>
+      </w:pPr>
+      <w:rPr/>
+      <w:start w:val="1"/>
+      <w:suff w:val="tab"/>
+    </w:lvl>
+    <w:lvl w:ilvl="8">
+      <w:isLgl w:val="false"/>
+      <w:lvlJc w:val="right"/>
+      <w:lvlText w:val="%9."/>
+      <w:numFmt w:val="lowerRoman"/>
+      <w:pPr>
+        <w:pBdr/>
+        <w:spacing/>
+        <w:ind w:hanging="180" w:left="6480"/>
       </w:pPr>
       <w:rPr/>
       <w:start w:val="1"/>
@@ -19074,6 +19398,9 @@
   <w:num w:numId="98">
     <w:abstractNumId w:val="97"/>
   </w:num>
+  <w:num w:numId="99">
+    <w:abstractNumId w:val="98"/>
+  </w:num>
 </w:numbering>
 </file>
 
@@ -19236,9 +19563,9 @@
     <w:lsdException w:name="Bibliography" w:uiPriority="37"/>
     <w:lsdException w:name="TOC Heading" w:uiPriority="39" w:qFormat="1"/>
   </w:latentStyles>
-  <w:style w:type="table" w:styleId="877">
+  <w:style w:type="table" w:styleId="923">
     <w:name w:val="Table Grid Light"/>
-    <w:basedOn w:val="1055"/>
+    <w:basedOn w:val="1101"/>
     <w:uiPriority w:val="59"/>
     <w:pPr>
       <w:pBdr/>
@@ -19435,9 +19762,9 @@
       </w:tcPr>
     </w:tblStylePr>
   </w:style>
-  <w:style w:type="table" w:styleId="878">
+  <w:style w:type="table" w:styleId="924">
     <w:name w:val="Plain Table 1"/>
-    <w:basedOn w:val="1055"/>
+    <w:basedOn w:val="1101"/>
     <w:uiPriority w:val="59"/>
     <w:pPr>
       <w:pBdr/>
@@ -19660,9 +19987,9 @@
       </w:tcPr>
     </w:tblStylePr>
   </w:style>
-  <w:style w:type="table" w:styleId="879">
+  <w:style w:type="table" w:styleId="925">
     <w:name w:val="Plain Table 2"/>
-    <w:basedOn w:val="1055"/>
+    <w:basedOn w:val="1101"/>
     <w:uiPriority w:val="59"/>
     <w:pPr>
       <w:pBdr/>
@@ -19893,9 +20220,9 @@
       </w:tcPr>
     </w:tblStylePr>
   </w:style>
-  <w:style w:type="table" w:styleId="880">
+  <w:style w:type="table" w:styleId="926">
     <w:name w:val="Plain Table 3"/>
-    <w:basedOn w:val="1055"/>
+    <w:basedOn w:val="1101"/>
     <w:uiPriority w:val="99"/>
     <w:pPr>
       <w:pBdr/>
@@ -20123,9 +20450,9 @@
       </w:tcPr>
     </w:tblStylePr>
   </w:style>
-  <w:style w:type="table" w:styleId="881">
+  <w:style w:type="table" w:styleId="927">
     <w:name w:val="Plain Table 4"/>
-    <w:basedOn w:val="1055"/>
+    <w:basedOn w:val="1101"/>
     <w:uiPriority w:val="99"/>
     <w:pPr>
       <w:pBdr/>
@@ -20339,9 +20666,9 @@
       </w:tcPr>
     </w:tblStylePr>
   </w:style>
-  <w:style w:type="table" w:styleId="882">
+  <w:style w:type="table" w:styleId="928">
     <w:name w:val="Plain Table 5"/>
-    <w:basedOn w:val="1055"/>
+    <w:basedOn w:val="1101"/>
     <w:uiPriority w:val="99"/>
     <w:pPr>
       <w:pBdr/>
@@ -20572,9 +20899,9 @@
       </w:tcPr>
     </w:tblStylePr>
   </w:style>
-  <w:style w:type="table" w:styleId="883">
+  <w:style w:type="table" w:styleId="929">
     <w:name w:val="Grid Table 1 Light"/>
-    <w:basedOn w:val="1055"/>
+    <w:basedOn w:val="1101"/>
     <w:uiPriority w:val="99"/>
     <w:pPr>
       <w:pBdr/>
@@ -20795,9 +21122,9 @@
       </w:tcPr>
     </w:tblStylePr>
   </w:style>
-  <w:style w:type="table" w:styleId="884">
+  <w:style w:type="table" w:styleId="930">
     <w:name w:val="Grid Table 1 Light - Accent 1"/>
-    <w:basedOn w:val="1055"/>
+    <w:basedOn w:val="1101"/>
     <w:uiPriority w:val="99"/>
     <w:pPr>
       <w:pBdr/>
@@ -21018,9 +21345,9 @@
       </w:tcPr>
     </w:tblStylePr>
   </w:style>
-  <w:style w:type="table" w:styleId="885">
+  <w:style w:type="table" w:styleId="931">
     <w:name w:val="Grid Table 1 Light - Accent 2"/>
-    <w:basedOn w:val="1055"/>
+    <w:basedOn w:val="1101"/>
     <w:uiPriority w:val="99"/>
     <w:pPr>
       <w:pBdr/>
@@ -21241,9 +21568,9 @@
       </w:tcPr>
     </w:tblStylePr>
   </w:style>
-  <w:style w:type="table" w:styleId="886">
+  <w:style w:type="table" w:styleId="932">
     <w:name w:val="Grid Table 1 Light - Accent 3"/>
-    <w:basedOn w:val="1055"/>
+    <w:basedOn w:val="1101"/>
     <w:uiPriority w:val="99"/>
     <w:pPr>
       <w:pBdr/>
@@ -21464,9 +21791,9 @@
       </w:tcPr>
     </w:tblStylePr>
   </w:style>
-  <w:style w:type="table" w:styleId="887">
+  <w:style w:type="table" w:styleId="933">
     <w:name w:val="Grid Table 1 Light - Accent 4"/>
-    <w:basedOn w:val="1055"/>
+    <w:basedOn w:val="1101"/>
     <w:uiPriority w:val="99"/>
     <w:pPr>
       <w:pBdr/>
@@ -21687,9 +22014,9 @@
       </w:tcPr>
     </w:tblStylePr>
   </w:style>
-  <w:style w:type="table" w:styleId="888">
+  <w:style w:type="table" w:styleId="934">
     <w:name w:val="Grid Table 1 Light - Accent 5"/>
-    <w:basedOn w:val="1055"/>
+    <w:basedOn w:val="1101"/>
     <w:uiPriority w:val="99"/>
     <w:pPr>
       <w:pBdr/>
@@ -21910,9 +22237,9 @@
       </w:tcPr>
     </w:tblStylePr>
   </w:style>
-  <w:style w:type="table" w:styleId="889">
+  <w:style w:type="table" w:styleId="935">
     <w:name w:val="Grid Table 1 Light - Accent 6"/>
-    <w:basedOn w:val="1055"/>
+    <w:basedOn w:val="1101"/>
     <w:uiPriority w:val="99"/>
     <w:pPr>
       <w:pBdr/>
@@ -22133,9 +22460,9 @@
       </w:tcPr>
     </w:tblStylePr>
   </w:style>
-  <w:style w:type="table" w:styleId="890">
+  <w:style w:type="table" w:styleId="936">
     <w:name w:val="Grid Table 2"/>
-    <w:basedOn w:val="1055"/>
+    <w:basedOn w:val="1101"/>
     <w:uiPriority w:val="99"/>
     <w:pPr>
       <w:pBdr/>
@@ -22365,9 +22692,9 @@
       </w:tcPr>
     </w:tblStylePr>
   </w:style>
-  <w:style w:type="table" w:styleId="891">
+  <w:style w:type="table" w:styleId="937">
     <w:name w:val="Grid Table 2 - Accent 1"/>
-    <w:basedOn w:val="1055"/>
+    <w:basedOn w:val="1101"/>
     <w:uiPriority w:val="99"/>
     <w:pPr>
       <w:pBdr/>
@@ -22597,9 +22924,9 @@
       </w:tcPr>
     </w:tblStylePr>
   </w:style>
-  <w:style w:type="table" w:styleId="892">
+  <w:style w:type="table" w:styleId="938">
     <w:name w:val="Grid Table 2 - Accent 2"/>
-    <w:basedOn w:val="1055"/>
+    <w:basedOn w:val="1101"/>
     <w:uiPriority w:val="99"/>
     <w:pPr>
       <w:pBdr/>
@@ -22829,9 +23156,9 @@
       </w:tcPr>
     </w:tblStylePr>
   </w:style>
-  <w:style w:type="table" w:styleId="893">
+  <w:style w:type="table" w:styleId="939">
     <w:name w:val="Grid Table 2 - Accent 3"/>
-    <w:basedOn w:val="1055"/>
+    <w:basedOn w:val="1101"/>
     <w:uiPriority w:val="99"/>
     <w:pPr>
       <w:pBdr/>
@@ -23061,9 +23388,9 @@
       </w:tcPr>
     </w:tblStylePr>
   </w:style>
-  <w:style w:type="table" w:styleId="894">
+  <w:style w:type="table" w:styleId="940">
     <w:name w:val="Grid Table 2 - Accent 4"/>
-    <w:basedOn w:val="1055"/>
+    <w:basedOn w:val="1101"/>
     <w:uiPriority w:val="99"/>
     <w:pPr>
       <w:pBdr/>
@@ -23293,9 +23620,9 @@
       </w:tcPr>
     </w:tblStylePr>
   </w:style>
-  <w:style w:type="table" w:styleId="895">
+  <w:style w:type="table" w:styleId="941">
     <w:name w:val="Grid Table 2 - Accent 5"/>
-    <w:basedOn w:val="1055"/>
+    <w:basedOn w:val="1101"/>
     <w:uiPriority w:val="99"/>
     <w:pPr>
       <w:pBdr/>
@@ -23525,9 +23852,9 @@
       </w:tcPr>
     </w:tblStylePr>
   </w:style>
-  <w:style w:type="table" w:styleId="896">
+  <w:style w:type="table" w:styleId="942">
     <w:name w:val="Grid Table 2 - Accent 6"/>
-    <w:basedOn w:val="1055"/>
+    <w:basedOn w:val="1101"/>
     <w:uiPriority w:val="99"/>
     <w:pPr>
       <w:pBdr/>
@@ -23757,9 +24084,9 @@
       </w:tcPr>
     </w:tblStylePr>
   </w:style>
-  <w:style w:type="table" w:styleId="897">
+  <w:style w:type="table" w:styleId="943">
     <w:name w:val="Grid Table 3"/>
-    <w:basedOn w:val="1055"/>
+    <w:basedOn w:val="1101"/>
     <w:uiPriority w:val="99"/>
     <w:pPr>
       <w:pBdr/>
@@ -24002,9 +24329,9 @@
       </w:tcPr>
     </w:tblStylePr>
   </w:style>
-  <w:style w:type="table" w:styleId="898">
+  <w:style w:type="table" w:styleId="944">
     <w:name w:val="Grid Table 3 - Accent 1"/>
-    <w:basedOn w:val="1055"/>
+    <w:basedOn w:val="1101"/>
     <w:uiPriority w:val="99"/>
     <w:pPr>
       <w:pBdr/>
@@ -24247,9 +24574,9 @@
       </w:tcPr>
     </w:tblStylePr>
   </w:style>
-  <w:style w:type="table" w:styleId="899">
+  <w:style w:type="table" w:styleId="945">
     <w:name w:val="Grid Table 3 - Accent 2"/>
-    <w:basedOn w:val="1055"/>
+    <w:basedOn w:val="1101"/>
     <w:uiPriority w:val="99"/>
     <w:pPr>
       <w:pBdr/>
@@ -24492,9 +24819,9 @@
       </w:tcPr>
     </w:tblStylePr>
   </w:style>
-  <w:style w:type="table" w:styleId="900">
+  <w:style w:type="table" w:styleId="946">
     <w:name w:val="Grid Table 3 - Accent 3"/>
-    <w:basedOn w:val="1055"/>
+    <w:basedOn w:val="1101"/>
     <w:uiPriority w:val="99"/>
     <w:pPr>
       <w:pBdr/>
@@ -24737,9 +25064,9 @@
       </w:tcPr>
     </w:tblStylePr>
   </w:style>
-  <w:style w:type="table" w:styleId="901">
+  <w:style w:type="table" w:styleId="947">
     <w:name w:val="Grid Table 3 - Accent 4"/>
-    <w:basedOn w:val="1055"/>
+    <w:basedOn w:val="1101"/>
     <w:uiPriority w:val="99"/>
     <w:pPr>
       <w:pBdr/>
@@ -24982,9 +25309,9 @@
       </w:tcPr>
     </w:tblStylePr>
   </w:style>
-  <w:style w:type="table" w:styleId="902">
+  <w:style w:type="table" w:styleId="948">
     <w:name w:val="Grid Table 3 - Accent 5"/>
-    <w:basedOn w:val="1055"/>
+    <w:basedOn w:val="1101"/>
     <w:uiPriority w:val="99"/>
     <w:pPr>
       <w:pBdr/>
@@ -25227,9 +25554,9 @@
       </w:tcPr>
     </w:tblStylePr>
   </w:style>
-  <w:style w:type="table" w:styleId="903">
+  <w:style w:type="table" w:styleId="949">
     <w:name w:val="Grid Table 3 - Accent 6"/>
-    <w:basedOn w:val="1055"/>
+    <w:basedOn w:val="1101"/>
     <w:uiPriority w:val="99"/>
     <w:pPr>
       <w:pBdr/>
@@ -25472,9 +25799,9 @@
       </w:tcPr>
     </w:tblStylePr>
   </w:style>
-  <w:style w:type="table" w:styleId="904">
+  <w:style w:type="table" w:styleId="950">
     <w:name w:val="Grid Table 4"/>
-    <w:basedOn w:val="1055"/>
+    <w:basedOn w:val="1101"/>
     <w:uiPriority w:val="59"/>
     <w:pPr>
       <w:pBdr/>
@@ -25705,9 +26032,9 @@
       </w:tcPr>
     </w:tblStylePr>
   </w:style>
-  <w:style w:type="table" w:styleId="905">
+  <w:style w:type="table" w:styleId="951">
     <w:name w:val="Grid Table 4 - Accent 1"/>
-    <w:basedOn w:val="1055"/>
+    <w:basedOn w:val="1101"/>
     <w:uiPriority w:val="59"/>
     <w:pPr>
       <w:pBdr/>
@@ -25938,9 +26265,9 @@
       </w:tcPr>
     </w:tblStylePr>
   </w:style>
-  <w:style w:type="table" w:styleId="906">
+  <w:style w:type="table" w:styleId="952">
     <w:name w:val="Grid Table 4 - Accent 2"/>
-    <w:basedOn w:val="1055"/>
+    <w:basedOn w:val="1101"/>
     <w:uiPriority w:val="59"/>
     <w:pPr>
       <w:pBdr/>
@@ -26171,9 +26498,9 @@
       </w:tcPr>
     </w:tblStylePr>
   </w:style>
-  <w:style w:type="table" w:styleId="907">
+  <w:style w:type="table" w:styleId="953">
     <w:name w:val="Grid Table 4 - Accent 3"/>
-    <w:basedOn w:val="1055"/>
+    <w:basedOn w:val="1101"/>
     <w:uiPriority w:val="59"/>
     <w:pPr>
       <w:pBdr/>
@@ -26404,9 +26731,9 @@
       </w:tcPr>
     </w:tblStylePr>
   </w:style>
-  <w:style w:type="table" w:styleId="908">
+  <w:style w:type="table" w:styleId="954">
     <w:name w:val="Grid Table 4 - Accent 4"/>
-    <w:basedOn w:val="1055"/>
+    <w:basedOn w:val="1101"/>
     <w:uiPriority w:val="59"/>
     <w:pPr>
       <w:pBdr/>
@@ -26637,9 +26964,9 @@
       </w:tcPr>
     </w:tblStylePr>
   </w:style>
-  <w:style w:type="table" w:styleId="909">
+  <w:style w:type="table" w:styleId="955">
     <w:name w:val="Grid Table 4 - Accent 5"/>
-    <w:basedOn w:val="1055"/>
+    <w:basedOn w:val="1101"/>
     <w:uiPriority w:val="59"/>
     <w:pPr>
       <w:pBdr/>
@@ -26870,9 +27197,9 @@
       </w:tcPr>
     </w:tblStylePr>
   </w:style>
-  <w:style w:type="table" w:styleId="910">
+  <w:style w:type="table" w:styleId="956">
     <w:name w:val="Grid Table 4 - Accent 6"/>
-    <w:basedOn w:val="1055"/>
+    <w:basedOn w:val="1101"/>
     <w:uiPriority w:val="59"/>
     <w:pPr>
       <w:pBdr/>
@@ -27103,9 +27430,9 @@
       </w:tcPr>
     </w:tblStylePr>
   </w:style>
-  <w:style w:type="table" w:styleId="911">
+  <w:style w:type="table" w:styleId="957">
     <w:name w:val="Grid Table 5 Dark"/>
-    <w:basedOn w:val="1055"/>
+    <w:basedOn w:val="1101"/>
     <w:uiPriority w:val="99"/>
     <w:pPr>
       <w:pBdr/>
@@ -27331,9 +27658,9 @@
       </w:tcPr>
     </w:tblStylePr>
   </w:style>
-  <w:style w:type="table" w:styleId="912">
+  <w:style w:type="table" w:styleId="958">
     <w:name w:val="Grid Table 5 Dark- Accent 1"/>
-    <w:basedOn w:val="1055"/>
+    <w:basedOn w:val="1101"/>
     <w:uiPriority w:val="99"/>
     <w:pPr>
       <w:pBdr/>
@@ -27559,9 +27886,9 @@
       </w:tcPr>
     </w:tblStylePr>
   </w:style>
-  <w:style w:type="table" w:styleId="913">
+  <w:style w:type="table" w:styleId="959">
     <w:name w:val="Grid Table 5 Dark - Accent 2"/>
-    <w:basedOn w:val="1055"/>
+    <w:basedOn w:val="1101"/>
     <w:uiPriority w:val="99"/>
     <w:pPr>
       <w:pBdr/>
@@ -27787,9 +28114,9 @@
       </w:tcPr>
     </w:tblStylePr>
   </w:style>
-  <w:style w:type="table" w:styleId="914">
+  <w:style w:type="table" w:styleId="960">
     <w:name w:val="Grid Table 5 Dark - Accent 3"/>
-    <w:basedOn w:val="1055"/>
+    <w:basedOn w:val="1101"/>
     <w:uiPriority w:val="99"/>
     <w:pPr>
       <w:pBdr/>
@@ -28015,9 +28342,9 @@
       </w:tcPr>
     </w:tblStylePr>
   </w:style>
-  <w:style w:type="table" w:styleId="915">
+  <w:style w:type="table" w:styleId="961">
     <w:name w:val="Grid Table 5 Dark- Accent 4"/>
-    <w:basedOn w:val="1055"/>
+    <w:basedOn w:val="1101"/>
     <w:uiPriority w:val="99"/>
     <w:pPr>
       <w:pBdr/>
@@ -28243,9 +28570,9 @@
       </w:tcPr>
     </w:tblStylePr>
   </w:style>
-  <w:style w:type="table" w:styleId="916">
+  <w:style w:type="table" w:styleId="962">
     <w:name w:val="Grid Table 5 Dark - Accent 5"/>
-    <w:basedOn w:val="1055"/>
+    <w:basedOn w:val="1101"/>
     <w:uiPriority w:val="99"/>
     <w:pPr>
       <w:pBdr/>
@@ -28471,9 +28798,9 @@
       </w:tcPr>
     </w:tblStylePr>
   </w:style>
-  <w:style w:type="table" w:styleId="917">
+  <w:style w:type="table" w:styleId="963">
     <w:name w:val="Grid Table 5 Dark - Accent 6"/>
-    <w:basedOn w:val="1055"/>
+    <w:basedOn w:val="1101"/>
     <w:uiPriority w:val="99"/>
     <w:pPr>
       <w:pBdr/>
@@ -28699,9 +29026,9 @@
       </w:tcPr>
     </w:tblStylePr>
   </w:style>
-  <w:style w:type="table" w:styleId="918">
+  <w:style w:type="table" w:styleId="964">
     <w:name w:val="Grid Table 6 Colorful"/>
-    <w:basedOn w:val="1055"/>
+    <w:basedOn w:val="1101"/>
     <w:uiPriority w:val="99"/>
     <w:pPr>
       <w:pBdr/>
@@ -28929,9 +29256,9 @@
       </w:tcPr>
     </w:tblStylePr>
   </w:style>
-  <w:style w:type="table" w:styleId="919">
+  <w:style w:type="table" w:styleId="965">
     <w:name w:val="Grid Table 6 Colorful - Accent 1"/>
-    <w:basedOn w:val="1055"/>
+    <w:basedOn w:val="1101"/>
     <w:uiPriority w:val="99"/>
     <w:pPr>
       <w:pBdr/>
@@ -29159,9 +29486,9 @@
       </w:tcPr>
     </w:tblStylePr>
   </w:style>
-  <w:style w:type="table" w:styleId="920">
+  <w:style w:type="table" w:styleId="966">
     <w:name w:val="Grid Table 6 Colorful - Accent 2"/>
-    <w:basedOn w:val="1055"/>
+    <w:basedOn w:val="1101"/>
     <w:uiPriority w:val="99"/>
     <w:pPr>
       <w:pBdr/>
@@ -29389,9 +29716,9 @@
       </w:tcPr>
     </w:tblStylePr>
   </w:style>
-  <w:style w:type="table" w:styleId="921">
+  <w:style w:type="table" w:styleId="967">
     <w:name w:val="Grid Table 6 Colorful - Accent 3"/>
-    <w:basedOn w:val="1055"/>
+    <w:basedOn w:val="1101"/>
     <w:uiPriority w:val="99"/>
     <w:pPr>
       <w:pBdr/>
@@ -29619,9 +29946,9 @@
       </w:tcPr>
     </w:tblStylePr>
   </w:style>
-  <w:style w:type="table" w:styleId="922">
+  <w:style w:type="table" w:styleId="968">
     <w:name w:val="Grid Table 6 Colorful - Accent 4"/>
-    <w:basedOn w:val="1055"/>
+    <w:basedOn w:val="1101"/>
     <w:uiPriority w:val="99"/>
     <w:pPr>
       <w:pBdr/>
@@ -29849,9 +30176,9 @@
       </w:tcPr>
     </w:tblStylePr>
   </w:style>
-  <w:style w:type="table" w:styleId="923">
+  <w:style w:type="table" w:styleId="969">
     <w:name w:val="Grid Table 6 Colorful - Accent 5"/>
-    <w:basedOn w:val="1055"/>
+    <w:basedOn w:val="1101"/>
     <w:uiPriority w:val="99"/>
     <w:pPr>
       <w:pBdr/>
@@ -30079,9 +30406,9 @@
       </w:tcPr>
     </w:tblStylePr>
   </w:style>
-  <w:style w:type="table" w:styleId="924">
+  <w:style w:type="table" w:styleId="970">
     <w:name w:val="Grid Table 6 Colorful - Accent 6"/>
-    <w:basedOn w:val="1055"/>
+    <w:basedOn w:val="1101"/>
     <w:uiPriority w:val="99"/>
     <w:pPr>
       <w:pBdr/>
@@ -30309,9 +30636,9 @@
       </w:tcPr>
     </w:tblStylePr>
   </w:style>
-  <w:style w:type="table" w:styleId="925">
+  <w:style w:type="table" w:styleId="971">
     <w:name w:val="Grid Table 7 Colorful"/>
-    <w:basedOn w:val="1055"/>
+    <w:basedOn w:val="1101"/>
     <w:uiPriority w:val="99"/>
     <w:pPr>
       <w:pBdr/>
@@ -30563,9 +30890,9 @@
       </w:tcPr>
     </w:tblStylePr>
   </w:style>
-  <w:style w:type="table" w:styleId="926">
+  <w:style w:type="table" w:styleId="972">
     <w:name w:val="Grid Table 7 Colorful - Accent 1"/>
-    <w:basedOn w:val="1055"/>
+    <w:basedOn w:val="1101"/>
     <w:uiPriority w:val="99"/>
     <w:pPr>
       <w:pBdr/>
@@ -30817,9 +31144,9 @@
       </w:tcPr>
     </w:tblStylePr>
   </w:style>
-  <w:style w:type="table" w:styleId="927">
+  <w:style w:type="table" w:styleId="973">
     <w:name w:val="Grid Table 7 Colorful - Accent 2"/>
-    <w:basedOn w:val="1055"/>
+    <w:basedOn w:val="1101"/>
     <w:uiPriority w:val="99"/>
     <w:pPr>
       <w:pBdr/>
@@ -31071,9 +31398,9 @@
       </w:tcPr>
     </w:tblStylePr>
   </w:style>
-  <w:style w:type="table" w:styleId="928">
+  <w:style w:type="table" w:styleId="974">
     <w:name w:val="Grid Table 7 Colorful - Accent 3"/>
-    <w:basedOn w:val="1055"/>
+    <w:basedOn w:val="1101"/>
     <w:uiPriority w:val="99"/>
     <w:pPr>
       <w:pBdr/>
@@ -31325,9 +31652,9 @@
       </w:tcPr>
     </w:tblStylePr>
   </w:style>
-  <w:style w:type="table" w:styleId="929">
+  <w:style w:type="table" w:styleId="975">
     <w:name w:val="Grid Table 7 Colorful - Accent 4"/>
-    <w:basedOn w:val="1055"/>
+    <w:basedOn w:val="1101"/>
     <w:uiPriority w:val="99"/>
     <w:pPr>
       <w:pBdr/>
@@ -31579,9 +31906,9 @@
       </w:tcPr>
     </w:tblStylePr>
   </w:style>
-  <w:style w:type="table" w:styleId="930">
+  <w:style w:type="table" w:styleId="976">
     <w:name w:val="Grid Table 7 Colorful - Accent 5"/>
-    <w:basedOn w:val="1055"/>
+    <w:basedOn w:val="1101"/>
     <w:uiPriority w:val="99"/>
     <w:pPr>
       <w:pBdr/>
@@ -31833,9 +32160,9 @@
       </w:tcPr>
     </w:tblStylePr>
   </w:style>
-  <w:style w:type="table" w:styleId="931">
+  <w:style w:type="table" w:styleId="977">
     <w:name w:val="Grid Table 7 Colorful - Accent 6"/>
-    <w:basedOn w:val="1055"/>
+    <w:basedOn w:val="1101"/>
     <w:uiPriority w:val="99"/>
     <w:pPr>
       <w:pBdr/>
@@ -32087,9 +32414,9 @@
       </w:tcPr>
     </w:tblStylePr>
   </w:style>
-  <w:style w:type="table" w:styleId="932">
+  <w:style w:type="table" w:styleId="978">
     <w:name w:val="List Table 1 Light"/>
-    <w:basedOn w:val="1055"/>
+    <w:basedOn w:val="1101"/>
     <w:uiPriority w:val="99"/>
     <w:pPr>
       <w:pBdr/>
@@ -32303,9 +32630,9 @@
       </w:tcPr>
     </w:tblStylePr>
   </w:style>
-  <w:style w:type="table" w:styleId="933">
+  <w:style w:type="table" w:styleId="979">
     <w:name w:val="List Table 1 Light - Accent 1"/>
-    <w:basedOn w:val="1055"/>
+    <w:basedOn w:val="1101"/>
     <w:uiPriority w:val="99"/>
     <w:pPr>
       <w:pBdr/>
@@ -32519,9 +32846,9 @@
       </w:tcPr>
     </w:tblStylePr>
   </w:style>
-  <w:style w:type="table" w:styleId="934">
+  <w:style w:type="table" w:styleId="980">
     <w:name w:val="List Table 1 Light - Accent 2"/>
-    <w:basedOn w:val="1055"/>
+    <w:basedOn w:val="1101"/>
     <w:uiPriority w:val="99"/>
     <w:pPr>
       <w:pBdr/>
@@ -32735,9 +33062,9 @@
       </w:tcPr>
     </w:tblStylePr>
   </w:style>
-  <w:style w:type="table" w:styleId="935">
+  <w:style w:type="table" w:styleId="981">
     <w:name w:val="List Table 1 Light - Accent 3"/>
-    <w:basedOn w:val="1055"/>
+    <w:basedOn w:val="1101"/>
     <w:uiPriority w:val="99"/>
     <w:pPr>
       <w:pBdr/>
@@ -32951,9 +33278,9 @@
       </w:tcPr>
     </w:tblStylePr>
   </w:style>
-  <w:style w:type="table" w:styleId="936">
+  <w:style w:type="table" w:styleId="982">
     <w:name w:val="List Table 1 Light - Accent 4"/>
-    <w:basedOn w:val="1055"/>
+    <w:basedOn w:val="1101"/>
     <w:uiPriority w:val="99"/>
     <w:pPr>
       <w:pBdr/>
@@ -33167,9 +33494,9 @@
       </w:tcPr>
     </w:tblStylePr>
   </w:style>
-  <w:style w:type="table" w:styleId="937">
+  <w:style w:type="table" w:styleId="983">
     <w:name w:val="List Table 1 Light - Accent 5"/>
-    <w:basedOn w:val="1055"/>
+    <w:basedOn w:val="1101"/>
     <w:uiPriority w:val="99"/>
     <w:pPr>
       <w:pBdr/>
@@ -33383,9 +33710,9 @@
       </w:tcPr>
     </w:tblStylePr>
   </w:style>
-  <w:style w:type="table" w:styleId="938">
+  <w:style w:type="table" w:styleId="984">
     <w:name w:val="List Table 1 Light - Accent 6"/>
-    <w:basedOn w:val="1055"/>
+    <w:basedOn w:val="1101"/>
     <w:uiPriority w:val="99"/>
     <w:pPr>
       <w:pBdr/>
@@ -33599,9 +33926,9 @@
       </w:tcPr>
     </w:tblStylePr>
   </w:style>
-  <w:style w:type="table" w:styleId="939">
+  <w:style w:type="table" w:styleId="985">
     <w:name w:val="List Table 2"/>
-    <w:basedOn w:val="1055"/>
+    <w:basedOn w:val="1101"/>
     <w:uiPriority w:val="99"/>
     <w:pPr>
       <w:pBdr/>
@@ -33837,9 +34164,9 @@
       </w:tcPr>
     </w:tblStylePr>
   </w:style>
-  <w:style w:type="table" w:styleId="940">
+  <w:style w:type="table" w:styleId="986">
     <w:name w:val="List Table 2 - Accent 1"/>
-    <w:basedOn w:val="1055"/>
+    <w:basedOn w:val="1101"/>
     <w:uiPriority w:val="99"/>
     <w:pPr>
       <w:pBdr/>
@@ -34075,9 +34402,9 @@
       </w:tcPr>
     </w:tblStylePr>
   </w:style>
-  <w:style w:type="table" w:styleId="941">
+  <w:style w:type="table" w:styleId="987">
     <w:name w:val="List Table 2 - Accent 2"/>
-    <w:basedOn w:val="1055"/>
+    <w:basedOn w:val="1101"/>
     <w:uiPriority w:val="99"/>
     <w:pPr>
       <w:pBdr/>
@@ -34313,9 +34640,9 @@
       </w:tcPr>
     </w:tblStylePr>
   </w:style>
-  <w:style w:type="table" w:styleId="942">
+  <w:style w:type="table" w:styleId="988">
     <w:name w:val="List Table 2 - Accent 3"/>
-    <w:basedOn w:val="1055"/>
+    <w:basedOn w:val="1101"/>
     <w:uiPriority w:val="99"/>
     <w:pPr>
       <w:pBdr/>
@@ -34551,9 +34878,9 @@
       </w:tcPr>
     </w:tblStylePr>
   </w:style>
-  <w:style w:type="table" w:styleId="943">
+  <w:style w:type="table" w:styleId="989">
     <w:name w:val="List Table 2 - Accent 4"/>
-    <w:basedOn w:val="1055"/>
+    <w:basedOn w:val="1101"/>
     <w:uiPriority w:val="99"/>
     <w:pPr>
       <w:pBdr/>
@@ -34789,9 +35116,9 @@
       </w:tcPr>
     </w:tblStylePr>
   </w:style>
-  <w:style w:type="table" w:styleId="944">
+  <w:style w:type="table" w:styleId="990">
     <w:name w:val="List Table 2 - Accent 5"/>
-    <w:basedOn w:val="1055"/>
+    <w:basedOn w:val="1101"/>
     <w:uiPriority w:val="99"/>
     <w:pPr>
       <w:pBdr/>
@@ -35027,9 +35354,9 @@
       </w:tcPr>
     </w:tblStylePr>
   </w:style>
-  <w:style w:type="table" w:styleId="945">
+  <w:style w:type="table" w:styleId="991">
     <w:name w:val="List Table 2 - Accent 6"/>
-    <w:basedOn w:val="1055"/>
+    <w:basedOn w:val="1101"/>
     <w:uiPriority w:val="99"/>
     <w:pPr>
       <w:pBdr/>
@@ -35265,9 +35592,9 @@
       </w:tcPr>
     </w:tblStylePr>
   </w:style>
-  <w:style w:type="table" w:styleId="946">
+  <w:style w:type="table" w:styleId="992">
     <w:name w:val="List Table 3"/>
-    <w:basedOn w:val="1055"/>
+    <w:basedOn w:val="1101"/>
     <w:uiPriority w:val="99"/>
     <w:pPr>
       <w:pBdr/>
@@ -35493,9 +35820,9 @@
       </w:tcPr>
     </w:tblStylePr>
   </w:style>
-  <w:style w:type="table" w:styleId="947">
+  <w:style w:type="table" w:styleId="993">
     <w:name w:val="List Table 3 - Accent 1"/>
-    <w:basedOn w:val="1055"/>
+    <w:basedOn w:val="1101"/>
     <w:uiPriority w:val="99"/>
     <w:pPr>
       <w:pBdr/>
@@ -35721,9 +36048,9 @@
       </w:tcPr>
     </w:tblStylePr>
   </w:style>
-  <w:style w:type="table" w:styleId="948">
+  <w:style w:type="table" w:styleId="994">
     <w:name w:val="List Table 3 - Accent 2"/>
-    <w:basedOn w:val="1055"/>
+    <w:basedOn w:val="1101"/>
     <w:uiPriority w:val="99"/>
     <w:pPr>
       <w:pBdr/>
@@ -35949,9 +36276,9 @@
       </w:tcPr>
     </w:tblStylePr>
   </w:style>
-  <w:style w:type="table" w:styleId="949">
+  <w:style w:type="table" w:styleId="995">
     <w:name w:val="List Table 3 - Accent 3"/>
-    <w:basedOn w:val="1055"/>
+    <w:basedOn w:val="1101"/>
     <w:uiPriority w:val="99"/>
     <w:pPr>
       <w:pBdr/>
@@ -36177,9 +36504,9 @@
       </w:tcPr>
     </w:tblStylePr>
   </w:style>
-  <w:style w:type="table" w:styleId="950">
+  <w:style w:type="table" w:styleId="996">
     <w:name w:val="List Table 3 - Accent 4"/>
-    <w:basedOn w:val="1055"/>
+    <w:basedOn w:val="1101"/>
     <w:uiPriority w:val="99"/>
     <w:pPr>
       <w:pBdr/>
@@ -36405,9 +36732,9 @@
       </w:tcPr>
     </w:tblStylePr>
   </w:style>
-  <w:style w:type="table" w:styleId="951">
+  <w:style w:type="table" w:styleId="997">
     <w:name w:val="List Table 3 - Accent 5"/>
-    <w:basedOn w:val="1055"/>
+    <w:basedOn w:val="1101"/>
     <w:uiPriority w:val="99"/>
     <w:pPr>
       <w:pBdr/>
@@ -36633,9 +36960,9 @@
       </w:tcPr>
     </w:tblStylePr>
   </w:style>
-  <w:style w:type="table" w:styleId="952">
+  <w:style w:type="table" w:styleId="998">
     <w:name w:val="List Table 3 - Accent 6"/>
-    <w:basedOn w:val="1055"/>
+    <w:basedOn w:val="1101"/>
     <w:uiPriority w:val="99"/>
     <w:pPr>
       <w:pBdr/>
@@ -36861,9 +37188,9 @@
       </w:tcPr>
     </w:tblStylePr>
   </w:style>
-  <w:style w:type="table" w:styleId="953">
+  <w:style w:type="table" w:styleId="999">
     <w:name w:val="List Table 4"/>
-    <w:basedOn w:val="1055"/>
+    <w:basedOn w:val="1101"/>
     <w:uiPriority w:val="99"/>
     <w:pPr>
       <w:pBdr/>
@@ -37086,9 +37413,9 @@
       </w:tcPr>
     </w:tblStylePr>
   </w:style>
-  <w:style w:type="table" w:styleId="954">
+  <w:style w:type="table" w:styleId="1000">
     <w:name w:val="List Table 4 - Accent 1"/>
-    <w:basedOn w:val="1055"/>
+    <w:basedOn w:val="1101"/>
     <w:uiPriority w:val="99"/>
     <w:pPr>
       <w:pBdr/>
@@ -37311,9 +37638,9 @@
       </w:tcPr>
     </w:tblStylePr>
   </w:style>
-  <w:style w:type="table" w:styleId="955">
+  <w:style w:type="table" w:styleId="1001">
     <w:name w:val="List Table 4 - Accent 2"/>
-    <w:basedOn w:val="1055"/>
+    <w:basedOn w:val="1101"/>
     <w:uiPriority w:val="99"/>
     <w:pPr>
       <w:pBdr/>
@@ -37536,9 +37863,9 @@
       </w:tcPr>
     </w:tblStylePr>
   </w:style>
-  <w:style w:type="table" w:styleId="956">
+  <w:style w:type="table" w:styleId="1002">
     <w:name w:val="List Table 4 - Accent 3"/>
-    <w:basedOn w:val="1055"/>
+    <w:basedOn w:val="1101"/>
     <w:uiPriority w:val="99"/>
     <w:pPr>
       <w:pBdr/>
@@ -37761,9 +38088,9 @@
       </w:tcPr>
     </w:tblStylePr>
   </w:style>
-  <w:style w:type="table" w:styleId="957">
+  <w:style w:type="table" w:styleId="1003">
     <w:name w:val="List Table 4 - Accent 4"/>
-    <w:basedOn w:val="1055"/>
+    <w:basedOn w:val="1101"/>
     <w:uiPriority w:val="99"/>
     <w:pPr>
       <w:pBdr/>
@@ -37986,9 +38313,9 @@
       </w:tcPr>
     </w:tblStylePr>
   </w:style>
-  <w:style w:type="table" w:styleId="958">
+  <w:style w:type="table" w:styleId="1004">
     <w:name w:val="List Table 4 - Accent 5"/>
-    <w:basedOn w:val="1055"/>
+    <w:basedOn w:val="1101"/>
     <w:uiPriority w:val="99"/>
     <w:pPr>
       <w:pBdr/>
@@ -38211,9 +38538,9 @@
       </w:tcPr>
     </w:tblStylePr>
   </w:style>
-  <w:style w:type="table" w:styleId="959">
+  <w:style w:type="table" w:styleId="1005">
     <w:name w:val="List Table 4 - Accent 6"/>
-    <w:basedOn w:val="1055"/>
+    <w:basedOn w:val="1101"/>
     <w:uiPriority w:val="99"/>
     <w:pPr>
       <w:pBdr/>
@@ -38436,9 +38763,9 @@
       </w:tcPr>
     </w:tblStylePr>
   </w:style>
-  <w:style w:type="table" w:styleId="960">
+  <w:style w:type="table" w:styleId="1006">
     <w:name w:val="List Table 5 Dark"/>
-    <w:basedOn w:val="1055"/>
+    <w:basedOn w:val="1101"/>
     <w:uiPriority w:val="99"/>
     <w:pPr>
       <w:pBdr/>
@@ -38678,9 +39005,9 @@
       </w:tcPr>
     </w:tblStylePr>
   </w:style>
-  <w:style w:type="table" w:styleId="961">
+  <w:style w:type="table" w:styleId="1007">
     <w:name w:val="List Table 5 Dark - Accent 1"/>
-    <w:basedOn w:val="1055"/>
+    <w:basedOn w:val="1101"/>
     <w:uiPriority w:val="99"/>
     <w:pPr>
       <w:pBdr/>
@@ -38920,9 +39247,9 @@
       </w:tcPr>
     </w:tblStylePr>
   </w:style>
-  <w:style w:type="table" w:styleId="962">
+  <w:style w:type="table" w:styleId="1008">
     <w:name w:val="List Table 5 Dark - Accent 2"/>
-    <w:basedOn w:val="1055"/>
+    <w:basedOn w:val="1101"/>
     <w:uiPriority w:val="99"/>
     <w:pPr>
       <w:pBdr/>
@@ -39162,9 +39489,9 @@
       </w:tcPr>
     </w:tblStylePr>
   </w:style>
-  <w:style w:type="table" w:styleId="963">
+  <w:style w:type="table" w:styleId="1009">
     <w:name w:val="List Table 5 Dark - Accent 3"/>
-    <w:basedOn w:val="1055"/>
+    <w:basedOn w:val="1101"/>
     <w:uiPriority w:val="99"/>
     <w:pPr>
       <w:pBdr/>
@@ -39404,9 +39731,9 @@
       </w:tcPr>
     </w:tblStylePr>
   </w:style>
-  <w:style w:type="table" w:styleId="964">
+  <w:style w:type="table" w:styleId="1010">
     <w:name w:val="List Table 5 Dark - Accent 4"/>
-    <w:basedOn w:val="1055"/>
+    <w:basedOn w:val="1101"/>
     <w:uiPriority w:val="99"/>
     <w:pPr>
       <w:pBdr/>
@@ -39646,9 +39973,9 @@
       </w:tcPr>
     </w:tblStylePr>
   </w:style>
-  <w:style w:type="table" w:styleId="965">
+  <w:style w:type="table" w:styleId="1011">
     <w:name w:val="List Table 5 Dark - Accent 5"/>
-    <w:basedOn w:val="1055"/>
+    <w:basedOn w:val="1101"/>
     <w:uiPriority w:val="99"/>
     <w:pPr>
       <w:pBdr/>
@@ -39888,9 +40215,9 @@
       </w:tcPr>
     </w:tblStylePr>
   </w:style>
-  <w:style w:type="table" w:styleId="966">
+  <w:style w:type="table" w:styleId="1012">
     <w:name w:val="List Table 5 Dark - Accent 6"/>
-    <w:basedOn w:val="1055"/>
+    <w:basedOn w:val="1101"/>
     <w:uiPriority w:val="99"/>
     <w:pPr>
       <w:pBdr/>
@@ -40130,9 +40457,9 @@
       </w:tcPr>
     </w:tblStylePr>
   </w:style>
-  <w:style w:type="table" w:styleId="967">
+  <w:style w:type="table" w:styleId="1013">
     <w:name w:val="List Table 6 Colorful"/>
-    <w:basedOn w:val="1055"/>
+    <w:basedOn w:val="1101"/>
     <w:uiPriority w:val="99"/>
     <w:pPr>
       <w:pBdr/>
@@ -40353,9 +40680,9 @@
       </w:tcPr>
     </w:tblStylePr>
   </w:style>
-  <w:style w:type="table" w:styleId="968">
+  <w:style w:type="table" w:styleId="1014">
     <w:name w:val="List Table 6 Colorful - Accent 1"/>
-    <w:basedOn w:val="1055"/>
+    <w:basedOn w:val="1101"/>
     <w:uiPriority w:val="99"/>
     <w:pPr>
       <w:pBdr/>
@@ -40576,9 +40903,9 @@
       </w:tcPr>
     </w:tblStylePr>
   </w:style>
-  <w:style w:type="table" w:styleId="969">
+  <w:style w:type="table" w:styleId="1015">
     <w:name w:val="List Table 6 Colorful - Accent 2"/>
-    <w:basedOn w:val="1055"/>
+    <w:basedOn w:val="1101"/>
     <w:uiPriority w:val="99"/>
     <w:pPr>
       <w:pBdr/>
@@ -40799,9 +41126,9 @@
       </w:tcPr>
     </w:tblStylePr>
   </w:style>
-  <w:style w:type="table" w:styleId="970">
+  <w:style w:type="table" w:styleId="1016">
     <w:name w:val="List Table 6 Colorful - Accent 3"/>
-    <w:basedOn w:val="1055"/>
+    <w:basedOn w:val="1101"/>
     <w:uiPriority w:val="99"/>
     <w:pPr>
       <w:pBdr/>
@@ -41022,9 +41349,9 @@
       </w:tcPr>
     </w:tblStylePr>
   </w:style>
-  <w:style w:type="table" w:styleId="971">
+  <w:style w:type="table" w:styleId="1017">
     <w:name w:val="List Table 6 Colorful - Accent 4"/>
-    <w:basedOn w:val="1055"/>
+    <w:basedOn w:val="1101"/>
     <w:uiPriority w:val="99"/>
     <w:pPr>
       <w:pBdr/>
@@ -41245,9 +41572,9 @@
       </w:tcPr>
     </w:tblStylePr>
   </w:style>
-  <w:style w:type="table" w:styleId="972">
+  <w:style w:type="table" w:styleId="1018">
     <w:name w:val="List Table 6 Colorful - Accent 5"/>
-    <w:basedOn w:val="1055"/>
+    <w:basedOn w:val="1101"/>
     <w:uiPriority w:val="99"/>
     <w:pPr>
       <w:pBdr/>
@@ -41468,9 +41795,9 @@
       </w:tcPr>
     </w:tblStylePr>
   </w:style>
-  <w:style w:type="table" w:styleId="973">
+  <w:style w:type="table" w:styleId="1019">
     <w:name w:val="List Table 6 Colorful - Accent 6"/>
-    <w:basedOn w:val="1055"/>
+    <w:basedOn w:val="1101"/>
     <w:uiPriority w:val="99"/>
     <w:pPr>
       <w:pBdr/>
@@ -41691,9 +42018,9 @@
       </w:tcPr>
     </w:tblStylePr>
   </w:style>
-  <w:style w:type="table" w:styleId="974">
+  <w:style w:type="table" w:styleId="1020">
     <w:name w:val="List Table 7 Colorful"/>
-    <w:basedOn w:val="1055"/>
+    <w:basedOn w:val="1101"/>
     <w:uiPriority w:val="99"/>
     <w:pPr>
       <w:pBdr/>
@@ -41947,9 +42274,9 @@
       </w:tcPr>
     </w:tblStylePr>
   </w:style>
-  <w:style w:type="table" w:styleId="975">
+  <w:style w:type="table" w:styleId="1021">
     <w:name w:val="List Table 7 Colorful - Accent 1"/>
-    <w:basedOn w:val="1055"/>
+    <w:basedOn w:val="1101"/>
     <w:uiPriority w:val="99"/>
     <w:pPr>
       <w:pBdr/>
@@ -42203,9 +42530,9 @@
       </w:tcPr>
     </w:tblStylePr>
   </w:style>
-  <w:style w:type="table" w:styleId="976">
+  <w:style w:type="table" w:styleId="1022">
     <w:name w:val="List Table 7 Colorful - Accent 2"/>
-    <w:basedOn w:val="1055"/>
+    <w:basedOn w:val="1101"/>
     <w:uiPriority w:val="99"/>
     <w:pPr>
       <w:pBdr/>
@@ -42459,9 +42786,9 @@
       </w:tcPr>
     </w:tblStylePr>
   </w:style>
-  <w:style w:type="table" w:styleId="977">
+  <w:style w:type="table" w:styleId="1023">
     <w:name w:val="List Table 7 Colorful - Accent 3"/>
-    <w:basedOn w:val="1055"/>
+    <w:basedOn w:val="1101"/>
     <w:uiPriority w:val="99"/>
     <w:pPr>
       <w:pBdr/>
@@ -42715,9 +43042,9 @@
       </w:tcPr>
     </w:tblStylePr>
   </w:style>
-  <w:style w:type="table" w:styleId="978">
+  <w:style w:type="table" w:styleId="1024">
     <w:name w:val="List Table 7 Colorful - Accent 4"/>
-    <w:basedOn w:val="1055"/>
+    <w:basedOn w:val="1101"/>
     <w:uiPriority w:val="99"/>
     <w:pPr>
       <w:pBdr/>
@@ -42971,9 +43298,9 @@
       </w:tcPr>
     </w:tblStylePr>
   </w:style>
-  <w:style w:type="table" w:styleId="979">
+  <w:style w:type="table" w:styleId="1025">
     <w:name w:val="List Table 7 Colorful - Accent 5"/>
-    <w:basedOn w:val="1055"/>
+    <w:basedOn w:val="1101"/>
     <w:uiPriority w:val="99"/>
     <w:pPr>
       <w:pBdr/>
@@ -43227,9 +43554,9 @@
       </w:tcPr>
     </w:tblStylePr>
   </w:style>
-  <w:style w:type="table" w:styleId="980">
+  <w:style w:type="table" w:styleId="1026">
     <w:name w:val="List Table 7 Colorful - Accent 6"/>
-    <w:basedOn w:val="1055"/>
+    <w:basedOn w:val="1101"/>
     <w:uiPriority w:val="99"/>
     <w:pPr>
       <w:pBdr/>
@@ -43483,9 +43810,9 @@
       </w:tcPr>
     </w:tblStylePr>
   </w:style>
-  <w:style w:type="table" w:styleId="981">
+  <w:style w:type="table" w:styleId="1027">
     <w:name w:val="Lined - Accent"/>
-    <w:basedOn w:val="1055"/>
+    <w:basedOn w:val="1101"/>
     <w:uiPriority w:val="99"/>
     <w:pPr>
       <w:pBdr/>
@@ -43720,9 +44047,9 @@
       </w:tcPr>
     </w:tblStylePr>
   </w:style>
-  <w:style w:type="table" w:styleId="982">
+  <w:style w:type="table" w:styleId="1028">
     <w:name w:val="Lined - Accent 1"/>
-    <w:basedOn w:val="1055"/>
+    <w:basedOn w:val="1101"/>
     <w:uiPriority w:val="99"/>
     <w:pPr>
       <w:pBdr/>
@@ -43957,9 +44284,9 @@
       </w:tcPr>
     </w:tblStylePr>
   </w:style>
-  <w:style w:type="table" w:styleId="983">
+  <w:style w:type="table" w:styleId="1029">
     <w:name w:val="Lined - Accent 2"/>
-    <w:basedOn w:val="1055"/>
+    <w:basedOn w:val="1101"/>
     <w:uiPriority w:val="99"/>
     <w:pPr>
       <w:pBdr/>
@@ -44194,9 +44521,9 @@
       </w:tcPr>
     </w:tblStylePr>
   </w:style>
-  <w:style w:type="table" w:styleId="984">
+  <w:style w:type="table" w:styleId="1030">
     <w:name w:val="Lined - Accent 3"/>
-    <w:basedOn w:val="1055"/>
+    <w:basedOn w:val="1101"/>
     <w:uiPriority w:val="99"/>
     <w:pPr>
       <w:pBdr/>
@@ -44431,9 +44758,9 @@
       </w:tcPr>
     </w:tblStylePr>
   </w:style>
-  <w:style w:type="table" w:styleId="985">
+  <w:style w:type="table" w:styleId="1031">
     <w:name w:val="Lined - Accent 4"/>
-    <w:basedOn w:val="1055"/>
+    <w:basedOn w:val="1101"/>
     <w:uiPriority w:val="99"/>
     <w:pPr>
       <w:pBdr/>
@@ -44668,9 +44995,9 @@
       </w:tcPr>
     </w:tblStylePr>
   </w:style>
-  <w:style w:type="table" w:styleId="986">
+  <w:style w:type="table" w:styleId="1032">
     <w:name w:val="Lined - Accent 5"/>
-    <w:basedOn w:val="1055"/>
+    <w:basedOn w:val="1101"/>
     <w:uiPriority w:val="99"/>
     <w:pPr>
       <w:pBdr/>
@@ -44905,9 +45232,9 @@
       </w:tcPr>
     </w:tblStylePr>
   </w:style>
-  <w:style w:type="table" w:styleId="987">
+  <w:style w:type="table" w:styleId="1033">
     <w:name w:val="Lined - Accent 6"/>
-    <w:basedOn w:val="1055"/>
+    <w:basedOn w:val="1101"/>
     <w:uiPriority w:val="99"/>
     <w:pPr>
       <w:pBdr/>
@@ -45142,9 +45469,9 @@
       </w:tcPr>
     </w:tblStylePr>
   </w:style>
-  <w:style w:type="table" w:styleId="988">
+  <w:style w:type="table" w:styleId="1034">
     <w:name w:val="Bordered &amp; Lined - Accent"/>
-    <w:basedOn w:val="1055"/>
+    <w:basedOn w:val="1101"/>
     <w:uiPriority w:val="99"/>
     <w:pPr>
       <w:pBdr/>
@@ -45386,9 +45713,9 @@
       </w:tcPr>
     </w:tblStylePr>
   </w:style>
-  <w:style w:type="table" w:styleId="989">
+  <w:style w:type="table" w:styleId="1035">
     <w:name w:val="Bordered &amp; Lined - Accent 1"/>
-    <w:basedOn w:val="1055"/>
+    <w:basedOn w:val="1101"/>
     <w:uiPriority w:val="99"/>
     <w:pPr>
       <w:pBdr/>
@@ -45630,9 +45957,9 @@
       </w:tcPr>
     </w:tblStylePr>
   </w:style>
-  <w:style w:type="table" w:styleId="990">
+  <w:style w:type="table" w:styleId="1036">
     <w:name w:val="Bordered &amp; Lined - Accent 2"/>
-    <w:basedOn w:val="1055"/>
+    <w:basedOn w:val="1101"/>
     <w:uiPriority w:val="99"/>
     <w:pPr>
       <w:pBdr/>
@@ -45874,9 +46201,9 @@
       </w:tcPr>
     </w:tblStylePr>
   </w:style>
-  <w:style w:type="table" w:styleId="991">
+  <w:style w:type="table" w:styleId="1037">
     <w:name w:val="Bordered &amp; Lined - Accent 3"/>
-    <w:basedOn w:val="1055"/>
+    <w:basedOn w:val="1101"/>
     <w:uiPriority w:val="99"/>
     <w:pPr>
       <w:pBdr/>
@@ -46118,9 +46445,9 @@
       </w:tcPr>
     </w:tblStylePr>
   </w:style>
-  <w:style w:type="table" w:styleId="992">
+  <w:style w:type="table" w:styleId="1038">
     <w:name w:val="Bordered &amp; Lined - Accent 4"/>
-    <w:basedOn w:val="1055"/>
+    <w:basedOn w:val="1101"/>
     <w:uiPriority w:val="99"/>
     <w:pPr>
       <w:pBdr/>
@@ -46362,9 +46689,9 @@
       </w:tcPr>
     </w:tblStylePr>
   </w:style>
-  <w:style w:type="table" w:styleId="993">
+  <w:style w:type="table" w:styleId="1039">
     <w:name w:val="Bordered &amp; Lined - Accent 5"/>
-    <w:basedOn w:val="1055"/>
+    <w:basedOn w:val="1101"/>
     <w:uiPriority w:val="99"/>
     <w:pPr>
       <w:pBdr/>
@@ -46606,9 +46933,9 @@
       </w:tcPr>
     </w:tblStylePr>
   </w:style>
-  <w:style w:type="table" w:styleId="994">
+  <w:style w:type="table" w:styleId="1040">
     <w:name w:val="Bordered &amp; Lined - Accent 6"/>
-    <w:basedOn w:val="1055"/>
+    <w:basedOn w:val="1101"/>
     <w:uiPriority w:val="99"/>
     <w:pPr>
       <w:pBdr/>
@@ -46850,9 +47177,9 @@
       </w:tcPr>
     </w:tblStylePr>
   </w:style>
-  <w:style w:type="table" w:styleId="995">
+  <w:style w:type="table" w:styleId="1041">
     <w:name w:val="Bordered"/>
-    <w:basedOn w:val="1055"/>
+    <w:basedOn w:val="1101"/>
     <w:uiPriority w:val="99"/>
     <w:pPr>
       <w:pBdr/>
@@ -47081,9 +47408,9 @@
       </w:tcPr>
     </w:tblStylePr>
   </w:style>
-  <w:style w:type="table" w:styleId="996">
+  <w:style w:type="table" w:styleId="1042">
     <w:name w:val="Bordered - Accent 1"/>
-    <w:basedOn w:val="1055"/>
+    <w:basedOn w:val="1101"/>
     <w:uiPriority w:val="99"/>
     <w:pPr>
       <w:pBdr/>
@@ -47312,9 +47639,9 @@
       </w:tcPr>
     </w:tblStylePr>
   </w:style>
-  <w:style w:type="table" w:styleId="997">
+  <w:style w:type="table" w:styleId="1043">
     <w:name w:val="Bordered - Accent 2"/>
-    <w:basedOn w:val="1055"/>
+    <w:basedOn w:val="1101"/>
     <w:uiPriority w:val="99"/>
     <w:pPr>
       <w:pBdr/>
@@ -47543,9 +47870,9 @@
       </w:tcPr>
     </w:tblStylePr>
   </w:style>
-  <w:style w:type="table" w:styleId="998">
+  <w:style w:type="table" w:styleId="1044">
     <w:name w:val="Bordered - Accent 3"/>
-    <w:basedOn w:val="1055"/>
+    <w:basedOn w:val="1101"/>
     <w:uiPriority w:val="99"/>
     <w:pPr>
       <w:pBdr/>
@@ -47774,9 +48101,9 @@
       </w:tcPr>
     </w:tblStylePr>
   </w:style>
-  <w:style w:type="table" w:styleId="999">
+  <w:style w:type="table" w:styleId="1045">
     <w:name w:val="Bordered - Accent 4"/>
-    <w:basedOn w:val="1055"/>
+    <w:basedOn w:val="1101"/>
     <w:uiPriority w:val="99"/>
     <w:pPr>
       <w:pBdr/>
@@ -48005,9 +48332,9 @@
       </w:tcPr>
     </w:tblStylePr>
   </w:style>
-  <w:style w:type="table" w:styleId="1000">
+  <w:style w:type="table" w:styleId="1046">
     <w:name w:val="Bordered - Accent 5"/>
-    <w:basedOn w:val="1055"/>
+    <w:basedOn w:val="1101"/>
     <w:uiPriority w:val="99"/>
     <w:pPr>
       <w:pBdr/>
@@ -48236,9 +48563,9 @@
       </w:tcPr>
     </w:tblStylePr>
   </w:style>
-  <w:style w:type="table" w:styleId="1001">
+  <w:style w:type="table" w:styleId="1047">
     <w:name w:val="Bordered - Accent 6"/>
-    <w:basedOn w:val="1055"/>
+    <w:basedOn w:val="1101"/>
     <w:uiPriority w:val="99"/>
     <w:pPr>
       <w:pBdr/>
@@ -48467,11 +48794,11 @@
       </w:tcPr>
     </w:tblStylePr>
   </w:style>
-  <w:style w:type="paragraph" w:styleId="1002">
+  <w:style w:type="paragraph" w:styleId="1048">
     <w:name w:val="Heading 1"/>
-    <w:basedOn w:val="1053"/>
-    <w:next w:val="1053"/>
-    <w:link w:val="1011"/>
+    <w:basedOn w:val="1099"/>
+    <w:next w:val="1099"/>
+    <w:link w:val="1057"/>
     <w:uiPriority w:val="9"/>
     <w:qFormat/>
     <w:pPr>
@@ -48489,11 +48816,11 @@
       <w:szCs w:val="40"/>
     </w:rPr>
   </w:style>
-  <w:style w:type="paragraph" w:styleId="1003">
+  <w:style w:type="paragraph" w:styleId="1049">
     <w:name w:val="Heading 2"/>
-    <w:basedOn w:val="1053"/>
-    <w:next w:val="1053"/>
-    <w:link w:val="1012"/>
+    <w:basedOn w:val="1099"/>
+    <w:next w:val="1099"/>
+    <w:link w:val="1058"/>
     <w:uiPriority w:val="9"/>
     <w:unhideWhenUsed/>
     <w:qFormat/>
@@ -48512,11 +48839,11 @@
       <w:szCs w:val="32"/>
     </w:rPr>
   </w:style>
-  <w:style w:type="paragraph" w:styleId="1004">
+  <w:style w:type="paragraph" w:styleId="1050">
     <w:name w:val="Heading 3"/>
-    <w:basedOn w:val="1053"/>
-    <w:next w:val="1053"/>
-    <w:link w:val="1013"/>
+    <w:basedOn w:val="1099"/>
+    <w:next w:val="1099"/>
+    <w:link w:val="1059"/>
     <w:uiPriority w:val="9"/>
     <w:unhideWhenUsed/>
     <w:qFormat/>
@@ -48535,11 +48862,11 @@
       <w:szCs w:val="28"/>
     </w:rPr>
   </w:style>
-  <w:style w:type="paragraph" w:styleId="1005">
+  <w:style w:type="paragraph" w:styleId="1051">
     <w:name w:val="Heading 4"/>
-    <w:basedOn w:val="1053"/>
-    <w:next w:val="1053"/>
-    <w:link w:val="1014"/>
+    <w:basedOn w:val="1099"/>
+    <w:next w:val="1099"/>
+    <w:link w:val="1060"/>
     <w:uiPriority w:val="9"/>
     <w:unhideWhenUsed/>
     <w:qFormat/>
@@ -48558,11 +48885,11 @@
       <w:color w:val="0f4761" w:themeColor="accent1" w:themeShade="BF"/>
     </w:rPr>
   </w:style>
-  <w:style w:type="paragraph" w:styleId="1006">
+  <w:style w:type="paragraph" w:styleId="1052">
     <w:name w:val="Heading 5"/>
-    <w:basedOn w:val="1053"/>
-    <w:next w:val="1053"/>
-    <w:link w:val="1015"/>
+    <w:basedOn w:val="1099"/>
+    <w:next w:val="1099"/>
+    <w:link w:val="1061"/>
     <w:uiPriority w:val="9"/>
     <w:unhideWhenUsed/>
     <w:qFormat/>
@@ -48579,11 +48906,11 @@
       <w:color w:val="0f4761" w:themeColor="accent1" w:themeShade="BF"/>
     </w:rPr>
   </w:style>
-  <w:style w:type="paragraph" w:styleId="1007">
+  <w:style w:type="paragraph" w:styleId="1053">
     <w:name w:val="Heading 6"/>
-    <w:basedOn w:val="1053"/>
-    <w:next w:val="1053"/>
-    <w:link w:val="1016"/>
+    <w:basedOn w:val="1099"/>
+    <w:next w:val="1099"/>
+    <w:link w:val="1062"/>
     <w:uiPriority w:val="9"/>
     <w:unhideWhenUsed/>
     <w:qFormat/>
@@ -48602,11 +48929,11 @@
       <w:color w:val="595959" w:themeColor="text1" w:themeTint="A6"/>
     </w:rPr>
   </w:style>
-  <w:style w:type="paragraph" w:styleId="1008">
+  <w:style w:type="paragraph" w:styleId="1054">
     <w:name w:val="Heading 7"/>
-    <w:basedOn w:val="1053"/>
-    <w:next w:val="1053"/>
-    <w:link w:val="1017"/>
+    <w:basedOn w:val="1099"/>
+    <w:next w:val="1099"/>
+    <w:link w:val="1063"/>
     <w:uiPriority w:val="9"/>
     <w:unhideWhenUsed/>
     <w:qFormat/>
@@ -48623,11 +48950,11 @@
       <w:color w:val="595959" w:themeColor="text1" w:themeTint="A6"/>
     </w:rPr>
   </w:style>
-  <w:style w:type="paragraph" w:styleId="1009">
+  <w:style w:type="paragraph" w:styleId="1055">
     <w:name w:val="Heading 8"/>
-    <w:basedOn w:val="1053"/>
-    <w:next w:val="1053"/>
-    <w:link w:val="1018"/>
+    <w:basedOn w:val="1099"/>
+    <w:next w:val="1099"/>
+    <w:link w:val="1064"/>
     <w:uiPriority w:val="9"/>
     <w:unhideWhenUsed/>
     <w:qFormat/>
@@ -48646,11 +48973,11 @@
       <w:color w:val="272727" w:themeColor="text1" w:themeTint="D8"/>
     </w:rPr>
   </w:style>
-  <w:style w:type="paragraph" w:styleId="1010">
+  <w:style w:type="paragraph" w:styleId="1056">
     <w:name w:val="Heading 9"/>
-    <w:basedOn w:val="1053"/>
-    <w:next w:val="1053"/>
-    <w:link w:val="1019"/>
+    <w:basedOn w:val="1099"/>
+    <w:next w:val="1099"/>
+    <w:link w:val="1065"/>
     <w:uiPriority w:val="9"/>
     <w:unhideWhenUsed/>
     <w:qFormat/>
@@ -48669,10 +48996,10 @@
       <w:color w:val="272727" w:themeColor="text1" w:themeTint="D8"/>
     </w:rPr>
   </w:style>
-  <w:style w:type="character" w:styleId="1011">
+  <w:style w:type="character" w:styleId="1057">
     <w:name w:val="Heading 1 Char"/>
-    <w:basedOn w:val="1054"/>
-    <w:link w:val="1002"/>
+    <w:basedOn w:val="1100"/>
+    <w:link w:val="1048"/>
     <w:uiPriority w:val="9"/>
     <w:pPr>
       <w:pBdr/>
@@ -48686,10 +49013,10 @@
       <w:szCs w:val="40"/>
     </w:rPr>
   </w:style>
-  <w:style w:type="character" w:styleId="1012">
+  <w:style w:type="character" w:styleId="1058">
     <w:name w:val="Heading 2 Char"/>
-    <w:basedOn w:val="1054"/>
-    <w:link w:val="1003"/>
+    <w:basedOn w:val="1100"/>
+    <w:link w:val="1049"/>
     <w:uiPriority w:val="9"/>
     <w:pPr>
       <w:pBdr/>
@@ -48703,10 +49030,10 @@
       <w:szCs w:val="32"/>
     </w:rPr>
   </w:style>
-  <w:style w:type="character" w:styleId="1013">
+  <w:style w:type="character" w:styleId="1059">
     <w:name w:val="Heading 3 Char"/>
-    <w:basedOn w:val="1054"/>
-    <w:link w:val="1004"/>
+    <w:basedOn w:val="1100"/>
+    <w:link w:val="1050"/>
     <w:uiPriority w:val="9"/>
     <w:pPr>
       <w:pBdr/>
@@ -48720,10 +49047,10 @@
       <w:szCs w:val="28"/>
     </w:rPr>
   </w:style>
-  <w:style w:type="character" w:styleId="1014">
+  <w:style w:type="character" w:styleId="1060">
     <w:name w:val="Heading 4 Char"/>
-    <w:basedOn w:val="1054"/>
-    <w:link w:val="1005"/>
+    <w:basedOn w:val="1100"/>
+    <w:link w:val="1051"/>
     <w:uiPriority w:val="9"/>
     <w:pPr>
       <w:pBdr/>
@@ -48737,10 +49064,10 @@
       <w:color w:val="0f4761" w:themeColor="accent1" w:themeShade="BF"/>
     </w:rPr>
   </w:style>
-  <w:style w:type="character" w:styleId="1015">
+  <w:style w:type="character" w:styleId="1061">
     <w:name w:val="Heading 5 Char"/>
-    <w:basedOn w:val="1054"/>
-    <w:link w:val="1006"/>
+    <w:basedOn w:val="1100"/>
+    <w:link w:val="1052"/>
     <w:uiPriority w:val="9"/>
     <w:pPr>
       <w:pBdr/>
@@ -48752,10 +49079,10 @@
       <w:color w:val="0f4761" w:themeColor="accent1" w:themeShade="BF"/>
     </w:rPr>
   </w:style>
-  <w:style w:type="character" w:styleId="1016">
+  <w:style w:type="character" w:styleId="1062">
     <w:name w:val="Heading 6 Char"/>
-    <w:basedOn w:val="1054"/>
-    <w:link w:val="1007"/>
+    <w:basedOn w:val="1100"/>
+    <w:link w:val="1053"/>
     <w:uiPriority w:val="9"/>
     <w:pPr>
       <w:pBdr/>
@@ -48769,10 +49096,10 @@
       <w:color w:val="595959" w:themeColor="text1" w:themeTint="A6"/>
     </w:rPr>
   </w:style>
-  <w:style w:type="character" w:styleId="1017">
+  <w:style w:type="character" w:styleId="1063">
     <w:name w:val="Heading 7 Char"/>
-    <w:basedOn w:val="1054"/>
-    <w:link w:val="1008"/>
+    <w:basedOn w:val="1100"/>
+    <w:link w:val="1054"/>
     <w:uiPriority w:val="9"/>
     <w:pPr>
       <w:pBdr/>
@@ -48784,10 +49111,10 @@
       <w:color w:val="595959" w:themeColor="text1" w:themeTint="A6"/>
     </w:rPr>
   </w:style>
-  <w:style w:type="character" w:styleId="1018">
+  <w:style w:type="character" w:styleId="1064">
     <w:name w:val="Heading 8 Char"/>
-    <w:basedOn w:val="1054"/>
-    <w:link w:val="1009"/>
+    <w:basedOn w:val="1100"/>
+    <w:link w:val="1055"/>
     <w:uiPriority w:val="9"/>
     <w:pPr>
       <w:pBdr/>
@@ -48801,10 +49128,10 @@
       <w:color w:val="272727" w:themeColor="text1" w:themeTint="D8"/>
     </w:rPr>
   </w:style>
-  <w:style w:type="character" w:styleId="1019">
+  <w:style w:type="character" w:styleId="1065">
     <w:name w:val="Heading 9 Char"/>
-    <w:basedOn w:val="1054"/>
-    <w:link w:val="1010"/>
+    <w:basedOn w:val="1100"/>
+    <w:link w:val="1056"/>
     <w:uiPriority w:val="9"/>
     <w:pPr>
       <w:pBdr/>
@@ -48818,11 +49145,11 @@
       <w:color w:val="272727" w:themeColor="text1" w:themeTint="D8"/>
     </w:rPr>
   </w:style>
-  <w:style w:type="paragraph" w:styleId="1020">
+  <w:style w:type="paragraph" w:styleId="1066">
     <w:name w:val="Title"/>
-    <w:basedOn w:val="1053"/>
-    <w:next w:val="1053"/>
-    <w:link w:val="1021"/>
+    <w:basedOn w:val="1099"/>
+    <w:next w:val="1099"/>
+    <w:link w:val="1067"/>
     <w:uiPriority w:val="10"/>
     <w:qFormat/>
     <w:pPr>
@@ -48838,10 +49165,10 @@
       <w:szCs w:val="56"/>
     </w:rPr>
   </w:style>
-  <w:style w:type="character" w:styleId="1021">
+  <w:style w:type="character" w:styleId="1067">
     <w:name w:val="Title Char"/>
-    <w:basedOn w:val="1054"/>
-    <w:link w:val="1020"/>
+    <w:basedOn w:val="1100"/>
+    <w:link w:val="1066"/>
     <w:uiPriority w:val="10"/>
     <w:pPr>
       <w:pBdr/>
@@ -48855,11 +49182,11 @@
       <w:szCs w:val="56"/>
     </w:rPr>
   </w:style>
-  <w:style w:type="paragraph" w:styleId="1022">
+  <w:style w:type="paragraph" w:styleId="1068">
     <w:name w:val="Quote"/>
-    <w:basedOn w:val="1053"/>
-    <w:next w:val="1053"/>
-    <w:link w:val="1023"/>
+    <w:basedOn w:val="1099"/>
+    <w:next w:val="1099"/>
+    <w:link w:val="1069"/>
     <w:uiPriority w:val="29"/>
     <w:qFormat/>
     <w:pPr>
@@ -48874,10 +49201,10 @@
       <w:color w:val="404040" w:themeColor="text1" w:themeTint="BF"/>
     </w:rPr>
   </w:style>
-  <w:style w:type="character" w:styleId="1023">
+  <w:style w:type="character" w:styleId="1069">
     <w:name w:val="Quote Char"/>
-    <w:basedOn w:val="1054"/>
-    <w:link w:val="1022"/>
+    <w:basedOn w:val="1100"/>
+    <w:link w:val="1068"/>
     <w:uiPriority w:val="29"/>
     <w:pPr>
       <w:pBdr/>
@@ -48890,9 +49217,9 @@
       <w:color w:val="404040" w:themeColor="text1" w:themeTint="BF"/>
     </w:rPr>
   </w:style>
-  <w:style w:type="character" w:styleId="1024">
+  <w:style w:type="character" w:styleId="1070">
     <w:name w:val="Intense Emphasis"/>
-    <w:basedOn w:val="1054"/>
+    <w:basedOn w:val="1100"/>
     <w:uiPriority w:val="21"/>
     <w:qFormat/>
     <w:pPr>
@@ -48906,11 +49233,11 @@
       <w:color w:val="0f4761" w:themeColor="accent1" w:themeShade="BF"/>
     </w:rPr>
   </w:style>
-  <w:style w:type="paragraph" w:styleId="1025">
+  <w:style w:type="paragraph" w:styleId="1071">
     <w:name w:val="Intense Quote"/>
-    <w:basedOn w:val="1053"/>
-    <w:next w:val="1053"/>
-    <w:link w:val="1026"/>
+    <w:basedOn w:val="1099"/>
+    <w:next w:val="1099"/>
+    <w:link w:val="1072"/>
     <w:uiPriority w:val="30"/>
     <w:qFormat/>
     <w:pPr>
@@ -48928,10 +49255,10 @@
       <w:color w:val="0f4761" w:themeColor="accent1" w:themeShade="BF"/>
     </w:rPr>
   </w:style>
-  <w:style w:type="character" w:styleId="1026">
+  <w:style w:type="character" w:styleId="1072">
     <w:name w:val="Intense Quote Char"/>
-    <w:basedOn w:val="1054"/>
-    <w:link w:val="1025"/>
+    <w:basedOn w:val="1100"/>
+    <w:link w:val="1071"/>
     <w:uiPriority w:val="30"/>
     <w:pPr>
       <w:pBdr/>
@@ -48944,9 +49271,9 @@
       <w:color w:val="0f4761" w:themeColor="accent1" w:themeShade="BF"/>
     </w:rPr>
   </w:style>
-  <w:style w:type="character" w:styleId="1027">
+  <w:style w:type="character" w:styleId="1073">
     <w:name w:val="Intense Reference"/>
-    <w:basedOn w:val="1054"/>
+    <w:basedOn w:val="1100"/>
     <w:uiPriority w:val="32"/>
     <w:qFormat/>
     <w:pPr>
@@ -48962,9 +49289,9 @@
       <w:spacing w:val="5"/>
     </w:rPr>
   </w:style>
-  <w:style w:type="paragraph" w:styleId="1028">
+  <w:style w:type="paragraph" w:styleId="1074">
     <w:name w:val="No Spacing"/>
-    <w:basedOn w:val="1053"/>
+    <w:basedOn w:val="1099"/>
     <w:uiPriority w:val="1"/>
     <w:qFormat/>
     <w:pPr>
@@ -48973,9 +49300,9 @@
       <w:ind/>
     </w:pPr>
   </w:style>
-  <w:style w:type="character" w:styleId="1029">
+  <w:style w:type="character" w:styleId="1075">
     <w:name w:val="Subtle Emphasis"/>
-    <w:basedOn w:val="1054"/>
+    <w:basedOn w:val="1100"/>
     <w:uiPriority w:val="19"/>
     <w:qFormat/>
     <w:pPr>
@@ -48989,9 +49316,9 @@
       <w:color w:val="404040" w:themeColor="text1" w:themeTint="BF"/>
     </w:rPr>
   </w:style>
-  <w:style w:type="character" w:styleId="1030">
+  <w:style w:type="character" w:styleId="1076">
     <w:name w:val="Emphasis"/>
-    <w:basedOn w:val="1054"/>
+    <w:basedOn w:val="1100"/>
     <w:uiPriority w:val="20"/>
     <w:qFormat/>
     <w:pPr>
@@ -49004,9 +49331,9 @@
       <w:iCs/>
     </w:rPr>
   </w:style>
-  <w:style w:type="character" w:styleId="1031">
+  <w:style w:type="character" w:styleId="1077">
     <w:name w:val="Subtle Reference"/>
-    <w:basedOn w:val="1054"/>
+    <w:basedOn w:val="1100"/>
     <w:uiPriority w:val="31"/>
     <w:qFormat/>
     <w:pPr>
@@ -49019,9 +49346,9 @@
       <w:color w:val="5a5a5a" w:themeColor="text1" w:themeTint="A5"/>
     </w:rPr>
   </w:style>
-  <w:style w:type="character" w:styleId="1032">
+  <w:style w:type="character" w:styleId="1078">
     <w:name w:val="Book Title"/>
-    <w:basedOn w:val="1054"/>
+    <w:basedOn w:val="1100"/>
     <w:uiPriority w:val="33"/>
     <w:qFormat/>
     <w:pPr>
@@ -49037,10 +49364,10 @@
       <w:spacing w:val="5"/>
     </w:rPr>
   </w:style>
-  <w:style w:type="paragraph" w:styleId="1033">
+  <w:style w:type="paragraph" w:styleId="1079">
     <w:name w:val="Caption"/>
-    <w:basedOn w:val="1053"/>
-    <w:next w:val="1053"/>
+    <w:basedOn w:val="1099"/>
+    <w:next w:val="1099"/>
     <w:uiPriority w:val="35"/>
     <w:unhideWhenUsed/>
     <w:qFormat/>
@@ -49057,10 +49384,10 @@
       <w:szCs w:val="18"/>
     </w:rPr>
   </w:style>
-  <w:style w:type="paragraph" w:styleId="1034">
+  <w:style w:type="paragraph" w:styleId="1080">
     <w:name w:val="footnote text"/>
-    <w:basedOn w:val="1053"/>
-    <w:link w:val="1035"/>
+    <w:basedOn w:val="1099"/>
+    <w:link w:val="1081"/>
     <w:uiPriority w:val="99"/>
     <w:semiHidden/>
     <w:unhideWhenUsed/>
@@ -49074,10 +49401,10 @@
       <w:szCs w:val="20"/>
     </w:rPr>
   </w:style>
-  <w:style w:type="character" w:styleId="1035">
+  <w:style w:type="character" w:styleId="1081">
     <w:name w:val="Footnote Text Char"/>
-    <w:basedOn w:val="1054"/>
-    <w:link w:val="1034"/>
+    <w:basedOn w:val="1100"/>
+    <w:link w:val="1080"/>
     <w:uiPriority w:val="99"/>
     <w:semiHidden/>
     <w:pPr>
@@ -49090,9 +49417,9 @@
       <w:szCs w:val="20"/>
     </w:rPr>
   </w:style>
-  <w:style w:type="character" w:styleId="1036">
+  <w:style w:type="character" w:styleId="1082">
     <w:name w:val="footnote reference"/>
-    <w:basedOn w:val="1054"/>
+    <w:basedOn w:val="1100"/>
     <w:uiPriority w:val="99"/>
     <w:semiHidden/>
     <w:unhideWhenUsed/>
@@ -49105,10 +49432,10 @@
       <w:vertAlign w:val="superscript"/>
     </w:rPr>
   </w:style>
-  <w:style w:type="paragraph" w:styleId="1037">
+  <w:style w:type="paragraph" w:styleId="1083">
     <w:name w:val="endnote text"/>
-    <w:basedOn w:val="1053"/>
-    <w:link w:val="1038"/>
+    <w:basedOn w:val="1099"/>
+    <w:link w:val="1084"/>
     <w:uiPriority w:val="99"/>
     <w:semiHidden/>
     <w:unhideWhenUsed/>
@@ -49122,10 +49449,10 @@
       <w:szCs w:val="20"/>
     </w:rPr>
   </w:style>
-  <w:style w:type="character" w:styleId="1038">
+  <w:style w:type="character" w:styleId="1084">
     <w:name w:val="Endnote Text Char"/>
-    <w:basedOn w:val="1054"/>
-    <w:link w:val="1037"/>
+    <w:basedOn w:val="1100"/>
+    <w:link w:val="1083"/>
     <w:uiPriority w:val="99"/>
     <w:semiHidden/>
     <w:pPr>
@@ -49138,9 +49465,9 @@
       <w:szCs w:val="20"/>
     </w:rPr>
   </w:style>
-  <w:style w:type="character" w:styleId="1039">
+  <w:style w:type="character" w:styleId="1085">
     <w:name w:val="endnote reference"/>
-    <w:basedOn w:val="1054"/>
+    <w:basedOn w:val="1100"/>
     <w:uiPriority w:val="99"/>
     <w:semiHidden/>
     <w:unhideWhenUsed/>
@@ -49153,9 +49480,9 @@
       <w:vertAlign w:val="superscript"/>
     </w:rPr>
   </w:style>
-  <w:style w:type="character" w:styleId="1040">
+  <w:style w:type="character" w:styleId="1086">
     <w:name w:val="Hyperlink"/>
-    <w:basedOn w:val="1054"/>
+    <w:basedOn w:val="1100"/>
     <w:uiPriority w:val="99"/>
     <w:unhideWhenUsed/>
     <w:pPr>
@@ -49168,9 +49495,9 @@
       <w:u w:val="single"/>
     </w:rPr>
   </w:style>
-  <w:style w:type="character" w:styleId="1041">
+  <w:style w:type="character" w:styleId="1087">
     <w:name w:val="FollowedHyperlink"/>
-    <w:basedOn w:val="1054"/>
+    <w:basedOn w:val="1100"/>
     <w:uiPriority w:val="99"/>
     <w:semiHidden/>
     <w:unhideWhenUsed/>
@@ -49184,10 +49511,10 @@
       <w:u w:val="single"/>
     </w:rPr>
   </w:style>
-  <w:style w:type="paragraph" w:styleId="1042">
+  <w:style w:type="paragraph" w:styleId="1088">
     <w:name w:val="toc 1"/>
-    <w:basedOn w:val="1053"/>
-    <w:next w:val="1053"/>
+    <w:basedOn w:val="1099"/>
+    <w:next w:val="1099"/>
     <w:uiPriority w:val="39"/>
     <w:unhideWhenUsed/>
     <w:pPr>
@@ -49196,10 +49523,10 @@
       <w:ind/>
     </w:pPr>
   </w:style>
-  <w:style w:type="paragraph" w:styleId="1043">
+  <w:style w:type="paragraph" w:styleId="1089">
     <w:name w:val="toc 2"/>
-    <w:basedOn w:val="1053"/>
-    <w:next w:val="1053"/>
+    <w:basedOn w:val="1099"/>
+    <w:next w:val="1099"/>
     <w:uiPriority w:val="39"/>
     <w:unhideWhenUsed/>
     <w:pPr>
@@ -49208,10 +49535,10 @@
       <w:ind w:left="220"/>
     </w:pPr>
   </w:style>
-  <w:style w:type="paragraph" w:styleId="1044">
+  <w:style w:type="paragraph" w:styleId="1090">
     <w:name w:val="toc 3"/>
-    <w:basedOn w:val="1053"/>
-    <w:next w:val="1053"/>
+    <w:basedOn w:val="1099"/>
+    <w:next w:val="1099"/>
     <w:uiPriority w:val="39"/>
     <w:unhideWhenUsed/>
     <w:pPr>
@@ -49220,10 +49547,10 @@
       <w:ind w:left="440"/>
     </w:pPr>
   </w:style>
-  <w:style w:type="paragraph" w:styleId="1045">
+  <w:style w:type="paragraph" w:styleId="1091">
     <w:name w:val="toc 4"/>
-    <w:basedOn w:val="1053"/>
-    <w:next w:val="1053"/>
+    <w:basedOn w:val="1099"/>
+    <w:next w:val="1099"/>
     <w:uiPriority w:val="39"/>
     <w:unhideWhenUsed/>
     <w:pPr>
@@ -49232,10 +49559,10 @@
       <w:ind w:left="660"/>
     </w:pPr>
   </w:style>
-  <w:style w:type="paragraph" w:styleId="1046">
+  <w:style w:type="paragraph" w:styleId="1092">
     <w:name w:val="toc 5"/>
-    <w:basedOn w:val="1053"/>
-    <w:next w:val="1053"/>
+    <w:basedOn w:val="1099"/>
+    <w:next w:val="1099"/>
     <w:uiPriority w:val="39"/>
     <w:unhideWhenUsed/>
     <w:pPr>
@@ -49244,10 +49571,10 @@
       <w:ind w:left="880"/>
     </w:pPr>
   </w:style>
-  <w:style w:type="paragraph" w:styleId="1047">
+  <w:style w:type="paragraph" w:styleId="1093">
     <w:name w:val="toc 6"/>
-    <w:basedOn w:val="1053"/>
-    <w:next w:val="1053"/>
+    <w:basedOn w:val="1099"/>
+    <w:next w:val="1099"/>
     <w:uiPriority w:val="39"/>
     <w:unhideWhenUsed/>
     <w:pPr>
@@ -49256,10 +49583,10 @@
       <w:ind w:left="1100"/>
     </w:pPr>
   </w:style>
-  <w:style w:type="paragraph" w:styleId="1048">
+  <w:style w:type="paragraph" w:styleId="1094">
     <w:name w:val="toc 7"/>
-    <w:basedOn w:val="1053"/>
-    <w:next w:val="1053"/>
+    <w:basedOn w:val="1099"/>
+    <w:next w:val="1099"/>
     <w:uiPriority w:val="39"/>
     <w:unhideWhenUsed/>
     <w:pPr>
@@ -49268,10 +49595,10 @@
       <w:ind w:left="1320"/>
     </w:pPr>
   </w:style>
-  <w:style w:type="paragraph" w:styleId="1049">
+  <w:style w:type="paragraph" w:styleId="1095">
     <w:name w:val="toc 8"/>
-    <w:basedOn w:val="1053"/>
-    <w:next w:val="1053"/>
+    <w:basedOn w:val="1099"/>
+    <w:next w:val="1099"/>
     <w:uiPriority w:val="39"/>
     <w:unhideWhenUsed/>
     <w:pPr>
@@ -49280,10 +49607,10 @@
       <w:ind w:left="1540"/>
     </w:pPr>
   </w:style>
-  <w:style w:type="paragraph" w:styleId="1050">
+  <w:style w:type="paragraph" w:styleId="1096">
     <w:name w:val="toc 9"/>
-    <w:basedOn w:val="1053"/>
-    <w:next w:val="1053"/>
+    <w:basedOn w:val="1099"/>
+    <w:next w:val="1099"/>
     <w:uiPriority w:val="39"/>
     <w:unhideWhenUsed/>
     <w:pPr>
@@ -49292,7 +49619,7 @@
       <w:ind w:left="1760"/>
     </w:pPr>
   </w:style>
-  <w:style w:type="paragraph" w:styleId="1051">
+  <w:style w:type="paragraph" w:styleId="1097">
     <w:name w:val="TOC Heading"/>
     <w:uiPriority w:val="39"/>
     <w:unhideWhenUsed/>
@@ -49302,10 +49629,10 @@
       <w:ind/>
     </w:pPr>
   </w:style>
-  <w:style w:type="paragraph" w:styleId="1052">
+  <w:style w:type="paragraph" w:styleId="1098">
     <w:name w:val="table of figures"/>
-    <w:basedOn w:val="1053"/>
-    <w:next w:val="1053"/>
+    <w:basedOn w:val="1099"/>
+    <w:next w:val="1099"/>
     <w:uiPriority w:val="99"/>
     <w:unhideWhenUsed/>
     <w:pPr>
@@ -49314,7 +49641,7 @@
       <w:ind/>
     </w:pPr>
   </w:style>
-  <w:style w:type="paragraph" w:styleId="1053" w:default="1">
+  <w:style w:type="paragraph" w:styleId="1099" w:default="1">
     <w:name w:val="Normal"/>
     <w:qFormat/>
     <w:pPr>
@@ -49323,7 +49650,7 @@
       <w:ind/>
     </w:pPr>
   </w:style>
-  <w:style w:type="character" w:styleId="1054" w:default="1">
+  <w:style w:type="character" w:styleId="1100" w:default="1">
     <w:name w:val="Default Paragraph Font"/>
     <w:uiPriority w:val="1"/>
     <w:semiHidden/>
@@ -49334,7 +49661,7 @@
       <w:ind/>
     </w:pPr>
   </w:style>
-  <w:style w:type="table" w:styleId="1055" w:default="1">
+  <w:style w:type="table" w:styleId="1101" w:default="1">
     <w:name w:val="Normal Table"/>
     <w:uiPriority w:val="99"/>
     <w:semiHidden/>
@@ -49527,7 +49854,7 @@
       </w:tcPr>
     </w:tblStylePr>
   </w:style>
-  <w:style w:type="numbering" w:styleId="1056" w:default="1">
+  <w:style w:type="numbering" w:styleId="1102" w:default="1">
     <w:name w:val="No List"/>
     <w:uiPriority w:val="99"/>
     <w:semiHidden/>
@@ -49538,10 +49865,10 @@
       <w:ind/>
     </w:pPr>
   </w:style>
-  <w:style w:type="paragraph" w:styleId="1057">
+  <w:style w:type="paragraph" w:styleId="1103">
     <w:name w:val="Header"/>
-    <w:basedOn w:val="1053"/>
-    <w:link w:val="1058"/>
+    <w:basedOn w:val="1099"/>
+    <w:link w:val="1104"/>
     <w:unhideWhenUsed/>
     <w:pPr>
       <w:pBdr/>
@@ -49553,20 +49880,20 @@
       <w:ind/>
     </w:pPr>
   </w:style>
-  <w:style w:type="character" w:styleId="1058" w:customStyle="1">
+  <w:style w:type="character" w:styleId="1104" w:customStyle="1">
     <w:name w:val="Header Char"/>
-    <w:basedOn w:val="1054"/>
-    <w:link w:val="1057"/>
+    <w:basedOn w:val="1100"/>
+    <w:link w:val="1103"/>
     <w:pPr>
       <w:pBdr/>
       <w:spacing/>
       <w:ind/>
     </w:pPr>
   </w:style>
-  <w:style w:type="paragraph" w:styleId="1059">
+  <w:style w:type="paragraph" w:styleId="1105">
     <w:name w:val="Footer"/>
-    <w:basedOn w:val="1053"/>
-    <w:link w:val="1060"/>
+    <w:basedOn w:val="1099"/>
+    <w:link w:val="1106"/>
     <w:unhideWhenUsed/>
     <w:pPr>
       <w:pBdr/>
@@ -49578,19 +49905,19 @@
       <w:ind/>
     </w:pPr>
   </w:style>
-  <w:style w:type="character" w:styleId="1060" w:customStyle="1">
+  <w:style w:type="character" w:styleId="1106" w:customStyle="1">
     <w:name w:val="Footer Char"/>
-    <w:basedOn w:val="1054"/>
-    <w:link w:val="1059"/>
+    <w:basedOn w:val="1100"/>
+    <w:link w:val="1105"/>
     <w:pPr>
       <w:pBdr/>
       <w:spacing/>
       <w:ind/>
     </w:pPr>
   </w:style>
-  <w:style w:type="paragraph" w:styleId="1061">
+  <w:style w:type="paragraph" w:styleId="1107">
     <w:name w:val="List Paragraph"/>
-    <w:basedOn w:val="1053"/>
+    <w:basedOn w:val="1099"/>
     <w:uiPriority w:val="34"/>
     <w:qFormat/>
     <w:pPr>
@@ -49600,9 +49927,9 @@
       <w:contextualSpacing w:val="true"/>
     </w:pPr>
   </w:style>
-  <w:style w:type="character" w:styleId="1062">
+  <w:style w:type="character" w:styleId="1108">
     <w:name w:val="Placeholder Text"/>
-    <w:basedOn w:val="1054"/>
+    <w:basedOn w:val="1100"/>
     <w:uiPriority w:val="99"/>
     <w:semiHidden/>
     <w:pPr>
@@ -49614,9 +49941,9 @@
       <w:color w:val="808080"/>
     </w:rPr>
   </w:style>
-  <w:style w:type="table" w:styleId="1063">
+  <w:style w:type="table" w:styleId="1109">
     <w:name w:val="Table Grid"/>
-    <w:basedOn w:val="1055"/>
+    <w:basedOn w:val="1101"/>
     <w:uiPriority w:val="39"/>
     <w:pPr>
       <w:pBdr/>
@@ -49806,9 +50133,9 @@
       </w:tcPr>
     </w:tblStylePr>
   </w:style>
-  <w:style w:type="paragraph" w:styleId="1064">
+  <w:style w:type="paragraph" w:styleId="1110">
     <w:name w:val="Normal (Web)"/>
-    <w:basedOn w:val="1053"/>
+    <w:basedOn w:val="1099"/>
     <w:uiPriority w:val="99"/>
     <w:unhideWhenUsed/>
     <w:pPr>
@@ -49823,7 +50150,7 @@
       <w14:ligatures w14:val="none"/>
     </w:rPr>
   </w:style>
-  <w:style w:type="paragraph" w:styleId="1065" w:customStyle="1">
+  <w:style w:type="paragraph" w:styleId="1111" w:customStyle="1">
     <w:name w:val="Default"/>
     <w:pPr>
       <w:pBdr/>
@@ -49837,10 +50164,10 @@
       <w:szCs w:val="24"/>
     </w:rPr>
   </w:style>
-  <w:style w:type="paragraph" w:styleId="1066">
+  <w:style w:type="paragraph" w:styleId="1112">
     <w:name w:val="Body Text"/>
-    <w:basedOn w:val="1053"/>
-    <w:link w:val="1067"/>
+    <w:basedOn w:val="1099"/>
+    <w:link w:val="1113"/>
     <w:uiPriority w:val="99"/>
     <w:pPr>
       <w:pBdr/>
@@ -49856,10 +50183,10 @@
       <w14:ligatures w14:val="none"/>
     </w:rPr>
   </w:style>
-  <w:style w:type="character" w:styleId="1067" w:customStyle="1">
+  <w:style w:type="character" w:styleId="1113" w:customStyle="1">
     <w:name w:val="Body Text Char"/>
-    <w:basedOn w:val="1054"/>
-    <w:link w:val="1066"/>
+    <w:basedOn w:val="1100"/>
+    <w:link w:val="1112"/>
     <w:uiPriority w:val="99"/>
     <w:pPr>
       <w:pBdr/>
@@ -49874,9 +50201,9 @@
       <w14:ligatures w14:val="none"/>
     </w:rPr>
   </w:style>
-  <w:style w:type="paragraph" w:styleId="1068" w:customStyle="1">
+  <w:style w:type="paragraph" w:styleId="1114" w:customStyle="1">
     <w:name w:val="Párrafo de lista1"/>
-    <w:basedOn w:val="1053"/>
+    <w:basedOn w:val="1099"/>
     <w:qFormat/>
     <w:pPr>
       <w:pBdr/>
@@ -49889,10 +50216,10 @@
       <w14:ligatures w14:val="none"/>
     </w:rPr>
   </w:style>
-  <w:style w:type="paragraph" w:styleId="1069">
+  <w:style w:type="paragraph" w:styleId="1115">
     <w:name w:val="Subtitle"/>
-    <w:basedOn w:val="1053"/>
-    <w:link w:val="1070"/>
+    <w:basedOn w:val="1099"/>
+    <w:link w:val="1116"/>
     <w:qFormat/>
     <w:pPr>
       <w:pBdr/>
@@ -49910,10 +50237,10 @@
       <w14:ligatures w14:val="none"/>
     </w:rPr>
   </w:style>
-  <w:style w:type="character" w:styleId="1070" w:customStyle="1">
+  <w:style w:type="character" w:styleId="1116" w:customStyle="1">
     <w:name w:val="Subtitle Char"/>
-    <w:basedOn w:val="1054"/>
-    <w:link w:val="1069"/>
+    <w:basedOn w:val="1100"/>
+    <w:link w:val="1115"/>
     <w:pPr>
       <w:pBdr/>
       <w:spacing/>
@@ -49929,10 +50256,10 @@
       <w14:ligatures w14:val="none"/>
     </w:rPr>
   </w:style>
-  <w:style w:type="paragraph" w:styleId="1071">
+  <w:style w:type="paragraph" w:styleId="1117">
     <w:name w:val="Balloon Text"/>
-    <w:basedOn w:val="1053"/>
-    <w:link w:val="1072"/>
+    <w:basedOn w:val="1099"/>
+    <w:link w:val="1118"/>
     <w:uiPriority w:val="99"/>
     <w:semiHidden/>
     <w:unhideWhenUsed/>
@@ -49948,10 +50275,10 @@
       <w14:ligatures w14:val="none"/>
     </w:rPr>
   </w:style>
-  <w:style w:type="character" w:styleId="1072" w:customStyle="1">
+  <w:style w:type="character" w:styleId="1118" w:customStyle="1">
     <w:name w:val="Balloon Text Char"/>
-    <w:basedOn w:val="1054"/>
-    <w:link w:val="1071"/>
+    <w:basedOn w:val="1100"/>
+    <w:link w:val="1117"/>
     <w:uiPriority w:val="99"/>
     <w:semiHidden/>
     <w:pPr>
@@ -49966,7 +50293,7 @@
       <w14:ligatures w14:val="none"/>
     </w:rPr>
   </w:style>
-  <w:style w:type="paragraph" w:styleId="1073" w:customStyle="1">
+  <w:style w:type="paragraph" w:styleId="1119" w:customStyle="1">
     <w:name w:val="Normal Text"/>
     <w:pPr>
       <w:widowControl w:val="false"/>
@@ -49983,9 +50310,9 @@
       <w14:ligatures w14:val="none"/>
     </w:rPr>
   </w:style>
-  <w:style w:type="character" w:styleId="1074">
+  <w:style w:type="character" w:styleId="1120">
     <w:name w:val="Strong"/>
-    <w:basedOn w:val="1054"/>
+    <w:basedOn w:val="1100"/>
     <w:uiPriority w:val="22"/>
     <w:qFormat/>
     <w:pPr>
